--- a/WordClock 1-4 Operator Manual.docx
+++ b/WordClock 1-4 Operator Manual.docx
@@ -318,7 +318,7 @@
           <w:color w:val="000000"/>
           <w:sz w:val="24"/>
         </w:rPr>
-        <w:t>April 2026</w:t>
+        <w:t>October 2026</w:t>
       </w:r>
     </w:p>
     <w:p>
@@ -375,7 +375,7 @@
                 <w:rFonts w:ascii="Arial" w:hAnsi="Arial"/>
                 <w:sz w:val="21"/>
               </w:rPr>
-              <w:t>Initial release</w:t>
+              <w:t>Updated guide (Revision 2)</w:t>
             </w:r>
           </w:p>
         </w:tc>
@@ -408,7 +408,7 @@
                 <w:rFonts w:ascii="Arial" w:hAnsi="Arial"/>
                 <w:sz w:val="21"/>
               </w:rPr>
-              <w:t>V9.0.13</w:t>
+              <w:t>V3.7</w:t>
             </w:r>
           </w:p>
         </w:tc>
@@ -465,8 +465,8 @@
     <w:p>
       <w:pPr>
         <w:sectPr>
-          <w:headerReference w:type="default" r:id="rId99"/>
-          <w:footerReference w:type="default" r:id="rId100"/>
+          <w:headerReference w:type="default" r:id="rId141"/>
+          <w:footerReference w:type="default" r:id="rId142"/>
           <w:pgSz w:w="12240" w:h="15840"/>
           <w:pgMar w:top="1440" w:right="1800" w:bottom="1440" w:left="1800" w:header="720" w:footer="720" w:gutter="0"/>
           <w:cols w:space="720"/>
@@ -1104,8 +1104,8 @@
     <w:p>
       <w:pPr>
         <w:sectPr>
-          <w:headerReference w:type="default" r:id="rId101"/>
-          <w:footerReference w:type="default" r:id="rId102"/>
+          <w:headerReference w:type="default" r:id="rId143"/>
+          <w:footerReference w:type="default" r:id="rId144"/>
           <w:pgSz w:w="12240" w:h="15840"/>
           <w:pgMar w:top="1440" w:right="1800" w:bottom="1440" w:left="1800" w:header="720" w:footer="720" w:gutter="0"/>
           <w:cols w:space="720"/>
@@ -1256,7 +1256,7 @@
           <w:rFonts w:ascii="Arial" w:hAnsi="Arial"/>
           <w:sz w:val="22"/>
         </w:rPr>
-        <w:t>On the Setup page, select the home WiFi network from the SSID list and enter the password.</w:t>
+        <w:t>On the Setup page, select the home WiFi network from the SSID list and enter the password. On a clock with no saved network the list starts on "-- select your network --"; select the home network before pressing Start.</w:t>
       </w:r>
     </w:p>
     <w:p>
@@ -1322,6 +1322,15 @@
       </w:r>
     </w:p>
     <w:p>
+      <w:r>
+        <w:rPr>
+          <w:rFonts w:ascii="Arial" w:hAnsi="Arial"/>
+          <w:sz w:val="22"/>
+        </w:rPr>
+        <w:t>If the Wi-Fi connection and NTP sync have not both completed within about two minutes, the clock reboots and tries again. After three failed boots in a row (for example a wrong Wi-Fi password or a renamed network), the next boot starts AP mode instead, so the Wi-Fi settings can be corrected at 192.168.4.1. Because each attempt allows about two minutes, this takes several minutes. This forced AP mode lasts for that one boot only: correct the settings and press Start to save them and reboot into normal operation. Pressing Save without Start stores the settings but does not keep the clock in AP mode; the next power-cycle tries the saved network again. If the network was only temporarily down (router rebooting, internet outage), power-cycling the clock returns it to normal operation.</w:t>
+      </w:r>
+    </w:p>
+    <w:p>
       <w:pPr>
         <w:pStyle w:val="Heading2"/>
         <w:keepNext/>
@@ -1628,8 +1637,8 @@
     <w:p>
       <w:pPr>
         <w:sectPr>
-          <w:headerReference w:type="default" r:id="rId103"/>
-          <w:footerReference w:type="default" r:id="rId104"/>
+          <w:headerReference w:type="default" r:id="rId145"/>
+          <w:footerReference w:type="default" r:id="rId146"/>
           <w:pgSz w:w="12240" w:h="15840"/>
           <w:pgMar w:top="1440" w:right="1800" w:bottom="1440" w:left="1800" w:header="720" w:footer="720" w:gutter="0"/>
           <w:cols w:space="720"/>
@@ -1723,8 +1732,8 @@
     <w:p>
       <w:pPr>
         <w:sectPr>
-          <w:headerReference w:type="default" r:id="rId105"/>
-          <w:footerReference w:type="default" r:id="rId106"/>
+          <w:headerReference w:type="default" r:id="rId147"/>
+          <w:footerReference w:type="default" r:id="rId148"/>
           <w:pgSz w:w="12240" w:h="15840"/>
           <w:pgMar w:top="1440" w:right="1800" w:bottom="1440" w:left="1800" w:header="720" w:footer="720" w:gutter="0"/>
           <w:cols w:space="720"/>
@@ -2522,8 +2531,8 @@
     <w:p>
       <w:pPr>
         <w:sectPr>
-          <w:headerReference w:type="default" r:id="rId107"/>
-          <w:footerReference w:type="default" r:id="rId108"/>
+          <w:headerReference w:type="default" r:id="rId149"/>
+          <w:footerReference w:type="default" r:id="rId150"/>
           <w:pgSz w:w="12240" w:h="15840"/>
           <w:pgMar w:top="1440" w:right="1800" w:bottom="1440" w:left="1800" w:header="720" w:footer="720" w:gutter="0"/>
           <w:cols w:space="720"/>
@@ -2599,8 +2608,8 @@
     <w:p>
       <w:pPr>
         <w:sectPr>
-          <w:headerReference w:type="default" r:id="rId109"/>
-          <w:footerReference w:type="default" r:id="rId110"/>
+          <w:headerReference w:type="default" r:id="rId151"/>
+          <w:footerReference w:type="default" r:id="rId152"/>
           <w:pgSz w:w="12240" w:h="15840"/>
           <w:pgMar w:top="1440" w:right="1800" w:bottom="1440" w:left="1800" w:header="720" w:footer="720" w:gutter="0"/>
           <w:cols w:space="720"/>
@@ -3003,8 +3012,8 @@
     <w:p>
       <w:pPr>
         <w:sectPr>
-          <w:headerReference w:type="default" r:id="rId111"/>
-          <w:footerReference w:type="default" r:id="rId112"/>
+          <w:headerReference w:type="default" r:id="rId153"/>
+          <w:footerReference w:type="default" r:id="rId154"/>
           <w:pgSz w:w="12240" w:h="15840"/>
           <w:pgMar w:top="1440" w:right="1800" w:bottom="1440" w:left="1800" w:header="720" w:footer="720" w:gutter="0"/>
           <w:cols w:space="720"/>
@@ -3200,8 +3209,8 @@
     <w:p>
       <w:pPr>
         <w:sectPr>
-          <w:headerReference w:type="default" r:id="rId113"/>
-          <w:footerReference w:type="default" r:id="rId114"/>
+          <w:headerReference w:type="default" r:id="rId155"/>
+          <w:footerReference w:type="default" r:id="rId156"/>
           <w:pgSz w:w="12240" w:h="15840"/>
           <w:pgMar w:top="1440" w:right="1800" w:bottom="1440" w:left="1800" w:header="720" w:footer="720" w:gutter="0"/>
           <w:cols w:space="720"/>
@@ -3300,7 +3309,19 @@
           <w:rFonts w:ascii="Arial" w:hAnsi="Arial"/>
           <w:sz w:val="22"/>
         </w:rPr>
-        <w:t>Power on a brand-new clock — it boots directly into AP mode</w:t>
+        <w:t>Power on a brand-new clock — it boots directly into AP mode, OR</w:t>
+      </w:r>
+    </w:p>
+    <w:p>
+      <w:pPr>
+        <w:pStyle w:val="ListBullet"/>
+      </w:pPr>
+      <w:r>
+        <w:rPr>
+          <w:rFonts w:ascii="Arial" w:hAnsi="Arial"/>
+          <w:sz w:val="22"/>
+        </w:rPr>
+        <w:t>After three boots in a row that fail to connect to Wi-Fi and sync the time, the next boot starts AP mode for that one boot (see Quick Start, step 4). Press Start after correcting the settings; power-cycling instead retries the saved network.</w:t>
       </w:r>
     </w:p>
     <w:p>
@@ -6523,8 +6544,8 @@
     <w:p>
       <w:pPr>
         <w:sectPr>
-          <w:headerReference w:type="default" r:id="rId115"/>
-          <w:footerReference w:type="default" r:id="rId116"/>
+          <w:headerReference w:type="default" r:id="rId157"/>
+          <w:footerReference w:type="default" r:id="rId158"/>
           <w:pgSz w:w="12240" w:h="15840"/>
           <w:pgMar w:top="1440" w:right="1800" w:bottom="1440" w:left="1800" w:header="720" w:footer="720" w:gutter="0"/>
           <w:cols w:space="720"/>
@@ -7001,8 +7022,8 @@
     <w:p>
       <w:pPr>
         <w:sectPr>
-          <w:headerReference w:type="default" r:id="rId117"/>
-          <w:footerReference w:type="default" r:id="rId118"/>
+          <w:headerReference w:type="default" r:id="rId159"/>
+          <w:footerReference w:type="default" r:id="rId160"/>
           <w:pgSz w:w="12240" w:h="15840"/>
           <w:pgMar w:top="1440" w:right="1800" w:bottom="1440" w:left="1800" w:header="720" w:footer="720" w:gutter="0"/>
           <w:cols w:space="720"/>
@@ -7384,8 +7405,8 @@
     <w:p>
       <w:pPr>
         <w:sectPr>
-          <w:headerReference w:type="default" r:id="rId119"/>
-          <w:footerReference w:type="default" r:id="rId120"/>
+          <w:headerReference w:type="default" r:id="rId161"/>
+          <w:footerReference w:type="default" r:id="rId162"/>
           <w:pgSz w:w="12240" w:h="15840"/>
           <w:pgMar w:top="1440" w:right="1800" w:bottom="1440" w:left="1800" w:header="720" w:footer="720" w:gutter="0"/>
           <w:cols w:space="720"/>
@@ -8143,8 +8164,8 @@
     <w:p>
       <w:pPr>
         <w:sectPr>
-          <w:headerReference w:type="default" r:id="rId121"/>
-          <w:footerReference w:type="default" r:id="rId122"/>
+          <w:headerReference w:type="default" r:id="rId163"/>
+          <w:footerReference w:type="default" r:id="rId164"/>
           <w:pgSz w:w="12240" w:h="15840"/>
           <w:pgMar w:top="1440" w:right="1800" w:bottom="1440" w:left="1800" w:header="720" w:footer="720" w:gutter="0"/>
           <w:cols w:space="720"/>
@@ -8746,8 +8767,8 @@
     <w:p>
       <w:pPr>
         <w:sectPr>
-          <w:headerReference w:type="default" r:id="rId123"/>
-          <w:footerReference w:type="default" r:id="rId124"/>
+          <w:headerReference w:type="default" r:id="rId165"/>
+          <w:footerReference w:type="default" r:id="rId166"/>
           <w:pgSz w:w="12240" w:h="15840"/>
           <w:pgMar w:top="1440" w:right="1800" w:bottom="1440" w:left="1800" w:header="720" w:footer="720" w:gutter="0"/>
           <w:cols w:space="720"/>
@@ -8937,8 +8958,8 @@
     <w:p>
       <w:pPr>
         <w:sectPr>
-          <w:headerReference w:type="default" r:id="rId125"/>
-          <w:footerReference w:type="default" r:id="rId126"/>
+          <w:headerReference w:type="default" r:id="rId167"/>
+          <w:footerReference w:type="default" r:id="rId168"/>
           <w:pgSz w:w="12240" w:h="15840"/>
           <w:pgMar w:top="1440" w:right="1800" w:bottom="1440" w:left="1800" w:header="720" w:footer="720" w:gutter="0"/>
           <w:cols w:space="720"/>
@@ -9374,8 +9395,8 @@
     <w:p>
       <w:pPr>
         <w:sectPr>
-          <w:headerReference w:type="default" r:id="rId127"/>
-          <w:footerReference w:type="default" r:id="rId128"/>
+          <w:headerReference w:type="default" r:id="rId169"/>
+          <w:footerReference w:type="default" r:id="rId170"/>
           <w:pgSz w:w="12240" w:h="15840"/>
           <w:pgMar w:top="1440" w:right="1800" w:bottom="1440" w:left="1800" w:header="720" w:footer="720" w:gutter="0"/>
           <w:cols w:space="720"/>
@@ -9529,8 +9550,8 @@
     <w:p>
       <w:pPr>
         <w:sectPr>
-          <w:headerReference w:type="default" r:id="rId129"/>
-          <w:footerReference w:type="default" r:id="rId130"/>
+          <w:headerReference w:type="default" r:id="rId171"/>
+          <w:footerReference w:type="default" r:id="rId172"/>
           <w:pgSz w:w="12240" w:h="15840"/>
           <w:pgMar w:top="1440" w:right="1800" w:bottom="1440" w:left="1800" w:header="720" w:footer="720" w:gutter="0"/>
           <w:cols w:space="720"/>
@@ -9684,8 +9705,8 @@
     <w:p>
       <w:pPr>
         <w:sectPr>
-          <w:headerReference w:type="default" r:id="rId131"/>
-          <w:footerReference w:type="default" r:id="rId132"/>
+          <w:headerReference w:type="default" r:id="rId173"/>
+          <w:footerReference w:type="default" r:id="rId174"/>
           <w:pgSz w:w="12240" w:h="15840"/>
           <w:pgMar w:top="1440" w:right="1800" w:bottom="1440" w:left="1800" w:header="720" w:footer="720" w:gutter="0"/>
           <w:cols w:space="720"/>
@@ -10242,8 +10263,8 @@
     <w:p>
       <w:pPr>
         <w:sectPr>
-          <w:headerReference w:type="default" r:id="rId133"/>
-          <w:footerReference w:type="default" r:id="rId134"/>
+          <w:headerReference w:type="default" r:id="rId175"/>
+          <w:footerReference w:type="default" r:id="rId176"/>
           <w:pgSz w:w="12240" w:h="15840"/>
           <w:pgMar w:top="1440" w:right="1800" w:bottom="1440" w:left="1800" w:header="720" w:footer="720" w:gutter="0"/>
           <w:cols w:space="720"/>
@@ -10364,8 +10385,8 @@
     <w:p>
       <w:pPr>
         <w:sectPr>
-          <w:headerReference w:type="default" r:id="rId135"/>
-          <w:footerReference w:type="default" r:id="rId136"/>
+          <w:headerReference w:type="default" r:id="rId177"/>
+          <w:footerReference w:type="default" r:id="rId178"/>
           <w:pgSz w:w="12240" w:h="15840"/>
           <w:pgMar w:top="1440" w:right="1800" w:bottom="1440" w:left="1800" w:header="720" w:footer="720" w:gutter="0"/>
           <w:cols w:space="720"/>
@@ -11070,8 +11091,8 @@
     <w:p>
       <w:pPr>
         <w:sectPr>
-          <w:headerReference w:type="default" r:id="rId137"/>
-          <w:footerReference w:type="default" r:id="rId138"/>
+          <w:headerReference w:type="default" r:id="rId179"/>
+          <w:footerReference w:type="default" r:id="rId180"/>
           <w:pgSz w:w="12240" w:h="15840"/>
           <w:pgMar w:top="1440" w:right="1800" w:bottom="1440" w:left="1800" w:header="720" w:footer="720" w:gutter="0"/>
           <w:cols w:space="720"/>
@@ -11500,6 +11521,50 @@
                 <w:rFonts w:ascii="Arial" w:hAnsi="Arial"/>
                 <w:sz w:val="20"/>
               </w:rPr>
+              <w:t>Clock shows "AP" after a Wi-Fi password change or network rename</w:t>
+            </w:r>
+          </w:p>
+        </w:tc>
+        <w:tc>
+          <w:tcPr>
+            <w:tcW w:type="dxa" w:w="2880"/>
+          </w:tcPr>
+          <w:p>
+            <w:r>
+              <w:rPr>
+                <w:rFonts w:ascii="Arial" w:hAnsi="Arial"/>
+                <w:sz w:val="20"/>
+              </w:rPr>
+              <w:t>Three boots in a row failed to connect to Wi-Fi and sync the time</w:t>
+            </w:r>
+          </w:p>
+        </w:tc>
+        <w:tc>
+          <w:tcPr>
+            <w:tcW w:type="dxa" w:w="2880"/>
+          </w:tcPr>
+          <w:p>
+            <w:r>
+              <w:rPr>
+                <w:rFonts w:ascii="Arial" w:hAnsi="Arial"/>
+                <w:sz w:val="20"/>
+              </w:rPr>
+              <w:t>Connect to the WordClock-X-X Wi-Fi, correct the SSID and password at 192.168.4.1, and press Start. If the network was only temporarily down (router reboot or internet outage), power-cycle the clock instead; it retries the saved network.</w:t>
+            </w:r>
+          </w:p>
+        </w:tc>
+      </w:tr>
+      <w:tr>
+        <w:tc>
+          <w:tcPr>
+            <w:tcW w:type="dxa" w:w="2880"/>
+          </w:tcPr>
+          <w:p>
+            <w:r>
+              <w:rPr>
+                <w:rFonts w:ascii="Arial" w:hAnsi="Arial"/>
+                <w:sz w:val="20"/>
+              </w:rPr>
               <w:t>Time is wrong by a whole hour</w:t>
             </w:r>
           </w:p>
@@ -12066,8 +12131,8 @@
     <w:p>
       <w:pPr>
         <w:sectPr>
-          <w:headerReference w:type="default" r:id="rId139"/>
-          <w:footerReference w:type="default" r:id="rId140"/>
+          <w:headerReference w:type="default" r:id="rId181"/>
+          <w:footerReference w:type="default" r:id="rId182"/>
           <w:pgSz w:w="12240" w:h="15840"/>
           <w:pgMar w:top="1440" w:right="1800" w:bottom="1440" w:left="1800" w:header="720" w:footer="720" w:gutter="0"/>
           <w:cols w:space="720"/>
@@ -12159,8 +12224,8 @@
       </w:r>
     </w:p>
     <w:sectPr>
-      <w:headerReference w:type="default" r:id="rId141"/>
-      <w:footerReference w:type="default" r:id="rId142"/>
+      <w:headerReference w:type="default" r:id="rId183"/>
+      <w:footerReference w:type="default" r:id="rId184"/>
       <w:pgSz w:w="12240" w:h="15840"/>
       <w:pgMar w:top="1440" w:right="1800" w:bottom="1440" w:left="1800" w:header="720" w:footer="720" w:gutter="0"/>
       <w:cols w:space="720"/>
@@ -15109,13 +15174,252 @@
       </w:pBdr>
     </w:pPr>
     <w:r/>
+  </w:p>
+</w:ftr>
+</file>
+
+<file path=word/footer65.xml><?xml version="1.0" encoding="utf-8"?>
+<w:ftr xmlns:m="http://schemas.openxmlformats.org/officeDocument/2006/math" xmlns:mc="http://schemas.openxmlformats.org/markup-compatibility/2006" xmlns:mo="http://schemas.microsoft.com/office/mac/office/2008/main" xmlns:mv="urn:schemas-microsoft-com:mac:vml" xmlns:o="urn:schemas-microsoft-com:office:office" xmlns:r="http://schemas.openxmlformats.org/officeDocument/2006/relationships" xmlns:v="urn:schemas-microsoft-com:vml" xmlns:w10="urn:schemas-microsoft-com:office:word" xmlns:w14="http://schemas.microsoft.com/office/word/2010/wordml" xmlns:w="http://schemas.openxmlformats.org/wordprocessingml/2006/main" xmlns:wne="http://schemas.microsoft.com/office/word/2006/wordml" xmlns:wp14="http://schemas.microsoft.com/office/word/2010/wordprocessingDrawing" xmlns:wp="http://schemas.openxmlformats.org/drawingml/2006/wordprocessingDrawing" xmlns:wpc="http://schemas.microsoft.com/office/word/2010/wordprocessingCanvas" xmlns:wpg="http://schemas.microsoft.com/office/word/2010/wordprocessingGroup" xmlns:wpi="http://schemas.microsoft.com/office/word/2010/wordprocessingInk" xmlns:wps="http://schemas.microsoft.com/office/word/2010/wordprocessingShape" mc:Ignorable="w14 wp14">
+  <w:p>
+    <w:pPr>
+      <w:pStyle w:val="Footer"/>
+      <w:spacing w:before="40"/>
+      <w:jc w:val="left"/>
+      <w:pBdr>
+        <w:top w:val="single" w:sz="4" w:space="2" w:color="808080"/>
+      </w:pBdr>
+    </w:pPr>
+    <w:r/>
     <w:r>
       <w:rPr>
         <w:rFonts w:ascii="Arial" w:hAnsi="Arial"/>
         <w:color w:val="555555"/>
         <w:sz w:val="20"/>
       </w:rPr>
-      <w:t>Revision 1 — April 2026</w:t>
+      <w:t>Revision 2 — October 2026</w:t>
+    </w:r>
+    <w:r>
+      <w:rPr>
+        <w:rFonts w:ascii="Arial" w:hAnsi="Arial"/>
+      </w:rPr>
+      <w:tab/>
+      <w:tab/>
+    </w:r>
+    <w:r>
+      <w:rPr>
+        <w:rFonts w:ascii="Arial" w:hAnsi="Arial"/>
+        <w:color w:val="555555"/>
+        <w:sz w:val="20"/>
+      </w:rPr>
+      <w:fldChar w:fldCharType="begin"/>
+      <w:instrText xml:space="preserve"> PAGE </w:instrText>
+      <w:fldChar w:fldCharType="separate"/>
+      <w:t>1</w:t>
+      <w:fldChar w:fldCharType="end"/>
+    </w:r>
+  </w:p>
+</w:ftr>
+</file>
+
+<file path=word/footer66.xml><?xml version="1.0" encoding="utf-8"?>
+<w:ftr xmlns:m="http://schemas.openxmlformats.org/officeDocument/2006/math" xmlns:mc="http://schemas.openxmlformats.org/markup-compatibility/2006" xmlns:mo="http://schemas.microsoft.com/office/mac/office/2008/main" xmlns:mv="urn:schemas-microsoft-com:mac:vml" xmlns:o="urn:schemas-microsoft-com:office:office" xmlns:r="http://schemas.openxmlformats.org/officeDocument/2006/relationships" xmlns:v="urn:schemas-microsoft-com:vml" xmlns:w10="urn:schemas-microsoft-com:office:word" xmlns:w14="http://schemas.microsoft.com/office/word/2010/wordml" xmlns:w="http://schemas.openxmlformats.org/wordprocessingml/2006/main" xmlns:wne="http://schemas.microsoft.com/office/word/2006/wordml" xmlns:wp14="http://schemas.microsoft.com/office/word/2010/wordprocessingDrawing" xmlns:wp="http://schemas.openxmlformats.org/drawingml/2006/wordprocessingDrawing" xmlns:wpc="http://schemas.microsoft.com/office/word/2010/wordprocessingCanvas" xmlns:wpg="http://schemas.microsoft.com/office/word/2010/wordprocessingGroup" xmlns:wpi="http://schemas.microsoft.com/office/word/2010/wordprocessingInk" xmlns:wps="http://schemas.microsoft.com/office/word/2010/wordprocessingShape" mc:Ignorable="w14 wp14">
+  <w:p>
+    <w:pPr>
+      <w:pStyle w:val="Footer"/>
+      <w:spacing w:before="40"/>
+      <w:jc w:val="left"/>
+      <w:pBdr>
+        <w:top w:val="single" w:sz="4" w:space="2" w:color="808080"/>
+      </w:pBdr>
+    </w:pPr>
+    <w:r/>
+    <w:r>
+      <w:rPr>
+        <w:rFonts w:ascii="Arial" w:hAnsi="Arial"/>
+        <w:color w:val="555555"/>
+        <w:sz w:val="20"/>
+      </w:rPr>
+      <w:t>Revision 2 — October 2026</w:t>
+    </w:r>
+    <w:r>
+      <w:rPr>
+        <w:rFonts w:ascii="Arial" w:hAnsi="Arial"/>
+      </w:rPr>
+      <w:tab/>
+      <w:tab/>
+    </w:r>
+    <w:r>
+      <w:rPr>
+        <w:rFonts w:ascii="Arial" w:hAnsi="Arial"/>
+        <w:color w:val="555555"/>
+        <w:sz w:val="20"/>
+      </w:rPr>
+      <w:t>QS-</w:t>
+    </w:r>
+    <w:r>
+      <w:rPr>
+        <w:rFonts w:ascii="Arial" w:hAnsi="Arial"/>
+        <w:color w:val="555555"/>
+        <w:sz w:val="20"/>
+      </w:rPr>
+      <w:fldChar w:fldCharType="begin"/>
+      <w:instrText xml:space="preserve"> PAGE </w:instrText>
+      <w:fldChar w:fldCharType="separate"/>
+      <w:t>1</w:t>
+      <w:fldChar w:fldCharType="end"/>
+    </w:r>
+  </w:p>
+</w:ftr>
+</file>
+
+<file path=word/footer67.xml><?xml version="1.0" encoding="utf-8"?>
+<w:ftr xmlns:m="http://schemas.openxmlformats.org/officeDocument/2006/math" xmlns:mc="http://schemas.openxmlformats.org/markup-compatibility/2006" xmlns:mo="http://schemas.microsoft.com/office/mac/office/2008/main" xmlns:mv="urn:schemas-microsoft-com:mac:vml" xmlns:o="urn:schemas-microsoft-com:office:office" xmlns:r="http://schemas.openxmlformats.org/officeDocument/2006/relationships" xmlns:v="urn:schemas-microsoft-com:vml" xmlns:w10="urn:schemas-microsoft-com:office:word" xmlns:w14="http://schemas.microsoft.com/office/word/2010/wordml" xmlns:w="http://schemas.openxmlformats.org/wordprocessingml/2006/main" xmlns:wne="http://schemas.microsoft.com/office/word/2006/wordml" xmlns:wp14="http://schemas.microsoft.com/office/word/2010/wordprocessingDrawing" xmlns:wp="http://schemas.openxmlformats.org/drawingml/2006/wordprocessingDrawing" xmlns:wpc="http://schemas.microsoft.com/office/word/2010/wordprocessingCanvas" xmlns:wpg="http://schemas.microsoft.com/office/word/2010/wordprocessingGroup" xmlns:wpi="http://schemas.microsoft.com/office/word/2010/wordprocessingInk" xmlns:wps="http://schemas.microsoft.com/office/word/2010/wordprocessingShape" mc:Ignorable="w14 wp14">
+  <w:p>
+    <w:pPr>
+      <w:pStyle w:val="Footer"/>
+      <w:spacing w:before="40"/>
+      <w:jc w:val="left"/>
+      <w:pBdr>
+        <w:top w:val="single" w:sz="4" w:space="2" w:color="808080"/>
+      </w:pBdr>
+    </w:pPr>
+    <w:r/>
+    <w:r>
+      <w:rPr>
+        <w:rFonts w:ascii="Arial" w:hAnsi="Arial"/>
+        <w:color w:val="555555"/>
+        <w:sz w:val="20"/>
+      </w:rPr>
+      <w:t>Revision 2 — October 2026</w:t>
+    </w:r>
+    <w:r>
+      <w:rPr>
+        <w:rFonts w:ascii="Arial" w:hAnsi="Arial"/>
+      </w:rPr>
+      <w:tab/>
+      <w:tab/>
+    </w:r>
+    <w:r>
+      <w:rPr>
+        <w:rFonts w:ascii="Arial" w:hAnsi="Arial"/>
+        <w:color w:val="555555"/>
+        <w:sz w:val="20"/>
+      </w:rPr>
+      <w:t>1-</w:t>
+    </w:r>
+    <w:r>
+      <w:rPr>
+        <w:rFonts w:ascii="Arial" w:hAnsi="Arial"/>
+        <w:color w:val="555555"/>
+        <w:sz w:val="20"/>
+      </w:rPr>
+      <w:fldChar w:fldCharType="begin"/>
+      <w:instrText xml:space="preserve"> PAGE </w:instrText>
+      <w:fldChar w:fldCharType="separate"/>
+      <w:t>1</w:t>
+      <w:fldChar w:fldCharType="end"/>
+    </w:r>
+  </w:p>
+</w:ftr>
+</file>
+
+<file path=word/footer68.xml><?xml version="1.0" encoding="utf-8"?>
+<w:ftr xmlns:m="http://schemas.openxmlformats.org/officeDocument/2006/math" xmlns:mc="http://schemas.openxmlformats.org/markup-compatibility/2006" xmlns:mo="http://schemas.microsoft.com/office/mac/office/2008/main" xmlns:mv="urn:schemas-microsoft-com:mac:vml" xmlns:o="urn:schemas-microsoft-com:office:office" xmlns:r="http://schemas.openxmlformats.org/officeDocument/2006/relationships" xmlns:v="urn:schemas-microsoft-com:vml" xmlns:w10="urn:schemas-microsoft-com:office:word" xmlns:w14="http://schemas.microsoft.com/office/word/2010/wordml" xmlns:w="http://schemas.openxmlformats.org/wordprocessingml/2006/main" xmlns:wne="http://schemas.microsoft.com/office/word/2006/wordml" xmlns:wp14="http://schemas.microsoft.com/office/word/2010/wordprocessingDrawing" xmlns:wp="http://schemas.openxmlformats.org/drawingml/2006/wordprocessingDrawing" xmlns:wpc="http://schemas.microsoft.com/office/word/2010/wordprocessingCanvas" xmlns:wpg="http://schemas.microsoft.com/office/word/2010/wordprocessingGroup" xmlns:wpi="http://schemas.microsoft.com/office/word/2010/wordprocessingInk" xmlns:wps="http://schemas.microsoft.com/office/word/2010/wordprocessingShape" mc:Ignorable="w14 wp14">
+  <w:p>
+    <w:pPr>
+      <w:pStyle w:val="Footer"/>
+      <w:spacing w:before="40"/>
+      <w:jc w:val="left"/>
+      <w:pBdr>
+        <w:top w:val="single" w:sz="4" w:space="2" w:color="808080"/>
+      </w:pBdr>
+    </w:pPr>
+    <w:r/>
+    <w:r>
+      <w:rPr>
+        <w:rFonts w:ascii="Arial" w:hAnsi="Arial"/>
+        <w:color w:val="555555"/>
+        <w:sz w:val="20"/>
+      </w:rPr>
+      <w:t>Revision 2 — October 2026</w:t>
+    </w:r>
+    <w:r>
+      <w:rPr>
+        <w:rFonts w:ascii="Arial" w:hAnsi="Arial"/>
+      </w:rPr>
+      <w:tab/>
+      <w:tab/>
+    </w:r>
+    <w:r>
+      <w:rPr>
+        <w:rFonts w:ascii="Arial" w:hAnsi="Arial"/>
+        <w:color w:val="555555"/>
+        <w:sz w:val="20"/>
+      </w:rPr>
+      <w:t>2-</w:t>
+    </w:r>
+    <w:r>
+      <w:rPr>
+        <w:rFonts w:ascii="Arial" w:hAnsi="Arial"/>
+        <w:color w:val="555555"/>
+        <w:sz w:val="20"/>
+      </w:rPr>
+      <w:fldChar w:fldCharType="begin"/>
+      <w:instrText xml:space="preserve"> PAGE </w:instrText>
+      <w:fldChar w:fldCharType="separate"/>
+      <w:t>1</w:t>
+      <w:fldChar w:fldCharType="end"/>
+    </w:r>
+  </w:p>
+</w:ftr>
+</file>
+
+<file path=word/footer69.xml><?xml version="1.0" encoding="utf-8"?>
+<w:ftr xmlns:m="http://schemas.openxmlformats.org/officeDocument/2006/math" xmlns:mc="http://schemas.openxmlformats.org/markup-compatibility/2006" xmlns:mo="http://schemas.microsoft.com/office/mac/office/2008/main" xmlns:mv="urn:schemas-microsoft-com:mac:vml" xmlns:o="urn:schemas-microsoft-com:office:office" xmlns:r="http://schemas.openxmlformats.org/officeDocument/2006/relationships" xmlns:v="urn:schemas-microsoft-com:vml" xmlns:w10="urn:schemas-microsoft-com:office:word" xmlns:w14="http://schemas.microsoft.com/office/word/2010/wordml" xmlns:w="http://schemas.openxmlformats.org/wordprocessingml/2006/main" xmlns:wne="http://schemas.microsoft.com/office/word/2006/wordml" xmlns:wp14="http://schemas.microsoft.com/office/word/2010/wordprocessingDrawing" xmlns:wp="http://schemas.openxmlformats.org/drawingml/2006/wordprocessingDrawing" xmlns:wpc="http://schemas.microsoft.com/office/word/2010/wordprocessingCanvas" xmlns:wpg="http://schemas.microsoft.com/office/word/2010/wordprocessingGroup" xmlns:wpi="http://schemas.microsoft.com/office/word/2010/wordprocessingInk" xmlns:wps="http://schemas.microsoft.com/office/word/2010/wordprocessingShape" mc:Ignorable="w14 wp14">
+  <w:p>
+    <w:pPr>
+      <w:pStyle w:val="Footer"/>
+      <w:spacing w:before="40"/>
+      <w:jc w:val="left"/>
+      <w:pBdr>
+        <w:top w:val="single" w:sz="4" w:space="2" w:color="808080"/>
+      </w:pBdr>
+    </w:pPr>
+    <w:r/>
+    <w:r>
+      <w:rPr>
+        <w:rFonts w:ascii="Arial" w:hAnsi="Arial"/>
+        <w:color w:val="555555"/>
+        <w:sz w:val="20"/>
+      </w:rPr>
+      <w:t>Revision 2 — October 2026</w:t>
+    </w:r>
+    <w:r>
+      <w:rPr>
+        <w:rFonts w:ascii="Arial" w:hAnsi="Arial"/>
+      </w:rPr>
+      <w:tab/>
+      <w:tab/>
+    </w:r>
+    <w:r>
+      <w:rPr>
+        <w:rFonts w:ascii="Arial" w:hAnsi="Arial"/>
+        <w:color w:val="555555"/>
+        <w:sz w:val="20"/>
+      </w:rPr>
+      <w:t>3-</w:t>
+    </w:r>
+    <w:r>
+      <w:rPr>
+        <w:rFonts w:ascii="Arial" w:hAnsi="Arial"/>
+        <w:color w:val="555555"/>
+        <w:sz w:val="20"/>
+      </w:rPr>
+      <w:fldChar w:fldCharType="begin"/>
+      <w:instrText xml:space="preserve"> PAGE </w:instrText>
+      <w:fldChar w:fldCharType="separate"/>
+      <w:t>1</w:t>
+      <w:fldChar w:fldCharType="end"/>
     </w:r>
   </w:p>
 </w:ftr>
@@ -15155,6 +15459,516 @@
         <w:sz w:val="20"/>
       </w:rPr>
       <w:t>4-</w:t>
+    </w:r>
+    <w:r>
+      <w:rPr>
+        <w:rFonts w:ascii="Arial" w:hAnsi="Arial"/>
+        <w:color w:val="555555"/>
+        <w:sz w:val="20"/>
+      </w:rPr>
+      <w:fldChar w:fldCharType="begin"/>
+      <w:instrText xml:space="preserve"> PAGE </w:instrText>
+      <w:fldChar w:fldCharType="separate"/>
+      <w:t>1</w:t>
+      <w:fldChar w:fldCharType="end"/>
+    </w:r>
+  </w:p>
+</w:ftr>
+</file>
+
+<file path=word/footer70.xml><?xml version="1.0" encoding="utf-8"?>
+<w:ftr xmlns:m="http://schemas.openxmlformats.org/officeDocument/2006/math" xmlns:mc="http://schemas.openxmlformats.org/markup-compatibility/2006" xmlns:mo="http://schemas.microsoft.com/office/mac/office/2008/main" xmlns:mv="urn:schemas-microsoft-com:mac:vml" xmlns:o="urn:schemas-microsoft-com:office:office" xmlns:r="http://schemas.openxmlformats.org/officeDocument/2006/relationships" xmlns:v="urn:schemas-microsoft-com:vml" xmlns:w10="urn:schemas-microsoft-com:office:word" xmlns:w14="http://schemas.microsoft.com/office/word/2010/wordml" xmlns:w="http://schemas.openxmlformats.org/wordprocessingml/2006/main" xmlns:wne="http://schemas.microsoft.com/office/word/2006/wordml" xmlns:wp14="http://schemas.microsoft.com/office/word/2010/wordprocessingDrawing" xmlns:wp="http://schemas.openxmlformats.org/drawingml/2006/wordprocessingDrawing" xmlns:wpc="http://schemas.microsoft.com/office/word/2010/wordprocessingCanvas" xmlns:wpg="http://schemas.microsoft.com/office/word/2010/wordprocessingGroup" xmlns:wpi="http://schemas.microsoft.com/office/word/2010/wordprocessingInk" xmlns:wps="http://schemas.microsoft.com/office/word/2010/wordprocessingShape" mc:Ignorable="w14 wp14">
+  <w:p>
+    <w:pPr>
+      <w:pStyle w:val="Footer"/>
+      <w:spacing w:before="40"/>
+      <w:jc w:val="left"/>
+      <w:pBdr>
+        <w:top w:val="single" w:sz="4" w:space="2" w:color="808080"/>
+      </w:pBdr>
+    </w:pPr>
+    <w:r/>
+    <w:r>
+      <w:rPr>
+        <w:rFonts w:ascii="Arial" w:hAnsi="Arial"/>
+        <w:color w:val="555555"/>
+        <w:sz w:val="20"/>
+      </w:rPr>
+      <w:t>Revision 2 — October 2026</w:t>
+    </w:r>
+    <w:r>
+      <w:rPr>
+        <w:rFonts w:ascii="Arial" w:hAnsi="Arial"/>
+      </w:rPr>
+      <w:tab/>
+      <w:tab/>
+    </w:r>
+    <w:r>
+      <w:rPr>
+        <w:rFonts w:ascii="Arial" w:hAnsi="Arial"/>
+        <w:color w:val="555555"/>
+        <w:sz w:val="20"/>
+      </w:rPr>
+      <w:t>4-</w:t>
+    </w:r>
+    <w:r>
+      <w:rPr>
+        <w:rFonts w:ascii="Arial" w:hAnsi="Arial"/>
+        <w:color w:val="555555"/>
+        <w:sz w:val="20"/>
+      </w:rPr>
+      <w:fldChar w:fldCharType="begin"/>
+      <w:instrText xml:space="preserve"> PAGE </w:instrText>
+      <w:fldChar w:fldCharType="separate"/>
+      <w:t>1</w:t>
+      <w:fldChar w:fldCharType="end"/>
+    </w:r>
+  </w:p>
+</w:ftr>
+</file>
+
+<file path=word/footer71.xml><?xml version="1.0" encoding="utf-8"?>
+<w:ftr xmlns:m="http://schemas.openxmlformats.org/officeDocument/2006/math" xmlns:mc="http://schemas.openxmlformats.org/markup-compatibility/2006" xmlns:mo="http://schemas.microsoft.com/office/mac/office/2008/main" xmlns:mv="urn:schemas-microsoft-com:mac:vml" xmlns:o="urn:schemas-microsoft-com:office:office" xmlns:r="http://schemas.openxmlformats.org/officeDocument/2006/relationships" xmlns:v="urn:schemas-microsoft-com:vml" xmlns:w10="urn:schemas-microsoft-com:office:word" xmlns:w14="http://schemas.microsoft.com/office/word/2010/wordml" xmlns:w="http://schemas.openxmlformats.org/wordprocessingml/2006/main" xmlns:wne="http://schemas.microsoft.com/office/word/2006/wordml" xmlns:wp14="http://schemas.microsoft.com/office/word/2010/wordprocessingDrawing" xmlns:wp="http://schemas.openxmlformats.org/drawingml/2006/wordprocessingDrawing" xmlns:wpc="http://schemas.microsoft.com/office/word/2010/wordprocessingCanvas" xmlns:wpg="http://schemas.microsoft.com/office/word/2010/wordprocessingGroup" xmlns:wpi="http://schemas.microsoft.com/office/word/2010/wordprocessingInk" xmlns:wps="http://schemas.microsoft.com/office/word/2010/wordprocessingShape" mc:Ignorable="w14 wp14">
+  <w:p>
+    <w:pPr>
+      <w:pStyle w:val="Footer"/>
+      <w:spacing w:before="40"/>
+      <w:jc w:val="left"/>
+      <w:pBdr>
+        <w:top w:val="single" w:sz="4" w:space="2" w:color="808080"/>
+      </w:pBdr>
+    </w:pPr>
+    <w:r/>
+    <w:r>
+      <w:rPr>
+        <w:rFonts w:ascii="Arial" w:hAnsi="Arial"/>
+        <w:color w:val="555555"/>
+        <w:sz w:val="20"/>
+      </w:rPr>
+      <w:t>Revision 2 — October 2026</w:t>
+    </w:r>
+    <w:r>
+      <w:rPr>
+        <w:rFonts w:ascii="Arial" w:hAnsi="Arial"/>
+      </w:rPr>
+      <w:tab/>
+      <w:tab/>
+    </w:r>
+    <w:r>
+      <w:rPr>
+        <w:rFonts w:ascii="Arial" w:hAnsi="Arial"/>
+        <w:color w:val="555555"/>
+        <w:sz w:val="20"/>
+      </w:rPr>
+      <w:t>5-</w:t>
+    </w:r>
+    <w:r>
+      <w:rPr>
+        <w:rFonts w:ascii="Arial" w:hAnsi="Arial"/>
+        <w:color w:val="555555"/>
+        <w:sz w:val="20"/>
+      </w:rPr>
+      <w:fldChar w:fldCharType="begin"/>
+      <w:instrText xml:space="preserve"> PAGE </w:instrText>
+      <w:fldChar w:fldCharType="separate"/>
+      <w:t>1</w:t>
+      <w:fldChar w:fldCharType="end"/>
+    </w:r>
+  </w:p>
+</w:ftr>
+</file>
+
+<file path=word/footer72.xml><?xml version="1.0" encoding="utf-8"?>
+<w:ftr xmlns:m="http://schemas.openxmlformats.org/officeDocument/2006/math" xmlns:mc="http://schemas.openxmlformats.org/markup-compatibility/2006" xmlns:mo="http://schemas.microsoft.com/office/mac/office/2008/main" xmlns:mv="urn:schemas-microsoft-com:mac:vml" xmlns:o="urn:schemas-microsoft-com:office:office" xmlns:r="http://schemas.openxmlformats.org/officeDocument/2006/relationships" xmlns:v="urn:schemas-microsoft-com:vml" xmlns:w10="urn:schemas-microsoft-com:office:word" xmlns:w14="http://schemas.microsoft.com/office/word/2010/wordml" xmlns:w="http://schemas.openxmlformats.org/wordprocessingml/2006/main" xmlns:wne="http://schemas.microsoft.com/office/word/2006/wordml" xmlns:wp14="http://schemas.microsoft.com/office/word/2010/wordprocessingDrawing" xmlns:wp="http://schemas.openxmlformats.org/drawingml/2006/wordprocessingDrawing" xmlns:wpc="http://schemas.microsoft.com/office/word/2010/wordprocessingCanvas" xmlns:wpg="http://schemas.microsoft.com/office/word/2010/wordprocessingGroup" xmlns:wpi="http://schemas.microsoft.com/office/word/2010/wordprocessingInk" xmlns:wps="http://schemas.microsoft.com/office/word/2010/wordprocessingShape" mc:Ignorable="w14 wp14">
+  <w:p>
+    <w:pPr>
+      <w:pStyle w:val="Footer"/>
+      <w:spacing w:before="40"/>
+      <w:jc w:val="left"/>
+      <w:pBdr>
+        <w:top w:val="single" w:sz="4" w:space="2" w:color="808080"/>
+      </w:pBdr>
+    </w:pPr>
+    <w:r/>
+    <w:r>
+      <w:rPr>
+        <w:rFonts w:ascii="Arial" w:hAnsi="Arial"/>
+        <w:color w:val="555555"/>
+        <w:sz w:val="20"/>
+      </w:rPr>
+      <w:t>Revision 2 — October 2026</w:t>
+    </w:r>
+    <w:r>
+      <w:rPr>
+        <w:rFonts w:ascii="Arial" w:hAnsi="Arial"/>
+      </w:rPr>
+      <w:tab/>
+      <w:tab/>
+    </w:r>
+    <w:r>
+      <w:rPr>
+        <w:rFonts w:ascii="Arial" w:hAnsi="Arial"/>
+        <w:color w:val="555555"/>
+        <w:sz w:val="20"/>
+      </w:rPr>
+      <w:t>6-</w:t>
+    </w:r>
+    <w:r>
+      <w:rPr>
+        <w:rFonts w:ascii="Arial" w:hAnsi="Arial"/>
+        <w:color w:val="555555"/>
+        <w:sz w:val="20"/>
+      </w:rPr>
+      <w:fldChar w:fldCharType="begin"/>
+      <w:instrText xml:space="preserve"> PAGE </w:instrText>
+      <w:fldChar w:fldCharType="separate"/>
+      <w:t>1</w:t>
+      <w:fldChar w:fldCharType="end"/>
+    </w:r>
+  </w:p>
+</w:ftr>
+</file>
+
+<file path=word/footer73.xml><?xml version="1.0" encoding="utf-8"?>
+<w:ftr xmlns:m="http://schemas.openxmlformats.org/officeDocument/2006/math" xmlns:mc="http://schemas.openxmlformats.org/markup-compatibility/2006" xmlns:mo="http://schemas.microsoft.com/office/mac/office/2008/main" xmlns:mv="urn:schemas-microsoft-com:mac:vml" xmlns:o="urn:schemas-microsoft-com:office:office" xmlns:r="http://schemas.openxmlformats.org/officeDocument/2006/relationships" xmlns:v="urn:schemas-microsoft-com:vml" xmlns:w10="urn:schemas-microsoft-com:office:word" xmlns:w14="http://schemas.microsoft.com/office/word/2010/wordml" xmlns:w="http://schemas.openxmlformats.org/wordprocessingml/2006/main" xmlns:wne="http://schemas.microsoft.com/office/word/2006/wordml" xmlns:wp14="http://schemas.microsoft.com/office/word/2010/wordprocessingDrawing" xmlns:wp="http://schemas.openxmlformats.org/drawingml/2006/wordprocessingDrawing" xmlns:wpc="http://schemas.microsoft.com/office/word/2010/wordprocessingCanvas" xmlns:wpg="http://schemas.microsoft.com/office/word/2010/wordprocessingGroup" xmlns:wpi="http://schemas.microsoft.com/office/word/2010/wordprocessingInk" xmlns:wps="http://schemas.microsoft.com/office/word/2010/wordprocessingShape" mc:Ignorable="w14 wp14">
+  <w:p>
+    <w:pPr>
+      <w:pStyle w:val="Footer"/>
+      <w:spacing w:before="40"/>
+      <w:jc w:val="left"/>
+      <w:pBdr>
+        <w:top w:val="single" w:sz="4" w:space="2" w:color="808080"/>
+      </w:pBdr>
+    </w:pPr>
+    <w:r/>
+    <w:r>
+      <w:rPr>
+        <w:rFonts w:ascii="Arial" w:hAnsi="Arial"/>
+        <w:color w:val="555555"/>
+        <w:sz w:val="20"/>
+      </w:rPr>
+      <w:t>Revision 2 — October 2026</w:t>
+    </w:r>
+    <w:r>
+      <w:rPr>
+        <w:rFonts w:ascii="Arial" w:hAnsi="Arial"/>
+      </w:rPr>
+      <w:tab/>
+      <w:tab/>
+    </w:r>
+    <w:r>
+      <w:rPr>
+        <w:rFonts w:ascii="Arial" w:hAnsi="Arial"/>
+        <w:color w:val="555555"/>
+        <w:sz w:val="20"/>
+      </w:rPr>
+      <w:t>7-</w:t>
+    </w:r>
+    <w:r>
+      <w:rPr>
+        <w:rFonts w:ascii="Arial" w:hAnsi="Arial"/>
+        <w:color w:val="555555"/>
+        <w:sz w:val="20"/>
+      </w:rPr>
+      <w:fldChar w:fldCharType="begin"/>
+      <w:instrText xml:space="preserve"> PAGE </w:instrText>
+      <w:fldChar w:fldCharType="separate"/>
+      <w:t>1</w:t>
+      <w:fldChar w:fldCharType="end"/>
+    </w:r>
+  </w:p>
+</w:ftr>
+</file>
+
+<file path=word/footer74.xml><?xml version="1.0" encoding="utf-8"?>
+<w:ftr xmlns:m="http://schemas.openxmlformats.org/officeDocument/2006/math" xmlns:mc="http://schemas.openxmlformats.org/markup-compatibility/2006" xmlns:mo="http://schemas.microsoft.com/office/mac/office/2008/main" xmlns:mv="urn:schemas-microsoft-com:mac:vml" xmlns:o="urn:schemas-microsoft-com:office:office" xmlns:r="http://schemas.openxmlformats.org/officeDocument/2006/relationships" xmlns:v="urn:schemas-microsoft-com:vml" xmlns:w10="urn:schemas-microsoft-com:office:word" xmlns:w14="http://schemas.microsoft.com/office/word/2010/wordml" xmlns:w="http://schemas.openxmlformats.org/wordprocessingml/2006/main" xmlns:wne="http://schemas.microsoft.com/office/word/2006/wordml" xmlns:wp14="http://schemas.microsoft.com/office/word/2010/wordprocessingDrawing" xmlns:wp="http://schemas.openxmlformats.org/drawingml/2006/wordprocessingDrawing" xmlns:wpc="http://schemas.microsoft.com/office/word/2010/wordprocessingCanvas" xmlns:wpg="http://schemas.microsoft.com/office/word/2010/wordprocessingGroup" xmlns:wpi="http://schemas.microsoft.com/office/word/2010/wordprocessingInk" xmlns:wps="http://schemas.microsoft.com/office/word/2010/wordprocessingShape" mc:Ignorable="w14 wp14">
+  <w:p>
+    <w:pPr>
+      <w:pStyle w:val="Footer"/>
+      <w:spacing w:before="40"/>
+      <w:jc w:val="left"/>
+      <w:pBdr>
+        <w:top w:val="single" w:sz="4" w:space="2" w:color="808080"/>
+      </w:pBdr>
+    </w:pPr>
+    <w:r/>
+    <w:r>
+      <w:rPr>
+        <w:rFonts w:ascii="Arial" w:hAnsi="Arial"/>
+        <w:color w:val="555555"/>
+        <w:sz w:val="20"/>
+      </w:rPr>
+      <w:t>Revision 2 — October 2026</w:t>
+    </w:r>
+    <w:r>
+      <w:rPr>
+        <w:rFonts w:ascii="Arial" w:hAnsi="Arial"/>
+      </w:rPr>
+      <w:tab/>
+      <w:tab/>
+    </w:r>
+    <w:r>
+      <w:rPr>
+        <w:rFonts w:ascii="Arial" w:hAnsi="Arial"/>
+        <w:color w:val="555555"/>
+        <w:sz w:val="20"/>
+      </w:rPr>
+      <w:t>8-</w:t>
+    </w:r>
+    <w:r>
+      <w:rPr>
+        <w:rFonts w:ascii="Arial" w:hAnsi="Arial"/>
+        <w:color w:val="555555"/>
+        <w:sz w:val="20"/>
+      </w:rPr>
+      <w:fldChar w:fldCharType="begin"/>
+      <w:instrText xml:space="preserve"> PAGE </w:instrText>
+      <w:fldChar w:fldCharType="separate"/>
+      <w:t>1</w:t>
+      <w:fldChar w:fldCharType="end"/>
+    </w:r>
+  </w:p>
+</w:ftr>
+</file>
+
+<file path=word/footer75.xml><?xml version="1.0" encoding="utf-8"?>
+<w:ftr xmlns:m="http://schemas.openxmlformats.org/officeDocument/2006/math" xmlns:mc="http://schemas.openxmlformats.org/markup-compatibility/2006" xmlns:mo="http://schemas.microsoft.com/office/mac/office/2008/main" xmlns:mv="urn:schemas-microsoft-com:mac:vml" xmlns:o="urn:schemas-microsoft-com:office:office" xmlns:r="http://schemas.openxmlformats.org/officeDocument/2006/relationships" xmlns:v="urn:schemas-microsoft-com:vml" xmlns:w10="urn:schemas-microsoft-com:office:word" xmlns:w14="http://schemas.microsoft.com/office/word/2010/wordml" xmlns:w="http://schemas.openxmlformats.org/wordprocessingml/2006/main" xmlns:wne="http://schemas.microsoft.com/office/word/2006/wordml" xmlns:wp14="http://schemas.microsoft.com/office/word/2010/wordprocessingDrawing" xmlns:wp="http://schemas.openxmlformats.org/drawingml/2006/wordprocessingDrawing" xmlns:wpc="http://schemas.microsoft.com/office/word/2010/wordprocessingCanvas" xmlns:wpg="http://schemas.microsoft.com/office/word/2010/wordprocessingGroup" xmlns:wpi="http://schemas.microsoft.com/office/word/2010/wordprocessingInk" xmlns:wps="http://schemas.microsoft.com/office/word/2010/wordprocessingShape" mc:Ignorable="w14 wp14">
+  <w:p>
+    <w:pPr>
+      <w:pStyle w:val="Footer"/>
+      <w:spacing w:before="40"/>
+      <w:jc w:val="left"/>
+      <w:pBdr>
+        <w:top w:val="single" w:sz="4" w:space="2" w:color="808080"/>
+      </w:pBdr>
+    </w:pPr>
+    <w:r/>
+    <w:r>
+      <w:rPr>
+        <w:rFonts w:ascii="Arial" w:hAnsi="Arial"/>
+        <w:color w:val="555555"/>
+        <w:sz w:val="20"/>
+      </w:rPr>
+      <w:t>Revision 2 — October 2026</w:t>
+    </w:r>
+    <w:r>
+      <w:rPr>
+        <w:rFonts w:ascii="Arial" w:hAnsi="Arial"/>
+      </w:rPr>
+      <w:tab/>
+      <w:tab/>
+    </w:r>
+    <w:r>
+      <w:rPr>
+        <w:rFonts w:ascii="Arial" w:hAnsi="Arial"/>
+        <w:color w:val="555555"/>
+        <w:sz w:val="20"/>
+      </w:rPr>
+      <w:t>9-</w:t>
+    </w:r>
+    <w:r>
+      <w:rPr>
+        <w:rFonts w:ascii="Arial" w:hAnsi="Arial"/>
+        <w:color w:val="555555"/>
+        <w:sz w:val="20"/>
+      </w:rPr>
+      <w:fldChar w:fldCharType="begin"/>
+      <w:instrText xml:space="preserve"> PAGE </w:instrText>
+      <w:fldChar w:fldCharType="separate"/>
+      <w:t>1</w:t>
+      <w:fldChar w:fldCharType="end"/>
+    </w:r>
+  </w:p>
+</w:ftr>
+</file>
+
+<file path=word/footer76.xml><?xml version="1.0" encoding="utf-8"?>
+<w:ftr xmlns:m="http://schemas.openxmlformats.org/officeDocument/2006/math" xmlns:mc="http://schemas.openxmlformats.org/markup-compatibility/2006" xmlns:mo="http://schemas.microsoft.com/office/mac/office/2008/main" xmlns:mv="urn:schemas-microsoft-com:mac:vml" xmlns:o="urn:schemas-microsoft-com:office:office" xmlns:r="http://schemas.openxmlformats.org/officeDocument/2006/relationships" xmlns:v="urn:schemas-microsoft-com:vml" xmlns:w10="urn:schemas-microsoft-com:office:word" xmlns:w14="http://schemas.microsoft.com/office/word/2010/wordml" xmlns:w="http://schemas.openxmlformats.org/wordprocessingml/2006/main" xmlns:wne="http://schemas.microsoft.com/office/word/2006/wordml" xmlns:wp14="http://schemas.microsoft.com/office/word/2010/wordprocessingDrawing" xmlns:wp="http://schemas.openxmlformats.org/drawingml/2006/wordprocessingDrawing" xmlns:wpc="http://schemas.microsoft.com/office/word/2010/wordprocessingCanvas" xmlns:wpg="http://schemas.microsoft.com/office/word/2010/wordprocessingGroup" xmlns:wpi="http://schemas.microsoft.com/office/word/2010/wordprocessingInk" xmlns:wps="http://schemas.microsoft.com/office/word/2010/wordprocessingShape" mc:Ignorable="w14 wp14">
+  <w:p>
+    <w:pPr>
+      <w:pStyle w:val="Footer"/>
+      <w:spacing w:before="40"/>
+      <w:jc w:val="left"/>
+      <w:pBdr>
+        <w:top w:val="single" w:sz="4" w:space="2" w:color="808080"/>
+      </w:pBdr>
+    </w:pPr>
+    <w:r/>
+    <w:r>
+      <w:rPr>
+        <w:rFonts w:ascii="Arial" w:hAnsi="Arial"/>
+        <w:color w:val="555555"/>
+        <w:sz w:val="20"/>
+      </w:rPr>
+      <w:t>Revision 2 — October 2026</w:t>
+    </w:r>
+    <w:r>
+      <w:rPr>
+        <w:rFonts w:ascii="Arial" w:hAnsi="Arial"/>
+      </w:rPr>
+      <w:tab/>
+      <w:tab/>
+    </w:r>
+    <w:r>
+      <w:rPr>
+        <w:rFonts w:ascii="Arial" w:hAnsi="Arial"/>
+        <w:color w:val="555555"/>
+        <w:sz w:val="20"/>
+      </w:rPr>
+      <w:t>10-</w:t>
+    </w:r>
+    <w:r>
+      <w:rPr>
+        <w:rFonts w:ascii="Arial" w:hAnsi="Arial"/>
+        <w:color w:val="555555"/>
+        <w:sz w:val="20"/>
+      </w:rPr>
+      <w:fldChar w:fldCharType="begin"/>
+      <w:instrText xml:space="preserve"> PAGE </w:instrText>
+      <w:fldChar w:fldCharType="separate"/>
+      <w:t>1</w:t>
+      <w:fldChar w:fldCharType="end"/>
+    </w:r>
+  </w:p>
+</w:ftr>
+</file>
+
+<file path=word/footer77.xml><?xml version="1.0" encoding="utf-8"?>
+<w:ftr xmlns:m="http://schemas.openxmlformats.org/officeDocument/2006/math" xmlns:mc="http://schemas.openxmlformats.org/markup-compatibility/2006" xmlns:mo="http://schemas.microsoft.com/office/mac/office/2008/main" xmlns:mv="urn:schemas-microsoft-com:mac:vml" xmlns:o="urn:schemas-microsoft-com:office:office" xmlns:r="http://schemas.openxmlformats.org/officeDocument/2006/relationships" xmlns:v="urn:schemas-microsoft-com:vml" xmlns:w10="urn:schemas-microsoft-com:office:word" xmlns:w14="http://schemas.microsoft.com/office/word/2010/wordml" xmlns:w="http://schemas.openxmlformats.org/wordprocessingml/2006/main" xmlns:wne="http://schemas.microsoft.com/office/word/2006/wordml" xmlns:wp14="http://schemas.microsoft.com/office/word/2010/wordprocessingDrawing" xmlns:wp="http://schemas.openxmlformats.org/drawingml/2006/wordprocessingDrawing" xmlns:wpc="http://schemas.microsoft.com/office/word/2010/wordprocessingCanvas" xmlns:wpg="http://schemas.microsoft.com/office/word/2010/wordprocessingGroup" xmlns:wpi="http://schemas.microsoft.com/office/word/2010/wordprocessingInk" xmlns:wps="http://schemas.microsoft.com/office/word/2010/wordprocessingShape" mc:Ignorable="w14 wp14">
+  <w:p>
+    <w:pPr>
+      <w:pStyle w:val="Footer"/>
+      <w:spacing w:before="40"/>
+      <w:jc w:val="left"/>
+      <w:pBdr>
+        <w:top w:val="single" w:sz="4" w:space="2" w:color="808080"/>
+      </w:pBdr>
+    </w:pPr>
+    <w:r/>
+    <w:r>
+      <w:rPr>
+        <w:rFonts w:ascii="Arial" w:hAnsi="Arial"/>
+        <w:color w:val="555555"/>
+        <w:sz w:val="20"/>
+      </w:rPr>
+      <w:t>Revision 2 — October 2026</w:t>
+    </w:r>
+    <w:r>
+      <w:rPr>
+        <w:rFonts w:ascii="Arial" w:hAnsi="Arial"/>
+      </w:rPr>
+      <w:tab/>
+      <w:tab/>
+    </w:r>
+    <w:r>
+      <w:rPr>
+        <w:rFonts w:ascii="Arial" w:hAnsi="Arial"/>
+        <w:color w:val="555555"/>
+        <w:sz w:val="20"/>
+      </w:rPr>
+      <w:t>11-</w:t>
+    </w:r>
+    <w:r>
+      <w:rPr>
+        <w:rFonts w:ascii="Arial" w:hAnsi="Arial"/>
+        <w:color w:val="555555"/>
+        <w:sz w:val="20"/>
+      </w:rPr>
+      <w:fldChar w:fldCharType="begin"/>
+      <w:instrText xml:space="preserve"> PAGE </w:instrText>
+      <w:fldChar w:fldCharType="separate"/>
+      <w:t>1</w:t>
+      <w:fldChar w:fldCharType="end"/>
+    </w:r>
+  </w:p>
+</w:ftr>
+</file>
+
+<file path=word/footer78.xml><?xml version="1.0" encoding="utf-8"?>
+<w:ftr xmlns:m="http://schemas.openxmlformats.org/officeDocument/2006/math" xmlns:mc="http://schemas.openxmlformats.org/markup-compatibility/2006" xmlns:mo="http://schemas.microsoft.com/office/mac/office/2008/main" xmlns:mv="urn:schemas-microsoft-com:mac:vml" xmlns:o="urn:schemas-microsoft-com:office:office" xmlns:r="http://schemas.openxmlformats.org/officeDocument/2006/relationships" xmlns:v="urn:schemas-microsoft-com:vml" xmlns:w10="urn:schemas-microsoft-com:office:word" xmlns:w14="http://schemas.microsoft.com/office/word/2010/wordml" xmlns:w="http://schemas.openxmlformats.org/wordprocessingml/2006/main" xmlns:wne="http://schemas.microsoft.com/office/word/2006/wordml" xmlns:wp14="http://schemas.microsoft.com/office/word/2010/wordprocessingDrawing" xmlns:wp="http://schemas.openxmlformats.org/drawingml/2006/wordprocessingDrawing" xmlns:wpc="http://schemas.microsoft.com/office/word/2010/wordprocessingCanvas" xmlns:wpg="http://schemas.microsoft.com/office/word/2010/wordprocessingGroup" xmlns:wpi="http://schemas.microsoft.com/office/word/2010/wordprocessingInk" xmlns:wps="http://schemas.microsoft.com/office/word/2010/wordprocessingShape" mc:Ignorable="w14 wp14">
+  <w:p>
+    <w:pPr>
+      <w:pStyle w:val="Footer"/>
+      <w:spacing w:before="40"/>
+      <w:jc w:val="left"/>
+      <w:pBdr>
+        <w:top w:val="single" w:sz="4" w:space="2" w:color="808080"/>
+      </w:pBdr>
+    </w:pPr>
+    <w:r/>
+    <w:r>
+      <w:rPr>
+        <w:rFonts w:ascii="Arial" w:hAnsi="Arial"/>
+        <w:color w:val="555555"/>
+        <w:sz w:val="20"/>
+      </w:rPr>
+      <w:t>Revision 2 — October 2026</w:t>
+    </w:r>
+    <w:r>
+      <w:rPr>
+        <w:rFonts w:ascii="Arial" w:hAnsi="Arial"/>
+      </w:rPr>
+      <w:tab/>
+      <w:tab/>
+    </w:r>
+    <w:r>
+      <w:rPr>
+        <w:rFonts w:ascii="Arial" w:hAnsi="Arial"/>
+        <w:color w:val="555555"/>
+        <w:sz w:val="20"/>
+      </w:rPr>
+      <w:t>12-</w:t>
+    </w:r>
+    <w:r>
+      <w:rPr>
+        <w:rFonts w:ascii="Arial" w:hAnsi="Arial"/>
+        <w:color w:val="555555"/>
+        <w:sz w:val="20"/>
+      </w:rPr>
+      <w:fldChar w:fldCharType="begin"/>
+      <w:instrText xml:space="preserve"> PAGE </w:instrText>
+      <w:fldChar w:fldCharType="separate"/>
+      <w:t>1</w:t>
+      <w:fldChar w:fldCharType="end"/>
+    </w:r>
+  </w:p>
+</w:ftr>
+</file>
+
+<file path=word/footer79.xml><?xml version="1.0" encoding="utf-8"?>
+<w:ftr xmlns:m="http://schemas.openxmlformats.org/officeDocument/2006/math" xmlns:mc="http://schemas.openxmlformats.org/markup-compatibility/2006" xmlns:mo="http://schemas.microsoft.com/office/mac/office/2008/main" xmlns:mv="urn:schemas-microsoft-com:mac:vml" xmlns:o="urn:schemas-microsoft-com:office:office" xmlns:r="http://schemas.openxmlformats.org/officeDocument/2006/relationships" xmlns:v="urn:schemas-microsoft-com:vml" xmlns:w10="urn:schemas-microsoft-com:office:word" xmlns:w14="http://schemas.microsoft.com/office/word/2010/wordml" xmlns:w="http://schemas.openxmlformats.org/wordprocessingml/2006/main" xmlns:wne="http://schemas.microsoft.com/office/word/2006/wordml" xmlns:wp14="http://schemas.microsoft.com/office/word/2010/wordprocessingDrawing" xmlns:wp="http://schemas.openxmlformats.org/drawingml/2006/wordprocessingDrawing" xmlns:wpc="http://schemas.microsoft.com/office/word/2010/wordprocessingCanvas" xmlns:wpg="http://schemas.microsoft.com/office/word/2010/wordprocessingGroup" xmlns:wpi="http://schemas.microsoft.com/office/word/2010/wordprocessingInk" xmlns:wps="http://schemas.microsoft.com/office/word/2010/wordprocessingShape" mc:Ignorable="w14 wp14">
+  <w:p>
+    <w:pPr>
+      <w:pStyle w:val="Footer"/>
+      <w:spacing w:before="40"/>
+      <w:jc w:val="left"/>
+      <w:pBdr>
+        <w:top w:val="single" w:sz="4" w:space="2" w:color="808080"/>
+      </w:pBdr>
+    </w:pPr>
+    <w:r/>
+    <w:r>
+      <w:rPr>
+        <w:rFonts w:ascii="Arial" w:hAnsi="Arial"/>
+        <w:color w:val="555555"/>
+        <w:sz w:val="20"/>
+      </w:rPr>
+      <w:t>Revision 2 — October 2026</w:t>
+    </w:r>
+    <w:r>
+      <w:rPr>
+        <w:rFonts w:ascii="Arial" w:hAnsi="Arial"/>
+      </w:rPr>
+      <w:tab/>
+      <w:tab/>
+    </w:r>
+    <w:r>
+      <w:rPr>
+        <w:rFonts w:ascii="Arial" w:hAnsi="Arial"/>
+        <w:color w:val="555555"/>
+        <w:sz w:val="20"/>
+      </w:rPr>
+      <w:t>13-</w:t>
     </w:r>
     <w:r>
       <w:rPr>
@@ -15223,6 +16037,285 @@
 </w:ftr>
 </file>
 
+<file path=word/footer80.xml><?xml version="1.0" encoding="utf-8"?>
+<w:ftr xmlns:m="http://schemas.openxmlformats.org/officeDocument/2006/math" xmlns:mc="http://schemas.openxmlformats.org/markup-compatibility/2006" xmlns:mo="http://schemas.microsoft.com/office/mac/office/2008/main" xmlns:mv="urn:schemas-microsoft-com:mac:vml" xmlns:o="urn:schemas-microsoft-com:office:office" xmlns:r="http://schemas.openxmlformats.org/officeDocument/2006/relationships" xmlns:v="urn:schemas-microsoft-com:vml" xmlns:w10="urn:schemas-microsoft-com:office:word" xmlns:w14="http://schemas.microsoft.com/office/word/2010/wordml" xmlns:w="http://schemas.openxmlformats.org/wordprocessingml/2006/main" xmlns:wne="http://schemas.microsoft.com/office/word/2006/wordml" xmlns:wp14="http://schemas.microsoft.com/office/word/2010/wordprocessingDrawing" xmlns:wp="http://schemas.openxmlformats.org/drawingml/2006/wordprocessingDrawing" xmlns:wpc="http://schemas.microsoft.com/office/word/2010/wordprocessingCanvas" xmlns:wpg="http://schemas.microsoft.com/office/word/2010/wordprocessingGroup" xmlns:wpi="http://schemas.microsoft.com/office/word/2010/wordprocessingInk" xmlns:wps="http://schemas.microsoft.com/office/word/2010/wordprocessingShape" mc:Ignorable="w14 wp14">
+  <w:p>
+    <w:pPr>
+      <w:pStyle w:val="Footer"/>
+      <w:spacing w:before="40"/>
+      <w:jc w:val="left"/>
+      <w:pBdr>
+        <w:top w:val="single" w:sz="4" w:space="2" w:color="808080"/>
+      </w:pBdr>
+    </w:pPr>
+    <w:r/>
+    <w:r>
+      <w:rPr>
+        <w:rFonts w:ascii="Arial" w:hAnsi="Arial"/>
+        <w:color w:val="555555"/>
+        <w:sz w:val="20"/>
+      </w:rPr>
+      <w:t>Revision 2 — October 2026</w:t>
+    </w:r>
+    <w:r>
+      <w:rPr>
+        <w:rFonts w:ascii="Arial" w:hAnsi="Arial"/>
+      </w:rPr>
+      <w:tab/>
+      <w:tab/>
+    </w:r>
+    <w:r>
+      <w:rPr>
+        <w:rFonts w:ascii="Arial" w:hAnsi="Arial"/>
+        <w:color w:val="555555"/>
+        <w:sz w:val="20"/>
+      </w:rPr>
+      <w:t>14-</w:t>
+    </w:r>
+    <w:r>
+      <w:rPr>
+        <w:rFonts w:ascii="Arial" w:hAnsi="Arial"/>
+        <w:color w:val="555555"/>
+        <w:sz w:val="20"/>
+      </w:rPr>
+      <w:fldChar w:fldCharType="begin"/>
+      <w:instrText xml:space="preserve"> PAGE </w:instrText>
+      <w:fldChar w:fldCharType="separate"/>
+      <w:t>1</w:t>
+      <w:fldChar w:fldCharType="end"/>
+    </w:r>
+  </w:p>
+</w:ftr>
+</file>
+
+<file path=word/footer81.xml><?xml version="1.0" encoding="utf-8"?>
+<w:ftr xmlns:m="http://schemas.openxmlformats.org/officeDocument/2006/math" xmlns:mc="http://schemas.openxmlformats.org/markup-compatibility/2006" xmlns:mo="http://schemas.microsoft.com/office/mac/office/2008/main" xmlns:mv="urn:schemas-microsoft-com:mac:vml" xmlns:o="urn:schemas-microsoft-com:office:office" xmlns:r="http://schemas.openxmlformats.org/officeDocument/2006/relationships" xmlns:v="urn:schemas-microsoft-com:vml" xmlns:w10="urn:schemas-microsoft-com:office:word" xmlns:w14="http://schemas.microsoft.com/office/word/2010/wordml" xmlns:w="http://schemas.openxmlformats.org/wordprocessingml/2006/main" xmlns:wne="http://schemas.microsoft.com/office/word/2006/wordml" xmlns:wp14="http://schemas.microsoft.com/office/word/2010/wordprocessingDrawing" xmlns:wp="http://schemas.openxmlformats.org/drawingml/2006/wordprocessingDrawing" xmlns:wpc="http://schemas.microsoft.com/office/word/2010/wordprocessingCanvas" xmlns:wpg="http://schemas.microsoft.com/office/word/2010/wordprocessingGroup" xmlns:wpi="http://schemas.microsoft.com/office/word/2010/wordprocessingInk" xmlns:wps="http://schemas.microsoft.com/office/word/2010/wordprocessingShape" mc:Ignorable="w14 wp14">
+  <w:p>
+    <w:pPr>
+      <w:pStyle w:val="Footer"/>
+      <w:spacing w:before="40"/>
+      <w:jc w:val="left"/>
+      <w:pBdr>
+        <w:top w:val="single" w:sz="4" w:space="2" w:color="808080"/>
+      </w:pBdr>
+    </w:pPr>
+    <w:r/>
+    <w:r>
+      <w:rPr>
+        <w:rFonts w:ascii="Arial" w:hAnsi="Arial"/>
+        <w:color w:val="555555"/>
+        <w:sz w:val="20"/>
+      </w:rPr>
+      <w:t>Revision 2 — October 2026</w:t>
+    </w:r>
+    <w:r>
+      <w:rPr>
+        <w:rFonts w:ascii="Arial" w:hAnsi="Arial"/>
+      </w:rPr>
+      <w:tab/>
+      <w:tab/>
+    </w:r>
+    <w:r>
+      <w:rPr>
+        <w:rFonts w:ascii="Arial" w:hAnsi="Arial"/>
+        <w:color w:val="555555"/>
+        <w:sz w:val="20"/>
+      </w:rPr>
+      <w:t>15-</w:t>
+    </w:r>
+    <w:r>
+      <w:rPr>
+        <w:rFonts w:ascii="Arial" w:hAnsi="Arial"/>
+        <w:color w:val="555555"/>
+        <w:sz w:val="20"/>
+      </w:rPr>
+      <w:fldChar w:fldCharType="begin"/>
+      <w:instrText xml:space="preserve"> PAGE </w:instrText>
+      <w:fldChar w:fldCharType="separate"/>
+      <w:t>1</w:t>
+      <w:fldChar w:fldCharType="end"/>
+    </w:r>
+  </w:p>
+</w:ftr>
+</file>
+
+<file path=word/footer82.xml><?xml version="1.0" encoding="utf-8"?>
+<w:ftr xmlns:m="http://schemas.openxmlformats.org/officeDocument/2006/math" xmlns:mc="http://schemas.openxmlformats.org/markup-compatibility/2006" xmlns:mo="http://schemas.microsoft.com/office/mac/office/2008/main" xmlns:mv="urn:schemas-microsoft-com:mac:vml" xmlns:o="urn:schemas-microsoft-com:office:office" xmlns:r="http://schemas.openxmlformats.org/officeDocument/2006/relationships" xmlns:v="urn:schemas-microsoft-com:vml" xmlns:w10="urn:schemas-microsoft-com:office:word" xmlns:w14="http://schemas.microsoft.com/office/word/2010/wordml" xmlns:w="http://schemas.openxmlformats.org/wordprocessingml/2006/main" xmlns:wne="http://schemas.microsoft.com/office/word/2006/wordml" xmlns:wp14="http://schemas.microsoft.com/office/word/2010/wordprocessingDrawing" xmlns:wp="http://schemas.openxmlformats.org/drawingml/2006/wordprocessingDrawing" xmlns:wpc="http://schemas.microsoft.com/office/word/2010/wordprocessingCanvas" xmlns:wpg="http://schemas.microsoft.com/office/word/2010/wordprocessingGroup" xmlns:wpi="http://schemas.microsoft.com/office/word/2010/wordprocessingInk" xmlns:wps="http://schemas.microsoft.com/office/word/2010/wordprocessingShape" mc:Ignorable="w14 wp14">
+  <w:p>
+    <w:pPr>
+      <w:pStyle w:val="Footer"/>
+      <w:spacing w:before="40"/>
+      <w:jc w:val="left"/>
+      <w:pBdr>
+        <w:top w:val="single" w:sz="4" w:space="2" w:color="808080"/>
+      </w:pBdr>
+    </w:pPr>
+    <w:r/>
+    <w:r>
+      <w:rPr>
+        <w:rFonts w:ascii="Arial" w:hAnsi="Arial"/>
+        <w:color w:val="555555"/>
+        <w:sz w:val="20"/>
+      </w:rPr>
+      <w:t>Revision 2 — October 2026</w:t>
+    </w:r>
+    <w:r>
+      <w:rPr>
+        <w:rFonts w:ascii="Arial" w:hAnsi="Arial"/>
+      </w:rPr>
+      <w:tab/>
+      <w:tab/>
+    </w:r>
+    <w:r>
+      <w:rPr>
+        <w:rFonts w:ascii="Arial" w:hAnsi="Arial"/>
+        <w:color w:val="555555"/>
+        <w:sz w:val="20"/>
+      </w:rPr>
+      <w:t>16-</w:t>
+    </w:r>
+    <w:r>
+      <w:rPr>
+        <w:rFonts w:ascii="Arial" w:hAnsi="Arial"/>
+        <w:color w:val="555555"/>
+        <w:sz w:val="20"/>
+      </w:rPr>
+      <w:fldChar w:fldCharType="begin"/>
+      <w:instrText xml:space="preserve"> PAGE </w:instrText>
+      <w:fldChar w:fldCharType="separate"/>
+      <w:t>1</w:t>
+      <w:fldChar w:fldCharType="end"/>
+    </w:r>
+  </w:p>
+</w:ftr>
+</file>
+
+<file path=word/footer83.xml><?xml version="1.0" encoding="utf-8"?>
+<w:ftr xmlns:m="http://schemas.openxmlformats.org/officeDocument/2006/math" xmlns:mc="http://schemas.openxmlformats.org/markup-compatibility/2006" xmlns:mo="http://schemas.microsoft.com/office/mac/office/2008/main" xmlns:mv="urn:schemas-microsoft-com:mac:vml" xmlns:o="urn:schemas-microsoft-com:office:office" xmlns:r="http://schemas.openxmlformats.org/officeDocument/2006/relationships" xmlns:v="urn:schemas-microsoft-com:vml" xmlns:w10="urn:schemas-microsoft-com:office:word" xmlns:w14="http://schemas.microsoft.com/office/word/2010/wordml" xmlns:w="http://schemas.openxmlformats.org/wordprocessingml/2006/main" xmlns:wne="http://schemas.microsoft.com/office/word/2006/wordml" xmlns:wp14="http://schemas.microsoft.com/office/word/2010/wordprocessingDrawing" xmlns:wp="http://schemas.openxmlformats.org/drawingml/2006/wordprocessingDrawing" xmlns:wpc="http://schemas.microsoft.com/office/word/2010/wordprocessingCanvas" xmlns:wpg="http://schemas.microsoft.com/office/word/2010/wordprocessingGroup" xmlns:wpi="http://schemas.microsoft.com/office/word/2010/wordprocessingInk" xmlns:wps="http://schemas.microsoft.com/office/word/2010/wordprocessingShape" mc:Ignorable="w14 wp14">
+  <w:p>
+    <w:pPr>
+      <w:pStyle w:val="Footer"/>
+      <w:spacing w:before="40"/>
+      <w:jc w:val="left"/>
+      <w:pBdr>
+        <w:top w:val="single" w:sz="4" w:space="2" w:color="808080"/>
+      </w:pBdr>
+    </w:pPr>
+    <w:r/>
+    <w:r>
+      <w:rPr>
+        <w:rFonts w:ascii="Arial" w:hAnsi="Arial"/>
+        <w:color w:val="555555"/>
+        <w:sz w:val="20"/>
+      </w:rPr>
+      <w:t>Revision 2 — October 2026</w:t>
+    </w:r>
+    <w:r>
+      <w:rPr>
+        <w:rFonts w:ascii="Arial" w:hAnsi="Arial"/>
+      </w:rPr>
+      <w:tab/>
+      <w:tab/>
+    </w:r>
+    <w:r>
+      <w:rPr>
+        <w:rFonts w:ascii="Arial" w:hAnsi="Arial"/>
+        <w:color w:val="555555"/>
+        <w:sz w:val="20"/>
+      </w:rPr>
+      <w:t>17-</w:t>
+    </w:r>
+    <w:r>
+      <w:rPr>
+        <w:rFonts w:ascii="Arial" w:hAnsi="Arial"/>
+        <w:color w:val="555555"/>
+        <w:sz w:val="20"/>
+      </w:rPr>
+      <w:fldChar w:fldCharType="begin"/>
+      <w:instrText xml:space="preserve"> PAGE </w:instrText>
+      <w:fldChar w:fldCharType="separate"/>
+      <w:t>1</w:t>
+      <w:fldChar w:fldCharType="end"/>
+    </w:r>
+  </w:p>
+</w:ftr>
+</file>
+
+<file path=word/footer84.xml><?xml version="1.0" encoding="utf-8"?>
+<w:ftr xmlns:m="http://schemas.openxmlformats.org/officeDocument/2006/math" xmlns:mc="http://schemas.openxmlformats.org/markup-compatibility/2006" xmlns:mo="http://schemas.microsoft.com/office/mac/office/2008/main" xmlns:mv="urn:schemas-microsoft-com:mac:vml" xmlns:o="urn:schemas-microsoft-com:office:office" xmlns:r="http://schemas.openxmlformats.org/officeDocument/2006/relationships" xmlns:v="urn:schemas-microsoft-com:vml" xmlns:w10="urn:schemas-microsoft-com:office:word" xmlns:w14="http://schemas.microsoft.com/office/word/2010/wordml" xmlns:w="http://schemas.openxmlformats.org/wordprocessingml/2006/main" xmlns:wne="http://schemas.microsoft.com/office/word/2006/wordml" xmlns:wp14="http://schemas.microsoft.com/office/word/2010/wordprocessingDrawing" xmlns:wp="http://schemas.openxmlformats.org/drawingml/2006/wordprocessingDrawing" xmlns:wpc="http://schemas.microsoft.com/office/word/2010/wordprocessingCanvas" xmlns:wpg="http://schemas.microsoft.com/office/word/2010/wordprocessingGroup" xmlns:wpi="http://schemas.microsoft.com/office/word/2010/wordprocessingInk" xmlns:wps="http://schemas.microsoft.com/office/word/2010/wordprocessingShape" mc:Ignorable="w14 wp14">
+  <w:p>
+    <w:pPr>
+      <w:pStyle w:val="Footer"/>
+      <w:spacing w:before="40"/>
+      <w:jc w:val="left"/>
+      <w:pBdr>
+        <w:top w:val="single" w:sz="4" w:space="2" w:color="808080"/>
+      </w:pBdr>
+    </w:pPr>
+    <w:r/>
+    <w:r>
+      <w:rPr>
+        <w:rFonts w:ascii="Arial" w:hAnsi="Arial"/>
+        <w:color w:val="555555"/>
+        <w:sz w:val="20"/>
+      </w:rPr>
+      <w:t>Revision 2 — October 2026</w:t>
+    </w:r>
+    <w:r>
+      <w:rPr>
+        <w:rFonts w:ascii="Arial" w:hAnsi="Arial"/>
+      </w:rPr>
+      <w:tab/>
+      <w:tab/>
+    </w:r>
+    <w:r>
+      <w:rPr>
+        <w:rFonts w:ascii="Arial" w:hAnsi="Arial"/>
+        <w:color w:val="555555"/>
+        <w:sz w:val="20"/>
+      </w:rPr>
+      <w:t>18-</w:t>
+    </w:r>
+    <w:r>
+      <w:rPr>
+        <w:rFonts w:ascii="Arial" w:hAnsi="Arial"/>
+        <w:color w:val="555555"/>
+        <w:sz w:val="20"/>
+      </w:rPr>
+      <w:fldChar w:fldCharType="begin"/>
+      <w:instrText xml:space="preserve"> PAGE </w:instrText>
+      <w:fldChar w:fldCharType="separate"/>
+      <w:t>1</w:t>
+      <w:fldChar w:fldCharType="end"/>
+    </w:r>
+  </w:p>
+</w:ftr>
+</file>
+
+<file path=word/footer85.xml><?xml version="1.0" encoding="utf-8"?>
+<w:ftr xmlns:m="http://schemas.openxmlformats.org/officeDocument/2006/math" xmlns:mc="http://schemas.openxmlformats.org/markup-compatibility/2006" xmlns:mo="http://schemas.microsoft.com/office/mac/office/2008/main" xmlns:mv="urn:schemas-microsoft-com:mac:vml" xmlns:o="urn:schemas-microsoft-com:office:office" xmlns:r="http://schemas.openxmlformats.org/officeDocument/2006/relationships" xmlns:v="urn:schemas-microsoft-com:vml" xmlns:w10="urn:schemas-microsoft-com:office:word" xmlns:w14="http://schemas.microsoft.com/office/word/2010/wordml" xmlns:w="http://schemas.openxmlformats.org/wordprocessingml/2006/main" xmlns:wne="http://schemas.microsoft.com/office/word/2006/wordml" xmlns:wp14="http://schemas.microsoft.com/office/word/2010/wordprocessingDrawing" xmlns:wp="http://schemas.openxmlformats.org/drawingml/2006/wordprocessingDrawing" xmlns:wpc="http://schemas.microsoft.com/office/word/2010/wordprocessingCanvas" xmlns:wpg="http://schemas.microsoft.com/office/word/2010/wordprocessingGroup" xmlns:wpi="http://schemas.microsoft.com/office/word/2010/wordprocessingInk" xmlns:wps="http://schemas.microsoft.com/office/word/2010/wordprocessingShape" mc:Ignorable="w14 wp14">
+  <w:p>
+    <w:pPr>
+      <w:pStyle w:val="Footer"/>
+      <w:spacing w:before="40"/>
+      <w:jc w:val="left"/>
+      <w:pBdr>
+        <w:top w:val="single" w:sz="4" w:space="2" w:color="808080"/>
+      </w:pBdr>
+    </w:pPr>
+    <w:r/>
+    <w:r>
+      <w:rPr>
+        <w:rFonts w:ascii="Arial" w:hAnsi="Arial"/>
+        <w:color w:val="555555"/>
+        <w:sz w:val="20"/>
+      </w:rPr>
+      <w:t>Revision 2 — October 2026</w:t>
+    </w:r>
+  </w:p>
+</w:ftr>
+</file>
+
 <file path=word/footer9.xml><?xml version="1.0" encoding="utf-8"?>
 <w:ftr xmlns:m="http://schemas.openxmlformats.org/officeDocument/2006/math" xmlns:mc="http://schemas.openxmlformats.org/markup-compatibility/2006" xmlns:mo="http://schemas.microsoft.com/office/mac/office/2008/main" xmlns:mv="urn:schemas-microsoft-com:mac:vml" xmlns:o="urn:schemas-microsoft-com:office:office" xmlns:r="http://schemas.openxmlformats.org/officeDocument/2006/relationships" xmlns:v="urn:schemas-microsoft-com:vml" xmlns:w10="urn:schemas-microsoft-com:office:word" xmlns:w14="http://schemas.microsoft.com/office/word/2010/wordml" xmlns:w="http://schemas.openxmlformats.org/wordprocessingml/2006/main" xmlns:wne="http://schemas.microsoft.com/office/word/2006/wordml" xmlns:wp14="http://schemas.microsoft.com/office/word/2010/wordprocessingDrawing" xmlns:wp="http://schemas.openxmlformats.org/drawingml/2006/wordprocessingDrawing" xmlns:wpc="http://schemas.microsoft.com/office/word/2010/wordprocessingCanvas" xmlns:wpg="http://schemas.microsoft.com/office/word/2010/wordprocessingGroup" xmlns:wpi="http://schemas.microsoft.com/office/word/2010/wordprocessingInk" xmlns:wps="http://schemas.microsoft.com/office/word/2010/wordprocessingShape" mc:Ignorable="w14 wp14">
   <w:p>
@@ -16754,6 +17847,22 @@
       </w:pBdr>
     </w:pPr>
     <w:r/>
+  </w:p>
+</w:hdr>
+</file>
+
+<file path=word/header65.xml><?xml version="1.0" encoding="utf-8"?>
+<w:hdr xmlns:m="http://schemas.openxmlformats.org/officeDocument/2006/math" xmlns:mc="http://schemas.openxmlformats.org/markup-compatibility/2006" xmlns:mo="http://schemas.microsoft.com/office/mac/office/2008/main" xmlns:mv="urn:schemas-microsoft-com:mac:vml" xmlns:o="urn:schemas-microsoft-com:office:office" xmlns:r="http://schemas.openxmlformats.org/officeDocument/2006/relationships" xmlns:v="urn:schemas-microsoft-com:vml" xmlns:w10="urn:schemas-microsoft-com:office:word" xmlns:w14="http://schemas.microsoft.com/office/word/2010/wordml" xmlns:w="http://schemas.openxmlformats.org/wordprocessingml/2006/main" xmlns:wne="http://schemas.microsoft.com/office/word/2006/wordml" xmlns:wp14="http://schemas.microsoft.com/office/word/2010/wordprocessingDrawing" xmlns:wp="http://schemas.openxmlformats.org/drawingml/2006/wordprocessingDrawing" xmlns:wpc="http://schemas.microsoft.com/office/word/2010/wordprocessingCanvas" xmlns:wpg="http://schemas.microsoft.com/office/word/2010/wordprocessingGroup" xmlns:wpi="http://schemas.microsoft.com/office/word/2010/wordprocessingInk" xmlns:wps="http://schemas.microsoft.com/office/word/2010/wordprocessingShape" mc:Ignorable="w14 wp14">
+  <w:p>
+    <w:pPr>
+      <w:pStyle w:val="Header"/>
+      <w:spacing w:after="40"/>
+      <w:jc w:val="right"/>
+      <w:pBdr>
+        <w:bottom w:val="single" w:sz="4" w:space="2" w:color="808080"/>
+      </w:pBdr>
+    </w:pPr>
+    <w:r/>
     <w:r>
       <w:rPr>
         <w:rFonts w:ascii="Arial" w:hAnsi="Arial"/>
@@ -16761,7 +17870,107 @@
         <w:color w:val="555555"/>
         <w:sz w:val="20"/>
       </w:rPr>
-      <w:t>Copyright and Disclaimer</w:t>
+      <w:t>Table of Contents</w:t>
+    </w:r>
+  </w:p>
+</w:hdr>
+</file>
+
+<file path=word/header66.xml><?xml version="1.0" encoding="utf-8"?>
+<w:hdr xmlns:m="http://schemas.openxmlformats.org/officeDocument/2006/math" xmlns:mc="http://schemas.openxmlformats.org/markup-compatibility/2006" xmlns:mo="http://schemas.microsoft.com/office/mac/office/2008/main" xmlns:mv="urn:schemas-microsoft-com:mac:vml" xmlns:o="urn:schemas-microsoft-com:office:office" xmlns:r="http://schemas.openxmlformats.org/officeDocument/2006/relationships" xmlns:v="urn:schemas-microsoft-com:vml" xmlns:w10="urn:schemas-microsoft-com:office:word" xmlns:w14="http://schemas.microsoft.com/office/word/2010/wordml" xmlns:w="http://schemas.openxmlformats.org/wordprocessingml/2006/main" xmlns:wne="http://schemas.microsoft.com/office/word/2006/wordml" xmlns:wp14="http://schemas.microsoft.com/office/word/2010/wordprocessingDrawing" xmlns:wp="http://schemas.openxmlformats.org/drawingml/2006/wordprocessingDrawing" xmlns:wpc="http://schemas.microsoft.com/office/word/2010/wordprocessingCanvas" xmlns:wpg="http://schemas.microsoft.com/office/word/2010/wordprocessingGroup" xmlns:wpi="http://schemas.microsoft.com/office/word/2010/wordprocessingInk" xmlns:wps="http://schemas.microsoft.com/office/word/2010/wordprocessingShape" mc:Ignorable="w14 wp14">
+  <w:p>
+    <w:pPr>
+      <w:pStyle w:val="Header"/>
+      <w:spacing w:after="40"/>
+      <w:jc w:val="right"/>
+      <w:pBdr>
+        <w:bottom w:val="single" w:sz="4" w:space="2" w:color="808080"/>
+      </w:pBdr>
+    </w:pPr>
+    <w:r/>
+    <w:r>
+      <w:rPr>
+        <w:rFonts w:ascii="Arial" w:hAnsi="Arial"/>
+        <w:b/>
+        <w:color w:val="555555"/>
+        <w:sz w:val="20"/>
+      </w:rPr>
+      <w:t>Quick Start</w:t>
+    </w:r>
+  </w:p>
+</w:hdr>
+</file>
+
+<file path=word/header67.xml><?xml version="1.0" encoding="utf-8"?>
+<w:hdr xmlns:m="http://schemas.openxmlformats.org/officeDocument/2006/math" xmlns:mc="http://schemas.openxmlformats.org/markup-compatibility/2006" xmlns:mo="http://schemas.microsoft.com/office/mac/office/2008/main" xmlns:mv="urn:schemas-microsoft-com:mac:vml" xmlns:o="urn:schemas-microsoft-com:office:office" xmlns:r="http://schemas.openxmlformats.org/officeDocument/2006/relationships" xmlns:v="urn:schemas-microsoft-com:vml" xmlns:w10="urn:schemas-microsoft-com:office:word" xmlns:w14="http://schemas.microsoft.com/office/word/2010/wordml" xmlns:w="http://schemas.openxmlformats.org/wordprocessingml/2006/main" xmlns:wne="http://schemas.microsoft.com/office/word/2006/wordml" xmlns:wp14="http://schemas.microsoft.com/office/word/2010/wordprocessingDrawing" xmlns:wp="http://schemas.openxmlformats.org/drawingml/2006/wordprocessingDrawing" xmlns:wpc="http://schemas.microsoft.com/office/word/2010/wordprocessingCanvas" xmlns:wpg="http://schemas.microsoft.com/office/word/2010/wordprocessingGroup" xmlns:wpi="http://schemas.microsoft.com/office/word/2010/wordprocessingInk" xmlns:wps="http://schemas.microsoft.com/office/word/2010/wordprocessingShape" mc:Ignorable="w14 wp14">
+  <w:p>
+    <w:pPr>
+      <w:pStyle w:val="Header"/>
+      <w:spacing w:after="40"/>
+      <w:jc w:val="right"/>
+      <w:pBdr>
+        <w:bottom w:val="single" w:sz="4" w:space="2" w:color="808080"/>
+      </w:pBdr>
+    </w:pPr>
+    <w:r/>
+    <w:r>
+      <w:rPr>
+        <w:rFonts w:ascii="Arial" w:hAnsi="Arial"/>
+        <w:b/>
+        <w:color w:val="555555"/>
+        <w:sz w:val="20"/>
+      </w:rPr>
+      <w:t>1. Overview</w:t>
+    </w:r>
+  </w:p>
+</w:hdr>
+</file>
+
+<file path=word/header68.xml><?xml version="1.0" encoding="utf-8"?>
+<w:hdr xmlns:m="http://schemas.openxmlformats.org/officeDocument/2006/math" xmlns:mc="http://schemas.openxmlformats.org/markup-compatibility/2006" xmlns:mo="http://schemas.microsoft.com/office/mac/office/2008/main" xmlns:mv="urn:schemas-microsoft-com:mac:vml" xmlns:o="urn:schemas-microsoft-com:office:office" xmlns:r="http://schemas.openxmlformats.org/officeDocument/2006/relationships" xmlns:v="urn:schemas-microsoft-com:vml" xmlns:w10="urn:schemas-microsoft-com:office:word" xmlns:w14="http://schemas.microsoft.com/office/word/2010/wordml" xmlns:w="http://schemas.openxmlformats.org/wordprocessingml/2006/main" xmlns:wne="http://schemas.microsoft.com/office/word/2006/wordml" xmlns:wp14="http://schemas.microsoft.com/office/word/2010/wordprocessingDrawing" xmlns:wp="http://schemas.openxmlformats.org/drawingml/2006/wordprocessingDrawing" xmlns:wpc="http://schemas.microsoft.com/office/word/2010/wordprocessingCanvas" xmlns:wpg="http://schemas.microsoft.com/office/word/2010/wordprocessingGroup" xmlns:wpi="http://schemas.microsoft.com/office/word/2010/wordprocessingInk" xmlns:wps="http://schemas.microsoft.com/office/word/2010/wordprocessingShape" mc:Ignorable="w14 wp14">
+  <w:p>
+    <w:pPr>
+      <w:pStyle w:val="Header"/>
+      <w:spacing w:after="40"/>
+      <w:jc w:val="right"/>
+      <w:pBdr>
+        <w:bottom w:val="single" w:sz="4" w:space="2" w:color="808080"/>
+      </w:pBdr>
+    </w:pPr>
+    <w:r/>
+    <w:r>
+      <w:rPr>
+        <w:rFonts w:ascii="Arial" w:hAnsi="Arial"/>
+        <w:b/>
+        <w:color w:val="555555"/>
+        <w:sz w:val="20"/>
+      </w:rPr>
+      <w:t>2. Models</w:t>
+    </w:r>
+  </w:p>
+</w:hdr>
+</file>
+
+<file path=word/header69.xml><?xml version="1.0" encoding="utf-8"?>
+<w:hdr xmlns:m="http://schemas.openxmlformats.org/officeDocument/2006/math" xmlns:mc="http://schemas.openxmlformats.org/markup-compatibility/2006" xmlns:mo="http://schemas.microsoft.com/office/mac/office/2008/main" xmlns:mv="urn:schemas-microsoft-com:mac:vml" xmlns:o="urn:schemas-microsoft-com:office:office" xmlns:r="http://schemas.openxmlformats.org/officeDocument/2006/relationships" xmlns:v="urn:schemas-microsoft-com:vml" xmlns:w10="urn:schemas-microsoft-com:office:word" xmlns:w14="http://schemas.microsoft.com/office/word/2010/wordml" xmlns:w="http://schemas.openxmlformats.org/wordprocessingml/2006/main" xmlns:wne="http://schemas.microsoft.com/office/word/2006/wordml" xmlns:wp14="http://schemas.microsoft.com/office/word/2010/wordprocessingDrawing" xmlns:wp="http://schemas.openxmlformats.org/drawingml/2006/wordprocessingDrawing" xmlns:wpc="http://schemas.microsoft.com/office/word/2010/wordprocessingCanvas" xmlns:wpg="http://schemas.microsoft.com/office/word/2010/wordprocessingGroup" xmlns:wpi="http://schemas.microsoft.com/office/word/2010/wordprocessingInk" xmlns:wps="http://schemas.microsoft.com/office/word/2010/wordprocessingShape" mc:Ignorable="w14 wp14">
+  <w:p>
+    <w:pPr>
+      <w:pStyle w:val="Header"/>
+      <w:spacing w:after="40"/>
+      <w:jc w:val="right"/>
+      <w:pBdr>
+        <w:bottom w:val="single" w:sz="4" w:space="2" w:color="808080"/>
+      </w:pBdr>
+    </w:pPr>
+    <w:r/>
+    <w:r>
+      <w:rPr>
+        <w:rFonts w:ascii="Arial" w:hAnsi="Arial"/>
+        <w:b/>
+        <w:color w:val="555555"/>
+        <w:sz w:val="20"/>
+      </w:rPr>
+      <w:t>3. Display</w:t>
     </w:r>
   </w:p>
 </w:hdr>
@@ -16792,7 +18001,7 @@
 </w:hdr>
 </file>
 
-<file path=word/header8.xml><?xml version="1.0" encoding="utf-8"?>
+<file path=word/header70.xml><?xml version="1.0" encoding="utf-8"?>
 <w:hdr xmlns:m="http://schemas.openxmlformats.org/officeDocument/2006/math" xmlns:mc="http://schemas.openxmlformats.org/markup-compatibility/2006" xmlns:mo="http://schemas.microsoft.com/office/mac/office/2008/main" xmlns:mv="urn:schemas-microsoft-com:mac:vml" xmlns:o="urn:schemas-microsoft-com:office:office" xmlns:r="http://schemas.openxmlformats.org/officeDocument/2006/relationships" xmlns:v="urn:schemas-microsoft-com:vml" xmlns:w10="urn:schemas-microsoft-com:office:word" xmlns:w14="http://schemas.microsoft.com/office/word/2010/wordml" xmlns:w="http://schemas.openxmlformats.org/wordprocessingml/2006/main" xmlns:wne="http://schemas.microsoft.com/office/word/2006/wordml" xmlns:wp14="http://schemas.microsoft.com/office/word/2010/wordprocessingDrawing" xmlns:wp="http://schemas.openxmlformats.org/drawingml/2006/wordprocessingDrawing" xmlns:wpc="http://schemas.microsoft.com/office/word/2010/wordprocessingCanvas" xmlns:wpg="http://schemas.microsoft.com/office/word/2010/wordprocessingGroup" xmlns:wpi="http://schemas.microsoft.com/office/word/2010/wordprocessingInk" xmlns:wps="http://schemas.microsoft.com/office/word/2010/wordprocessingShape" mc:Ignorable="w14 wp14">
   <w:p>
     <w:pPr>
@@ -16811,7 +18020,407 @@
         <w:color w:val="555555"/>
         <w:sz w:val="20"/>
       </w:rPr>
+      <w:t>4. Buttons</w:t>
+    </w:r>
+  </w:p>
+</w:hdr>
+</file>
+
+<file path=word/header71.xml><?xml version="1.0" encoding="utf-8"?>
+<w:hdr xmlns:m="http://schemas.openxmlformats.org/officeDocument/2006/math" xmlns:mc="http://schemas.openxmlformats.org/markup-compatibility/2006" xmlns:mo="http://schemas.microsoft.com/office/mac/office/2008/main" xmlns:mv="urn:schemas-microsoft-com:mac:vml" xmlns:o="urn:schemas-microsoft-com:office:office" xmlns:r="http://schemas.openxmlformats.org/officeDocument/2006/relationships" xmlns:v="urn:schemas-microsoft-com:vml" xmlns:w10="urn:schemas-microsoft-com:office:word" xmlns:w14="http://schemas.microsoft.com/office/word/2010/wordml" xmlns:w="http://schemas.openxmlformats.org/wordprocessingml/2006/main" xmlns:wne="http://schemas.microsoft.com/office/word/2006/wordml" xmlns:wp14="http://schemas.microsoft.com/office/word/2010/wordprocessingDrawing" xmlns:wp="http://schemas.openxmlformats.org/drawingml/2006/wordprocessingDrawing" xmlns:wpc="http://schemas.microsoft.com/office/word/2010/wordprocessingCanvas" xmlns:wpg="http://schemas.microsoft.com/office/word/2010/wordprocessingGroup" xmlns:wpi="http://schemas.microsoft.com/office/word/2010/wordprocessingInk" xmlns:wps="http://schemas.microsoft.com/office/word/2010/wordprocessingShape" mc:Ignorable="w14 wp14">
+  <w:p>
+    <w:pPr>
+      <w:pStyle w:val="Header"/>
+      <w:spacing w:after="40"/>
+      <w:jc w:val="right"/>
+      <w:pBdr>
+        <w:bottom w:val="single" w:sz="4" w:space="2" w:color="808080"/>
+      </w:pBdr>
+    </w:pPr>
+    <w:r/>
+    <w:r>
+      <w:rPr>
+        <w:rFonts w:ascii="Arial" w:hAnsi="Arial"/>
+        <w:b/>
+        <w:color w:val="555555"/>
+        <w:sz w:val="20"/>
+      </w:rPr>
       <w:t>5. Power-On Functions</w:t>
+    </w:r>
+  </w:p>
+</w:hdr>
+</file>
+
+<file path=word/header72.xml><?xml version="1.0" encoding="utf-8"?>
+<w:hdr xmlns:m="http://schemas.openxmlformats.org/officeDocument/2006/math" xmlns:mc="http://schemas.openxmlformats.org/markup-compatibility/2006" xmlns:mo="http://schemas.microsoft.com/office/mac/office/2008/main" xmlns:mv="urn:schemas-microsoft-com:mac:vml" xmlns:o="urn:schemas-microsoft-com:office:office" xmlns:r="http://schemas.openxmlformats.org/officeDocument/2006/relationships" xmlns:v="urn:schemas-microsoft-com:vml" xmlns:w10="urn:schemas-microsoft-com:office:word" xmlns:w14="http://schemas.microsoft.com/office/word/2010/wordml" xmlns:w="http://schemas.openxmlformats.org/wordprocessingml/2006/main" xmlns:wne="http://schemas.microsoft.com/office/word/2006/wordml" xmlns:wp14="http://schemas.microsoft.com/office/word/2010/wordprocessingDrawing" xmlns:wp="http://schemas.openxmlformats.org/drawingml/2006/wordprocessingDrawing" xmlns:wpc="http://schemas.microsoft.com/office/word/2010/wordprocessingCanvas" xmlns:wpg="http://schemas.microsoft.com/office/word/2010/wordprocessingGroup" xmlns:wpi="http://schemas.microsoft.com/office/word/2010/wordprocessingInk" xmlns:wps="http://schemas.microsoft.com/office/word/2010/wordprocessingShape" mc:Ignorable="w14 wp14">
+  <w:p>
+    <w:pPr>
+      <w:pStyle w:val="Header"/>
+      <w:spacing w:after="40"/>
+      <w:jc w:val="right"/>
+      <w:pBdr>
+        <w:bottom w:val="single" w:sz="4" w:space="2" w:color="808080"/>
+      </w:pBdr>
+    </w:pPr>
+    <w:r/>
+    <w:r>
+      <w:rPr>
+        <w:rFonts w:ascii="Arial" w:hAnsi="Arial"/>
+        <w:b/>
+        <w:color w:val="555555"/>
+        <w:sz w:val="20"/>
+      </w:rPr>
+      <w:t>6. AP Configuration Mode</w:t>
+    </w:r>
+  </w:p>
+</w:hdr>
+</file>
+
+<file path=word/header73.xml><?xml version="1.0" encoding="utf-8"?>
+<w:hdr xmlns:m="http://schemas.openxmlformats.org/officeDocument/2006/math" xmlns:mc="http://schemas.openxmlformats.org/markup-compatibility/2006" xmlns:mo="http://schemas.microsoft.com/office/mac/office/2008/main" xmlns:mv="urn:schemas-microsoft-com:mac:vml" xmlns:o="urn:schemas-microsoft-com:office:office" xmlns:r="http://schemas.openxmlformats.org/officeDocument/2006/relationships" xmlns:v="urn:schemas-microsoft-com:vml" xmlns:w10="urn:schemas-microsoft-com:office:word" xmlns:w14="http://schemas.microsoft.com/office/word/2010/wordml" xmlns:w="http://schemas.openxmlformats.org/wordprocessingml/2006/main" xmlns:wne="http://schemas.microsoft.com/office/word/2006/wordml" xmlns:wp14="http://schemas.microsoft.com/office/word/2010/wordprocessingDrawing" xmlns:wp="http://schemas.openxmlformats.org/drawingml/2006/wordprocessingDrawing" xmlns:wpc="http://schemas.microsoft.com/office/word/2010/wordprocessingCanvas" xmlns:wpg="http://schemas.microsoft.com/office/word/2010/wordprocessingGroup" xmlns:wpi="http://schemas.microsoft.com/office/word/2010/wordprocessingInk" xmlns:wps="http://schemas.microsoft.com/office/word/2010/wordprocessingShape" mc:Ignorable="w14 wp14">
+  <w:p>
+    <w:pPr>
+      <w:pStyle w:val="Header"/>
+      <w:spacing w:after="40"/>
+      <w:jc w:val="right"/>
+      <w:pBdr>
+        <w:bottom w:val="single" w:sz="4" w:space="2" w:color="808080"/>
+      </w:pBdr>
+    </w:pPr>
+    <w:r/>
+    <w:r>
+      <w:rPr>
+        <w:rFonts w:ascii="Arial" w:hAnsi="Arial"/>
+        <w:b/>
+        <w:color w:val="555555"/>
+        <w:sz w:val="20"/>
+      </w:rPr>
+      <w:t>7. Live Settings Web Interface</w:t>
+    </w:r>
+  </w:p>
+</w:hdr>
+</file>
+
+<file path=word/header74.xml><?xml version="1.0" encoding="utf-8"?>
+<w:hdr xmlns:m="http://schemas.openxmlformats.org/officeDocument/2006/math" xmlns:mc="http://schemas.openxmlformats.org/markup-compatibility/2006" xmlns:mo="http://schemas.microsoft.com/office/mac/office/2008/main" xmlns:mv="urn:schemas-microsoft-com:mac:vml" xmlns:o="urn:schemas-microsoft-com:office:office" xmlns:r="http://schemas.openxmlformats.org/officeDocument/2006/relationships" xmlns:v="urn:schemas-microsoft-com:vml" xmlns:w10="urn:schemas-microsoft-com:office:word" xmlns:w14="http://schemas.microsoft.com/office/word/2010/wordml" xmlns:w="http://schemas.openxmlformats.org/wordprocessingml/2006/main" xmlns:wne="http://schemas.microsoft.com/office/word/2006/wordml" xmlns:wp14="http://schemas.microsoft.com/office/word/2010/wordprocessingDrawing" xmlns:wp="http://schemas.openxmlformats.org/drawingml/2006/wordprocessingDrawing" xmlns:wpc="http://schemas.microsoft.com/office/word/2010/wordprocessingCanvas" xmlns:wpg="http://schemas.microsoft.com/office/word/2010/wordprocessingGroup" xmlns:wpi="http://schemas.microsoft.com/office/word/2010/wordprocessingInk" xmlns:wps="http://schemas.microsoft.com/office/word/2010/wordprocessingShape" mc:Ignorable="w14 wp14">
+  <w:p>
+    <w:pPr>
+      <w:pStyle w:val="Header"/>
+      <w:spacing w:after="40"/>
+      <w:jc w:val="right"/>
+      <w:pBdr>
+        <w:bottom w:val="single" w:sz="4" w:space="2" w:color="808080"/>
+      </w:pBdr>
+    </w:pPr>
+    <w:r/>
+    <w:r>
+      <w:rPr>
+        <w:rFonts w:ascii="Arial" w:hAnsi="Arial"/>
+        <w:b/>
+        <w:color w:val="555555"/>
+        <w:sz w:val="20"/>
+      </w:rPr>
+      <w:t>8. Period Overrides</w:t>
+    </w:r>
+  </w:p>
+</w:hdr>
+</file>
+
+<file path=word/header75.xml><?xml version="1.0" encoding="utf-8"?>
+<w:hdr xmlns:m="http://schemas.openxmlformats.org/officeDocument/2006/math" xmlns:mc="http://schemas.openxmlformats.org/markup-compatibility/2006" xmlns:mo="http://schemas.microsoft.com/office/mac/office/2008/main" xmlns:mv="urn:schemas-microsoft-com:mac:vml" xmlns:o="urn:schemas-microsoft-com:office:office" xmlns:r="http://schemas.openxmlformats.org/officeDocument/2006/relationships" xmlns:v="urn:schemas-microsoft-com:vml" xmlns:w10="urn:schemas-microsoft-com:office:word" xmlns:w14="http://schemas.microsoft.com/office/word/2010/wordml" xmlns:w="http://schemas.openxmlformats.org/wordprocessingml/2006/main" xmlns:wne="http://schemas.microsoft.com/office/word/2006/wordml" xmlns:wp14="http://schemas.microsoft.com/office/word/2010/wordprocessingDrawing" xmlns:wp="http://schemas.openxmlformats.org/drawingml/2006/wordprocessingDrawing" xmlns:wpc="http://schemas.microsoft.com/office/word/2010/wordprocessingCanvas" xmlns:wpg="http://schemas.microsoft.com/office/word/2010/wordprocessingGroup" xmlns:wpi="http://schemas.microsoft.com/office/word/2010/wordprocessingInk" xmlns:wps="http://schemas.microsoft.com/office/word/2010/wordprocessingShape" mc:Ignorable="w14 wp14">
+  <w:p>
+    <w:pPr>
+      <w:pStyle w:val="Header"/>
+      <w:spacing w:after="40"/>
+      <w:jc w:val="right"/>
+      <w:pBdr>
+        <w:bottom w:val="single" w:sz="4" w:space="2" w:color="808080"/>
+      </w:pBdr>
+    </w:pPr>
+    <w:r/>
+    <w:r>
+      <w:rPr>
+        <w:rFonts w:ascii="Arial" w:hAnsi="Arial"/>
+        <w:b/>
+        <w:color w:val="555555"/>
+        <w:sz w:val="20"/>
+      </w:rPr>
+      <w:t>9. Backlight (LED) Effects</w:t>
+    </w:r>
+  </w:p>
+</w:hdr>
+</file>
+
+<file path=word/header76.xml><?xml version="1.0" encoding="utf-8"?>
+<w:hdr xmlns:m="http://schemas.openxmlformats.org/officeDocument/2006/math" xmlns:mc="http://schemas.openxmlformats.org/markup-compatibility/2006" xmlns:mo="http://schemas.microsoft.com/office/mac/office/2008/main" xmlns:mv="urn:schemas-microsoft-com:mac:vml" xmlns:o="urn:schemas-microsoft-com:office:office" xmlns:r="http://schemas.openxmlformats.org/officeDocument/2006/relationships" xmlns:v="urn:schemas-microsoft-com:vml" xmlns:w10="urn:schemas-microsoft-com:office:word" xmlns:w14="http://schemas.microsoft.com/office/word/2010/wordml" xmlns:w="http://schemas.openxmlformats.org/wordprocessingml/2006/main" xmlns:wne="http://schemas.microsoft.com/office/word/2006/wordml" xmlns:wp14="http://schemas.microsoft.com/office/word/2010/wordprocessingDrawing" xmlns:wp="http://schemas.openxmlformats.org/drawingml/2006/wordprocessingDrawing" xmlns:wpc="http://schemas.microsoft.com/office/word/2010/wordprocessingCanvas" xmlns:wpg="http://schemas.microsoft.com/office/word/2010/wordprocessingGroup" xmlns:wpi="http://schemas.microsoft.com/office/word/2010/wordprocessingInk" xmlns:wps="http://schemas.microsoft.com/office/word/2010/wordprocessingShape" mc:Ignorable="w14 wp14">
+  <w:p>
+    <w:pPr>
+      <w:pStyle w:val="Header"/>
+      <w:spacing w:after="40"/>
+      <w:jc w:val="right"/>
+      <w:pBdr>
+        <w:bottom w:val="single" w:sz="4" w:space="2" w:color="808080"/>
+      </w:pBdr>
+    </w:pPr>
+    <w:r/>
+    <w:r>
+      <w:rPr>
+        <w:rFonts w:ascii="Arial" w:hAnsi="Arial"/>
+        <w:b/>
+        <w:color w:val="555555"/>
+        <w:sz w:val="20"/>
+      </w:rPr>
+      <w:t>10. Word and Time Change Effects</w:t>
+    </w:r>
+  </w:p>
+</w:hdr>
+</file>
+
+<file path=word/header77.xml><?xml version="1.0" encoding="utf-8"?>
+<w:hdr xmlns:m="http://schemas.openxmlformats.org/officeDocument/2006/math" xmlns:mc="http://schemas.openxmlformats.org/markup-compatibility/2006" xmlns:mo="http://schemas.microsoft.com/office/mac/office/2008/main" xmlns:mv="urn:schemas-microsoft-com:mac:vml" xmlns:o="urn:schemas-microsoft-com:office:office" xmlns:r="http://schemas.openxmlformats.org/officeDocument/2006/relationships" xmlns:v="urn:schemas-microsoft-com:vml" xmlns:w10="urn:schemas-microsoft-com:office:word" xmlns:w14="http://schemas.microsoft.com/office/word/2010/wordml" xmlns:w="http://schemas.openxmlformats.org/wordprocessingml/2006/main" xmlns:wne="http://schemas.microsoft.com/office/word/2006/wordml" xmlns:wp14="http://schemas.microsoft.com/office/word/2010/wordprocessingDrawing" xmlns:wp="http://schemas.openxmlformats.org/drawingml/2006/wordprocessingDrawing" xmlns:wpc="http://schemas.microsoft.com/office/word/2010/wordprocessingCanvas" xmlns:wpg="http://schemas.microsoft.com/office/word/2010/wordprocessingGroup" xmlns:wpi="http://schemas.microsoft.com/office/word/2010/wordprocessingInk" xmlns:wps="http://schemas.microsoft.com/office/word/2010/wordprocessingShape" mc:Ignorable="w14 wp14">
+  <w:p>
+    <w:pPr>
+      <w:pStyle w:val="Header"/>
+      <w:spacing w:after="40"/>
+      <w:jc w:val="right"/>
+      <w:pBdr>
+        <w:bottom w:val="single" w:sz="4" w:space="2" w:color="808080"/>
+      </w:pBdr>
+    </w:pPr>
+    <w:r/>
+    <w:r>
+      <w:rPr>
+        <w:rFonts w:ascii="Arial" w:hAnsi="Arial"/>
+        <w:b/>
+        <w:color w:val="555555"/>
+        <w:sz w:val="20"/>
+      </w:rPr>
+      <w:t>11. Info Display Cycle</w:t>
+    </w:r>
+  </w:p>
+</w:hdr>
+</file>
+
+<file path=word/header78.xml><?xml version="1.0" encoding="utf-8"?>
+<w:hdr xmlns:m="http://schemas.openxmlformats.org/officeDocument/2006/math" xmlns:mc="http://schemas.openxmlformats.org/markup-compatibility/2006" xmlns:mo="http://schemas.microsoft.com/office/mac/office/2008/main" xmlns:mv="urn:schemas-microsoft-com:mac:vml" xmlns:o="urn:schemas-microsoft-com:office:office" xmlns:r="http://schemas.openxmlformats.org/officeDocument/2006/relationships" xmlns:v="urn:schemas-microsoft-com:vml" xmlns:w10="urn:schemas-microsoft-com:office:word" xmlns:w14="http://schemas.microsoft.com/office/word/2010/wordml" xmlns:w="http://schemas.openxmlformats.org/wordprocessingml/2006/main" xmlns:wne="http://schemas.microsoft.com/office/word/2006/wordml" xmlns:wp14="http://schemas.microsoft.com/office/word/2010/wordprocessingDrawing" xmlns:wp="http://schemas.openxmlformats.org/drawingml/2006/wordprocessingDrawing" xmlns:wpc="http://schemas.microsoft.com/office/word/2010/wordprocessingCanvas" xmlns:wpg="http://schemas.microsoft.com/office/word/2010/wordprocessingGroup" xmlns:wpi="http://schemas.microsoft.com/office/word/2010/wordprocessingInk" xmlns:wps="http://schemas.microsoft.com/office/word/2010/wordprocessingShape" mc:Ignorable="w14 wp14">
+  <w:p>
+    <w:pPr>
+      <w:pStyle w:val="Header"/>
+      <w:spacing w:after="40"/>
+      <w:jc w:val="right"/>
+      <w:pBdr>
+        <w:bottom w:val="single" w:sz="4" w:space="2" w:color="808080"/>
+      </w:pBdr>
+    </w:pPr>
+    <w:r/>
+    <w:r>
+      <w:rPr>
+        <w:rFonts w:ascii="Arial" w:hAnsi="Arial"/>
+        <w:b/>
+        <w:color w:val="555555"/>
+        <w:sz w:val="20"/>
+      </w:rPr>
+      <w:t>12. Word Libraries</w:t>
+    </w:r>
+  </w:p>
+</w:hdr>
+</file>
+
+<file path=word/header79.xml><?xml version="1.0" encoding="utf-8"?>
+<w:hdr xmlns:m="http://schemas.openxmlformats.org/officeDocument/2006/math" xmlns:mc="http://schemas.openxmlformats.org/markup-compatibility/2006" xmlns:mo="http://schemas.microsoft.com/office/mac/office/2008/main" xmlns:mv="urn:schemas-microsoft-com:mac:vml" xmlns:o="urn:schemas-microsoft-com:office:office" xmlns:r="http://schemas.openxmlformats.org/officeDocument/2006/relationships" xmlns:v="urn:schemas-microsoft-com:vml" xmlns:w10="urn:schemas-microsoft-com:office:word" xmlns:w14="http://schemas.microsoft.com/office/word/2010/wordml" xmlns:w="http://schemas.openxmlformats.org/wordprocessingml/2006/main" xmlns:wne="http://schemas.microsoft.com/office/word/2006/wordml" xmlns:wp14="http://schemas.microsoft.com/office/word/2010/wordprocessingDrawing" xmlns:wp="http://schemas.openxmlformats.org/drawingml/2006/wordprocessingDrawing" xmlns:wpc="http://schemas.microsoft.com/office/word/2010/wordprocessingCanvas" xmlns:wpg="http://schemas.microsoft.com/office/word/2010/wordprocessingGroup" xmlns:wpi="http://schemas.microsoft.com/office/word/2010/wordprocessingInk" xmlns:wps="http://schemas.microsoft.com/office/word/2010/wordprocessingShape" mc:Ignorable="w14 wp14">
+  <w:p>
+    <w:pPr>
+      <w:pStyle w:val="Header"/>
+      <w:spacing w:after="40"/>
+      <w:jc w:val="right"/>
+      <w:pBdr>
+        <w:bottom w:val="single" w:sz="4" w:space="2" w:color="808080"/>
+      </w:pBdr>
+    </w:pPr>
+    <w:r/>
+    <w:r>
+      <w:rPr>
+        <w:rFonts w:ascii="Arial" w:hAnsi="Arial"/>
+        <w:b/>
+        <w:color w:val="555555"/>
+        <w:sz w:val="20"/>
+      </w:rPr>
+      <w:t>13. Sensors</w:t>
+    </w:r>
+  </w:p>
+</w:hdr>
+</file>
+
+<file path=word/header8.xml><?xml version="1.0" encoding="utf-8"?>
+<w:hdr xmlns:m="http://schemas.openxmlformats.org/officeDocument/2006/math" xmlns:mc="http://schemas.openxmlformats.org/markup-compatibility/2006" xmlns:mo="http://schemas.microsoft.com/office/mac/office/2008/main" xmlns:mv="urn:schemas-microsoft-com:mac:vml" xmlns:o="urn:schemas-microsoft-com:office:office" xmlns:r="http://schemas.openxmlformats.org/officeDocument/2006/relationships" xmlns:v="urn:schemas-microsoft-com:vml" xmlns:w10="urn:schemas-microsoft-com:office:word" xmlns:w14="http://schemas.microsoft.com/office/word/2010/wordml" xmlns:w="http://schemas.openxmlformats.org/wordprocessingml/2006/main" xmlns:wne="http://schemas.microsoft.com/office/word/2006/wordml" xmlns:wp14="http://schemas.microsoft.com/office/word/2010/wordprocessingDrawing" xmlns:wp="http://schemas.openxmlformats.org/drawingml/2006/wordprocessingDrawing" xmlns:wpc="http://schemas.microsoft.com/office/word/2010/wordprocessingCanvas" xmlns:wpg="http://schemas.microsoft.com/office/word/2010/wordprocessingGroup" xmlns:wpi="http://schemas.microsoft.com/office/word/2010/wordprocessingInk" xmlns:wps="http://schemas.microsoft.com/office/word/2010/wordprocessingShape" mc:Ignorable="w14 wp14">
+  <w:p>
+    <w:pPr>
+      <w:pStyle w:val="Header"/>
+      <w:spacing w:after="40"/>
+      <w:jc w:val="right"/>
+      <w:pBdr>
+        <w:bottom w:val="single" w:sz="4" w:space="2" w:color="808080"/>
+      </w:pBdr>
+    </w:pPr>
+    <w:r/>
+    <w:r>
+      <w:rPr>
+        <w:rFonts w:ascii="Arial" w:hAnsi="Arial"/>
+        <w:b/>
+        <w:color w:val="555555"/>
+        <w:sz w:val="20"/>
+      </w:rPr>
+      <w:t>5. Power-On Functions</w:t>
+    </w:r>
+  </w:p>
+</w:hdr>
+</file>
+
+<file path=word/header80.xml><?xml version="1.0" encoding="utf-8"?>
+<w:hdr xmlns:m="http://schemas.openxmlformats.org/officeDocument/2006/math" xmlns:mc="http://schemas.openxmlformats.org/markup-compatibility/2006" xmlns:mo="http://schemas.microsoft.com/office/mac/office/2008/main" xmlns:mv="urn:schemas-microsoft-com:mac:vml" xmlns:o="urn:schemas-microsoft-com:office:office" xmlns:r="http://schemas.openxmlformats.org/officeDocument/2006/relationships" xmlns:v="urn:schemas-microsoft-com:vml" xmlns:w10="urn:schemas-microsoft-com:office:word" xmlns:w14="http://schemas.microsoft.com/office/word/2010/wordml" xmlns:w="http://schemas.openxmlformats.org/wordprocessingml/2006/main" xmlns:wne="http://schemas.microsoft.com/office/word/2006/wordml" xmlns:wp14="http://schemas.microsoft.com/office/word/2010/wordprocessingDrawing" xmlns:wp="http://schemas.openxmlformats.org/drawingml/2006/wordprocessingDrawing" xmlns:wpc="http://schemas.microsoft.com/office/word/2010/wordprocessingCanvas" xmlns:wpg="http://schemas.microsoft.com/office/word/2010/wordprocessingGroup" xmlns:wpi="http://schemas.microsoft.com/office/word/2010/wordprocessingInk" xmlns:wps="http://schemas.microsoft.com/office/word/2010/wordprocessingShape" mc:Ignorable="w14 wp14">
+  <w:p>
+    <w:pPr>
+      <w:pStyle w:val="Header"/>
+      <w:spacing w:after="40"/>
+      <w:jc w:val="right"/>
+      <w:pBdr>
+        <w:bottom w:val="single" w:sz="4" w:space="2" w:color="808080"/>
+      </w:pBdr>
+    </w:pPr>
+    <w:r/>
+    <w:r>
+      <w:rPr>
+        <w:rFonts w:ascii="Arial" w:hAnsi="Arial"/>
+        <w:b/>
+        <w:color w:val="555555"/>
+        <w:sz w:val="20"/>
+      </w:rPr>
+      <w:t>14. Time Source</w:t>
+    </w:r>
+  </w:p>
+</w:hdr>
+</file>
+
+<file path=word/header81.xml><?xml version="1.0" encoding="utf-8"?>
+<w:hdr xmlns:m="http://schemas.openxmlformats.org/officeDocument/2006/math" xmlns:mc="http://schemas.openxmlformats.org/markup-compatibility/2006" xmlns:mo="http://schemas.microsoft.com/office/mac/office/2008/main" xmlns:mv="urn:schemas-microsoft-com:mac:vml" xmlns:o="urn:schemas-microsoft-com:office:office" xmlns:r="http://schemas.openxmlformats.org/officeDocument/2006/relationships" xmlns:v="urn:schemas-microsoft-com:vml" xmlns:w10="urn:schemas-microsoft-com:office:word" xmlns:w14="http://schemas.microsoft.com/office/word/2010/wordml" xmlns:w="http://schemas.openxmlformats.org/wordprocessingml/2006/main" xmlns:wne="http://schemas.microsoft.com/office/word/2006/wordml" xmlns:wp14="http://schemas.microsoft.com/office/word/2010/wordprocessingDrawing" xmlns:wp="http://schemas.openxmlformats.org/drawingml/2006/wordprocessingDrawing" xmlns:wpc="http://schemas.microsoft.com/office/word/2010/wordprocessingCanvas" xmlns:wpg="http://schemas.microsoft.com/office/word/2010/wordprocessingGroup" xmlns:wpi="http://schemas.microsoft.com/office/word/2010/wordprocessingInk" xmlns:wps="http://schemas.microsoft.com/office/word/2010/wordprocessingShape" mc:Ignorable="w14 wp14">
+  <w:p>
+    <w:pPr>
+      <w:pStyle w:val="Header"/>
+      <w:spacing w:after="40"/>
+      <w:jc w:val="right"/>
+      <w:pBdr>
+        <w:bottom w:val="single" w:sz="4" w:space="2" w:color="808080"/>
+      </w:pBdr>
+    </w:pPr>
+    <w:r/>
+    <w:r>
+      <w:rPr>
+        <w:rFonts w:ascii="Arial" w:hAnsi="Arial"/>
+        <w:b/>
+        <w:color w:val="555555"/>
+        <w:sz w:val="20"/>
+      </w:rPr>
+      <w:t>15. OTA Firmware Update</w:t>
+    </w:r>
+  </w:p>
+</w:hdr>
+</file>
+
+<file path=word/header82.xml><?xml version="1.0" encoding="utf-8"?>
+<w:hdr xmlns:m="http://schemas.openxmlformats.org/officeDocument/2006/math" xmlns:mc="http://schemas.openxmlformats.org/markup-compatibility/2006" xmlns:mo="http://schemas.microsoft.com/office/mac/office/2008/main" xmlns:mv="urn:schemas-microsoft-com:mac:vml" xmlns:o="urn:schemas-microsoft-com:office:office" xmlns:r="http://schemas.openxmlformats.org/officeDocument/2006/relationships" xmlns:v="urn:schemas-microsoft-com:vml" xmlns:w10="urn:schemas-microsoft-com:office:word" xmlns:w14="http://schemas.microsoft.com/office/word/2010/wordml" xmlns:w="http://schemas.openxmlformats.org/wordprocessingml/2006/main" xmlns:wne="http://schemas.microsoft.com/office/word/2006/wordml" xmlns:wp14="http://schemas.microsoft.com/office/word/2010/wordprocessingDrawing" xmlns:wp="http://schemas.openxmlformats.org/drawingml/2006/wordprocessingDrawing" xmlns:wpc="http://schemas.microsoft.com/office/word/2010/wordprocessingCanvas" xmlns:wpg="http://schemas.microsoft.com/office/word/2010/wordprocessingGroup" xmlns:wpi="http://schemas.microsoft.com/office/word/2010/wordprocessingInk" xmlns:wps="http://schemas.microsoft.com/office/word/2010/wordprocessingShape" mc:Ignorable="w14 wp14">
+  <w:p>
+    <w:pPr>
+      <w:pStyle w:val="Header"/>
+      <w:spacing w:after="40"/>
+      <w:jc w:val="right"/>
+      <w:pBdr>
+        <w:bottom w:val="single" w:sz="4" w:space="2" w:color="808080"/>
+      </w:pBdr>
+    </w:pPr>
+    <w:r/>
+    <w:r>
+      <w:rPr>
+        <w:rFonts w:ascii="Arial" w:hAnsi="Arial"/>
+        <w:b/>
+        <w:color w:val="555555"/>
+        <w:sz w:val="20"/>
+      </w:rPr>
+      <w:t>16. Factory Reset</w:t>
+    </w:r>
+  </w:p>
+</w:hdr>
+</file>
+
+<file path=word/header83.xml><?xml version="1.0" encoding="utf-8"?>
+<w:hdr xmlns:m="http://schemas.openxmlformats.org/officeDocument/2006/math" xmlns:mc="http://schemas.openxmlformats.org/markup-compatibility/2006" xmlns:mo="http://schemas.microsoft.com/office/mac/office/2008/main" xmlns:mv="urn:schemas-microsoft-com:mac:vml" xmlns:o="urn:schemas-microsoft-com:office:office" xmlns:r="http://schemas.openxmlformats.org/officeDocument/2006/relationships" xmlns:v="urn:schemas-microsoft-com:vml" xmlns:w10="urn:schemas-microsoft-com:office:word" xmlns:w14="http://schemas.microsoft.com/office/word/2010/wordml" xmlns:w="http://schemas.openxmlformats.org/wordprocessingml/2006/main" xmlns:wne="http://schemas.microsoft.com/office/word/2006/wordml" xmlns:wp14="http://schemas.microsoft.com/office/word/2010/wordprocessingDrawing" xmlns:wp="http://schemas.openxmlformats.org/drawingml/2006/wordprocessingDrawing" xmlns:wpc="http://schemas.microsoft.com/office/word/2010/wordprocessingCanvas" xmlns:wpg="http://schemas.microsoft.com/office/word/2010/wordprocessingGroup" xmlns:wpi="http://schemas.microsoft.com/office/word/2010/wordprocessingInk" xmlns:wps="http://schemas.microsoft.com/office/word/2010/wordprocessingShape" mc:Ignorable="w14 wp14">
+  <w:p>
+    <w:pPr>
+      <w:pStyle w:val="Header"/>
+      <w:spacing w:after="40"/>
+      <w:jc w:val="right"/>
+      <w:pBdr>
+        <w:bottom w:val="single" w:sz="4" w:space="2" w:color="808080"/>
+      </w:pBdr>
+    </w:pPr>
+    <w:r/>
+    <w:r>
+      <w:rPr>
+        <w:rFonts w:ascii="Arial" w:hAnsi="Arial"/>
+        <w:b/>
+        <w:color w:val="555555"/>
+        <w:sz w:val="20"/>
+      </w:rPr>
+      <w:t>17. Display Messages</w:t>
+    </w:r>
+  </w:p>
+</w:hdr>
+</file>
+
+<file path=word/header84.xml><?xml version="1.0" encoding="utf-8"?>
+<w:hdr xmlns:m="http://schemas.openxmlformats.org/officeDocument/2006/math" xmlns:mc="http://schemas.openxmlformats.org/markup-compatibility/2006" xmlns:mo="http://schemas.microsoft.com/office/mac/office/2008/main" xmlns:mv="urn:schemas-microsoft-com:mac:vml" xmlns:o="urn:schemas-microsoft-com:office:office" xmlns:r="http://schemas.openxmlformats.org/officeDocument/2006/relationships" xmlns:v="urn:schemas-microsoft-com:vml" xmlns:w10="urn:schemas-microsoft-com:office:word" xmlns:w14="http://schemas.microsoft.com/office/word/2010/wordml" xmlns:w="http://schemas.openxmlformats.org/wordprocessingml/2006/main" xmlns:wne="http://schemas.microsoft.com/office/word/2006/wordml" xmlns:wp14="http://schemas.microsoft.com/office/word/2010/wordprocessingDrawing" xmlns:wp="http://schemas.openxmlformats.org/drawingml/2006/wordprocessingDrawing" xmlns:wpc="http://schemas.microsoft.com/office/word/2010/wordprocessingCanvas" xmlns:wpg="http://schemas.microsoft.com/office/word/2010/wordprocessingGroup" xmlns:wpi="http://schemas.microsoft.com/office/word/2010/wordprocessingInk" xmlns:wps="http://schemas.microsoft.com/office/word/2010/wordprocessingShape" mc:Ignorable="w14 wp14">
+  <w:p>
+    <w:pPr>
+      <w:pStyle w:val="Header"/>
+      <w:spacing w:after="40"/>
+      <w:jc w:val="right"/>
+      <w:pBdr>
+        <w:bottom w:val="single" w:sz="4" w:space="2" w:color="808080"/>
+      </w:pBdr>
+    </w:pPr>
+    <w:r/>
+    <w:r>
+      <w:rPr>
+        <w:rFonts w:ascii="Arial" w:hAnsi="Arial"/>
+        <w:b/>
+        <w:color w:val="555555"/>
+        <w:sz w:val="20"/>
+      </w:rPr>
+      <w:t>18. Troubleshooting</w:t>
+    </w:r>
+  </w:p>
+</w:hdr>
+</file>
+
+<file path=word/header85.xml><?xml version="1.0" encoding="utf-8"?>
+<w:hdr xmlns:m="http://schemas.openxmlformats.org/officeDocument/2006/math" xmlns:mc="http://schemas.openxmlformats.org/markup-compatibility/2006" xmlns:mo="http://schemas.microsoft.com/office/mac/office/2008/main" xmlns:mv="urn:schemas-microsoft-com:mac:vml" xmlns:o="urn:schemas-microsoft-com:office:office" xmlns:r="http://schemas.openxmlformats.org/officeDocument/2006/relationships" xmlns:v="urn:schemas-microsoft-com:vml" xmlns:w10="urn:schemas-microsoft-com:office:word" xmlns:w14="http://schemas.microsoft.com/office/word/2010/wordml" xmlns:w="http://schemas.openxmlformats.org/wordprocessingml/2006/main" xmlns:wne="http://schemas.microsoft.com/office/word/2006/wordml" xmlns:wp14="http://schemas.microsoft.com/office/word/2010/wordprocessingDrawing" xmlns:wp="http://schemas.openxmlformats.org/drawingml/2006/wordprocessingDrawing" xmlns:wpc="http://schemas.microsoft.com/office/word/2010/wordprocessingCanvas" xmlns:wpg="http://schemas.microsoft.com/office/word/2010/wordprocessingGroup" xmlns:wpi="http://schemas.microsoft.com/office/word/2010/wordprocessingInk" xmlns:wps="http://schemas.microsoft.com/office/word/2010/wordprocessingShape" mc:Ignorable="w14 wp14">
+  <w:p>
+    <w:pPr>
+      <w:pStyle w:val="Header"/>
+      <w:spacing w:after="40"/>
+      <w:jc w:val="right"/>
+      <w:pBdr>
+        <w:bottom w:val="single" w:sz="4" w:space="2" w:color="808080"/>
+      </w:pBdr>
+    </w:pPr>
+    <w:r/>
+    <w:r>
+      <w:rPr>
+        <w:rFonts w:ascii="Arial" w:hAnsi="Arial"/>
+        <w:b/>
+        <w:color w:val="555555"/>
+        <w:sz w:val="20"/>
+      </w:rPr>
+      <w:t>Copyright and Disclaimer</w:t>
     </w:r>
   </w:p>
 </w:hdr>

--- a/WordClock 1-4 Operator Manual.docx
+++ b/WordClock 1-4 Operator Manual.docx
@@ -375,7 +375,7 @@
                 <w:rFonts w:ascii="Arial" w:hAnsi="Arial"/>
                 <w:sz w:val="21"/>
               </w:rPr>
-              <w:t>Updated guide (Revision 2)</w:t>
+              <w:t>Updated guide (Revision 3)</w:t>
             </w:r>
           </w:p>
         </w:tc>
@@ -465,8 +465,8 @@
     <w:p>
       <w:pPr>
         <w:sectPr>
-          <w:headerReference w:type="default" r:id="rId141"/>
-          <w:footerReference w:type="default" r:id="rId142"/>
+          <w:headerReference w:type="default" r:id="rId183"/>
+          <w:footerReference w:type="default" r:id="rId184"/>
           <w:pgSz w:w="12240" w:h="15840"/>
           <w:pgMar w:top="1440" w:right="1800" w:bottom="1440" w:left="1800" w:header="720" w:footer="720" w:gutter="0"/>
           <w:cols w:space="720"/>
@@ -773,7 +773,7 @@
           <w:color w:val="000000"/>
           <w:sz w:val="22"/>
         </w:rPr>
-        <w:t>8. Period Overrides</w:t>
+        <w:t>8. Rule Scheduler</w:t>
       </w:r>
       <w:r>
         <w:rPr>
@@ -835,7 +835,7 @@
           <w:color w:val="000000"/>
           <w:sz w:val="22"/>
         </w:rPr>
-        <w:t>10. Word and Time Change Effects</w:t>
+        <w:t>10. Word Change Effect</w:t>
       </w:r>
       <w:r>
         <w:rPr>
@@ -866,7 +866,7 @@
           <w:color w:val="000000"/>
           <w:sz w:val="22"/>
         </w:rPr>
-        <w:t>11. Info Display Cycle</w:t>
+        <w:t>11. Date, Weather, and Announcements</w:t>
       </w:r>
       <w:r>
         <w:rPr>
@@ -959,7 +959,7 @@
           <w:color w:val="000000"/>
           <w:sz w:val="22"/>
         </w:rPr>
-        <w:t>14. Time Source</w:t>
+        <w:t>14. Time Synchronization</w:t>
       </w:r>
       <w:r>
         <w:rPr>
@@ -990,7 +990,7 @@
           <w:color w:val="000000"/>
           <w:sz w:val="22"/>
         </w:rPr>
-        <w:t>15. OTA Firmware Update</w:t>
+        <w:t>15. Firmware Updates</w:t>
       </w:r>
       <w:r>
         <w:rPr>
@@ -1104,8 +1104,8 @@
     <w:p>
       <w:pPr>
         <w:sectPr>
-          <w:headerReference w:type="default" r:id="rId143"/>
-          <w:footerReference w:type="default" r:id="rId144"/>
+          <w:headerReference w:type="default" r:id="rId185"/>
+          <w:footerReference w:type="default" r:id="rId186"/>
           <w:pgSz w:w="12240" w:h="15840"/>
           <w:pgMar w:top="1440" w:right="1800" w:bottom="1440" w:left="1800" w:header="720" w:footer="720" w:gutter="0"/>
           <w:cols w:space="720"/>
@@ -1186,7 +1186,7 @@
           <w:rFonts w:ascii="Arial" w:hAnsi="Arial"/>
           <w:sz w:val="22"/>
         </w:rPr>
-        <w:t>Connect the clock to its 9–12V DC power adapter (1A or 2A minimum, depending on the model — see Section 2). Use a 5.5 × 2.1 mm center-positive barrel plug. On a brand-new clock, the display shows "AP" — this is Access Point configuration mode. (On a previously-used clock that already has WiFi credentials, skip to step 4 — to reconfigure WiFi, hold SW2 for 5 seconds during normal operation to enter AP mode.)</w:t>
+        <w:t>Connect the clock to its 9–12V DC power adapter (1A or 2A minimum, depending on the model — see Section 2). Use a 5.5 × 2.1 mm center-positive barrel plug. On a brand-new clock, the display shows "AP" — this is the Access Point (AP) configuration mode. (On a previously-used clock that already has WiFi credentials, skip to step 4. To reconfigure WiFi later, hold SW2 for 5 seconds during normal operation and then release it to enter AP mode.)</w:t>
       </w:r>
     </w:p>
     <w:p>
@@ -1215,7 +1215,7 @@
           <w:rFonts w:ascii="Arial" w:hAnsi="Arial"/>
           <w:sz w:val="22"/>
         </w:rPr>
-        <w:t>From a phone or computer, open the WiFi settings and connect to the network named "WordClock-1-4" (or whatever model identifier matches the unit — for example, "WordClock-3-8" for an 8-digit VFD). No password is required.</w:t>
+        <w:t>From a phone or computer, open the WiFi settings and connect to the network named after the clock's model — for example "WordClock-1-6" for a 6-digit LED clock or "WordClock-3-8" for an 8-digit VFD. No password is required.</w:t>
       </w:r>
     </w:p>
     <w:p>
@@ -1244,7 +1244,7 @@
           <w:rFonts w:ascii="Arial" w:hAnsi="Arial"/>
           <w:sz w:val="22"/>
         </w:rPr>
-        <w:t>Open a web browser and go to 192.168.4.1. The setup form loads. At minimum, navigate through the pages and:</w:t>
+        <w:t>Open a web browser and go to 192.168.4.1. The setup form loads. At a minimum, navigate through the pages and:</w:t>
       </w:r>
     </w:p>
     <w:p>
@@ -1268,7 +1268,7 @@
           <w:rFonts w:ascii="Arial" w:hAnsi="Arial"/>
           <w:sz w:val="22"/>
         </w:rPr>
-        <w:t>Confirm the UTC offset for the local region (US Eastern is 5 hours Minus by default).</w:t>
+        <w:t>Confirm the UTC offset for the local region (the default, 5:00 with direction "-", is US Eastern).</w:t>
       </w:r>
     </w:p>
     <w:p>
@@ -1289,7 +1289,7 @@
           <w:rFonts w:ascii="Arial" w:hAnsi="Arial"/>
           <w:sz w:val="22"/>
         </w:rPr>
-        <w:t>Press Save at the bottom of the form to store the selections, then press Start. The clock saves the settings, reboots, and begins normal operation.</w:t>
+        <w:t>Then press Start on the home page. The clock saves every setting, reboots, and begins normal operation. (Save Settings, at the bottom of each page, stores the settings but leaves the clock in AP mode; only Start switches it to normal operation.)</w:t>
       </w:r>
     </w:p>
     <w:p>
@@ -1318,7 +1318,7 @@
           <w:rFonts w:ascii="Arial" w:hAnsi="Arial"/>
           <w:sz w:val="22"/>
         </w:rPr>
-        <w:t>During boot, the display briefly scrolls "Wi-Fi" while connecting to the network, then "NTP" while fetching time from the internet. The display also scrolls each enabled library name and an "Index" or "No Idx" status for each. Time and rotating words appear within a few seconds of NTP sync.</w:t>
+        <w:t>During boot the display lights each segment position in turn and scrolls the model and firmware version. It then shows "Wi-Fi" while connecting to the network and "NTP" while fetching the time from the internet, scrolls the clock's IP address (on clocks that support it, also its .local name — see Section 7) and its WiFi signal strength, and shows each enabled library name with an "Index" or "No Idx" status. Time and rotating words appear a few seconds later.</w:t>
       </w:r>
     </w:p>
     <w:p>
@@ -1407,7 +1407,7 @@
                 <w:rFonts w:ascii="Arial" w:hAnsi="Arial"/>
                 <w:sz w:val="20"/>
               </w:rPr>
-              <w:t>Wake the display from a quiet period</w:t>
+              <w:t>Show the time, or wake a display that a rule has dimmed or blanked</w:t>
             </w:r>
           </w:p>
         </w:tc>
@@ -1571,7 +1571,7 @@
                 <w:rFonts w:ascii="Arial" w:hAnsi="Arial"/>
                 <w:sz w:val="20"/>
               </w:rPr>
-              <w:t>Hold SW1 for 10 seconds</w:t>
+              <w:t>Hold SW1 for 10 seconds and release, or press Update Firmware on the live page's System page</w:t>
             </w:r>
           </w:p>
         </w:tc>
@@ -1619,7 +1619,7 @@
           <w:rFonts w:ascii="Arial" w:hAnsi="Arial"/>
           <w:sz w:val="22"/>
         </w:rPr>
-        <w:t>Configure Period Overrides on the live page to dim or turn off the display during sleeping hours.</w:t>
+        <w:t>Add rules in the live page's Rule Editor to dim or turn off the display during sleeping hours (see Section 8).</w:t>
       </w:r>
     </w:p>
     <w:p>
@@ -1631,14 +1631,14 @@
           <w:rFonts w:ascii="Arial" w:hAnsi="Arial"/>
           <w:sz w:val="22"/>
         </w:rPr>
-        <w:t>If a BME280 weather sensor is installed, enable inside temperature and humidity on the Info Display page. To enable outside weather, register for a free Visual Crossing API key at visualcrossing.com and enter the key, postal code, and country on the Info Display page.</w:t>
+        <w:t>If a BME280 weather sensor is installed, enable the inside temperature, pressure, or humidity readings on the Information page. To enable outside weather, register for a free Visual Crossing API key at visualcrossing.com and enter the key, postal code, and country code on the setup form's Information page.</w:t>
       </w:r>
     </w:p>
     <w:p>
       <w:pPr>
         <w:sectPr>
-          <w:headerReference w:type="default" r:id="rId145"/>
-          <w:footerReference w:type="default" r:id="rId146"/>
+          <w:headerReference w:type="default" r:id="rId187"/>
+          <w:footerReference w:type="default" r:id="rId188"/>
           <w:pgSz w:w="12240" w:h="15840"/>
           <w:pgMar w:top="1440" w:right="1800" w:bottom="1440" w:left="1800" w:header="720" w:footer="720" w:gutter="0"/>
           <w:cols w:space="720"/>
@@ -1708,7 +1708,7 @@
           <w:rFonts w:ascii="Arial" w:hAnsi="Arial"/>
           <w:sz w:val="22"/>
         </w:rPr>
-        <w:t>WordClock can synchronize time from a Wi-Fi NTP server or from an optional GPS receiver. Additional features include three independent display override periods, RGB backlight effects, inside and outside weather display, a live browser-based settings page, custom scrolling messages, and over-the-air firmware updates.</w:t>
+        <w:t>WordClock synchronizes its time from an internet NTP server over WiFi. Additional features include a Rule Scheduler that changes display settings by time of day and day of the week, RGB backlight effects, inside and outside weather display, a live browser-based settings page that can be added to a phone's home screen, custom scrolling messages, and over-the-air (OTA) firmware updates, including optional weekly automatic updates.</w:t>
       </w:r>
     </w:p>
     <w:p>
@@ -1717,7 +1717,7 @@
           <w:rFonts w:ascii="Arial" w:hAnsi="Arial"/>
           <w:sz w:val="22"/>
         </w:rPr>
-        <w:t>All settings are stored in non-volatile memory (NVS) and survive power cycles. Configuration is performed through a Wi-Fi access point setup page or a live web interface accessible from any device on the same network.</w:t>
+        <w:t>All settings are stored in non-volatile memory (NVS) and survive power cycles and firmware updates. Configuration is performed through a WiFi access point (AP) setup page or a live web interface accessible from any device on the same network.</w:t>
       </w:r>
     </w:p>
     <w:p>
@@ -1726,14 +1726,14 @@
           <w:rFonts w:ascii="Arial" w:hAnsi="Arial"/>
           <w:sz w:val="22"/>
         </w:rPr>
-        <w:t>Note: Some included libraries — particularly the British slang collections and BadW libraries — contain language that some users consider offensive. Whilst that is somewhat the point, if young children or sensitive guests are present, the expletive level can be set to Off via SW2 or the live web page.</w:t>
+        <w:t>Note: Some included libraries — particularly the British slang collections and BadW libraries — contain language that some users may consider offensive. Whilst that is somewhat the point, if young children or sensitive guests are present, the expletive level can be set to Off with SW2 or on the live web page.</w:t>
       </w:r>
     </w:p>
     <w:p>
       <w:pPr>
         <w:sectPr>
-          <w:headerReference w:type="default" r:id="rId147"/>
-          <w:footerReference w:type="default" r:id="rId148"/>
+          <w:headerReference w:type="default" r:id="rId189"/>
+          <w:footerReference w:type="default" r:id="rId190"/>
           <w:pgSz w:w="12240" w:h="15840"/>
           <w:pgMar w:top="1440" w:right="1800" w:bottom="1440" w:left="1800" w:header="720" w:footer="720" w:gutter="0"/>
           <w:cols w:space="720"/>
@@ -1785,7 +1785,16 @@
           <w:rFonts w:ascii="Arial" w:hAnsi="Arial"/>
           <w:sz w:val="22"/>
         </w:rPr>
-        <w:t>WordClock is sold in several display variants. The hardware variant is set at the factory and identified by a code stored in the clock's flash memory; it cannot be changed by the user. The Access Point name and mDNS hostname both include the model identifier.</w:t>
+        <w:t>WordClock is sold in several display variants. The hardware variant is set at the factory and identified by a code stored in the clock's flash memory; it cannot be changed by the user. The default Access Point name and mDNS hostname both include the model identifier.</w:t>
+      </w:r>
+    </w:p>
+    <w:p>
+      <w:r>
+        <w:rPr>
+          <w:rFonts w:ascii="Arial" w:hAnsi="Arial"/>
+          <w:sz w:val="22"/>
+        </w:rPr>
+        <w:t>Power supply: 9–12V DC, center positive, 5.5 × 2.1 mm barrel plug. The 6-digit LED models are typically supplied with a 1A adapter; 8- and 16-digit LED, VFD, and Nixie models are supplied with 2A versions. Always use a quality regulated supply.</w:t>
       </w:r>
     </w:p>
     <w:tbl>
@@ -2516,23 +2525,14 @@
           <w:rFonts w:ascii="Arial" w:hAnsi="Arial"/>
           <w:sz w:val="22"/>
         </w:rPr>
-        <w:t>Power supply: 9–12V DC, center positive, 5.5 × 2.1 mm barrel plug. The 6-digit LED models are typically supplied with a 1A adapter; 8- and 16-digit LED, VFD, and Nixie models are supplied with 2A. Use a quality regulated supply.</w:t>
-      </w:r>
-    </w:p>
-    <w:p>
-      <w:r>
-        <w:rPr>
-          <w:rFonts w:ascii="Arial" w:hAnsi="Arial"/>
-          <w:sz w:val="22"/>
-        </w:rPr>
         <w:t>If the display shows "BAD" at power-on and never starts, the model code stored in flash is missing or invalid. Contact the distributor.</w:t>
       </w:r>
     </w:p>
     <w:p>
       <w:pPr>
         <w:sectPr>
-          <w:headerReference w:type="default" r:id="rId149"/>
-          <w:footerReference w:type="default" r:id="rId150"/>
+          <w:headerReference w:type="default" r:id="rId191"/>
+          <w:footerReference w:type="default" r:id="rId192"/>
           <w:pgSz w:w="12240" w:h="15840"/>
           <w:pgMar w:top="1440" w:right="1800" w:bottom="1440" w:left="1800" w:header="720" w:footer="720" w:gutter="0"/>
           <w:cols w:space="720"/>
@@ -2593,7 +2593,7 @@
           <w:rFonts w:ascii="Arial" w:hAnsi="Arial"/>
           <w:sz w:val="22"/>
         </w:rPr>
-        <w:t>A status indicator behind the leftmost character blinks briefly when Wi-Fi or NTP/GPS connectivity is lost. This blink can be suppressed via the live or setup form if desired.</w:t>
+        <w:t>Status indicator: while the WiFi or NTP connection is lost, the backlight LEDs behind the leftmost character turn off briefly every 2 seconds, and stop once the connection returns. Because the indicator uses the backlight, it is not visible when the backlight is off.</w:t>
       </w:r>
     </w:p>
     <w:p>
@@ -2602,14 +2602,14 @@
           <w:rFonts w:ascii="Arial" w:hAnsi="Arial"/>
           <w:sz w:val="22"/>
         </w:rPr>
-        <w:t>On models that include colon segments between digit pairs, the colons can be configured to flash, scan, or stay solid (see Section 7, Colon Display).</w:t>
+        <w:t>On models with colon segments between digit pairs, Colon Display selects one of nine patterns: Off, All On, Bottom Flash, All Flash, Cross Flash (the default), Railroad, Left -&gt; Right, AM/PM Bottom-Left/Top-Right Off, and AM/PM Bottom-Left/Top-Right On (see Section 6, Display Page).</w:t>
       </w:r>
     </w:p>
     <w:p>
       <w:pPr>
         <w:sectPr>
-          <w:headerReference w:type="default" r:id="rId151"/>
-          <w:footerReference w:type="default" r:id="rId152"/>
+          <w:headerReference w:type="default" r:id="rId193"/>
+          <w:footerReference w:type="default" r:id="rId194"/>
           <w:pgSz w:w="12240" w:h="15840"/>
           <w:pgMar w:top="1440" w:right="1800" w:bottom="1440" w:left="1800" w:header="720" w:footer="720" w:gutter="0"/>
           <w:cols w:space="720"/>
@@ -2661,7 +2661,7 @@
           <w:rFonts w:ascii="Arial" w:hAnsi="Arial"/>
           <w:sz w:val="22"/>
         </w:rPr>
-        <w:t>The clock has two buttons: SW1 (left) and SW2 (right). Their behavior differs between normal operation and power-on.</w:t>
+        <w:t>The clock has two buttons: SW1 (left) and SW2 (right). Their behavior differs between normal operation and power-on (Section 5). The hold actions below take effect when the button is released.</w:t>
       </w:r>
     </w:p>
     <w:p>
@@ -2755,7 +2755,7 @@
                 <w:rFonts w:ascii="Arial" w:hAnsi="Arial"/>
                 <w:sz w:val="20"/>
               </w:rPr>
-              <w:t>Wake the display from a quiet period and start the temporary button-override timer (15 s, 1 min, or 5 min — see Section 8)</w:t>
+              <w:t>Show the time for the Rules Timeout period (15 s, 1 min, or 5 min). If a rule has dimmed, blanked, or changed the display, the saved settings return for that period. See Rules Timeout below.</w:t>
             </w:r>
           </w:p>
         </w:tc>
@@ -2785,7 +2785,7 @@
                 <w:rFonts w:ascii="Arial" w:hAnsi="Arial"/>
                 <w:sz w:val="20"/>
               </w:rPr>
-              <w:t>Scroll the current IP address (or mDNS name) across the display when Wi-Fi is connected</w:t>
+              <w:t>Scroll the IP address, the .local name (on clocks that support it — see Section 7), and the WiFi signal strength across the display. Requires a WiFi connection and the Live Form setting to be On.</w:t>
             </w:r>
           </w:p>
         </w:tc>
@@ -2801,7 +2801,7 @@
                 <w:rFonts w:ascii="Arial" w:hAnsi="Arial"/>
                 <w:sz w:val="20"/>
               </w:rPr>
-              <w:t>Hold 10 seconds</w:t>
+              <w:t>Hold 10 seconds, then release</w:t>
             </w:r>
           </w:p>
         </w:tc>
@@ -2815,7 +2815,37 @@
                 <w:rFonts w:ascii="Arial" w:hAnsi="Arial"/>
                 <w:sz w:val="20"/>
               </w:rPr>
-              <w:t>Trigger an over-the-air (OTA) firmware update — see Section 15</w:t>
+              <w:t>Check for and install a firmware update — see Section 15</w:t>
+            </w:r>
+          </w:p>
+        </w:tc>
+      </w:tr>
+      <w:tr>
+        <w:tc>
+          <w:tcPr>
+            <w:tcW w:type="dxa" w:w="4320"/>
+          </w:tcPr>
+          <w:p>
+            <w:r>
+              <w:rPr>
+                <w:rFonts w:ascii="Arial" w:hAnsi="Arial"/>
+                <w:sz w:val="20"/>
+              </w:rPr>
+              <w:t>Hold 20 seconds or longer, then release</w:t>
+            </w:r>
+          </w:p>
+        </w:tc>
+        <w:tc>
+          <w:tcPr>
+            <w:tcW w:type="dxa" w:w="4320"/>
+          </w:tcPr>
+          <w:p>
+            <w:r>
+              <w:rPr>
+                <w:rFonts w:ascii="Arial" w:hAnsi="Arial"/>
+                <w:sz w:val="20"/>
+              </w:rPr>
+              <w:t>Install the beta firmware build, when one has been published</w:t>
             </w:r>
           </w:p>
         </w:tc>
@@ -2913,7 +2943,7 @@
                 <w:rFonts w:ascii="Arial" w:hAnsi="Arial"/>
                 <w:sz w:val="20"/>
               </w:rPr>
-              <w:t>Cycle the expletive level: Off → Mild → Medium → Strong → Off. The level name briefly appears on the display.</w:t>
+              <w:t>Cycle the expletive level: Off → Mild → Medium → Strong → Off. The level name briefly appears on the display. The change is temporary; the Expletive Default setting applies again after a restart. If a rule is in effect, this click also turns Rules off (see Section 8).</w:t>
             </w:r>
           </w:p>
         </w:tc>
@@ -2929,7 +2959,7 @@
                 <w:rFonts w:ascii="Arial" w:hAnsi="Arial"/>
                 <w:sz w:val="20"/>
               </w:rPr>
-              <w:t>Triple-click</w:t>
+              <w:t>Double-click</w:t>
             </w:r>
           </w:p>
         </w:tc>
@@ -2943,7 +2973,7 @@
                 <w:rFonts w:ascii="Arial" w:hAnsi="Arial"/>
                 <w:sz w:val="20"/>
               </w:rPr>
-              <w:t>Show the raw light-sensor reading for 30 seconds (calibration mode)</w:t>
+              <w:t>Restart into Access Point configuration mode, keeping the current settings</w:t>
             </w:r>
           </w:p>
         </w:tc>
@@ -2959,7 +2989,7 @@
                 <w:rFonts w:ascii="Arial" w:hAnsi="Arial"/>
                 <w:sz w:val="20"/>
               </w:rPr>
-              <w:t>Hold 5 seconds</w:t>
+              <w:t>Triple-click</w:t>
             </w:r>
           </w:p>
         </w:tc>
@@ -2973,7 +3003,67 @@
                 <w:rFonts w:ascii="Arial" w:hAnsi="Arial"/>
                 <w:sz w:val="20"/>
               </w:rPr>
-              <w:t>Reboot into Access Point configuration mode while preserving the current settings</w:t>
+              <w:t>Show the light-sensor reading (0–15) for 30 seconds (calibration mode — see Section 13)</w:t>
+            </w:r>
+          </w:p>
+        </w:tc>
+      </w:tr>
+      <w:tr>
+        <w:tc>
+          <w:tcPr>
+            <w:tcW w:type="dxa" w:w="4320"/>
+          </w:tcPr>
+          <w:p>
+            <w:r>
+              <w:rPr>
+                <w:rFonts w:ascii="Arial" w:hAnsi="Arial"/>
+                <w:sz w:val="20"/>
+              </w:rPr>
+              <w:t>Hold 5 seconds, then release</w:t>
+            </w:r>
+          </w:p>
+        </w:tc>
+        <w:tc>
+          <w:tcPr>
+            <w:tcW w:type="dxa" w:w="4320"/>
+          </w:tcPr>
+          <w:p>
+            <w:r>
+              <w:rPr>
+                <w:rFonts w:ascii="Arial" w:hAnsi="Arial"/>
+                <w:sz w:val="20"/>
+              </w:rPr>
+              <w:t>Restart into Access Point configuration mode, keeping the current settings</w:t>
+            </w:r>
+          </w:p>
+        </w:tc>
+      </w:tr>
+      <w:tr>
+        <w:tc>
+          <w:tcPr>
+            <w:tcW w:type="dxa" w:w="4320"/>
+          </w:tcPr>
+          <w:p>
+            <w:r>
+              <w:rPr>
+                <w:rFonts w:ascii="Arial" w:hAnsi="Arial"/>
+                <w:sz w:val="20"/>
+              </w:rPr>
+              <w:t>Hold 20 seconds or longer, then release</w:t>
+            </w:r>
+          </w:p>
+        </w:tc>
+        <w:tc>
+          <w:tcPr>
+            <w:tcW w:type="dxa" w:w="4320"/>
+          </w:tcPr>
+          <w:p>
+            <w:r>
+              <w:rPr>
+                <w:rFonts w:ascii="Arial" w:hAnsi="Arial"/>
+                <w:sz w:val="20"/>
+              </w:rPr>
+              <w:t>Reinstall the current release from the firmware server, whatever version is installed (see Section 15)</w:t>
             </w:r>
           </w:p>
         </w:tc>
@@ -2997,7 +3087,7 @@
           <w:color w:val="000000"/>
           <w:sz w:val="26"/>
         </w:rPr>
-        <w:t>Button Override</w:t>
+        <w:t>Rules Timeout</w:t>
       </w:r>
     </w:p>
     <w:p>
@@ -3006,14 +3096,14 @@
           <w:rFonts w:ascii="Arial" w:hAnsi="Arial"/>
           <w:sz w:val="22"/>
         </w:rPr>
-        <w:t>Pressing SW1 during a quiet period (a configured override) temporarily wakes the display and forces it to show the time only. The wake lasts for the configured Button Override duration: 15 seconds, 1 minute, or 5 minutes (default 15 seconds). After the timer expires, the display returns to its quiet-period state.</w:t>
+        <w:t>A single click of SW1 forces the time display (Clock Mode Always On) for the Rules Timeout period set on the live page's Rule Editor page: 15 seconds (default), 1 minute, or 5 minutes. If a rule has dimmed, blanked, or otherwise changed the display, the saved settings return for that period. When the period expires, the rule applies again. The click does not turn Rules off.</w:t>
       </w:r>
     </w:p>
     <w:p>
       <w:pPr>
         <w:sectPr>
-          <w:headerReference w:type="default" r:id="rId153"/>
-          <w:footerReference w:type="default" r:id="rId154"/>
+          <w:headerReference w:type="default" r:id="rId195"/>
+          <w:footerReference w:type="default" r:id="rId196"/>
           <w:pgSz w:w="12240" w:h="15840"/>
           <w:pgMar w:top="1440" w:right="1800" w:bottom="1440" w:left="1800" w:header="720" w:footer="720" w:gutter="0"/>
           <w:cols w:space="720"/>
@@ -3065,7 +3155,7 @@
           <w:rFonts w:ascii="Arial" w:hAnsi="Arial"/>
           <w:sz w:val="22"/>
         </w:rPr>
-        <w:t>Special functions are available by holding buttons while applying power. These are read before the clock initializes its normal button handling. Apply power to the clock with the indicated buttons held; release once the clock acknowledges the action.</w:t>
+        <w:t>Special functions are available by holding buttons while applying power. Apply power to the clock with the indicated buttons held; release once the clock acknowledges the action.</w:t>
       </w:r>
     </w:p>
     <w:tbl>
@@ -3139,7 +3229,7 @@
                 <w:rFonts w:ascii="Arial" w:hAnsi="Arial"/>
                 <w:sz w:val="20"/>
               </w:rPr>
-              <w:t>Rebuild word library indexes from the SD card. The display shows "Index" while running. See Section 12 for details on per-library rebuild and full rebuild options.</w:t>
+              <w:t>Rebuild word library indexes from the SD card. The display shows "Index"; release SW1. The clock then shows each library folder on the card in turn, about 2.5 seconds each. Press and hold SW1 while a library name is shown to rebuild only that library; otherwise every library is rebuilt. Progress is shown as a percentage, and the clock restarts when finished. See Section 12.</w:t>
             </w:r>
           </w:p>
         </w:tc>
@@ -3169,7 +3259,7 @@
                 <w:rFonts w:ascii="Arial" w:hAnsi="Arial"/>
                 <w:sz w:val="20"/>
               </w:rPr>
-              <w:t>Burn-in mode. All segments stay on at full brightness until any button is pressed. Useful for exercising IV4 / IV17 VFD tubes on WordClock-3 models. Not available on Nixie variants.</w:t>
+              <w:t>Burn-in mode. After the clock connects to the network, all segments stay on at full brightness until either button is pressed. Useful for exercising IV4 / IV17 VFD tubes on WordClock-3 models. Not available on Nixie models.</w:t>
             </w:r>
           </w:p>
         </w:tc>
@@ -3199,7 +3289,7 @@
                 <w:rFonts w:ascii="Arial" w:hAnsi="Arial"/>
                 <w:sz w:val="20"/>
               </w:rPr>
-              <w:t>Factory reset. Clears all stored settings (Wi-Fi credentials, display preferences, period overrides, weather, etc.) and reboots into Access Point mode. The hardware model code is preserved.</w:t>
+              <w:t>Factory reset. Clears all stored settings, including the Wi-Fi credentials, and starts Access Point mode. The saved rules and the hardware model code are preserved. See Section 16.</w:t>
             </w:r>
           </w:p>
         </w:tc>
@@ -3209,8 +3299,8 @@
     <w:p>
       <w:pPr>
         <w:sectPr>
-          <w:headerReference w:type="default" r:id="rId155"/>
-          <w:footerReference w:type="default" r:id="rId156"/>
+          <w:headerReference w:type="default" r:id="rId197"/>
+          <w:footerReference w:type="default" r:id="rId198"/>
           <w:pgSz w:w="12240" w:h="15840"/>
           <w:pgMar w:top="1440" w:right="1800" w:bottom="1440" w:left="1800" w:header="720" w:footer="720" w:gutter="0"/>
           <w:cols w:space="720"/>
@@ -3285,7 +3375,7 @@
           <w:rFonts w:ascii="Arial" w:hAnsi="Arial"/>
           <w:sz w:val="22"/>
         </w:rPr>
-        <w:t>Hold SW2 for 5 seconds during normal operation, OR</w:t>
+        <w:t>Power on a brand-new clock — it starts directly in AP mode, OR</w:t>
       </w:r>
     </w:p>
     <w:p>
@@ -3297,7 +3387,7 @@
           <w:rFonts w:ascii="Arial" w:hAnsi="Arial"/>
           <w:sz w:val="22"/>
         </w:rPr>
-        <w:t>Apply power with SW2 held down (use the long-press method above for systems already configured), OR</w:t>
+        <w:t>Hold SW2 for 5 seconds during normal operation and then release it (or double-click SW2), OR</w:t>
       </w:r>
     </w:p>
     <w:p>
@@ -3309,7 +3399,19 @@
           <w:rFonts w:ascii="Arial" w:hAnsi="Arial"/>
           <w:sz w:val="22"/>
         </w:rPr>
-        <w:t>Power on a brand-new clock — it boots directly into AP mode, OR</w:t>
+        <w:t>Press Switch to AP Mode on the System page of the live web interface, OR</w:t>
+      </w:r>
+    </w:p>
+    <w:p>
+      <w:pPr>
+        <w:pStyle w:val="ListBullet"/>
+      </w:pPr>
+      <w:r>
+        <w:rPr>
+          <w:rFonts w:ascii="Arial" w:hAnsi="Arial"/>
+          <w:sz w:val="22"/>
+        </w:rPr>
+        <w:t>Perform a factory reset (Section 16), OR</w:t>
       </w:r>
     </w:p>
     <w:p>
@@ -3330,7 +3432,7 @@
           <w:rFonts w:ascii="Arial" w:hAnsi="Arial"/>
           <w:sz w:val="22"/>
         </w:rPr>
-        <w:t>In AP mode the display shows "AP" continuously.</w:t>
+        <w:t>In AP mode the display shows "AP" continuously. Entering AP mode keeps the current settings; they appear on the setup form ready for editing.</w:t>
       </w:r>
     </w:p>
     <w:p>
@@ -3359,7 +3461,7 @@
           <w:rFonts w:ascii="Arial" w:hAnsi="Arial"/>
           <w:sz w:val="22"/>
         </w:rPr>
-        <w:t>1.  Connect a phone or computer to the Wi-Fi network broadcast by the clock — by default "WordClock-1-4" (or "WordClock-3-8", etc., matching the model). The AP is open (no password).</w:t>
+        <w:t>1.  Connect a phone or computer to the Wi-Fi network broadcast by the clock — by default "WordClock-" followed by the model, such as "WordClock-1-6" or "WordClock-3-8" (the name can be changed with Access Point Name). The AP is open (no password).</w:t>
       </w:r>
     </w:p>
     <w:p>
@@ -3377,7 +3479,7 @@
           <w:rFonts w:ascii="Arial" w:hAnsi="Arial"/>
           <w:sz w:val="22"/>
         </w:rPr>
-        <w:t>3.  Step through the pages of the setup form. Press Save when finished, then Start to apply the settings and reboot.</w:t>
+        <w:t>3.  Step through the pages of the setup form, then press Start on the home page. Start saves every setting and restarts the clock in normal operation. Save Settings, at the bottom of each page, stores the settings without leaving AP mode.</w:t>
       </w:r>
     </w:p>
     <w:p>
@@ -3386,7 +3488,7 @@
           <w:rFonts w:ascii="Arial" w:hAnsi="Arial"/>
           <w:sz w:val="22"/>
         </w:rPr>
-        <w:t>The setup form is split across multiple pages — Setup (network and time), Libraries, Display, Overrides, and Info Display — to keep the interface manageable. Use the page buttons on the home page to navigate.</w:t>
+        <w:t>The setup form has four pages — Setup (network, time zone, and firmware URL), Libraries, Display, and Information. Use the page buttons on the home page to navigate. The Rule Editor is not part of the setup form; it is on the live web interface once the clock has joined the home network (Section 8).</w:t>
       </w:r>
     </w:p>
     <w:p>
@@ -3480,7 +3582,7 @@
                 <w:rFonts w:ascii="Arial" w:hAnsi="Arial"/>
                 <w:sz w:val="20"/>
               </w:rPr>
-              <w:t>Wi-Fi network name broadcast by the clock when in AP mode (default: WordClock-X-X matching the model)</w:t>
+              <w:t>Name of the Wi-Fi network the clock broadcasts in AP mode; also the basis of its .local name and its home-screen icon label (default: WordClock- followed by the model)</w:t>
             </w:r>
           </w:p>
         </w:tc>
@@ -3510,7 +3612,7 @@
                 <w:rFonts w:ascii="Arial" w:hAnsi="Arial"/>
                 <w:sz w:val="20"/>
               </w:rPr>
-              <w:t>Select the home Wi-Fi network from the scan list. SSIDs containing spaces may fail to connect.</w:t>
+              <w:t>Home Wi-Fi network, chosen from a scan list. The network shown is the one that is saved. On a clock with no saved network the list starts on "-- select your network --". A saved network that is not currently broadcasting is listed first, marked "(saved - not in range)". Networks whose names contain a comma are not listed; use SSID Override for them.</w:t>
             </w:r>
           </w:p>
         </w:tc>
@@ -3540,7 +3642,7 @@
                 <w:rFonts w:ascii="Arial" w:hAnsi="Arial"/>
                 <w:sz w:val="20"/>
               </w:rPr>
-              <w:t>Manually type an SSID if it does not appear in the scan list (for hidden networks). Overrides the dropdown selection.</w:t>
+              <w:t>Type a network name here for a hidden network. When filled in, it takes priority over the SSID list; otherwise leave it blank.</w:t>
             </w:r>
           </w:p>
         </w:tc>
@@ -3570,7 +3672,7 @@
                 <w:rFonts w:ascii="Arial" w:hAnsi="Arial"/>
                 <w:sz w:val="20"/>
               </w:rPr>
-              <w:t>Wi-Fi password (max 25 characters; trailing spaces are not supported).</w:t>
+              <w:t>Wi-Fi password (up to 63 characters).</w:t>
             </w:r>
           </w:p>
         </w:tc>
@@ -3616,7 +3718,7 @@
                 <w:rFonts w:ascii="Arial" w:hAnsi="Arial"/>
                 <w:sz w:val="20"/>
               </w:rPr>
-              <w:t>Primary NTP Server</w:t>
+              <w:t>NTP Server</w:t>
             </w:r>
           </w:p>
         </w:tc>
@@ -3630,7 +3732,7 @@
                 <w:rFonts w:ascii="Arial" w:hAnsi="Arial"/>
                 <w:sz w:val="20"/>
               </w:rPr>
-              <w:t>Primary internet time server (default: time.cloudflare.com)</w:t>
+              <w:t>Primary internet time server (default: us.pool.ntp.org).</w:t>
             </w:r>
           </w:p>
         </w:tc>
@@ -3660,7 +3762,7 @@
                 <w:rFonts w:ascii="Arial" w:hAnsi="Arial"/>
                 <w:sz w:val="20"/>
               </w:rPr>
-              <w:t>Backup time server, used if the primary becomes unreachable for more than 30 minutes (default: time.google.com)</w:t>
+              <w:t>Second time server, used when the server in use has not answered for 30 minutes (default: time.google.com). Leave blank to disable.</w:t>
             </w:r>
           </w:p>
         </w:tc>
@@ -3676,6 +3778,36 @@
                 <w:rFonts w:ascii="Arial" w:hAnsi="Arial"/>
                 <w:sz w:val="20"/>
               </w:rPr>
+              <w:t>NTP Polling Interval (minutes)</w:t>
+            </w:r>
+          </w:p>
+        </w:tc>
+        <w:tc>
+          <w:tcPr>
+            <w:tcW w:type="dxa" w:w="4320"/>
+          </w:tcPr>
+          <w:p>
+            <w:r>
+              <w:rPr>
+                <w:rFonts w:ascii="Arial" w:hAnsi="Arial"/>
+                <w:sz w:val="20"/>
+              </w:rPr>
+              <w:t>How often the clock re-synchronizes its time: 5, 15, 30, 60, 120, or 240 minutes (default: 240, every four hours). Boot and retry timing are not affected.</w:t>
+            </w:r>
+          </w:p>
+        </w:tc>
+      </w:tr>
+      <w:tr>
+        <w:tc>
+          <w:tcPr>
+            <w:tcW w:type="dxa" w:w="4320"/>
+          </w:tcPr>
+          <w:p>
+            <w:r>
+              <w:rPr>
+                <w:rFonts w:ascii="Arial" w:hAnsi="Arial"/>
+                <w:sz w:val="20"/>
+              </w:rPr>
               <w:t>Live Form</w:t>
             </w:r>
           </w:p>
@@ -3690,7 +3822,7 @@
                 <w:rFonts w:ascii="Arial" w:hAnsi="Arial"/>
                 <w:sz w:val="20"/>
               </w:rPr>
-              <w:t>Enables or disables the live web interface during normal operation (default: Enabled)</w:t>
+              <w:t>Turns the live web interface on or off during normal operation (default: On). With it off, double-clicking SW1 does not show the IP address.</w:t>
             </w:r>
           </w:p>
         </w:tc>
@@ -3723,7 +3855,7 @@
           <w:color w:val="000000"/>
           <w:sz w:val="26"/>
         </w:rPr>
-        <w:t>Setup Page — Time and Time Zone</w:t>
+        <w:t>Setup Page — Time Zone and Daylight Saving Time</w:t>
       </w:r>
     </w:p>
     <w:tbl>
@@ -3801,7 +3933,7 @@
                 <w:rFonts w:ascii="Arial" w:hAnsi="Arial"/>
                 <w:sz w:val="20"/>
               </w:rPr>
-              <w:t>Time Source</w:t>
+              <w:t>UTC Offset</w:t>
             </w:r>
           </w:p>
         </w:tc>
@@ -3815,7 +3947,7 @@
                 <w:rFonts w:ascii="Arial" w:hAnsi="Arial"/>
                 <w:sz w:val="20"/>
               </w:rPr>
-              <w:t>Wi-Fi/NTP, GPS, Off</w:t>
+              <w:t>HH:MM (supports half-hour and 45-minute regions)</w:t>
             </w:r>
           </w:p>
         </w:tc>
@@ -3829,7 +3961,7 @@
                 <w:rFonts w:ascii="Arial" w:hAnsi="Arial"/>
                 <w:sz w:val="20"/>
               </w:rPr>
-              <w:t>Wi-Fi/NTP</w:t>
+              <w:t>5:00</w:t>
             </w:r>
           </w:p>
         </w:tc>
@@ -3845,7 +3977,7 @@
                 <w:rFonts w:ascii="Arial" w:hAnsi="Arial"/>
                 <w:sz w:val="20"/>
               </w:rPr>
-              <w:t>GPS Baud Rate</w:t>
+              <w:t>UTC Direction</w:t>
             </w:r>
           </w:p>
         </w:tc>
@@ -3859,7 +3991,7 @@
                 <w:rFonts w:ascii="Arial" w:hAnsi="Arial"/>
                 <w:sz w:val="20"/>
               </w:rPr>
-              <w:t>4800, 9600, 19200, 38400, 57600</w:t>
+              <w:t>-, +</w:t>
             </w:r>
           </w:p>
         </w:tc>
@@ -3873,7 +4005,7 @@
                 <w:rFonts w:ascii="Arial" w:hAnsi="Arial"/>
                 <w:sz w:val="20"/>
               </w:rPr>
-              <w:t>9600</w:t>
+              <w:t>-</w:t>
             </w:r>
           </w:p>
         </w:tc>
@@ -3889,7 +4021,7 @@
                 <w:rFonts w:ascii="Arial" w:hAnsi="Arial"/>
                 <w:sz w:val="20"/>
               </w:rPr>
-              <w:t>Time Display</w:t>
+              <w:t>DST Start Month</w:t>
             </w:r>
           </w:p>
         </w:tc>
@@ -3903,7 +4035,7 @@
                 <w:rFonts w:ascii="Arial" w:hAnsi="Arial"/>
                 <w:sz w:val="20"/>
               </w:rPr>
-              <w:t>12 Hour, 24 Hour, US English Verbose</w:t>
+              <w:t>January–December</w:t>
             </w:r>
           </w:p>
         </w:tc>
@@ -3917,7 +4049,7 @@
                 <w:rFonts w:ascii="Arial" w:hAnsi="Arial"/>
                 <w:sz w:val="20"/>
               </w:rPr>
-              <w:t>12 Hour</w:t>
+              <w:t>March</w:t>
             </w:r>
           </w:p>
         </w:tc>
@@ -3933,7 +4065,7 @@
                 <w:rFonts w:ascii="Arial" w:hAnsi="Arial"/>
                 <w:sz w:val="20"/>
               </w:rPr>
-              <w:t>UTC Offset</w:t>
+              <w:t>DST Start Week</w:t>
             </w:r>
           </w:p>
         </w:tc>
@@ -3947,7 +4079,7 @@
                 <w:rFonts w:ascii="Arial" w:hAnsi="Arial"/>
                 <w:sz w:val="20"/>
               </w:rPr>
-              <w:t>HH:MM (supports half-hour and 45-minute regions)</w:t>
+              <w:t>1–5</w:t>
             </w:r>
           </w:p>
         </w:tc>
@@ -3961,7 +4093,7 @@
                 <w:rFonts w:ascii="Arial" w:hAnsi="Arial"/>
                 <w:sz w:val="20"/>
               </w:rPr>
-              <w:t>5:00</w:t>
+              <w:t>2</w:t>
             </w:r>
           </w:p>
         </w:tc>
@@ -3977,7 +4109,7 @@
                 <w:rFonts w:ascii="Arial" w:hAnsi="Arial"/>
                 <w:sz w:val="20"/>
               </w:rPr>
-              <w:t>UTC Offset Direction</w:t>
+              <w:t>DST Start Day</w:t>
             </w:r>
           </w:p>
         </w:tc>
@@ -3991,7 +4123,7 @@
                 <w:rFonts w:ascii="Arial" w:hAnsi="Arial"/>
                 <w:sz w:val="20"/>
               </w:rPr>
-              <w:t>Minus, Plus</w:t>
+              <w:t>Sunday–Saturday</w:t>
             </w:r>
           </w:p>
         </w:tc>
@@ -4005,7 +4137,315 @@
                 <w:rFonts w:ascii="Arial" w:hAnsi="Arial"/>
                 <w:sz w:val="20"/>
               </w:rPr>
-              <w:t>Minus</w:t>
+              <w:t>Sunday</w:t>
+            </w:r>
+          </w:p>
+        </w:tc>
+      </w:tr>
+      <w:tr>
+        <w:tc>
+          <w:tcPr>
+            <w:tcW w:type="dxa" w:w="2880"/>
+          </w:tcPr>
+          <w:p>
+            <w:r>
+              <w:rPr>
+                <w:rFonts w:ascii="Arial" w:hAnsi="Arial"/>
+                <w:sz w:val="20"/>
+              </w:rPr>
+              <w:t>DST Start Hour</w:t>
+            </w:r>
+          </w:p>
+        </w:tc>
+        <w:tc>
+          <w:tcPr>
+            <w:tcW w:type="dxa" w:w="2880"/>
+          </w:tcPr>
+          <w:p>
+            <w:r>
+              <w:rPr>
+                <w:rFonts w:ascii="Arial" w:hAnsi="Arial"/>
+                <w:sz w:val="20"/>
+              </w:rPr>
+              <w:t>0–23</w:t>
+            </w:r>
+          </w:p>
+        </w:tc>
+        <w:tc>
+          <w:tcPr>
+            <w:tcW w:type="dxa" w:w="2880"/>
+          </w:tcPr>
+          <w:p>
+            <w:r>
+              <w:rPr>
+                <w:rFonts w:ascii="Arial" w:hAnsi="Arial"/>
+                <w:sz w:val="20"/>
+              </w:rPr>
+              <w:t>2</w:t>
+            </w:r>
+          </w:p>
+        </w:tc>
+      </w:tr>
+      <w:tr>
+        <w:tc>
+          <w:tcPr>
+            <w:tcW w:type="dxa" w:w="2880"/>
+          </w:tcPr>
+          <w:p>
+            <w:r>
+              <w:rPr>
+                <w:rFonts w:ascii="Arial" w:hAnsi="Arial"/>
+                <w:sz w:val="20"/>
+              </w:rPr>
+              <w:t>DST Offset</w:t>
+            </w:r>
+          </w:p>
+        </w:tc>
+        <w:tc>
+          <w:tcPr>
+            <w:tcW w:type="dxa" w:w="2880"/>
+          </w:tcPr>
+          <w:p>
+            <w:r>
+              <w:rPr>
+                <w:rFonts w:ascii="Arial" w:hAnsi="Arial"/>
+                <w:sz w:val="20"/>
+              </w:rPr>
+              <w:t>0, 1 (hours added during DST)</w:t>
+            </w:r>
+          </w:p>
+        </w:tc>
+        <w:tc>
+          <w:tcPr>
+            <w:tcW w:type="dxa" w:w="2880"/>
+          </w:tcPr>
+          <w:p>
+            <w:r>
+              <w:rPr>
+                <w:rFonts w:ascii="Arial" w:hAnsi="Arial"/>
+                <w:sz w:val="20"/>
+              </w:rPr>
+              <w:t>1</w:t>
+            </w:r>
+          </w:p>
+        </w:tc>
+      </w:tr>
+      <w:tr>
+        <w:tc>
+          <w:tcPr>
+            <w:tcW w:type="dxa" w:w="2880"/>
+          </w:tcPr>
+          <w:p>
+            <w:r>
+              <w:rPr>
+                <w:rFonts w:ascii="Arial" w:hAnsi="Arial"/>
+                <w:sz w:val="20"/>
+              </w:rPr>
+              <w:t>DST Direction</w:t>
+            </w:r>
+          </w:p>
+        </w:tc>
+        <w:tc>
+          <w:tcPr>
+            <w:tcW w:type="dxa" w:w="2880"/>
+          </w:tcPr>
+          <w:p>
+            <w:r>
+              <w:rPr>
+                <w:rFonts w:ascii="Arial" w:hAnsi="Arial"/>
+                <w:sz w:val="20"/>
+              </w:rPr>
+              <w:t>-, +</w:t>
+            </w:r>
+          </w:p>
+        </w:tc>
+        <w:tc>
+          <w:tcPr>
+            <w:tcW w:type="dxa" w:w="2880"/>
+          </w:tcPr>
+          <w:p>
+            <w:r>
+              <w:rPr>
+                <w:rFonts w:ascii="Arial" w:hAnsi="Arial"/>
+                <w:sz w:val="20"/>
+              </w:rPr>
+              <w:t>+</w:t>
+            </w:r>
+          </w:p>
+        </w:tc>
+      </w:tr>
+      <w:tr>
+        <w:tc>
+          <w:tcPr>
+            <w:tcW w:type="dxa" w:w="2880"/>
+          </w:tcPr>
+          <w:p>
+            <w:r>
+              <w:rPr>
+                <w:rFonts w:ascii="Arial" w:hAnsi="Arial"/>
+                <w:sz w:val="20"/>
+              </w:rPr>
+              <w:t>ST Start Month</w:t>
+            </w:r>
+          </w:p>
+        </w:tc>
+        <w:tc>
+          <w:tcPr>
+            <w:tcW w:type="dxa" w:w="2880"/>
+          </w:tcPr>
+          <w:p>
+            <w:r>
+              <w:rPr>
+                <w:rFonts w:ascii="Arial" w:hAnsi="Arial"/>
+                <w:sz w:val="20"/>
+              </w:rPr>
+              <w:t>January–December</w:t>
+            </w:r>
+          </w:p>
+        </w:tc>
+        <w:tc>
+          <w:tcPr>
+            <w:tcW w:type="dxa" w:w="2880"/>
+          </w:tcPr>
+          <w:p>
+            <w:r>
+              <w:rPr>
+                <w:rFonts w:ascii="Arial" w:hAnsi="Arial"/>
+                <w:sz w:val="20"/>
+              </w:rPr>
+              <w:t>November</w:t>
+            </w:r>
+          </w:p>
+        </w:tc>
+      </w:tr>
+      <w:tr>
+        <w:tc>
+          <w:tcPr>
+            <w:tcW w:type="dxa" w:w="2880"/>
+          </w:tcPr>
+          <w:p>
+            <w:r>
+              <w:rPr>
+                <w:rFonts w:ascii="Arial" w:hAnsi="Arial"/>
+                <w:sz w:val="20"/>
+              </w:rPr>
+              <w:t>ST Start Week</w:t>
+            </w:r>
+          </w:p>
+        </w:tc>
+        <w:tc>
+          <w:tcPr>
+            <w:tcW w:type="dxa" w:w="2880"/>
+          </w:tcPr>
+          <w:p>
+            <w:r>
+              <w:rPr>
+                <w:rFonts w:ascii="Arial" w:hAnsi="Arial"/>
+                <w:sz w:val="20"/>
+              </w:rPr>
+              <w:t>1–5</w:t>
+            </w:r>
+          </w:p>
+        </w:tc>
+        <w:tc>
+          <w:tcPr>
+            <w:tcW w:type="dxa" w:w="2880"/>
+          </w:tcPr>
+          <w:p>
+            <w:r>
+              <w:rPr>
+                <w:rFonts w:ascii="Arial" w:hAnsi="Arial"/>
+                <w:sz w:val="20"/>
+              </w:rPr>
+              <w:t>1</w:t>
+            </w:r>
+          </w:p>
+        </w:tc>
+      </w:tr>
+      <w:tr>
+        <w:tc>
+          <w:tcPr>
+            <w:tcW w:type="dxa" w:w="2880"/>
+          </w:tcPr>
+          <w:p>
+            <w:r>
+              <w:rPr>
+                <w:rFonts w:ascii="Arial" w:hAnsi="Arial"/>
+                <w:sz w:val="20"/>
+              </w:rPr>
+              <w:t>ST Start Day</w:t>
+            </w:r>
+          </w:p>
+        </w:tc>
+        <w:tc>
+          <w:tcPr>
+            <w:tcW w:type="dxa" w:w="2880"/>
+          </w:tcPr>
+          <w:p>
+            <w:r>
+              <w:rPr>
+                <w:rFonts w:ascii="Arial" w:hAnsi="Arial"/>
+                <w:sz w:val="20"/>
+              </w:rPr>
+              <w:t>Sunday–Saturday</w:t>
+            </w:r>
+          </w:p>
+        </w:tc>
+        <w:tc>
+          <w:tcPr>
+            <w:tcW w:type="dxa" w:w="2880"/>
+          </w:tcPr>
+          <w:p>
+            <w:r>
+              <w:rPr>
+                <w:rFonts w:ascii="Arial" w:hAnsi="Arial"/>
+                <w:sz w:val="20"/>
+              </w:rPr>
+              <w:t>Sunday</w:t>
+            </w:r>
+          </w:p>
+        </w:tc>
+      </w:tr>
+      <w:tr>
+        <w:tc>
+          <w:tcPr>
+            <w:tcW w:type="dxa" w:w="2880"/>
+          </w:tcPr>
+          <w:p>
+            <w:r>
+              <w:rPr>
+                <w:rFonts w:ascii="Arial" w:hAnsi="Arial"/>
+                <w:sz w:val="20"/>
+              </w:rPr>
+              <w:t>ST Start Hour</w:t>
+            </w:r>
+          </w:p>
+        </w:tc>
+        <w:tc>
+          <w:tcPr>
+            <w:tcW w:type="dxa" w:w="2880"/>
+          </w:tcPr>
+          <w:p>
+            <w:r>
+              <w:rPr>
+                <w:rFonts w:ascii="Arial" w:hAnsi="Arial"/>
+                <w:sz w:val="20"/>
+              </w:rPr>
+              <w:t>0–23</w:t>
+            </w:r>
+          </w:p>
+        </w:tc>
+        <w:tc>
+          <w:tcPr>
+            <w:tcW w:type="dxa" w:w="2880"/>
+          </w:tcPr>
+          <w:p>
+            <w:r>
+              <w:rPr>
+                <w:rFonts w:ascii="Arial" w:hAnsi="Arial"/>
+                <w:sz w:val="20"/>
+              </w:rPr>
+              <w:t>2</w:t>
             </w:r>
           </w:p>
         </w:tc>
@@ -4018,7 +4458,7 @@
           <w:rFonts w:ascii="Arial" w:hAnsi="Arial"/>
           <w:sz w:val="22"/>
         </w:rPr>
-        <w:t>The Verbose time format spells the time in words — for example, "FIVE MINUTES AFTER 3" or "MIDNIGHT" — and works best on 8- and 16-digit displays.</w:t>
+        <w:t>The default time zone, Daylight Saving Time, and Standard Time settings are configured for US Eastern Time.</w:t>
       </w:r>
     </w:p>
     <w:p>
@@ -4038,7 +4478,7 @@
           <w:color w:val="000000"/>
           <w:sz w:val="26"/>
         </w:rPr>
-        <w:t>Setup Page — Daylight Saving Time</w:t>
+        <w:t>Setup Page — Time and OTA Update</w:t>
       </w:r>
     </w:p>
     <w:tbl>
@@ -4116,7 +4556,7 @@
                 <w:rFonts w:ascii="Arial" w:hAnsi="Arial"/>
                 <w:sz w:val="20"/>
               </w:rPr>
-              <w:t>DST Start Month</w:t>
+              <w:t>Time Display</w:t>
             </w:r>
           </w:p>
         </w:tc>
@@ -4130,7 +4570,7 @@
                 <w:rFonts w:ascii="Arial" w:hAnsi="Arial"/>
                 <w:sz w:val="20"/>
               </w:rPr>
-              <w:t>Jan–Dec</w:t>
+              <w:t>12 Hour, 24 Hour, US English Verbose</w:t>
             </w:r>
           </w:p>
         </w:tc>
@@ -4144,7 +4584,7 @@
                 <w:rFonts w:ascii="Arial" w:hAnsi="Arial"/>
                 <w:sz w:val="20"/>
               </w:rPr>
-              <w:t>March</w:t>
+              <w:t>12 Hour</w:t>
             </w:r>
           </w:p>
         </w:tc>
@@ -4160,7 +4600,7 @@
                 <w:rFonts w:ascii="Arial" w:hAnsi="Arial"/>
                 <w:sz w:val="20"/>
               </w:rPr>
-              <w:t>DST Start Week</w:t>
+              <w:t>Firmware URL</w:t>
             </w:r>
           </w:p>
         </w:tc>
@@ -4174,7 +4614,7 @@
                 <w:rFonts w:ascii="Arial" w:hAnsi="Arial"/>
                 <w:sz w:val="20"/>
               </w:rPr>
-              <w:t>1–5</w:t>
+              <w:t>Address of the firmware server</w:t>
             </w:r>
           </w:p>
         </w:tc>
@@ -4188,445 +4628,7 @@
                 <w:rFonts w:ascii="Arial" w:hAnsi="Arial"/>
                 <w:sz w:val="20"/>
               </w:rPr>
-              <w:t>2</w:t>
-            </w:r>
-          </w:p>
-        </w:tc>
-      </w:tr>
-      <w:tr>
-        <w:tc>
-          <w:tcPr>
-            <w:tcW w:type="dxa" w:w="2880"/>
-          </w:tcPr>
-          <w:p>
-            <w:r>
-              <w:rPr>
-                <w:rFonts w:ascii="Arial" w:hAnsi="Arial"/>
-                <w:sz w:val="20"/>
-              </w:rPr>
-              <w:t>DST Start Day</w:t>
-            </w:r>
-          </w:p>
-        </w:tc>
-        <w:tc>
-          <w:tcPr>
-            <w:tcW w:type="dxa" w:w="2880"/>
-          </w:tcPr>
-          <w:p>
-            <w:r>
-              <w:rPr>
-                <w:rFonts w:ascii="Arial" w:hAnsi="Arial"/>
-                <w:sz w:val="20"/>
-              </w:rPr>
-              <w:t>Sun–Sat</w:t>
-            </w:r>
-          </w:p>
-        </w:tc>
-        <w:tc>
-          <w:tcPr>
-            <w:tcW w:type="dxa" w:w="2880"/>
-          </w:tcPr>
-          <w:p>
-            <w:r>
-              <w:rPr>
-                <w:rFonts w:ascii="Arial" w:hAnsi="Arial"/>
-                <w:sz w:val="20"/>
-              </w:rPr>
-              <w:t>Sunday</w:t>
-            </w:r>
-          </w:p>
-        </w:tc>
-      </w:tr>
-      <w:tr>
-        <w:tc>
-          <w:tcPr>
-            <w:tcW w:type="dxa" w:w="2880"/>
-          </w:tcPr>
-          <w:p>
-            <w:r>
-              <w:rPr>
-                <w:rFonts w:ascii="Arial" w:hAnsi="Arial"/>
-                <w:sz w:val="20"/>
-              </w:rPr>
-              <w:t>DST Start Hour</w:t>
-            </w:r>
-          </w:p>
-        </w:tc>
-        <w:tc>
-          <w:tcPr>
-            <w:tcW w:type="dxa" w:w="2880"/>
-          </w:tcPr>
-          <w:p>
-            <w:r>
-              <w:rPr>
-                <w:rFonts w:ascii="Arial" w:hAnsi="Arial"/>
-                <w:sz w:val="20"/>
-              </w:rPr>
-              <w:t>0–23</w:t>
-            </w:r>
-          </w:p>
-        </w:tc>
-        <w:tc>
-          <w:tcPr>
-            <w:tcW w:type="dxa" w:w="2880"/>
-          </w:tcPr>
-          <w:p>
-            <w:r>
-              <w:rPr>
-                <w:rFonts w:ascii="Arial" w:hAnsi="Arial"/>
-                <w:sz w:val="20"/>
-              </w:rPr>
-              <w:t>2</w:t>
-            </w:r>
-          </w:p>
-        </w:tc>
-      </w:tr>
-      <w:tr>
-        <w:tc>
-          <w:tcPr>
-            <w:tcW w:type="dxa" w:w="2880"/>
-          </w:tcPr>
-          <w:p>
-            <w:r>
-              <w:rPr>
-                <w:rFonts w:ascii="Arial" w:hAnsi="Arial"/>
-                <w:sz w:val="20"/>
-              </w:rPr>
-              <w:t>DST Offset</w:t>
-            </w:r>
-          </w:p>
-        </w:tc>
-        <w:tc>
-          <w:tcPr>
-            <w:tcW w:type="dxa" w:w="2880"/>
-          </w:tcPr>
-          <w:p>
-            <w:r>
-              <w:rPr>
-                <w:rFonts w:ascii="Arial" w:hAnsi="Arial"/>
-                <w:sz w:val="20"/>
-              </w:rPr>
-              <w:t>0 hr, 1 hr</w:t>
-            </w:r>
-          </w:p>
-        </w:tc>
-        <w:tc>
-          <w:tcPr>
-            <w:tcW w:type="dxa" w:w="2880"/>
-          </w:tcPr>
-          <w:p>
-            <w:r>
-              <w:rPr>
-                <w:rFonts w:ascii="Arial" w:hAnsi="Arial"/>
-                <w:sz w:val="20"/>
-              </w:rPr>
-              <w:t>1 hr</w:t>
-            </w:r>
-          </w:p>
-        </w:tc>
-      </w:tr>
-      <w:tr>
-        <w:tc>
-          <w:tcPr>
-            <w:tcW w:type="dxa" w:w="2880"/>
-          </w:tcPr>
-          <w:p>
-            <w:r>
-              <w:rPr>
-                <w:rFonts w:ascii="Arial" w:hAnsi="Arial"/>
-                <w:sz w:val="20"/>
-              </w:rPr>
-              <w:t>DST Direction</w:t>
-            </w:r>
-          </w:p>
-        </w:tc>
-        <w:tc>
-          <w:tcPr>
-            <w:tcW w:type="dxa" w:w="2880"/>
-          </w:tcPr>
-          <w:p>
-            <w:r>
-              <w:rPr>
-                <w:rFonts w:ascii="Arial" w:hAnsi="Arial"/>
-                <w:sz w:val="20"/>
-              </w:rPr>
-              <w:t>Plus, Minus</w:t>
-            </w:r>
-          </w:p>
-        </w:tc>
-        <w:tc>
-          <w:tcPr>
-            <w:tcW w:type="dxa" w:w="2880"/>
-          </w:tcPr>
-          <w:p>
-            <w:r>
-              <w:rPr>
-                <w:rFonts w:ascii="Arial" w:hAnsi="Arial"/>
-                <w:sz w:val="20"/>
-              </w:rPr>
-              <w:t>Plus</w:t>
-            </w:r>
-          </w:p>
-        </w:tc>
-      </w:tr>
-    </w:tbl>
-    <w:p/>
-    <w:p>
-      <w:pPr>
-        <w:pStyle w:val="Heading2"/>
-        <w:keepNext/>
-        <w:spacing w:before="280" w:after="120"/>
-        <w:pBdr>
-          <w:top w:val="single" w:sz="8" w:space="4" w:color="000000"/>
-          <w:top w:val="single" w:sz="8" w:space="4" w:color="000000"/>
-        </w:pBdr>
-      </w:pPr>
-      <w:r>
-        <w:rPr>
-          <w:rFonts w:ascii="Arial" w:hAnsi="Arial"/>
-          <w:b/>
-          <w:color w:val="000000"/>
-          <w:sz w:val="26"/>
-        </w:rPr>
-        <w:t>Setup Page — Standard Time</w:t>
-      </w:r>
-    </w:p>
-    <w:tbl>
-      <w:tblPr>
-        <w:tblStyle w:val="TableGrid"/>
-        <w:tblW w:type="auto" w:w="0"/>
-        <w:tblLook w:firstColumn="1" w:firstRow="1" w:lastColumn="0" w:lastRow="0" w:noHBand="0" w:noVBand="1" w:val="04A0"/>
-      </w:tblPr>
-      <w:tblGrid>
-        <w:gridCol w:w="2880"/>
-        <w:gridCol w:w="2880"/>
-        <w:gridCol w:w="2880"/>
-      </w:tblGrid>
-      <w:tr>
-        <w:tc>
-          <w:tcPr>
-            <w:tcW w:type="dxa" w:w="2880"/>
-            <w:shd w:val="clear" w:color="auto" w:fill="C25600"/>
-          </w:tcPr>
-          <w:p>
-            <w:r>
-              <w:rPr>
-                <w:rFonts w:ascii="Arial" w:hAnsi="Arial"/>
-                <w:b/>
-                <w:color w:val="FFFFFF"/>
-                <w:sz w:val="20"/>
-              </w:rPr>
-              <w:t>Setting</w:t>
-            </w:r>
-          </w:p>
-        </w:tc>
-        <w:tc>
-          <w:tcPr>
-            <w:tcW w:type="dxa" w:w="2880"/>
-            <w:shd w:val="clear" w:color="auto" w:fill="C25600"/>
-          </w:tcPr>
-          <w:p>
-            <w:r>
-              <w:rPr>
-                <w:rFonts w:ascii="Arial" w:hAnsi="Arial"/>
-                <w:b/>
-                <w:color w:val="FFFFFF"/>
-                <w:sz w:val="20"/>
-              </w:rPr>
-              <w:t>Options</w:t>
-            </w:r>
-          </w:p>
-        </w:tc>
-        <w:tc>
-          <w:tcPr>
-            <w:tcW w:type="dxa" w:w="2880"/>
-            <w:shd w:val="clear" w:color="auto" w:fill="C25600"/>
-          </w:tcPr>
-          <w:p>
-            <w:r>
-              <w:rPr>
-                <w:rFonts w:ascii="Arial" w:hAnsi="Arial"/>
-                <w:b/>
-                <w:color w:val="FFFFFF"/>
-                <w:sz w:val="20"/>
-              </w:rPr>
-              <w:t>Default</w:t>
-            </w:r>
-          </w:p>
-        </w:tc>
-      </w:tr>
-      <w:tr>
-        <w:tc>
-          <w:tcPr>
-            <w:tcW w:type="dxa" w:w="2880"/>
-          </w:tcPr>
-          <w:p>
-            <w:r>
-              <w:rPr>
-                <w:rFonts w:ascii="Arial" w:hAnsi="Arial"/>
-                <w:sz w:val="20"/>
-              </w:rPr>
-              <w:t>ST Start Month</w:t>
-            </w:r>
-          </w:p>
-        </w:tc>
-        <w:tc>
-          <w:tcPr>
-            <w:tcW w:type="dxa" w:w="2880"/>
-          </w:tcPr>
-          <w:p>
-            <w:r>
-              <w:rPr>
-                <w:rFonts w:ascii="Arial" w:hAnsi="Arial"/>
-                <w:sz w:val="20"/>
-              </w:rPr>
-              <w:t>Jan–Dec</w:t>
-            </w:r>
-          </w:p>
-        </w:tc>
-        <w:tc>
-          <w:tcPr>
-            <w:tcW w:type="dxa" w:w="2880"/>
-          </w:tcPr>
-          <w:p>
-            <w:r>
-              <w:rPr>
-                <w:rFonts w:ascii="Arial" w:hAnsi="Arial"/>
-                <w:sz w:val="20"/>
-              </w:rPr>
-              <w:t>November</w:t>
-            </w:r>
-          </w:p>
-        </w:tc>
-      </w:tr>
-      <w:tr>
-        <w:tc>
-          <w:tcPr>
-            <w:tcW w:type="dxa" w:w="2880"/>
-          </w:tcPr>
-          <w:p>
-            <w:r>
-              <w:rPr>
-                <w:rFonts w:ascii="Arial" w:hAnsi="Arial"/>
-                <w:sz w:val="20"/>
-              </w:rPr>
-              <w:t>ST Start Week</w:t>
-            </w:r>
-          </w:p>
-        </w:tc>
-        <w:tc>
-          <w:tcPr>
-            <w:tcW w:type="dxa" w:w="2880"/>
-          </w:tcPr>
-          <w:p>
-            <w:r>
-              <w:rPr>
-                <w:rFonts w:ascii="Arial" w:hAnsi="Arial"/>
-                <w:sz w:val="20"/>
-              </w:rPr>
-              <w:t>1–5</w:t>
-            </w:r>
-          </w:p>
-        </w:tc>
-        <w:tc>
-          <w:tcPr>
-            <w:tcW w:type="dxa" w:w="2880"/>
-          </w:tcPr>
-          <w:p>
-            <w:r>
-              <w:rPr>
-                <w:rFonts w:ascii="Arial" w:hAnsi="Arial"/>
-                <w:sz w:val="20"/>
-              </w:rPr>
-              <w:t>1</w:t>
-            </w:r>
-          </w:p>
-        </w:tc>
-      </w:tr>
-      <w:tr>
-        <w:tc>
-          <w:tcPr>
-            <w:tcW w:type="dxa" w:w="2880"/>
-          </w:tcPr>
-          <w:p>
-            <w:r>
-              <w:rPr>
-                <w:rFonts w:ascii="Arial" w:hAnsi="Arial"/>
-                <w:sz w:val="20"/>
-              </w:rPr>
-              <w:t>ST Start Day</w:t>
-            </w:r>
-          </w:p>
-        </w:tc>
-        <w:tc>
-          <w:tcPr>
-            <w:tcW w:type="dxa" w:w="2880"/>
-          </w:tcPr>
-          <w:p>
-            <w:r>
-              <w:rPr>
-                <w:rFonts w:ascii="Arial" w:hAnsi="Arial"/>
-                <w:sz w:val="20"/>
-              </w:rPr>
-              <w:t>Sun–Sat</w:t>
-            </w:r>
-          </w:p>
-        </w:tc>
-        <w:tc>
-          <w:tcPr>
-            <w:tcW w:type="dxa" w:w="2880"/>
-          </w:tcPr>
-          <w:p>
-            <w:r>
-              <w:rPr>
-                <w:rFonts w:ascii="Arial" w:hAnsi="Arial"/>
-                <w:sz w:val="20"/>
-              </w:rPr>
-              <w:t>Sunday</w:t>
-            </w:r>
-          </w:p>
-        </w:tc>
-      </w:tr>
-      <w:tr>
-        <w:tc>
-          <w:tcPr>
-            <w:tcW w:type="dxa" w:w="2880"/>
-          </w:tcPr>
-          <w:p>
-            <w:r>
-              <w:rPr>
-                <w:rFonts w:ascii="Arial" w:hAnsi="Arial"/>
-                <w:sz w:val="20"/>
-              </w:rPr>
-              <w:t>ST Start Hour</w:t>
-            </w:r>
-          </w:p>
-        </w:tc>
-        <w:tc>
-          <w:tcPr>
-            <w:tcW w:type="dxa" w:w="2880"/>
-          </w:tcPr>
-          <w:p>
-            <w:r>
-              <w:rPr>
-                <w:rFonts w:ascii="Arial" w:hAnsi="Arial"/>
-                <w:sz w:val="20"/>
-              </w:rPr>
-              <w:t>0–23</w:t>
-            </w:r>
-          </w:p>
-        </w:tc>
-        <w:tc>
-          <w:tcPr>
-            <w:tcW w:type="dxa" w:w="2880"/>
-          </w:tcPr>
-          <w:p>
-            <w:r>
-              <w:rPr>
-                <w:rFonts w:ascii="Arial" w:hAnsi="Arial"/>
-                <w:sz w:val="20"/>
-              </w:rPr>
-              <w:t>2</w:t>
+              <w:t>https://mitchsf.github.io/Firmware/</w:t>
             </w:r>
           </w:p>
         </w:tc>
@@ -4639,7 +4641,16 @@
           <w:rFonts w:ascii="Arial" w:hAnsi="Arial"/>
           <w:sz w:val="22"/>
         </w:rPr>
-        <w:t>Default DST and Standard Time settings are configured for US Eastern Time.</w:t>
+        <w:t>The Verbose time format spells the time in words — for example, "FIVE MINUTES AFTER 3" or "MIDNIGHT" — and works best on 8- and 16-digit displays. Time Display can also be changed on the live web interface.</w:t>
+      </w:r>
+    </w:p>
+    <w:p>
+      <w:r>
+        <w:rPr>
+          <w:rFonts w:ascii="Arial" w:hAnsi="Arial"/>
+          <w:sz w:val="22"/>
+        </w:rPr>
+        <w:t>The Firmware URL tells the clock where to fetch new firmware. The default points to the manufacturer's firmware server and should be left unchanged unless directed otherwise. If the field is cleared, the default is restored at the next restart. See Section 15.</w:t>
       </w:r>
     </w:p>
     <w:p>
@@ -4668,7 +4679,7 @@
           <w:rFonts w:ascii="Arial" w:hAnsi="Arial"/>
           <w:sz w:val="22"/>
         </w:rPr>
-        <w:t>Up to five word libraries can be active at once. Library 1 is required (it provides the system message file used for all status text and is the default content source). Libraries 2–5 are optional and only used when the corresponding Use Library percentage is non-zero. Each library is a folder on the SD card with files sharing the folder's base name.</w:t>
+        <w:t>Up to five word libraries can be active at once. Library 1 is required (it provides the system message file used for all status text and is the default content source). Libraries 2–5 are optional and only used when the corresponding Use Library percentage is not Off. Each library is a folder on the SD card with files sharing the folder's base name. Libraries are chosen only on the setup form.</w:t>
       </w:r>
     </w:p>
     <w:tbl>
@@ -4760,7 +4771,7 @@
                 <w:rFonts w:ascii="Arial" w:hAnsi="Arial"/>
                 <w:sz w:val="20"/>
               </w:rPr>
-              <w:t>Any folder on the SD card</w:t>
+              <w:t>Any library folder on the SD card</w:t>
             </w:r>
           </w:p>
         </w:tc>
@@ -4804,7 +4815,7 @@
                 <w:rFonts w:ascii="Arial" w:hAnsi="Arial"/>
                 <w:sz w:val="20"/>
               </w:rPr>
-              <w:t>Any folder on the SD card, or none</w:t>
+              <w:t>Any library folder on the SD card, or none (-)</w:t>
             </w:r>
           </w:p>
         </w:tc>
@@ -4848,7 +4859,7 @@
                 <w:rFonts w:ascii="Arial" w:hAnsi="Arial"/>
                 <w:sz w:val="20"/>
               </w:rPr>
-              <w:t>Off, 5%, 20%</w:t>
+              <w:t>Off, 5%, 20% — how often words come from that library</w:t>
             </w:r>
           </w:p>
         </w:tc>
@@ -4862,7 +4873,7 @@
                 <w:rFonts w:ascii="Arial" w:hAnsi="Arial"/>
                 <w:sz w:val="20"/>
               </w:rPr>
-              <w:t>Off</w:t>
+              <w:t>20% for Library 2; Off for Libraries 3–5</w:t>
             </w:r>
           </w:p>
         </w:tc>
@@ -5017,7 +5028,7 @@
                 <w:rFonts w:ascii="Arial" w:hAnsi="Arial"/>
                 <w:sz w:val="20"/>
               </w:rPr>
-              <w:t>Display Brightness</w:t>
+              <w:t>Brightness</w:t>
             </w:r>
           </w:p>
         </w:tc>
@@ -5075,7 +5086,7 @@
                 <w:rFonts w:ascii="Arial" w:hAnsi="Arial"/>
                 <w:sz w:val="20"/>
               </w:rPr>
-              <w:t>Off, Every 15s, Every 30s, Every 60s, Always On</w:t>
+              <w:t>Off, 15 Seconds, 30 Seconds, 60 Seconds, Always On</w:t>
             </w:r>
           </w:p>
         </w:tc>
@@ -5089,7 +5100,7 @@
                 <w:rFonts w:ascii="Arial" w:hAnsi="Arial"/>
                 <w:sz w:val="20"/>
               </w:rPr>
-              <w:t>Every 30s</w:t>
+              <w:t>30 Seconds</w:t>
             </w:r>
           </w:p>
         </w:tc>
@@ -5119,7 +5130,7 @@
                 <w:rFonts w:ascii="Arial" w:hAnsi="Arial"/>
                 <w:sz w:val="20"/>
               </w:rPr>
-              <w:t>9 patterns (off, on, scan, flash, etc.)</w:t>
+              <w:t>Nine patterns (see Section 3)</w:t>
             </w:r>
           </w:p>
         </w:tc>
@@ -5133,7 +5144,7 @@
                 <w:rFonts w:ascii="Arial" w:hAnsi="Arial"/>
                 <w:sz w:val="20"/>
               </w:rPr>
-              <w:t>Pattern 4</w:t>
+              <w:t>Cross Flash</w:t>
             </w:r>
           </w:p>
         </w:tc>
@@ -5193,7 +5204,7 @@
                 <w:rFonts w:ascii="Arial" w:hAnsi="Arial"/>
                 <w:sz w:val="20"/>
               </w:rPr>
-              <w:t>Time Change Effect</w:t>
+              <w:t>Scroll All Words</w:t>
             </w:r>
           </w:p>
         </w:tc>
@@ -5207,7 +5218,7 @@
                 <w:rFonts w:ascii="Arial" w:hAnsi="Arial"/>
                 <w:sz w:val="20"/>
               </w:rPr>
-              <w:t>Off, Slide Up, Slide Down, Slide Left, Slide Right, Random</w:t>
+              <w:t>Off, On</w:t>
             </w:r>
           </w:p>
         </w:tc>
@@ -5221,7 +5232,7 @@
                 <w:rFonts w:ascii="Arial" w:hAnsi="Arial"/>
                 <w:sz w:val="20"/>
               </w:rPr>
-              <w:t>Slide Right</w:t>
+              <w:t>Off</w:t>
             </w:r>
           </w:p>
         </w:tc>
@@ -5237,7 +5248,7 @@
                 <w:rFonts w:ascii="Arial" w:hAnsi="Arial"/>
                 <w:sz w:val="20"/>
               </w:rPr>
-              <w:t>Scroll All Words</w:t>
+              <w:t>Show Index Status at Start</w:t>
             </w:r>
           </w:p>
         </w:tc>
@@ -5251,7 +5262,7 @@
                 <w:rFonts w:ascii="Arial" w:hAnsi="Arial"/>
                 <w:sz w:val="20"/>
               </w:rPr>
-              <w:t>Yes, No</w:t>
+              <w:t>Off, On</w:t>
             </w:r>
           </w:p>
         </w:tc>
@@ -5265,7 +5276,7 @@
                 <w:rFonts w:ascii="Arial" w:hAnsi="Arial"/>
                 <w:sz w:val="20"/>
               </w:rPr>
-              <w:t>No</w:t>
+              <w:t>On</w:t>
             </w:r>
           </w:p>
         </w:tc>
@@ -5281,7 +5292,7 @@
                 <w:rFonts w:ascii="Arial" w:hAnsi="Arial"/>
                 <w:sz w:val="20"/>
               </w:rPr>
-              <w:t>Show Index Status at Start</w:t>
+              <w:t>Show Announcements</w:t>
             </w:r>
           </w:p>
         </w:tc>
@@ -5295,7 +5306,7 @@
                 <w:rFonts w:ascii="Arial" w:hAnsi="Arial"/>
                 <w:sz w:val="20"/>
               </w:rPr>
-              <w:t>On, Off</w:t>
+              <w:t>Off, Every 30 Seconds, Every 60 Seconds</w:t>
             </w:r>
           </w:p>
         </w:tc>
@@ -5309,7 +5320,7 @@
                 <w:rFonts w:ascii="Arial" w:hAnsi="Arial"/>
                 <w:sz w:val="20"/>
               </w:rPr>
-              <w:t>On</w:t>
+              <w:t>Every 60 Seconds</w:t>
             </w:r>
           </w:p>
         </w:tc>
@@ -5325,7 +5336,7 @@
                 <w:rFonts w:ascii="Arial" w:hAnsi="Arial"/>
                 <w:sz w:val="20"/>
               </w:rPr>
-              <w:t>Show Announcements</w:t>
+              <w:t>Announcement Override</w:t>
             </w:r>
           </w:p>
         </w:tc>
@@ -5339,7 +5350,7 @@
                 <w:rFonts w:ascii="Arial" w:hAnsi="Arial"/>
                 <w:sz w:val="20"/>
               </w:rPr>
-              <w:t>Off, Every 60 s, Every 30 s</w:t>
+              <w:t>Off, On</w:t>
             </w:r>
           </w:p>
         </w:tc>
@@ -5353,7 +5364,7 @@
                 <w:rFonts w:ascii="Arial" w:hAnsi="Arial"/>
                 <w:sz w:val="20"/>
               </w:rPr>
-              <w:t>Every 30 s</w:t>
+              <w:t>Off</w:t>
             </w:r>
           </w:p>
         </w:tc>
@@ -5369,7 +5380,7 @@
                 <w:rFonts w:ascii="Arial" w:hAnsi="Arial"/>
                 <w:sz w:val="20"/>
               </w:rPr>
-              <w:t>Announcement Override</w:t>
+              <w:t>Backlight Effect</w:t>
             </w:r>
           </w:p>
         </w:tc>
@@ -5383,7 +5394,7 @@
                 <w:rFonts w:ascii="Arial" w:hAnsi="Arial"/>
                 <w:sz w:val="20"/>
               </w:rPr>
-              <w:t>Off, On</w:t>
+              <w:t>14 effects plus Cycle Effects (see Section 9)</w:t>
             </w:r>
           </w:p>
         </w:tc>
@@ -5397,7 +5408,7 @@
                 <w:rFonts w:ascii="Arial" w:hAnsi="Arial"/>
                 <w:sz w:val="20"/>
               </w:rPr>
-              <w:t>Off</w:t>
+              <w:t>Random Multi-Color Wave</w:t>
             </w:r>
           </w:p>
         </w:tc>
@@ -5413,7 +5424,7 @@
                 <w:rFonts w:ascii="Arial" w:hAnsi="Arial"/>
                 <w:sz w:val="20"/>
               </w:rPr>
-              <w:t>Backlight Effect</w:t>
+              <w:t>Backlight Brightness</w:t>
             </w:r>
           </w:p>
         </w:tc>
@@ -5427,7 +5438,7 @@
                 <w:rFonts w:ascii="Arial" w:hAnsi="Arial"/>
                 <w:sz w:val="20"/>
               </w:rPr>
-              <w:t>14 effects + Cycle (see Section 9)</w:t>
+              <w:t>0–9</w:t>
             </w:r>
           </w:p>
         </w:tc>
@@ -5441,7 +5452,7 @@
                 <w:rFonts w:ascii="Arial" w:hAnsi="Arial"/>
                 <w:sz w:val="20"/>
               </w:rPr>
-              <w:t>Random Multi-Color Wave</w:t>
+              <w:t>9</w:t>
             </w:r>
           </w:p>
         </w:tc>
@@ -5457,7 +5468,7 @@
                 <w:rFonts w:ascii="Arial" w:hAnsi="Arial"/>
                 <w:sz w:val="20"/>
               </w:rPr>
-              <w:t>Backlight Brightness</w:t>
+              <w:t>Display LED Grouping</w:t>
             </w:r>
           </w:p>
         </w:tc>
@@ -5471,7 +5482,7 @@
                 <w:rFonts w:ascii="Arial" w:hAnsi="Arial"/>
                 <w:sz w:val="20"/>
               </w:rPr>
-              <w:t>0–9</w:t>
+              <w:t>Separate, Matched (models with more than one LED per digit only)</w:t>
             </w:r>
           </w:p>
         </w:tc>
@@ -5485,7 +5496,7 @@
                 <w:rFonts w:ascii="Arial" w:hAnsi="Arial"/>
                 <w:sz w:val="20"/>
               </w:rPr>
-              <w:t>9</w:t>
+              <w:t>Separate</w:t>
             </w:r>
           </w:p>
         </w:tc>
@@ -5586,7 +5597,16 @@
           <w:rFonts w:ascii="Arial" w:hAnsi="Arial"/>
           <w:sz w:val="22"/>
         </w:rPr>
-        <w:t>Clock Mode controls how often the time replaces the rotating word display. "Always On" disables word rotation entirely. "Scroll All Words" forces every word — even those that fit the display — to scroll horizontally; otherwise short words are shown statically.</w:t>
+        <w:t>Clock Mode controls how often the time replaces the rotating word display: every 15, 30, or 60 seconds. "Always On" shows the time continuously, with no words, date, or weather. "Off" never shows the time. "Scroll All Words" makes every word scroll horizontally, even those that fit the display; otherwise short words are shown statically.</w:t>
+      </w:r>
+    </w:p>
+    <w:p>
+      <w:r>
+        <w:rPr>
+          <w:rFonts w:ascii="Arial" w:hAnsi="Arial"/>
+          <w:sz w:val="22"/>
+        </w:rPr>
+        <w:t>Show Index Status at Start shows "Index" or "No Idx" after each library name during startup. Announcement Override shows announcements even when Clock Mode is Always On. Expletive Default is the expletive level the clock starts with; SW2 changes the level temporarily. Expletive Mix sets how often expletives appear among the words.</w:t>
       </w:r>
     </w:p>
     <w:p>
@@ -5606,16 +5626,346 @@
           <w:color w:val="000000"/>
           <w:sz w:val="26"/>
         </w:rPr>
-        <w:t>Overrides Page</w:t>
+        <w:t>Information Page</w:t>
       </w:r>
     </w:p>
+    <w:tbl>
+      <w:tblPr>
+        <w:tblStyle w:val="TableGrid"/>
+        <w:tblW w:type="auto" w:w="0"/>
+        <w:tblLook w:firstColumn="1" w:firstRow="1" w:lastColumn="0" w:lastRow="0" w:noHBand="0" w:noVBand="1" w:val="04A0"/>
+      </w:tblPr>
+      <w:tblGrid>
+        <w:gridCol w:w="2880"/>
+        <w:gridCol w:w="2880"/>
+        <w:gridCol w:w="2880"/>
+      </w:tblGrid>
+      <w:tr>
+        <w:tc>
+          <w:tcPr>
+            <w:tcW w:type="dxa" w:w="2880"/>
+            <w:shd w:val="clear" w:color="auto" w:fill="C25600"/>
+          </w:tcPr>
+          <w:p>
+            <w:r>
+              <w:rPr>
+                <w:rFonts w:ascii="Arial" w:hAnsi="Arial"/>
+                <w:b/>
+                <w:color w:val="FFFFFF"/>
+                <w:sz w:val="20"/>
+              </w:rPr>
+              <w:t>Setting</w:t>
+            </w:r>
+          </w:p>
+        </w:tc>
+        <w:tc>
+          <w:tcPr>
+            <w:tcW w:type="dxa" w:w="2880"/>
+            <w:shd w:val="clear" w:color="auto" w:fill="C25600"/>
+          </w:tcPr>
+          <w:p>
+            <w:r>
+              <w:rPr>
+                <w:rFonts w:ascii="Arial" w:hAnsi="Arial"/>
+                <w:b/>
+                <w:color w:val="FFFFFF"/>
+                <w:sz w:val="20"/>
+              </w:rPr>
+              <w:t>Options</w:t>
+            </w:r>
+          </w:p>
+        </w:tc>
+        <w:tc>
+          <w:tcPr>
+            <w:tcW w:type="dxa" w:w="2880"/>
+            <w:shd w:val="clear" w:color="auto" w:fill="C25600"/>
+          </w:tcPr>
+          <w:p>
+            <w:r>
+              <w:rPr>
+                <w:rFonts w:ascii="Arial" w:hAnsi="Arial"/>
+                <w:b/>
+                <w:color w:val="FFFFFF"/>
+                <w:sz w:val="20"/>
+              </w:rPr>
+              <w:t>Default</w:t>
+            </w:r>
+          </w:p>
+        </w:tc>
+      </w:tr>
+      <w:tr>
+        <w:tc>
+          <w:tcPr>
+            <w:tcW w:type="dxa" w:w="2880"/>
+          </w:tcPr>
+          <w:p>
+            <w:r>
+              <w:rPr>
+                <w:rFonts w:ascii="Arial" w:hAnsi="Arial"/>
+                <w:sz w:val="20"/>
+              </w:rPr>
+              <w:t>Date Display Start Second</w:t>
+            </w:r>
+          </w:p>
+        </w:tc>
+        <w:tc>
+          <w:tcPr>
+            <w:tcW w:type="dxa" w:w="2880"/>
+          </w:tcPr>
+          <w:p>
+            <w:r>
+              <w:rPr>
+                <w:rFonts w:ascii="Arial" w:hAnsi="Arial"/>
+                <w:sz w:val="20"/>
+              </w:rPr>
+              <w:t>0–59</w:t>
+            </w:r>
+          </w:p>
+        </w:tc>
+        <w:tc>
+          <w:tcPr>
+            <w:tcW w:type="dxa" w:w="2880"/>
+          </w:tcPr>
+          <w:p>
+            <w:r>
+              <w:rPr>
+                <w:rFonts w:ascii="Arial" w:hAnsi="Arial"/>
+                <w:sz w:val="20"/>
+              </w:rPr>
+              <w:t>10</w:t>
+            </w:r>
+          </w:p>
+        </w:tc>
+      </w:tr>
+      <w:tr>
+        <w:tc>
+          <w:tcPr>
+            <w:tcW w:type="dxa" w:w="2880"/>
+          </w:tcPr>
+          <w:p>
+            <w:r>
+              <w:rPr>
+                <w:rFonts w:ascii="Arial" w:hAnsi="Arial"/>
+                <w:sz w:val="20"/>
+              </w:rPr>
+              <w:t>Date Display</w:t>
+            </w:r>
+          </w:p>
+        </w:tc>
+        <w:tc>
+          <w:tcPr>
+            <w:tcW w:type="dxa" w:w="2880"/>
+          </w:tcPr>
+          <w:p>
+            <w:r>
+              <w:rPr>
+                <w:rFonts w:ascii="Arial" w:hAnsi="Arial"/>
+                <w:sz w:val="20"/>
+              </w:rPr>
+              <w:t>MM/DD/YY, DD/MM/YY, YY/MM/DD, US English Verbose, Off</w:t>
+            </w:r>
+          </w:p>
+        </w:tc>
+        <w:tc>
+          <w:tcPr>
+            <w:tcW w:type="dxa" w:w="2880"/>
+          </w:tcPr>
+          <w:p>
+            <w:r>
+              <w:rPr>
+                <w:rFonts w:ascii="Arial" w:hAnsi="Arial"/>
+                <w:sz w:val="20"/>
+              </w:rPr>
+              <w:t>MM/DD/YY</w:t>
+            </w:r>
+          </w:p>
+        </w:tc>
+      </w:tr>
+      <w:tr>
+        <w:tc>
+          <w:tcPr>
+            <w:tcW w:type="dxa" w:w="2880"/>
+          </w:tcPr>
+          <w:p>
+            <w:r>
+              <w:rPr>
+                <w:rFonts w:ascii="Arial" w:hAnsi="Arial"/>
+                <w:sz w:val="20"/>
+              </w:rPr>
+              <w:t>Light Sensor</w:t>
+            </w:r>
+          </w:p>
+        </w:tc>
+        <w:tc>
+          <w:tcPr>
+            <w:tcW w:type="dxa" w:w="2880"/>
+          </w:tcPr>
+          <w:p>
+            <w:r>
+              <w:rPr>
+                <w:rFonts w:ascii="Arial" w:hAnsi="Arial"/>
+                <w:sz w:val="20"/>
+              </w:rPr>
+              <w:t>Off, On</w:t>
+            </w:r>
+          </w:p>
+        </w:tc>
+        <w:tc>
+          <w:tcPr>
+            <w:tcW w:type="dxa" w:w="2880"/>
+          </w:tcPr>
+          <w:p>
+            <w:r>
+              <w:rPr>
+                <w:rFonts w:ascii="Arial" w:hAnsi="Arial"/>
+                <w:sz w:val="20"/>
+              </w:rPr>
+              <w:t>Off</w:t>
+            </w:r>
+          </w:p>
+        </w:tc>
+      </w:tr>
+      <w:tr>
+        <w:tc>
+          <w:tcPr>
+            <w:tcW w:type="dxa" w:w="2880"/>
+          </w:tcPr>
+          <w:p>
+            <w:r>
+              <w:rPr>
+                <w:rFonts w:ascii="Arial" w:hAnsi="Arial"/>
+                <w:sz w:val="20"/>
+              </w:rPr>
+              <w:t>Min Display Brightness</w:t>
+            </w:r>
+          </w:p>
+        </w:tc>
+        <w:tc>
+          <w:tcPr>
+            <w:tcW w:type="dxa" w:w="2880"/>
+          </w:tcPr>
+          <w:p>
+            <w:r>
+              <w:rPr>
+                <w:rFonts w:ascii="Arial" w:hAnsi="Arial"/>
+                <w:sz w:val="20"/>
+              </w:rPr>
+              <w:t>0–9</w:t>
+            </w:r>
+          </w:p>
+        </w:tc>
+        <w:tc>
+          <w:tcPr>
+            <w:tcW w:type="dxa" w:w="2880"/>
+          </w:tcPr>
+          <w:p>
+            <w:r>
+              <w:rPr>
+                <w:rFonts w:ascii="Arial" w:hAnsi="Arial"/>
+                <w:sz w:val="20"/>
+              </w:rPr>
+              <w:t>3</w:t>
+            </w:r>
+          </w:p>
+        </w:tc>
+      </w:tr>
+      <w:tr>
+        <w:tc>
+          <w:tcPr>
+            <w:tcW w:type="dxa" w:w="2880"/>
+          </w:tcPr>
+          <w:p>
+            <w:r>
+              <w:rPr>
+                <w:rFonts w:ascii="Arial" w:hAnsi="Arial"/>
+                <w:sz w:val="20"/>
+              </w:rPr>
+              <w:t>Min Backlight Brightness</w:t>
+            </w:r>
+          </w:p>
+        </w:tc>
+        <w:tc>
+          <w:tcPr>
+            <w:tcW w:type="dxa" w:w="2880"/>
+          </w:tcPr>
+          <w:p>
+            <w:r>
+              <w:rPr>
+                <w:rFonts w:ascii="Arial" w:hAnsi="Arial"/>
+                <w:sz w:val="20"/>
+              </w:rPr>
+              <w:t>0–9</w:t>
+            </w:r>
+          </w:p>
+        </w:tc>
+        <w:tc>
+          <w:tcPr>
+            <w:tcW w:type="dxa" w:w="2880"/>
+          </w:tcPr>
+          <w:p>
+            <w:r>
+              <w:rPr>
+                <w:rFonts w:ascii="Arial" w:hAnsi="Arial"/>
+                <w:sz w:val="20"/>
+              </w:rPr>
+              <w:t>3</w:t>
+            </w:r>
+          </w:p>
+        </w:tc>
+      </w:tr>
+      <w:tr>
+        <w:tc>
+          <w:tcPr>
+            <w:tcW w:type="dxa" w:w="2880"/>
+          </w:tcPr>
+          <w:p>
+            <w:r>
+              <w:rPr>
+                <w:rFonts w:ascii="Arial" w:hAnsi="Arial"/>
+                <w:sz w:val="20"/>
+              </w:rPr>
+              <w:t>Motion Sensor</w:t>
+            </w:r>
+          </w:p>
+        </w:tc>
+        <w:tc>
+          <w:tcPr>
+            <w:tcW w:type="dxa" w:w="2880"/>
+          </w:tcPr>
+          <w:p>
+            <w:r>
+              <w:rPr>
+                <w:rFonts w:ascii="Arial" w:hAnsi="Arial"/>
+                <w:sz w:val="20"/>
+              </w:rPr>
+              <w:t>Off, 15 Seconds, 1 Minute, 5 Minutes, 10 Minutes, 15 Minutes, 30 Minutes, 1 Hour</w:t>
+            </w:r>
+          </w:p>
+        </w:tc>
+        <w:tc>
+          <w:tcPr>
+            <w:tcW w:type="dxa" w:w="2880"/>
+          </w:tcPr>
+          <w:p>
+            <w:r>
+              <w:rPr>
+                <w:rFonts w:ascii="Arial" w:hAnsi="Arial"/>
+                <w:sz w:val="20"/>
+              </w:rPr>
+              <w:t>Off</w:t>
+            </w:r>
+          </w:p>
+        </w:tc>
+      </w:tr>
+    </w:tbl>
+    <w:p/>
     <w:p>
       <w:r>
         <w:rPr>
           <w:rFonts w:ascii="Arial" w:hAnsi="Arial"/>
           <w:sz w:val="22"/>
         </w:rPr>
-        <w:t>See Section 8 for full details. Three independent quiet/dim periods can be defined here, plus the Button Override duration (15 s / 1 min / 5 min) used after a SW1 click.</w:t>
+        <w:t>See Section 11 for when the date, weather, and announcements appear and Section 13 for sensor details.</w:t>
       </w:r>
     </w:p>
     <w:p>
@@ -5635,7 +5985,16 @@
           <w:color w:val="000000"/>
           <w:sz w:val="26"/>
         </w:rPr>
-        <w:t>Info Display Page</w:t>
+        <w:t>Information Page — Weather</w:t>
+      </w:r>
+    </w:p>
+    <w:p>
+      <w:r>
+        <w:rPr>
+          <w:rFonts w:ascii="Arial" w:hAnsi="Arial"/>
+          <w:sz w:val="22"/>
+        </w:rPr>
+        <w:t>The weather settings always appear on the setup form. On the live web interface they appear only when a BME280 inside sensor is detected or a Visual Crossing key and postal code have been entered. The Weather Key, Postal Code, and Country Code are entered only on the setup form.</w:t>
       </w:r>
     </w:p>
     <w:tbl>
@@ -5713,7 +6072,7 @@
                 <w:rFonts w:ascii="Arial" w:hAnsi="Arial"/>
                 <w:sz w:val="20"/>
               </w:rPr>
-              <w:t>Info Display Start Second</w:t>
+              <w:t>Start Second</w:t>
             </w:r>
           </w:p>
         </w:tc>
@@ -5727,7 +6086,7 @@
                 <w:rFonts w:ascii="Arial" w:hAnsi="Arial"/>
                 <w:sz w:val="20"/>
               </w:rPr>
-              <w:t>0–59</w:t>
+              <w:t>0–59 — second of the minute the weather appears</w:t>
             </w:r>
           </w:p>
         </w:tc>
@@ -5741,7 +6100,7 @@
                 <w:rFonts w:ascii="Arial" w:hAnsi="Arial"/>
                 <w:sz w:val="20"/>
               </w:rPr>
-              <w:t>4</w:t>
+              <w:t>35</w:t>
             </w:r>
           </w:p>
         </w:tc>
@@ -5757,7 +6116,7 @@
                 <w:rFonts w:ascii="Arial" w:hAnsi="Arial"/>
                 <w:sz w:val="20"/>
               </w:rPr>
-              <w:t>Date Display</w:t>
+              <w:t>Display Interval</w:t>
             </w:r>
           </w:p>
         </w:tc>
@@ -5771,7 +6130,7 @@
                 <w:rFonts w:ascii="Arial" w:hAnsi="Arial"/>
                 <w:sz w:val="20"/>
               </w:rPr>
-              <w:t>MM/DD/YY, DD/MM/YY, YY/MM/DD, US English Verbose, Off</w:t>
+              <w:t>1 Minute, 5 Minutes, 15 Minutes, 1 Hour</w:t>
             </w:r>
           </w:p>
         </w:tc>
@@ -5785,7 +6144,7 @@
                 <w:rFonts w:ascii="Arial" w:hAnsi="Arial"/>
                 <w:sz w:val="20"/>
               </w:rPr>
-              <w:t>MM/DD/YY</w:t>
+              <w:t>1 Minute</w:t>
             </w:r>
           </w:p>
         </w:tc>
@@ -5801,7 +6160,7 @@
                 <w:rFonts w:ascii="Arial" w:hAnsi="Arial"/>
                 <w:sz w:val="20"/>
               </w:rPr>
-              <w:t>Light Sensor</w:t>
+              <w:t>Temperature Units</w:t>
             </w:r>
           </w:p>
         </w:tc>
@@ -5815,7 +6174,7 @@
                 <w:rFonts w:ascii="Arial" w:hAnsi="Arial"/>
                 <w:sz w:val="20"/>
               </w:rPr>
-              <w:t>Disabled, Enabled</w:t>
+              <w:t>Fahrenheit, Celsius, Kelvin</w:t>
             </w:r>
           </w:p>
         </w:tc>
@@ -5829,7 +6188,7 @@
                 <w:rFonts w:ascii="Arial" w:hAnsi="Arial"/>
                 <w:sz w:val="20"/>
               </w:rPr>
-              <w:t>Disabled</w:t>
+              <w:t>Fahrenheit</w:t>
             </w:r>
           </w:p>
         </w:tc>
@@ -5845,7 +6204,7 @@
                 <w:rFonts w:ascii="Arial" w:hAnsi="Arial"/>
                 <w:sz w:val="20"/>
               </w:rPr>
-              <w:t>Min Display Brightness</w:t>
+              <w:t>Pressure Units</w:t>
             </w:r>
           </w:p>
         </w:tc>
@@ -5859,7 +6218,7 @@
                 <w:rFonts w:ascii="Arial" w:hAnsi="Arial"/>
                 <w:sz w:val="20"/>
               </w:rPr>
-              <w:t>0–9</w:t>
+              <w:t>Inches of Mercury, Millibars</w:t>
             </w:r>
           </w:p>
         </w:tc>
@@ -5873,7 +6232,7 @@
                 <w:rFonts w:ascii="Arial" w:hAnsi="Arial"/>
                 <w:sz w:val="20"/>
               </w:rPr>
-              <w:t>3</w:t>
+              <w:t>Inches of Mercury</w:t>
             </w:r>
           </w:p>
         </w:tc>
@@ -5889,7 +6248,7 @@
                 <w:rFonts w:ascii="Arial" w:hAnsi="Arial"/>
                 <w:sz w:val="20"/>
               </w:rPr>
-              <w:t>Min Backlight Brightness</w:t>
+              <w:t>Inside: Temperature, Pressure, Humidity</w:t>
             </w:r>
           </w:p>
         </w:tc>
@@ -5903,7 +6262,7 @@
                 <w:rFonts w:ascii="Arial" w:hAnsi="Arial"/>
                 <w:sz w:val="20"/>
               </w:rPr>
-              <w:t>0–9</w:t>
+              <w:t>Off, On (each)</w:t>
             </w:r>
           </w:p>
         </w:tc>
@@ -5917,7 +6276,7 @@
                 <w:rFonts w:ascii="Arial" w:hAnsi="Arial"/>
                 <w:sz w:val="20"/>
               </w:rPr>
-              <w:t>3</w:t>
+              <w:t>Off</w:t>
             </w:r>
           </w:p>
         </w:tc>
@@ -5933,7 +6292,7 @@
                 <w:rFonts w:ascii="Arial" w:hAnsi="Arial"/>
                 <w:sz w:val="20"/>
               </w:rPr>
-              <w:t>Motion Sensor Timeout</w:t>
+              <w:t>Inside: Offset</w:t>
             </w:r>
           </w:p>
         </w:tc>
@@ -5947,7 +6306,7 @@
                 <w:rFonts w:ascii="Arial" w:hAnsi="Arial"/>
                 <w:sz w:val="20"/>
               </w:rPr>
-              <w:t>Off, 15 s, 1 min, 5 min, 10 min, 15 min, 30 min, 1 hr</w:t>
+              <w:t>−15 to +15 (whole degrees)</w:t>
             </w:r>
           </w:p>
         </w:tc>
@@ -5961,111 +6320,7 @@
                 <w:rFonts w:ascii="Arial" w:hAnsi="Arial"/>
                 <w:sz w:val="20"/>
               </w:rPr>
-              <w:t>Off</w:t>
-            </w:r>
-          </w:p>
-        </w:tc>
-      </w:tr>
-    </w:tbl>
-    <w:p/>
-    <w:p>
-      <w:r>
-        <w:rPr>
-          <w:rFonts w:ascii="Arial" w:hAnsi="Arial"/>
-          <w:sz w:val="22"/>
-        </w:rPr>
-        <w:t>See Section 11 for the date / weather / announcement display sequence and Section 13 for sensor details.</w:t>
-      </w:r>
-    </w:p>
-    <w:p>
-      <w:pPr>
-        <w:pStyle w:val="Heading2"/>
-        <w:keepNext/>
-        <w:spacing w:before="280" w:after="120"/>
-        <w:pBdr>
-          <w:top w:val="single" w:sz="8" w:space="4" w:color="000000"/>
-          <w:top w:val="single" w:sz="8" w:space="4" w:color="000000"/>
-        </w:pBdr>
-      </w:pPr>
-      <w:r>
-        <w:rPr>
-          <w:rFonts w:ascii="Arial" w:hAnsi="Arial"/>
-          <w:b/>
-          <w:color w:val="000000"/>
-          <w:sz w:val="26"/>
-        </w:rPr>
-        <w:t>Info Display Page — Weather</w:t>
-      </w:r>
-    </w:p>
-    <w:p>
-      <w:r>
-        <w:rPr>
-          <w:rFonts w:ascii="Arial" w:hAnsi="Arial"/>
-          <w:sz w:val="22"/>
-        </w:rPr>
-        <w:t>Visible only when a Visual Crossing API key is configured or a BME280 inside sensor is detected.</w:t>
-      </w:r>
-    </w:p>
-    <w:tbl>
-      <w:tblPr>
-        <w:tblStyle w:val="TableGrid"/>
-        <w:tblW w:type="auto" w:w="0"/>
-        <w:tblLook w:firstColumn="1" w:firstRow="1" w:lastColumn="0" w:lastRow="0" w:noHBand="0" w:noVBand="1" w:val="04A0"/>
-      </w:tblPr>
-      <w:tblGrid>
-        <w:gridCol w:w="2880"/>
-        <w:gridCol w:w="2880"/>
-        <w:gridCol w:w="2880"/>
-      </w:tblGrid>
-      <w:tr>
-        <w:tc>
-          <w:tcPr>
-            <w:tcW w:type="dxa" w:w="2880"/>
-            <w:shd w:val="clear" w:color="auto" w:fill="C25600"/>
-          </w:tcPr>
-          <w:p>
-            <w:r>
-              <w:rPr>
-                <w:rFonts w:ascii="Arial" w:hAnsi="Arial"/>
-                <w:b/>
-                <w:color w:val="FFFFFF"/>
-                <w:sz w:val="20"/>
-              </w:rPr>
-              <w:t>Setting</w:t>
-            </w:r>
-          </w:p>
-        </w:tc>
-        <w:tc>
-          <w:tcPr>
-            <w:tcW w:type="dxa" w:w="2880"/>
-            <w:shd w:val="clear" w:color="auto" w:fill="C25600"/>
-          </w:tcPr>
-          <w:p>
-            <w:r>
-              <w:rPr>
-                <w:rFonts w:ascii="Arial" w:hAnsi="Arial"/>
-                <w:b/>
-                <w:color w:val="FFFFFF"/>
-                <w:sz w:val="20"/>
-              </w:rPr>
-              <w:t>Options</w:t>
-            </w:r>
-          </w:p>
-        </w:tc>
-        <w:tc>
-          <w:tcPr>
-            <w:tcW w:type="dxa" w:w="2880"/>
-            <w:shd w:val="clear" w:color="auto" w:fill="C25600"/>
-          </w:tcPr>
-          <w:p>
-            <w:r>
-              <w:rPr>
-                <w:rFonts w:ascii="Arial" w:hAnsi="Arial"/>
-                <w:b/>
-                <w:color w:val="FFFFFF"/>
-                <w:sz w:val="20"/>
-              </w:rPr>
-              <w:t>Default</w:t>
+              <w:t>0</w:t>
             </w:r>
           </w:p>
         </w:tc>
@@ -6169,7 +6424,7 @@
                 <w:rFonts w:ascii="Arial" w:hAnsi="Arial"/>
                 <w:sz w:val="20"/>
               </w:rPr>
-              <w:t>Country Code</w:t>
+              <w:t>Country Code (2 Letter)</w:t>
             </w:r>
           </w:p>
         </w:tc>
@@ -6213,7 +6468,7 @@
                 <w:rFonts w:ascii="Arial" w:hAnsi="Arial"/>
                 <w:sz w:val="20"/>
               </w:rPr>
-              <w:t>Inside Weather Display</w:t>
+              <w:t>Outside: Temperature, Pressure, Humidity, Wind, Current Conditions</w:t>
             </w:r>
           </w:p>
         </w:tc>
@@ -6227,7 +6482,7 @@
                 <w:rFonts w:ascii="Arial" w:hAnsi="Arial"/>
                 <w:sz w:val="20"/>
               </w:rPr>
-              <w:t>Off, Temperature, Temperature + Humidity</w:t>
+              <w:t>Off, On (each)</w:t>
             </w:r>
           </w:p>
         </w:tc>
@@ -6257,7 +6512,7 @@
                 <w:rFonts w:ascii="Arial" w:hAnsi="Arial"/>
                 <w:sz w:val="20"/>
               </w:rPr>
-              <w:t>Outside Weather Display</w:t>
+              <w:t>Labels</w:t>
             </w:r>
           </w:p>
         </w:tc>
@@ -6271,7 +6526,7 @@
                 <w:rFonts w:ascii="Arial" w:hAnsi="Arial"/>
                 <w:sz w:val="20"/>
               </w:rPr>
-              <w:t>Off, T, T+H, T+H+P, T+H+P+W</w:t>
+              <w:t>Off, Short, Long</w:t>
             </w:r>
           </w:p>
         </w:tc>
@@ -6301,7 +6556,7 @@
                 <w:rFonts w:ascii="Arial" w:hAnsi="Arial"/>
                 <w:sz w:val="20"/>
               </w:rPr>
-              <w:t>Current Conditions</w:t>
+              <w:t>Display Duration</w:t>
             </w:r>
           </w:p>
         </w:tc>
@@ -6315,7 +6570,7 @@
                 <w:rFonts w:ascii="Arial" w:hAnsi="Arial"/>
                 <w:sz w:val="20"/>
               </w:rPr>
-              <w:t>Off, On</w:t>
+              <w:t>5 Seconds, 10 Seconds, 20 Seconds</w:t>
             </w:r>
           </w:p>
         </w:tc>
@@ -6329,183 +6584,7 @@
                 <w:rFonts w:ascii="Arial" w:hAnsi="Arial"/>
                 <w:sz w:val="20"/>
               </w:rPr>
-              <w:t>Off</w:t>
-            </w:r>
-          </w:p>
-        </w:tc>
-      </w:tr>
-      <w:tr>
-        <w:tc>
-          <w:tcPr>
-            <w:tcW w:type="dxa" w:w="2880"/>
-          </w:tcPr>
-          <w:p>
-            <w:r>
-              <w:rPr>
-                <w:rFonts w:ascii="Arial" w:hAnsi="Arial"/>
-                <w:sz w:val="20"/>
-              </w:rPr>
-              <w:t>Scale</w:t>
-            </w:r>
-          </w:p>
-        </w:tc>
-        <w:tc>
-          <w:tcPr>
-            <w:tcW w:type="dxa" w:w="2880"/>
-          </w:tcPr>
-          <w:p>
-            <w:r>
-              <w:rPr>
-                <w:rFonts w:ascii="Arial" w:hAnsi="Arial"/>
-                <w:sz w:val="20"/>
-              </w:rPr>
-              <w:t>Imperial (°F, mph, inHg), Metric (°C, km/h, mb), Kelvin</w:t>
-            </w:r>
-          </w:p>
-        </w:tc>
-        <w:tc>
-          <w:tcPr>
-            <w:tcW w:type="dxa" w:w="2880"/>
-          </w:tcPr>
-          <w:p>
-            <w:r>
-              <w:rPr>
-                <w:rFonts w:ascii="Arial" w:hAnsi="Arial"/>
-                <w:sz w:val="20"/>
-              </w:rPr>
-              <w:t>Imperial</w:t>
-            </w:r>
-          </w:p>
-        </w:tc>
-      </w:tr>
-      <w:tr>
-        <w:tc>
-          <w:tcPr>
-            <w:tcW w:type="dxa" w:w="2880"/>
-          </w:tcPr>
-          <w:p>
-            <w:r>
-              <w:rPr>
-                <w:rFonts w:ascii="Arial" w:hAnsi="Arial"/>
-                <w:sz w:val="20"/>
-              </w:rPr>
-              <w:t>Inside Temperature Offset</w:t>
-            </w:r>
-          </w:p>
-        </w:tc>
-        <w:tc>
-          <w:tcPr>
-            <w:tcW w:type="dxa" w:w="2880"/>
-          </w:tcPr>
-          <w:p>
-            <w:r>
-              <w:rPr>
-                <w:rFonts w:ascii="Arial" w:hAnsi="Arial"/>
-                <w:sz w:val="20"/>
-              </w:rPr>
-              <w:t>−15 to +15 (1° increments)</w:t>
-            </w:r>
-          </w:p>
-        </w:tc>
-        <w:tc>
-          <w:tcPr>
-            <w:tcW w:type="dxa" w:w="2880"/>
-          </w:tcPr>
-          <w:p>
-            <w:r>
-              <w:rPr>
-                <w:rFonts w:ascii="Arial" w:hAnsi="Arial"/>
-                <w:sz w:val="20"/>
-              </w:rPr>
-              <w:t>0</w:t>
-            </w:r>
-          </w:p>
-        </w:tc>
-      </w:tr>
-      <w:tr>
-        <w:tc>
-          <w:tcPr>
-            <w:tcW w:type="dxa" w:w="2880"/>
-          </w:tcPr>
-          <w:p>
-            <w:r>
-              <w:rPr>
-                <w:rFonts w:ascii="Arial" w:hAnsi="Arial"/>
-                <w:sz w:val="20"/>
-              </w:rPr>
-              <w:t>Labels</w:t>
-            </w:r>
-          </w:p>
-        </w:tc>
-        <w:tc>
-          <w:tcPr>
-            <w:tcW w:type="dxa" w:w="2880"/>
-          </w:tcPr>
-          <w:p>
-            <w:r>
-              <w:rPr>
-                <w:rFonts w:ascii="Arial" w:hAnsi="Arial"/>
-                <w:sz w:val="20"/>
-              </w:rPr>
-              <w:t>Off, Short, Long</w:t>
-            </w:r>
-          </w:p>
-        </w:tc>
-        <w:tc>
-          <w:tcPr>
-            <w:tcW w:type="dxa" w:w="2880"/>
-          </w:tcPr>
-          <w:p>
-            <w:r>
-              <w:rPr>
-                <w:rFonts w:ascii="Arial" w:hAnsi="Arial"/>
-                <w:sz w:val="20"/>
-              </w:rPr>
-              <w:t>Off</w:t>
-            </w:r>
-          </w:p>
-        </w:tc>
-      </w:tr>
-      <w:tr>
-        <w:tc>
-          <w:tcPr>
-            <w:tcW w:type="dxa" w:w="2880"/>
-          </w:tcPr>
-          <w:p>
-            <w:r>
-              <w:rPr>
-                <w:rFonts w:ascii="Arial" w:hAnsi="Arial"/>
-                <w:sz w:val="20"/>
-              </w:rPr>
-              <w:t>Display Duration</w:t>
-            </w:r>
-          </w:p>
-        </w:tc>
-        <w:tc>
-          <w:tcPr>
-            <w:tcW w:type="dxa" w:w="2880"/>
-          </w:tcPr>
-          <w:p>
-            <w:r>
-              <w:rPr>
-                <w:rFonts w:ascii="Arial" w:hAnsi="Arial"/>
-                <w:sz w:val="20"/>
-              </w:rPr>
-              <w:t>5 seconds, 10 seconds</w:t>
-            </w:r>
-          </w:p>
-        </w:tc>
-        <w:tc>
-          <w:tcPr>
-            <w:tcW w:type="dxa" w:w="2880"/>
-          </w:tcPr>
-          <w:p>
-            <w:r>
-              <w:rPr>
-                <w:rFonts w:ascii="Arial" w:hAnsi="Arial"/>
-                <w:sz w:val="20"/>
-              </w:rPr>
-              <w:t>5 seconds</w:t>
+              <w:t>5 Seconds</w:t>
             </w:r>
           </w:p>
         </w:tc>
@@ -6514,38 +6593,9 @@
     <w:p/>
     <w:p>
       <w:pPr>
-        <w:pStyle w:val="Heading2"/>
-        <w:keepNext/>
-        <w:spacing w:before="280" w:after="120"/>
-        <w:pBdr>
-          <w:top w:val="single" w:sz="8" w:space="4" w:color="000000"/>
-          <w:top w:val="single" w:sz="8" w:space="4" w:color="000000"/>
-        </w:pBdr>
-      </w:pPr>
-      <w:r>
-        <w:rPr>
-          <w:rFonts w:ascii="Arial" w:hAnsi="Arial"/>
-          <w:b/>
-          <w:color w:val="000000"/>
-          <w:sz w:val="26"/>
-        </w:rPr>
-        <w:t>OTA Update</w:t>
-      </w:r>
-    </w:p>
-    <w:p>
-      <w:r>
-        <w:rPr>
-          <w:rFonts w:ascii="Arial" w:hAnsi="Arial"/>
-          <w:sz w:val="22"/>
-        </w:rPr>
-        <w:t>The Firmware URL field on the Setup page configures where the clock fetches new firmware from when an OTA update is triggered. The default value (https://mitchsf.github.io/Firmware/) points to the manufacturer's firmware server. This field cannot be left blank; if cleared, it reverts to the default. See Section 15 for the update procedure.</w:t>
-      </w:r>
-    </w:p>
-    <w:p>
-      <w:pPr>
         <w:sectPr>
-          <w:headerReference w:type="default" r:id="rId157"/>
-          <w:footerReference w:type="default" r:id="rId158"/>
+          <w:headerReference w:type="default" r:id="rId199"/>
+          <w:footerReference w:type="default" r:id="rId200"/>
           <w:pgSz w:w="12240" w:h="15840"/>
           <w:pgMar w:top="1440" w:right="1800" w:bottom="1440" w:left="1800" w:header="720" w:footer="720" w:gutter="0"/>
           <w:cols w:space="720"/>
@@ -6606,7 +6656,54 @@
           <w:rFonts w:ascii="Arial" w:hAnsi="Arial"/>
           <w:sz w:val="22"/>
         </w:rPr>
-        <w:t>Access: Browse to http://&lt;clock-ip-address&gt;/. To find the IP address, double-click SW1 — the address scrolls across the display.</w:t>
+        <w:t>Access: Browse to http://&lt;clock-ip-address&gt;/. To find the IP address, double-click SW1 — the address scrolls across the display. The page header shows the firmware version and the clock's IP address.</w:t>
+      </w:r>
+    </w:p>
+    <w:p>
+      <w:r>
+        <w:rPr>
+          <w:rFonts w:ascii="Arial" w:hAnsi="Arial"/>
+          <w:sz w:val="22"/>
+        </w:rPr>
+        <w:t>The live interface has four pages — Display, Information, Rule Editor, and System — reached from buttons on its home page. The home page also holds the Display Message field.</w:t>
+      </w:r>
+    </w:p>
+    <w:p>
+      <w:pPr>
+        <w:pStyle w:val="Heading2"/>
+        <w:keepNext/>
+        <w:spacing w:before="280" w:after="120"/>
+        <w:pBdr>
+          <w:top w:val="single" w:sz="8" w:space="4" w:color="000000"/>
+          <w:top w:val="single" w:sz="8" w:space="4" w:color="000000"/>
+        </w:pBdr>
+      </w:pPr>
+      <w:r>
+        <w:rPr>
+          <w:rFonts w:ascii="Arial" w:hAnsi="Arial"/>
+          <w:b/>
+          <w:color w:val="000000"/>
+          <w:sz w:val="26"/>
+        </w:rPr>
+        <w:t>Saving Changes</w:t>
+      </w:r>
+    </w:p>
+    <w:p>
+      <w:r>
+        <w:rPr>
+          <w:rFonts w:ascii="Arial" w:hAnsi="Arial"/>
+          <w:sz w:val="22"/>
+        </w:rPr>
+        <w:t>Changes take effect immediately but are kept only until the next restart. Press Save Settings (at the bottom of any page) to store all changes made so far. Rule Editor changes — adding, editing, deleting, or moving a rule — are saved immediately and do not need Save Settings.</w:t>
+      </w:r>
+    </w:p>
+    <w:p>
+      <w:r>
+        <w:rPr>
+          <w:rFonts w:ascii="Arial" w:hAnsi="Arial"/>
+          <w:sz w:val="22"/>
+        </w:rPr>
+        <w:t>A settings change made while a rule is in effect turns Rules off — see Section 8.</w:t>
       </w:r>
     </w:p>
     <w:p>
@@ -6635,7 +6732,7 @@
           <w:rFonts w:ascii="Arial" w:hAnsi="Arial"/>
           <w:sz w:val="22"/>
         </w:rPr>
-        <w:t>On many home networks the clock can be reached by name instead of by IP address. Browse to http://wordclock-1-4.local/ (or wordclock-3-8.local, wordclock-2-16.local, etc., matching the model) and the page should load. The hostname is derived from the Access Point Name set during configuration: lowercased, with any spaces or non-alphanumeric characters converted to hyphens. For example, an AP Name of "WordClock-1-4" becomes wordclock-1-4.local; "Kitchen Clock" becomes kitchen-clock.local. This makes it easy to give each clock in a multi-clock household a memorable address.</w:t>
+        <w:t>On clocks whose controller includes PSRAM memory, the clock can also be reached by name instead of by IP address. Browse to http://wordclock-1-6.local/ (or wordclock-3-8.local, wordclock-2-16.local, etc., matching the model) and the page should load. The hostname is derived from the Access Point Name set during configuration: lowercased, with spaces and underscores converted to hyphens and other punctuation removed. For example, an AP Name of "WordClock-1-6" becomes wordclock-1-6.local; "Kitchen Clock" becomes kitchen-clock.local. This makes it easy to give each clock in a multi-clock household a memorable address. When a clock supports a .local name, double-clicking SW1 scrolls the name after the IP address; clocks without PSRAM do not offer a .local name and are reached by IP address.</w:t>
       </w:r>
     </w:p>
     <w:p>
@@ -6693,16 +6790,7 @@
           <w:color w:val="000000"/>
           <w:sz w:val="26"/>
         </w:rPr>
-        <w:t>Display Page Controls</w:t>
-      </w:r>
-    </w:p>
-    <w:p>
-      <w:r>
-        <w:rPr>
-          <w:rFonts w:ascii="Arial" w:hAnsi="Arial"/>
-          <w:sz w:val="22"/>
-        </w:rPr>
-        <w:t>All changes take effect immediately. Use the Save to Memory button on each page to persist changes across power cycles; live changes alone are lost on reboot. The form is split across multiple pages with a home menu; the address bar shows which page is active.</w:t>
+        <w:t>Display Page</w:t>
       </w:r>
     </w:p>
     <w:p>
@@ -6738,7 +6826,7 @@
           <w:rFonts w:ascii="Arial" w:hAnsi="Arial"/>
           <w:sz w:val="22"/>
         </w:rPr>
-        <w:t>Backlight Effect (all 14 effects, see Section 9)</w:t>
+        <w:t>Backlight Effect (see Section 9)</w:t>
       </w:r>
     </w:p>
     <w:p>
@@ -6750,7 +6838,7 @@
           <w:rFonts w:ascii="Arial" w:hAnsi="Arial"/>
           <w:sz w:val="22"/>
         </w:rPr>
-        <w:t>Colon Display (9 patterns)</w:t>
+        <w:t>Display LED Grouping (Separate / Matched — models with more than one LED per digit only)</w:t>
       </w:r>
     </w:p>
     <w:p>
@@ -6762,7 +6850,31 @@
           <w:rFonts w:ascii="Arial" w:hAnsi="Arial"/>
           <w:sz w:val="22"/>
         </w:rPr>
-        <w:t>Clock Mode (Off, Every 15 s, Every 30 s, Every 60 s, Always On)</w:t>
+        <w:t>Colon Display (nine patterns)</w:t>
+      </w:r>
+    </w:p>
+    <w:p>
+      <w:pPr>
+        <w:pStyle w:val="ListBullet"/>
+      </w:pPr>
+      <w:r>
+        <w:rPr>
+          <w:rFonts w:ascii="Arial" w:hAnsi="Arial"/>
+          <w:sz w:val="22"/>
+        </w:rPr>
+        <w:t>Clock Mode (Off, 15 Seconds, 30 Seconds, 60 Seconds, Always On)</w:t>
+      </w:r>
+    </w:p>
+    <w:p>
+      <w:pPr>
+        <w:pStyle w:val="ListBullet"/>
+      </w:pPr>
+      <w:r>
+        <w:rPr>
+          <w:rFonts w:ascii="Arial" w:hAnsi="Arial"/>
+          <w:sz w:val="22"/>
+        </w:rPr>
+        <w:t>Time Display (12 Hour, 24 Hour, US English Verbose)</w:t>
       </w:r>
     </w:p>
     <w:p>
@@ -6786,7 +6898,7 @@
           <w:rFonts w:ascii="Arial" w:hAnsi="Arial"/>
           <w:sz w:val="22"/>
         </w:rPr>
-        <w:t>Time Change Effect (Off, four slide directions, Random)</w:t>
+        <w:t>Show Announcements (Off, Every 30 Seconds, Every 60 Seconds) and Announcement Override</w:t>
       </w:r>
     </w:p>
     <w:p>
@@ -6798,31 +6910,7 @@
           <w:rFonts w:ascii="Arial" w:hAnsi="Arial"/>
           <w:sz w:val="22"/>
         </w:rPr>
-        <w:t>Show Announcements (Off, Every 60 s, Every 30 s)</w:t>
-      </w:r>
-    </w:p>
-    <w:p>
-      <w:pPr>
-        <w:pStyle w:val="ListBullet"/>
-      </w:pPr>
-      <w:r>
-        <w:rPr>
-          <w:rFonts w:ascii="Arial" w:hAnsi="Arial"/>
-          <w:sz w:val="22"/>
-        </w:rPr>
-        <w:t>Announcement Override (force announcements during Always On)</w:t>
-      </w:r>
-    </w:p>
-    <w:p>
-      <w:pPr>
-        <w:pStyle w:val="ListBullet"/>
-      </w:pPr>
-      <w:r>
-        <w:rPr>
-          <w:rFonts w:ascii="Arial" w:hAnsi="Arial"/>
-          <w:sz w:val="22"/>
-        </w:rPr>
-        <w:t>Expletive Default level and mix percentage</w:t>
+        <w:t>Expletive Default and Expletive Mix</w:t>
       </w:r>
     </w:p>
     <w:p>
@@ -6842,7 +6930,7 @@
           <w:color w:val="000000"/>
           <w:sz w:val="26"/>
         </w:rPr>
-        <w:t>Overrides Page Controls</w:t>
+        <w:t>Information Page</w:t>
       </w:r>
     </w:p>
     <w:p>
@@ -6854,7 +6942,7 @@
           <w:rFonts w:ascii="Arial" w:hAnsi="Arial"/>
           <w:sz w:val="22"/>
         </w:rPr>
-        <w:t>Override Mode toggle (Enabled / Disabled) — temporarily suspends all three override periods without deleting them. This setting is not saved; on reboot it returns to Enabled.</w:t>
+        <w:t>Date Display Start Second (0–59)</w:t>
       </w:r>
     </w:p>
     <w:p>
@@ -6866,7 +6954,7 @@
           <w:rFonts w:ascii="Arial" w:hAnsi="Arial"/>
           <w:sz w:val="22"/>
         </w:rPr>
-        <w:t>All settings for Override 1, 2, and 3 — start time, end time, days, brightness, backlight effect and brightness, clock mode, colon display</w:t>
+        <w:t>Date Display — the numeric format chosen on the setup form, or US English Verbose (the numeric format itself is chosen on the setup form)</w:t>
       </w:r>
     </w:p>
     <w:p>
@@ -6878,7 +6966,31 @@
           <w:rFonts w:ascii="Arial" w:hAnsi="Arial"/>
           <w:sz w:val="22"/>
         </w:rPr>
-        <w:t>Button Override Duration (15 s, 1 min, 5 min)</w:t>
+        <w:t>Motion Sensor timeout</w:t>
+      </w:r>
+    </w:p>
+    <w:p>
+      <w:pPr>
+        <w:pStyle w:val="ListBullet"/>
+      </w:pPr>
+      <w:r>
+        <w:rPr>
+          <w:rFonts w:ascii="Arial" w:hAnsi="Arial"/>
+          <w:sz w:val="22"/>
+        </w:rPr>
+        <w:t>Light Sensor, Min Display Brightness, Min Backlight Brightness</w:t>
+      </w:r>
+    </w:p>
+    <w:p>
+      <w:pPr>
+        <w:pStyle w:val="ListBullet"/>
+      </w:pPr>
+      <w:r>
+        <w:rPr>
+          <w:rFonts w:ascii="Arial" w:hAnsi="Arial"/>
+          <w:sz w:val="22"/>
+        </w:rPr>
+        <w:t>Weather — Start Second, Display Interval, Temperature Units, Pressure Units, the inside readings and Offset (when a BME280 is detected), the outside readings (when a weather key and postal code are set), Labels, and Display Duration</w:t>
       </w:r>
     </w:p>
     <w:p>
@@ -6898,7 +7010,7 @@
           <w:color w:val="000000"/>
           <w:sz w:val="26"/>
         </w:rPr>
-        <w:t>Info Display Page Controls</w:t>
+        <w:t>Rule Editor Page</w:t>
       </w:r>
     </w:p>
     <w:p>
@@ -6910,7 +7022,27 @@
           <w:rFonts w:ascii="Arial" w:hAnsi="Arial"/>
           <w:sz w:val="22"/>
         </w:rPr>
-        <w:t>Info Display Start Second (0–59)</w:t>
+        <w:t>Rules Enabled, Rules Timeout, the Rule input with Apply, Delete, and the Schedule list. See Section 8.</w:t>
+      </w:r>
+    </w:p>
+    <w:p>
+      <w:pPr>
+        <w:pStyle w:val="Heading2"/>
+        <w:keepNext/>
+        <w:spacing w:before="280" w:after="120"/>
+        <w:pBdr>
+          <w:top w:val="single" w:sz="8" w:space="4" w:color="000000"/>
+          <w:top w:val="single" w:sz="8" w:space="4" w:color="000000"/>
+        </w:pBdr>
+      </w:pPr>
+      <w:r>
+        <w:rPr>
+          <w:rFonts w:ascii="Arial" w:hAnsi="Arial"/>
+          <w:b/>
+          <w:color w:val="000000"/>
+          <w:sz w:val="26"/>
+        </w:rPr>
+        <w:t>System Page</w:t>
       </w:r>
     </w:p>
     <w:p>
@@ -6922,7 +7054,7 @@
           <w:rFonts w:ascii="Arial" w:hAnsi="Arial"/>
           <w:sz w:val="22"/>
         </w:rPr>
-        <w:t>Date Display format</w:t>
+        <w:t>Switch to AP Mode — restarts the clock into AP configuration mode, keeping the current settings (see Section 6).</w:t>
       </w:r>
     </w:p>
     <w:p>
@@ -6934,7 +7066,7 @@
           <w:rFonts w:ascii="Arial" w:hAnsi="Arial"/>
           <w:sz w:val="22"/>
         </w:rPr>
-        <w:t>Motion Sensor Timeout</w:t>
+        <w:t>Reindex — rebuilds the word-library indexes on the SD card, showing progress on the display, then restarts the clock. Run it after any change to a word file (see Section 12).</w:t>
       </w:r>
     </w:p>
     <w:p>
@@ -6946,7 +7078,7 @@
           <w:rFonts w:ascii="Arial" w:hAnsi="Arial"/>
           <w:sz w:val="22"/>
         </w:rPr>
-        <w:t>Light Sensor enable, Min Display Brightness, Min Backlight Brightness</w:t>
+        <w:t>Add to Home Screen — installs the live page as an app icon on a phone or tablet. The icon is labelled with the clock's Access Point Name, so each clock gets its own icon. Where the browser cannot install directly, the button explains the steps (in Safari: Share, then Add to Home Screen).</w:t>
       </w:r>
     </w:p>
     <w:p>
@@ -6958,7 +7090,55 @@
           <w:rFonts w:ascii="Arial" w:hAnsi="Arial"/>
           <w:sz w:val="22"/>
         </w:rPr>
-        <w:t>Inside / Outside weather display modes, scale, temperature offset, labels, duration</w:t>
+        <w:t>Update Firmware — checks the firmware server and installs a new version if one is available (see Section 15).</w:t>
+      </w:r>
+    </w:p>
+    <w:p>
+      <w:pPr>
+        <w:pStyle w:val="ListBullet"/>
+      </w:pPr>
+      <w:r>
+        <w:rPr>
+          <w:rFonts w:ascii="Arial" w:hAnsi="Arial"/>
+          <w:sz w:val="22"/>
+        </w:rPr>
+        <w:t>Firmware URL — the firmware server address (see Section 6).</w:t>
+      </w:r>
+    </w:p>
+    <w:p>
+      <w:pPr>
+        <w:pStyle w:val="ListBullet"/>
+      </w:pPr>
+      <w:r>
+        <w:rPr>
+          <w:rFonts w:ascii="Arial" w:hAnsi="Arial"/>
+          <w:sz w:val="22"/>
+        </w:rPr>
+        <w:t>Automatic Updates — weekly overnight installation of approved releases; On by default (see Section 15).</w:t>
+      </w:r>
+    </w:p>
+    <w:p>
+      <w:pPr>
+        <w:pStyle w:val="ListBullet"/>
+      </w:pPr>
+      <w:r>
+        <w:rPr>
+          <w:rFonts w:ascii="Arial" w:hAnsi="Arial"/>
+          <w:sz w:val="22"/>
+        </w:rPr>
+        <w:t>Last Update Check — read-only: the result of the most recent update check, whether it was scheduled or manual, and when it ran.</w:t>
+      </w:r>
+    </w:p>
+    <w:p>
+      <w:pPr>
+        <w:pStyle w:val="ListBullet"/>
+      </w:pPr>
+      <w:r>
+        <w:rPr>
+          <w:rFonts w:ascii="Arial" w:hAnsi="Arial"/>
+          <w:sz w:val="22"/>
+        </w:rPr>
+        <w:t>Memory — read-only memory and uptime figures, for diagnosis.</w:t>
       </w:r>
     </w:p>
     <w:p>
@@ -6987,43 +7167,14 @@
           <w:rFonts w:ascii="Arial" w:hAnsi="Arial"/>
           <w:sz w:val="22"/>
         </w:rPr>
-        <w:t>The home page of the live web interface includes a Display Message text field (up to 64 characters). Type a message and press Send. The message scrolls across the display once at the next opportunity, then the clock returns to its normal display sequence. This is useful for greetings, reminders, or quick announcements visible to anyone in the room.</w:t>
-      </w:r>
-    </w:p>
-    <w:p>
-      <w:pPr>
-        <w:pStyle w:val="Heading2"/>
-        <w:keepNext/>
-        <w:spacing w:before="280" w:after="120"/>
-        <w:pBdr>
-          <w:top w:val="single" w:sz="8" w:space="4" w:color="000000"/>
-          <w:top w:val="single" w:sz="8" w:space="4" w:color="000000"/>
-        </w:pBdr>
-      </w:pPr>
-      <w:r>
-        <w:rPr>
-          <w:rFonts w:ascii="Arial" w:hAnsi="Arial"/>
-          <w:b/>
-          <w:color w:val="000000"/>
-          <w:sz w:val="26"/>
-        </w:rPr>
-        <w:t>Override Mode Toggle</w:t>
-      </w:r>
-    </w:p>
-    <w:p>
-      <w:r>
-        <w:rPr>
-          <w:rFonts w:ascii="Arial" w:hAnsi="Arial"/>
-          <w:sz w:val="22"/>
-        </w:rPr>
-        <w:t>Override Mode is a "master switch" for all three quiet-period schedules. When set to Disabled, the clock ignores every period and runs at standard brightness and effects regardless of the time of day. This is helpful when guests are visiting and the configured night-time dim is not wanted. The toggle lives on the Overrides page and is always visible there. The setting is intentionally not saved to memory — on reboot, Override Mode returns to Enabled so the configured schedules resume automatically.</w:t>
+        <w:t>The home page of the live web interface includes a Display Message text field (up to 64 characters). Type a message and press Send. The message scrolls across the display once at the next opportunity, then the clock returns to its normal display sequence. This is useful for greetings, reminders, or quick announcements visible to anyone in the room. Sending a message does not affect Rules.</w:t>
       </w:r>
     </w:p>
     <w:p>
       <w:pPr>
         <w:sectPr>
-          <w:headerReference w:type="default" r:id="rId159"/>
-          <w:footerReference w:type="default" r:id="rId160"/>
+          <w:headerReference w:type="default" r:id="rId201"/>
+          <w:footerReference w:type="default" r:id="rId202"/>
           <w:pgSz w:w="12240" w:h="15840"/>
           <w:pgMar w:top="1440" w:right="1800" w:bottom="1440" w:left="1800" w:header="720" w:footer="720" w:gutter="0"/>
           <w:cols w:space="720"/>
@@ -7053,7 +7204,7 @@
           <w:color w:val="C25600"/>
           <w:sz w:val="40"/>
         </w:rPr>
-        <w:t>8. Period Overrides</w:t>
+        <w:t>8. Rule Scheduler</w:t>
       </w:r>
     </w:p>
     <w:p>
@@ -7075,7 +7226,36 @@
           <w:rFonts w:ascii="Arial" w:hAnsi="Arial"/>
           <w:sz w:val="22"/>
         </w:rPr>
-        <w:t>Three independent override periods can each schedule a different display configuration for specific times of day and days of the week. The most common use is to dim or turn the display off during sleeping hours.</w:t>
+        <w:t>The Rule Scheduler changes display settings automatically by time of day and day of the week. It replaces the three Period Overrides and the Override Mode switch of earlier firmware. Up to 32 rules can be stored. Each rule combines a time window, an optional day filter, and one or more settings to apply during that window; settings a rule does not mention keep their saved values. The most common use is to dim or turn off the display during sleeping hours.</w:t>
+      </w:r>
+    </w:p>
+    <w:p>
+      <w:r>
+        <w:rPr>
+          <w:rFonts w:ascii="Arial" w:hAnsi="Arial"/>
+          <w:sz w:val="22"/>
+        </w:rPr>
+        <w:t>Rules are edited on the Rule Editor page of the live web interface; the setup form does not include the editor. Rules are stored separately from the other settings, so a factory reset does not erase them — delete unwanted rules in the Rule Editor.</w:t>
+      </w:r>
+    </w:p>
+    <w:p>
+      <w:pPr>
+        <w:pStyle w:val="Heading2"/>
+        <w:keepNext/>
+        <w:spacing w:before="280" w:after="120"/>
+        <w:pBdr>
+          <w:top w:val="single" w:sz="8" w:space="4" w:color="000000"/>
+          <w:top w:val="single" w:sz="8" w:space="4" w:color="000000"/>
+        </w:pBdr>
+      </w:pPr>
+      <w:r>
+        <w:rPr>
+          <w:rFonts w:ascii="Arial" w:hAnsi="Arial"/>
+          <w:b/>
+          <w:color w:val="000000"/>
+          <w:sz w:val="26"/>
+        </w:rPr>
+        <w:t>Rule Editor Page</w:t>
       </w:r>
     </w:p>
     <w:tbl>
@@ -7102,7 +7282,7 @@
                 <w:color w:val="FFFFFF"/>
                 <w:sz w:val="20"/>
               </w:rPr>
-              <w:t>Setting</w:t>
+              <w:t>Control</w:t>
             </w:r>
           </w:p>
         </w:tc>
@@ -7119,7 +7299,7 @@
                 <w:color w:val="FFFFFF"/>
                 <w:sz w:val="20"/>
               </w:rPr>
-              <w:t>Description</w:t>
+              <w:t>Function</w:t>
             </w:r>
           </w:p>
         </w:tc>
@@ -7135,7 +7315,7 @@
                 <w:rFonts w:ascii="Arial" w:hAnsi="Arial"/>
                 <w:sz w:val="20"/>
               </w:rPr>
-              <w:t>Start Time</w:t>
+              <w:t>Rules Enabled</w:t>
             </w:r>
           </w:p>
         </w:tc>
@@ -7149,7 +7329,7 @@
                 <w:rFonts w:ascii="Arial" w:hAnsi="Arial"/>
                 <w:sz w:val="20"/>
               </w:rPr>
-              <w:t>When the period begins, in 24-hour HHMM format (e.g. 2300 = 11:00 PM)</w:t>
+              <w:t>Switches the whole schedule off without deleting any rule. This switch is not saved: it returns to On after any restart.</w:t>
             </w:r>
           </w:p>
         </w:tc>
@@ -7165,7 +7345,7 @@
                 <w:rFonts w:ascii="Arial" w:hAnsi="Arial"/>
                 <w:sz w:val="20"/>
               </w:rPr>
-              <w:t>End Time</w:t>
+              <w:t>Rules Timeout</w:t>
             </w:r>
           </w:p>
         </w:tc>
@@ -7179,7 +7359,7 @@
                 <w:rFonts w:ascii="Arial" w:hAnsi="Arial"/>
                 <w:sz w:val="20"/>
               </w:rPr>
-              <w:t>When the period ends, in 24-hour HHMM format (e.g. 0700 = 7:00 AM)</w:t>
+              <w:t>How long a single click of SW1 shows the time and the saved settings: 15 Seconds (default), 1 Minute, or 5 Minutes. Stored with Save Settings.</w:t>
             </w:r>
           </w:p>
         </w:tc>
@@ -7195,7 +7375,7 @@
                 <w:rFonts w:ascii="Arial" w:hAnsi="Arial"/>
                 <w:sz w:val="20"/>
               </w:rPr>
-              <w:t>Days</w:t>
+              <w:t>Rule</w:t>
             </w:r>
           </w:p>
         </w:tc>
@@ -7209,7 +7389,7 @@
                 <w:rFonts w:ascii="Arial" w:hAnsi="Arial"/>
                 <w:sz w:val="20"/>
               </w:rPr>
-              <w:t>All days, Weekdays only, or Weekends only</w:t>
+              <w:t>Type a rule and press Apply. If the rule cannot be accepted, a message explains why. The tooltip beside the field lists every keyword and value this clock accepts.</w:t>
             </w:r>
           </w:p>
         </w:tc>
@@ -7225,7 +7405,7 @@
                 <w:rFonts w:ascii="Arial" w:hAnsi="Arial"/>
                 <w:sz w:val="20"/>
               </w:rPr>
-              <w:t>Display Brightness</w:t>
+              <w:t>Delete</w:t>
             </w:r>
           </w:p>
         </w:tc>
@@ -7239,7 +7419,7 @@
                 <w:rFonts w:ascii="Arial" w:hAnsi="Arial"/>
                 <w:sz w:val="20"/>
               </w:rPr>
-              <w:t>0–9 (0 = display off; on Nixie models the high-voltage supply is also disabled)</w:t>
+              <w:t>Removes the selected rule. Tap a row in the Schedule first.</w:t>
             </w:r>
           </w:p>
         </w:tc>
@@ -7255,7 +7435,7 @@
                 <w:rFonts w:ascii="Arial" w:hAnsi="Arial"/>
                 <w:sz w:val="20"/>
               </w:rPr>
-              <w:t>Backlight Effect</w:t>
+              <w:t>Schedule</w:t>
             </w:r>
           </w:p>
         </w:tc>
@@ -7269,97 +7449,7 @@
                 <w:rFonts w:ascii="Arial" w:hAnsi="Arial"/>
                 <w:sz w:val="20"/>
               </w:rPr>
-              <w:t>Any backlight effect, including Off</w:t>
-            </w:r>
-          </w:p>
-        </w:tc>
-      </w:tr>
-      <w:tr>
-        <w:tc>
-          <w:tcPr>
-            <w:tcW w:type="dxa" w:w="4320"/>
-          </w:tcPr>
-          <w:p>
-            <w:r>
-              <w:rPr>
-                <w:rFonts w:ascii="Arial" w:hAnsi="Arial"/>
-                <w:sz w:val="20"/>
-              </w:rPr>
-              <w:t>Backlight Brightness</w:t>
-            </w:r>
-          </w:p>
-        </w:tc>
-        <w:tc>
-          <w:tcPr>
-            <w:tcW w:type="dxa" w:w="4320"/>
-          </w:tcPr>
-          <w:p>
-            <w:r>
-              <w:rPr>
-                <w:rFonts w:ascii="Arial" w:hAnsi="Arial"/>
-                <w:sz w:val="20"/>
-              </w:rPr>
-              <w:t>0–9</w:t>
-            </w:r>
-          </w:p>
-        </w:tc>
-      </w:tr>
-      <w:tr>
-        <w:tc>
-          <w:tcPr>
-            <w:tcW w:type="dxa" w:w="4320"/>
-          </w:tcPr>
-          <w:p>
-            <w:r>
-              <w:rPr>
-                <w:rFonts w:ascii="Arial" w:hAnsi="Arial"/>
-                <w:sz w:val="20"/>
-              </w:rPr>
-              <w:t>Clock Mode</w:t>
-            </w:r>
-          </w:p>
-        </w:tc>
-        <w:tc>
-          <w:tcPr>
-            <w:tcW w:type="dxa" w:w="4320"/>
-          </w:tcPr>
-          <w:p>
-            <w:r>
-              <w:rPr>
-                <w:rFonts w:ascii="Arial" w:hAnsi="Arial"/>
-                <w:sz w:val="20"/>
-              </w:rPr>
-              <w:t>Off, Every 15 s, Every 30 s, Every 60 s, Always On</w:t>
-            </w:r>
-          </w:p>
-        </w:tc>
-      </w:tr>
-      <w:tr>
-        <w:tc>
-          <w:tcPr>
-            <w:tcW w:type="dxa" w:w="4320"/>
-          </w:tcPr>
-          <w:p>
-            <w:r>
-              <w:rPr>
-                <w:rFonts w:ascii="Arial" w:hAnsi="Arial"/>
-                <w:sz w:val="20"/>
-              </w:rPr>
-              <w:t>Colon Display</w:t>
-            </w:r>
-          </w:p>
-        </w:tc>
-        <w:tc>
-          <w:tcPr>
-            <w:tcW w:type="dxa" w:w="4320"/>
-          </w:tcPr>
-          <w:p>
-            <w:r>
-              <w:rPr>
-                <w:rFonts w:ascii="Arial" w:hAnsi="Arial"/>
-                <w:sz w:val="20"/>
-              </w:rPr>
-              <w:t>Any colon pattern, including Off</w:t>
+              <w:t>All stored rules in priority order. Tap a row to load it into the Rule field for editing, then press Apply to replace that row. The up and down arrows move a rule, changing its priority. A warning mark flags a rule that overlaps a higher rule setting the same field.</w:t>
             </w:r>
           </w:p>
         </w:tc>
@@ -7372,7 +7462,27 @@
           <w:rFonts w:ascii="Arial" w:hAnsi="Arial"/>
           <w:sz w:val="22"/>
         </w:rPr>
-        <w:t>Setting Start Time equal to End Time disables the period. Periods may wrap across midnight (e.g. 2200 to 0700).</w:t>
+        <w:t>Adding, editing, deleting, and moving rules are saved immediately; they do not need Save Settings. A loaded rule can also be deleted by adding the word del to it and pressing Apply.</w:t>
+      </w:r>
+    </w:p>
+    <w:p>
+      <w:pPr>
+        <w:pStyle w:val="Heading2"/>
+        <w:keepNext/>
+        <w:spacing w:before="280" w:after="120"/>
+        <w:pBdr>
+          <w:top w:val="single" w:sz="8" w:space="4" w:color="000000"/>
+          <w:top w:val="single" w:sz="8" w:space="4" w:color="000000"/>
+        </w:pBdr>
+      </w:pPr>
+      <w:r>
+        <w:rPr>
+          <w:rFonts w:ascii="Arial" w:hAnsi="Arial"/>
+          <w:b/>
+          <w:color w:val="000000"/>
+          <w:sz w:val="26"/>
+        </w:rPr>
+        <w:t>Time Windows and Days</w:t>
       </w:r>
     </w:p>
     <w:p>
@@ -7381,7 +7491,7 @@
           <w:rFonts w:ascii="Arial" w:hAnsi="Arial"/>
           <w:sz w:val="22"/>
         </w:rPr>
-        <w:t>Priority: when two or more periods overlap, the lowest-numbered period wins (Period 1 &gt; Period 2 &gt; Period 3).</w:t>
+        <w:t>Every rule starts with a time window, written t= (or time=). Times have minute precision and the end is exclusive: t=22:00-7:00 runs from 10:00 PM through 6:59 AM and stops at 7:00. Windows may cross midnight. t=5-7, t=5:00-7:00, and t=0500-0700 are equivalent. A bare hour covers that whole hour (t=5 is 5:00 through 5:59), and t=all covers the whole day. A window whose start equals its end is rejected.</w:t>
       </w:r>
     </w:p>
     <w:p>
@@ -7390,7 +7500,498 @@
           <w:rFonts w:ascii="Arial" w:hAnsi="Arial"/>
           <w:sz w:val="22"/>
         </w:rPr>
-        <w:t>Override Mode (live web page) suspends all three periods without erasing them. When Override Mode is Disabled the clock runs at standard settings regardless of the time of day.</w:t>
+        <w:t>An optional day filter can follow the window: wd (Monday–Friday), we (Saturday and Sunday), a single day (sun, mon, tue, wed, thu, fri, sat; full names also work), or a range such as tue-thu (ranges may wrap, e.g. sat-mon). Several day terms combine, for example wd, sat. Without a day filter a rule applies every day. Commas or spaces separate the parts of a rule.</w:t>
+      </w:r>
+    </w:p>
+    <w:p>
+      <w:pPr>
+        <w:pStyle w:val="Heading2"/>
+        <w:keepNext/>
+        <w:spacing w:before="280" w:after="120"/>
+        <w:pBdr>
+          <w:top w:val="single" w:sz="8" w:space="4" w:color="000000"/>
+          <w:top w:val="single" w:sz="8" w:space="4" w:color="000000"/>
+        </w:pBdr>
+      </w:pPr>
+      <w:r>
+        <w:rPr>
+          <w:rFonts w:ascii="Arial" w:hAnsi="Arial"/>
+          <w:b/>
+          <w:color w:val="000000"/>
+          <w:sz w:val="26"/>
+        </w:rPr>
+        <w:t>Rule Fields</w:t>
+      </w:r>
+    </w:p>
+    <w:tbl>
+      <w:tblPr>
+        <w:tblStyle w:val="TableGrid"/>
+        <w:tblW w:type="auto" w:w="0"/>
+        <w:tblLook w:firstColumn="1" w:firstRow="1" w:lastColumn="0" w:lastRow="0" w:noHBand="0" w:noVBand="1" w:val="04A0"/>
+      </w:tblPr>
+      <w:tblGrid>
+        <w:gridCol w:w="2880"/>
+        <w:gridCol w:w="2880"/>
+        <w:gridCol w:w="2880"/>
+      </w:tblGrid>
+      <w:tr>
+        <w:tc>
+          <w:tcPr>
+            <w:tcW w:type="dxa" w:w="2880"/>
+            <w:shd w:val="clear" w:color="auto" w:fill="C25600"/>
+          </w:tcPr>
+          <w:p>
+            <w:r>
+              <w:rPr>
+                <w:rFonts w:ascii="Arial" w:hAnsi="Arial"/>
+                <w:b/>
+                <w:color w:val="FFFFFF"/>
+                <w:sz w:val="20"/>
+              </w:rPr>
+              <w:t>Key (long form)</w:t>
+            </w:r>
+          </w:p>
+        </w:tc>
+        <w:tc>
+          <w:tcPr>
+            <w:tcW w:type="dxa" w:w="2880"/>
+            <w:shd w:val="clear" w:color="auto" w:fill="C25600"/>
+          </w:tcPr>
+          <w:p>
+            <w:r>
+              <w:rPr>
+                <w:rFonts w:ascii="Arial" w:hAnsi="Arial"/>
+                <w:b/>
+                <w:color w:val="FFFFFF"/>
+                <w:sz w:val="20"/>
+              </w:rPr>
+              <w:t>Setting</w:t>
+            </w:r>
+          </w:p>
+        </w:tc>
+        <w:tc>
+          <w:tcPr>
+            <w:tcW w:type="dxa" w:w="2880"/>
+            <w:shd w:val="clear" w:color="auto" w:fill="C25600"/>
+          </w:tcPr>
+          <w:p>
+            <w:r>
+              <w:rPr>
+                <w:rFonts w:ascii="Arial" w:hAnsi="Arial"/>
+                <w:b/>
+                <w:color w:val="FFFFFF"/>
+                <w:sz w:val="20"/>
+              </w:rPr>
+              <w:t>Values</w:t>
+            </w:r>
+          </w:p>
+        </w:tc>
+      </w:tr>
+      <w:tr>
+        <w:tc>
+          <w:tcPr>
+            <w:tcW w:type="dxa" w:w="2880"/>
+          </w:tcPr>
+          <w:p>
+            <w:r>
+              <w:rPr>
+                <w:rFonts w:ascii="Arial" w:hAnsi="Arial"/>
+                <w:sz w:val="20"/>
+              </w:rPr>
+              <w:t>br (brightness)</w:t>
+            </w:r>
+          </w:p>
+        </w:tc>
+        <w:tc>
+          <w:tcPr>
+            <w:tcW w:type="dxa" w:w="2880"/>
+          </w:tcPr>
+          <w:p>
+            <w:r>
+              <w:rPr>
+                <w:rFonts w:ascii="Arial" w:hAnsi="Arial"/>
+                <w:sz w:val="20"/>
+              </w:rPr>
+              <w:t>Display brightness</w:t>
+            </w:r>
+          </w:p>
+        </w:tc>
+        <w:tc>
+          <w:tcPr>
+            <w:tcW w:type="dxa" w:w="2880"/>
+          </w:tcPr>
+          <w:p>
+            <w:r>
+              <w:rPr>
+                <w:rFonts w:ascii="Arial" w:hAnsi="Arial"/>
+                <w:sz w:val="20"/>
+              </w:rPr>
+              <w:t>0–9; 0 turns the display off (on Nixie models the high-voltage supply is also switched off)</w:t>
+            </w:r>
+          </w:p>
+        </w:tc>
+      </w:tr>
+      <w:tr>
+        <w:tc>
+          <w:tcPr>
+            <w:tcW w:type="dxa" w:w="2880"/>
+          </w:tcPr>
+          <w:p>
+            <w:r>
+              <w:rPr>
+                <w:rFonts w:ascii="Arial" w:hAnsi="Arial"/>
+                <w:sz w:val="20"/>
+              </w:rPr>
+              <w:t>lb (ledbright)</w:t>
+            </w:r>
+          </w:p>
+        </w:tc>
+        <w:tc>
+          <w:tcPr>
+            <w:tcW w:type="dxa" w:w="2880"/>
+          </w:tcPr>
+          <w:p>
+            <w:r>
+              <w:rPr>
+                <w:rFonts w:ascii="Arial" w:hAnsi="Arial"/>
+                <w:sz w:val="20"/>
+              </w:rPr>
+              <w:t>Backlight brightness</w:t>
+            </w:r>
+          </w:p>
+        </w:tc>
+        <w:tc>
+          <w:tcPr>
+            <w:tcW w:type="dxa" w:w="2880"/>
+          </w:tcPr>
+          <w:p>
+            <w:r>
+              <w:rPr>
+                <w:rFonts w:ascii="Arial" w:hAnsi="Arial"/>
+                <w:sz w:val="20"/>
+              </w:rPr>
+              <w:t>0–9; 0 turns the backlight off</w:t>
+            </w:r>
+          </w:p>
+        </w:tc>
+      </w:tr>
+      <w:tr>
+        <w:tc>
+          <w:tcPr>
+            <w:tcW w:type="dxa" w:w="2880"/>
+          </w:tcPr>
+          <w:p>
+            <w:r>
+              <w:rPr>
+                <w:rFonts w:ascii="Arial" w:hAnsi="Arial"/>
+                <w:sz w:val="20"/>
+              </w:rPr>
+              <w:t>bl (backlight)</w:t>
+            </w:r>
+          </w:p>
+        </w:tc>
+        <w:tc>
+          <w:tcPr>
+            <w:tcW w:type="dxa" w:w="2880"/>
+          </w:tcPr>
+          <w:p>
+            <w:r>
+              <w:rPr>
+                <w:rFonts w:ascii="Arial" w:hAnsi="Arial"/>
+                <w:sz w:val="20"/>
+              </w:rPr>
+              <w:t>Backlight effect</w:t>
+            </w:r>
+          </w:p>
+        </w:tc>
+        <w:tc>
+          <w:tcPr>
+            <w:tcW w:type="dxa" w:w="2880"/>
+          </w:tcPr>
+          <w:p>
+            <w:r>
+              <w:rPr>
+                <w:rFonts w:ascii="Arial" w:hAnsi="Arial"/>
+                <w:sz w:val="20"/>
+              </w:rPr>
+              <w:t>0–14, as numbered in Section 9 (14 = Cycle Effects)</w:t>
+            </w:r>
+          </w:p>
+        </w:tc>
+      </w:tr>
+      <w:tr>
+        <w:tc>
+          <w:tcPr>
+            <w:tcW w:type="dxa" w:w="2880"/>
+          </w:tcPr>
+          <w:p>
+            <w:r>
+              <w:rPr>
+                <w:rFonts w:ascii="Arial" w:hAnsi="Arial"/>
+                <w:sz w:val="20"/>
+              </w:rPr>
+              <w:t>ck (clockmode)</w:t>
+            </w:r>
+          </w:p>
+        </w:tc>
+        <w:tc>
+          <w:tcPr>
+            <w:tcW w:type="dxa" w:w="2880"/>
+          </w:tcPr>
+          <w:p>
+            <w:r>
+              <w:rPr>
+                <w:rFonts w:ascii="Arial" w:hAnsi="Arial"/>
+                <w:sz w:val="20"/>
+              </w:rPr>
+              <w:t>Clock Mode</w:t>
+            </w:r>
+          </w:p>
+        </w:tc>
+        <w:tc>
+          <w:tcPr>
+            <w:tcW w:type="dxa" w:w="2880"/>
+          </w:tcPr>
+          <w:p>
+            <w:r>
+              <w:rPr>
+                <w:rFonts w:ascii="Arial" w:hAnsi="Arial"/>
+                <w:sz w:val="20"/>
+              </w:rPr>
+              <w:t>0 Off, 1 15 Seconds, 2 30 Seconds, 3 60 Seconds, 4 Always On</w:t>
+            </w:r>
+          </w:p>
+        </w:tc>
+      </w:tr>
+      <w:tr>
+        <w:tc>
+          <w:tcPr>
+            <w:tcW w:type="dxa" w:w="2880"/>
+          </w:tcPr>
+          <w:p>
+            <w:r>
+              <w:rPr>
+                <w:rFonts w:ascii="Arial" w:hAnsi="Arial"/>
+                <w:sz w:val="20"/>
+              </w:rPr>
+              <w:t>co (colon)</w:t>
+            </w:r>
+          </w:p>
+        </w:tc>
+        <w:tc>
+          <w:tcPr>
+            <w:tcW w:type="dxa" w:w="2880"/>
+          </w:tcPr>
+          <w:p>
+            <w:r>
+              <w:rPr>
+                <w:rFonts w:ascii="Arial" w:hAnsi="Arial"/>
+                <w:sz w:val="20"/>
+              </w:rPr>
+              <w:t>Colon Display</w:t>
+            </w:r>
+          </w:p>
+        </w:tc>
+        <w:tc>
+          <w:tcPr>
+            <w:tcW w:type="dxa" w:w="2880"/>
+          </w:tcPr>
+          <w:p>
+            <w:r>
+              <w:rPr>
+                <w:rFonts w:ascii="Arial" w:hAnsi="Arial"/>
+                <w:sz w:val="20"/>
+              </w:rPr>
+              <w:t>0–8, in the order listed in Section 3 (0 = Off)</w:t>
+            </w:r>
+          </w:p>
+        </w:tc>
+      </w:tr>
+      <w:tr>
+        <w:tc>
+          <w:tcPr>
+            <w:tcW w:type="dxa" w:w="2880"/>
+          </w:tcPr>
+          <w:p>
+            <w:r>
+              <w:rPr>
+                <w:rFonts w:ascii="Arial" w:hAnsi="Arial"/>
+                <w:sz w:val="20"/>
+              </w:rPr>
+              <w:t>it, ip, ih</w:t>
+            </w:r>
+          </w:p>
+        </w:tc>
+        <w:tc>
+          <w:tcPr>
+            <w:tcW w:type="dxa" w:w="2880"/>
+          </w:tcPr>
+          <w:p>
+            <w:r>
+              <w:rPr>
+                <w:rFonts w:ascii="Arial" w:hAnsi="Arial"/>
+                <w:sz w:val="20"/>
+              </w:rPr>
+              <w:t>Inside temperature, pressure, humidity</w:t>
+            </w:r>
+          </w:p>
+        </w:tc>
+        <w:tc>
+          <w:tcPr>
+            <w:tcW w:type="dxa" w:w="2880"/>
+          </w:tcPr>
+          <w:p>
+            <w:r>
+              <w:rPr>
+                <w:rFonts w:ascii="Arial" w:hAnsi="Arial"/>
+                <w:sz w:val="20"/>
+              </w:rPr>
+              <w:t>Off / On (0 / 1)</w:t>
+            </w:r>
+          </w:p>
+        </w:tc>
+      </w:tr>
+      <w:tr>
+        <w:tc>
+          <w:tcPr>
+            <w:tcW w:type="dxa" w:w="2880"/>
+          </w:tcPr>
+          <w:p>
+            <w:r>
+              <w:rPr>
+                <w:rFonts w:ascii="Arial" w:hAnsi="Arial"/>
+                <w:sz w:val="20"/>
+              </w:rPr>
+              <w:t>ot, op, oh, ow</w:t>
+            </w:r>
+          </w:p>
+        </w:tc>
+        <w:tc>
+          <w:tcPr>
+            <w:tcW w:type="dxa" w:w="2880"/>
+          </w:tcPr>
+          <w:p>
+            <w:r>
+              <w:rPr>
+                <w:rFonts w:ascii="Arial" w:hAnsi="Arial"/>
+                <w:sz w:val="20"/>
+              </w:rPr>
+              <w:t>Outside temperature, pressure, humidity, wind</w:t>
+            </w:r>
+          </w:p>
+        </w:tc>
+        <w:tc>
+          <w:tcPr>
+            <w:tcW w:type="dxa" w:w="2880"/>
+          </w:tcPr>
+          <w:p>
+            <w:r>
+              <w:rPr>
+                <w:rFonts w:ascii="Arial" w:hAnsi="Arial"/>
+                <w:sz w:val="20"/>
+              </w:rPr>
+              <w:t>Off / On (0 / 1)</w:t>
+            </w:r>
+          </w:p>
+        </w:tc>
+      </w:tr>
+      <w:tr>
+        <w:tc>
+          <w:tcPr>
+            <w:tcW w:type="dxa" w:w="2880"/>
+          </w:tcPr>
+          <w:p>
+            <w:r>
+              <w:rPr>
+                <w:rFonts w:ascii="Arial" w:hAnsi="Arial"/>
+                <w:sz w:val="20"/>
+              </w:rPr>
+              <w:t>cc (conditions)</w:t>
+            </w:r>
+          </w:p>
+        </w:tc>
+        <w:tc>
+          <w:tcPr>
+            <w:tcW w:type="dxa" w:w="2880"/>
+          </w:tcPr>
+          <w:p>
+            <w:r>
+              <w:rPr>
+                <w:rFonts w:ascii="Arial" w:hAnsi="Arial"/>
+                <w:sz w:val="20"/>
+              </w:rPr>
+              <w:t>Current conditions</w:t>
+            </w:r>
+          </w:p>
+        </w:tc>
+        <w:tc>
+          <w:tcPr>
+            <w:tcW w:type="dxa" w:w="2880"/>
+          </w:tcPr>
+          <w:p>
+            <w:r>
+              <w:rPr>
+                <w:rFonts w:ascii="Arial" w:hAnsi="Arial"/>
+                <w:sz w:val="20"/>
+              </w:rPr>
+              <w:t>Off / On (0 / 1)</w:t>
+            </w:r>
+          </w:p>
+        </w:tc>
+      </w:tr>
+      <w:tr>
+        <w:tc>
+          <w:tcPr>
+            <w:tcW w:type="dxa" w:w="2880"/>
+          </w:tcPr>
+          <w:p>
+            <w:r>
+              <w:rPr>
+                <w:rFonts w:ascii="Arial" w:hAnsi="Arial"/>
+                <w:sz w:val="20"/>
+              </w:rPr>
+              <w:t>gr (ledgrouping)</w:t>
+            </w:r>
+          </w:p>
+        </w:tc>
+        <w:tc>
+          <w:tcPr>
+            <w:tcW w:type="dxa" w:w="2880"/>
+          </w:tcPr>
+          <w:p>
+            <w:r>
+              <w:rPr>
+                <w:rFonts w:ascii="Arial" w:hAnsi="Arial"/>
+                <w:sz w:val="20"/>
+              </w:rPr>
+              <w:t>Display LED Grouping</w:t>
+            </w:r>
+          </w:p>
+        </w:tc>
+        <w:tc>
+          <w:tcPr>
+            <w:tcW w:type="dxa" w:w="2880"/>
+          </w:tcPr>
+          <w:p>
+            <w:r>
+              <w:rPr>
+                <w:rFonts w:ascii="Arial" w:hAnsi="Arial"/>
+                <w:sz w:val="20"/>
+              </w:rPr>
+              <w:t>Separate / Matched (0 / 1) — only on models with more than one LED per digit</w:t>
+            </w:r>
+          </w:p>
+        </w:tc>
+      </w:tr>
+    </w:tbl>
+    <w:p/>
+    <w:p>
+      <w:r>
+        <w:rPr>
+          <w:rFonts w:ascii="Arial" w:hAnsi="Arial"/>
+          <w:sz w:val="22"/>
+        </w:rPr>
+        <w:t>Values may be numbers or the option name typed without spaces, for example bl=twinkle or ck=alwayson. The long key names shown in parentheses (brightness=, backlight=, clockmode=, and so on) are also accepted, as are intemp, inpress, inhumid, outtemp, outpress, outhumid, and outwind for the weather keys.</w:t>
       </w:r>
     </w:p>
     <w:p>
@@ -7399,14 +8000,158 @@
           <w:rFonts w:ascii="Arial" w:hAnsi="Arial"/>
           <w:sz w:val="22"/>
         </w:rPr>
-        <w:t>Button Override: a single click of SW1 during an active period temporarily wakes the display and forces Clock Mode 4 (always on, time only) for the configured Button Override duration (15 seconds, 1 minute, or 5 minutes). When the duration expires, the period's settings resume.</w:t>
+        <w:t>Shortcuts: the bare word off sets br=0 and lb=0 (display and backlight off); the bare word on sets br and lb to the saved brightness values at the moment the rule is entered.</w:t>
+      </w:r>
+    </w:p>
+    <w:p>
+      <w:pPr>
+        <w:pStyle w:val="Heading2"/>
+        <w:keepNext/>
+        <w:spacing w:before="280" w:after="120"/>
+        <w:pBdr>
+          <w:top w:val="single" w:sz="8" w:space="4" w:color="000000"/>
+          <w:top w:val="single" w:sz="8" w:space="4" w:color="000000"/>
+        </w:pBdr>
+      </w:pPr>
+      <w:r>
+        <w:rPr>
+          <w:rFonts w:ascii="Arial" w:hAnsi="Arial"/>
+          <w:b/>
+          <w:color w:val="000000"/>
+          <w:sz w:val="26"/>
+        </w:rPr>
+        <w:t>Examples</w:t>
+      </w:r>
+    </w:p>
+    <w:p>
+      <w:pPr>
+        <w:pStyle w:val="ListBullet"/>
+      </w:pPr>
+      <w:r>
+        <w:rPr>
+          <w:rFonts w:ascii="Arial" w:hAnsi="Arial"/>
+          <w:sz w:val="22"/>
+        </w:rPr>
+        <w:t>t=22-7 off — display and backlight off from 10:00 PM through 6:59 AM.</w:t>
+      </w:r>
+    </w:p>
+    <w:p>
+      <w:pPr>
+        <w:pStyle w:val="ListBullet"/>
+      </w:pPr>
+      <w:r>
+        <w:rPr>
+          <w:rFonts w:ascii="Arial" w:hAnsi="Arial"/>
+          <w:sz w:val="22"/>
+        </w:rPr>
+        <w:t>t=22:30-6:30 br=2 lb=1 ck=alwayson — dim overnight and show only the time.</w:t>
+      </w:r>
+    </w:p>
+    <w:p>
+      <w:pPr>
+        <w:pStyle w:val="ListBullet"/>
+      </w:pPr>
+      <w:r>
+        <w:rPr>
+          <w:rFonts w:ascii="Arial" w:hAnsi="Arial"/>
+          <w:sz w:val="22"/>
+        </w:rPr>
+        <w:t>t=6-9 wd ot=on cc=on — on weekday mornings, add the outside temperature and current conditions to the weather display.</w:t>
+      </w:r>
+    </w:p>
+    <w:p>
+      <w:pPr>
+        <w:pStyle w:val="ListBullet"/>
+      </w:pPr>
+      <w:r>
+        <w:rPr>
+          <w:rFonts w:ascii="Arial" w:hAnsi="Arial"/>
+          <w:sz w:val="22"/>
+        </w:rPr>
+        <w:t>t=all we bl=twinkle — Twinkle backlight all day on weekends.</w:t>
+      </w:r>
+    </w:p>
+    <w:p>
+      <w:pPr>
+        <w:pStyle w:val="Heading2"/>
+        <w:keepNext/>
+        <w:spacing w:before="280" w:after="120"/>
+        <w:pBdr>
+          <w:top w:val="single" w:sz="8" w:space="4" w:color="000000"/>
+          <w:top w:val="single" w:sz="8" w:space="4" w:color="000000"/>
+        </w:pBdr>
+      </w:pPr>
+      <w:r>
+        <w:rPr>
+          <w:rFonts w:ascii="Arial" w:hAnsi="Arial"/>
+          <w:b/>
+          <w:color w:val="000000"/>
+          <w:sz w:val="26"/>
+        </w:rPr>
+        <w:t>Priority</w:t>
+      </w:r>
+    </w:p>
+    <w:p>
+      <w:r>
+        <w:rPr>
+          <w:rFonts w:ascii="Arial" w:hAnsi="Arial"/>
+          <w:sz w:val="22"/>
+        </w:rPr>
+        <w:t>Rules are evaluated every minute. When two or more matching rules set the same field, the rule higher in the Schedule wins; rules that set different fields combine. Use the up and down arrows to change a rule's priority.</w:t>
+      </w:r>
+    </w:p>
+    <w:p>
+      <w:pPr>
+        <w:pStyle w:val="Heading2"/>
+        <w:keepNext/>
+        <w:spacing w:before="280" w:after="120"/>
+        <w:pBdr>
+          <w:top w:val="single" w:sz="8" w:space="4" w:color="000000"/>
+          <w:top w:val="single" w:sz="8" w:space="4" w:color="000000"/>
+        </w:pBdr>
+      </w:pPr>
+      <w:r>
+        <w:rPr>
+          <w:rFonts w:ascii="Arial" w:hAnsi="Arial"/>
+          <w:b/>
+          <w:color w:val="000000"/>
+          <w:sz w:val="26"/>
+        </w:rPr>
+        <w:t>Rules Enabled and Manual Changes</w:t>
+      </w:r>
+    </w:p>
+    <w:p>
+      <w:r>
+        <w:rPr>
+          <w:rFonts w:ascii="Arial" w:hAnsi="Arial"/>
+          <w:sz w:val="22"/>
+        </w:rPr>
+        <w:t>Rules Enabled switches the whole schedule off without deleting anything — useful when guests are visiting and the night-time dimming is not wanted. It is not saved; after any restart it returns to On and the schedule resumes.</w:t>
+      </w:r>
+    </w:p>
+    <w:p>
+      <w:r>
+        <w:rPr>
+          <w:rFonts w:ascii="Arial" w:hAnsi="Arial"/>
+          <w:sz w:val="22"/>
+        </w:rPr>
+        <w:t>A manual settings change while a rule is in effect turns Rules off. This applies to any setting changed on the live interface (including Rules Timeout and the Firmware URL) and to an SW2 click that changes the expletive level. The clock returns to its saved settings plus the change just made, and the page reloads with Rules Enabled showing Off. Turn Rules Enabled back on, or restart the clock, to resume the schedule. Editing rules, the Rules Enabled switch itself, sending a display message, the System page buttons, Automatic Updates, and an SW1 click do not turn Rules off.</w:t>
+      </w:r>
+    </w:p>
+    <w:p>
+      <w:r>
+        <w:rPr>
+          <w:rFonts w:ascii="Arial" w:hAnsi="Arial"/>
+          <w:sz w:val="22"/>
+        </w:rPr>
+        <w:t>SW1: a single click while a rule is in effect shows the time at the saved settings for the Rules Timeout period, after which the rule applies again (see Section 4).</w:t>
       </w:r>
     </w:p>
     <w:p>
       <w:pPr>
         <w:sectPr>
-          <w:headerReference w:type="default" r:id="rId161"/>
-          <w:footerReference w:type="default" r:id="rId162"/>
+          <w:headerReference w:type="default" r:id="rId203"/>
+          <w:footerReference w:type="default" r:id="rId204"/>
           <w:pgSz w:w="12240" w:h="15840"/>
           <w:pgMar w:top="1440" w:right="1800" w:bottom="1440" w:left="1800" w:header="720" w:footer="720" w:gutter="0"/>
           <w:cols w:space="720"/>
@@ -7638,7 +8383,7 @@
                 <w:rFonts w:ascii="Arial" w:hAnsi="Arial"/>
                 <w:sz w:val="20"/>
               </w:rPr>
-              <w:t>Israel Wave</w:t>
+              <w:t>Blue-White Wave</w:t>
             </w:r>
           </w:p>
         </w:tc>
@@ -7858,7 +8603,7 @@
                 <w:rFonts w:ascii="Arial" w:hAnsi="Arial"/>
                 <w:sz w:val="20"/>
               </w:rPr>
-              <w:t>Red Fade</w:t>
+              <w:t>Larson Scanner</w:t>
             </w:r>
           </w:p>
         </w:tc>
@@ -7872,7 +8617,7 @@
                 <w:rFonts w:ascii="Arial" w:hAnsi="Arial"/>
                 <w:sz w:val="20"/>
               </w:rPr>
-              <w:t>Red sine-wave fade</w:t>
+              <w:t>A light sweeps back and forth one digit at a time, about one second per sweep</w:t>
             </w:r>
           </w:p>
         </w:tc>
@@ -7902,7 +8647,7 @@
                 <w:rFonts w:ascii="Arial" w:hAnsi="Arial"/>
                 <w:sz w:val="20"/>
               </w:rPr>
-              <w:t>Green Fade</w:t>
+              <w:t>Red Wave</w:t>
             </w:r>
           </w:p>
         </w:tc>
@@ -7916,7 +8661,7 @@
                 <w:rFonts w:ascii="Arial" w:hAnsi="Arial"/>
                 <w:sz w:val="20"/>
               </w:rPr>
-              <w:t>Green sine-wave fade</w:t>
+              <w:t>Red sine-wave fade</w:t>
             </w:r>
           </w:p>
         </w:tc>
@@ -7946,7 +8691,7 @@
                 <w:rFonts w:ascii="Arial" w:hAnsi="Arial"/>
                 <w:sz w:val="20"/>
               </w:rPr>
-              <w:t>Blue Fade</w:t>
+              <w:t>Green Wave</w:t>
             </w:r>
           </w:p>
         </w:tc>
@@ -7960,7 +8705,7 @@
                 <w:rFonts w:ascii="Arial" w:hAnsi="Arial"/>
                 <w:sz w:val="20"/>
               </w:rPr>
-              <w:t>Blue sine-wave fade</w:t>
+              <w:t>Green sine-wave fade</w:t>
             </w:r>
           </w:p>
         </w:tc>
@@ -7990,7 +8735,7 @@
                 <w:rFonts w:ascii="Arial" w:hAnsi="Arial"/>
                 <w:sz w:val="20"/>
               </w:rPr>
-              <w:t>Solid Red</w:t>
+              <w:t>Blue Wave</w:t>
             </w:r>
           </w:p>
         </w:tc>
@@ -8004,7 +8749,7 @@
                 <w:rFonts w:ascii="Arial" w:hAnsi="Arial"/>
                 <w:sz w:val="20"/>
               </w:rPr>
-              <w:t>Steady red, no animation</w:t>
+              <w:t>Blue sine-wave fade</w:t>
             </w:r>
           </w:p>
         </w:tc>
@@ -8034,7 +8779,7 @@
                 <w:rFonts w:ascii="Arial" w:hAnsi="Arial"/>
                 <w:sz w:val="20"/>
               </w:rPr>
-              <w:t>Solid Green</w:t>
+              <w:t>Solid Red</w:t>
             </w:r>
           </w:p>
         </w:tc>
@@ -8048,7 +8793,7 @@
                 <w:rFonts w:ascii="Arial" w:hAnsi="Arial"/>
                 <w:sz w:val="20"/>
               </w:rPr>
-              <w:t>Steady green, no animation</w:t>
+              <w:t>Steady red, no animation</w:t>
             </w:r>
           </w:p>
         </w:tc>
@@ -8078,7 +8823,7 @@
                 <w:rFonts w:ascii="Arial" w:hAnsi="Arial"/>
                 <w:sz w:val="20"/>
               </w:rPr>
-              <w:t>Solid Blue</w:t>
+              <w:t>Solid Green</w:t>
             </w:r>
           </w:p>
         </w:tc>
@@ -8092,7 +8837,7 @@
                 <w:rFonts w:ascii="Arial" w:hAnsi="Arial"/>
                 <w:sz w:val="20"/>
               </w:rPr>
-              <w:t>Steady blue, no animation</w:t>
+              <w:t>Steady green, no animation</w:t>
             </w:r>
           </w:p>
         </w:tc>
@@ -8122,7 +8867,7 @@
                 <w:rFonts w:ascii="Arial" w:hAnsi="Arial"/>
                 <w:sz w:val="20"/>
               </w:rPr>
-              <w:t>Cycle 1–9</w:t>
+              <w:t>Solid Blue</w:t>
             </w:r>
           </w:p>
         </w:tc>
@@ -8136,7 +8881,51 @@
                 <w:rFonts w:ascii="Arial" w:hAnsi="Arial"/>
                 <w:sz w:val="20"/>
               </w:rPr>
-              <w:t>Rotates through effects 1–9, switching every 10 seconds at the top of each minute</w:t>
+              <w:t>Steady blue, no animation</w:t>
+            </w:r>
+          </w:p>
+        </w:tc>
+      </w:tr>
+      <w:tr>
+        <w:tc>
+          <w:tcPr>
+            <w:tcW w:type="dxa" w:w="2880"/>
+          </w:tcPr>
+          <w:p>
+            <w:r>
+              <w:rPr>
+                <w:rFonts w:ascii="Arial" w:hAnsi="Arial"/>
+                <w:sz w:val="20"/>
+              </w:rPr>
+              <w:t>14</w:t>
+            </w:r>
+          </w:p>
+        </w:tc>
+        <w:tc>
+          <w:tcPr>
+            <w:tcW w:type="dxa" w:w="2880"/>
+          </w:tcPr>
+          <w:p>
+            <w:r>
+              <w:rPr>
+                <w:rFonts w:ascii="Arial" w:hAnsi="Arial"/>
+                <w:sz w:val="20"/>
+              </w:rPr>
+              <w:t>Cycle Effects</w:t>
+            </w:r>
+          </w:p>
+        </w:tc>
+        <w:tc>
+          <w:tcPr>
+            <w:tcW w:type="dxa" w:w="2880"/>
+          </w:tcPr>
+          <w:p>
+            <w:r>
+              <w:rPr>
+                <w:rFonts w:ascii="Arial" w:hAnsi="Arial"/>
+                <w:sz w:val="20"/>
+              </w:rPr>
+              <w:t>Steps through effects 1–10, changing once a minute at the top of the minute</w:t>
             </w:r>
           </w:p>
         </w:tc>
@@ -8158,14 +8947,23 @@
           <w:rFonts w:ascii="Arial" w:hAnsi="Arial"/>
           <w:sz w:val="22"/>
         </w:rPr>
-        <w:t>Status indication: when the time source (Wi-Fi/NTP or GPS) is lost, the leftmost LED briefly turns off and back on roughly every 1.5 seconds. This indicator can be temporarily blanked by the configured period override.</w:t>
+        <w:t>Display LED Grouping (models with more than one LED behind each digit): Separate runs every LED independently; Matched gives all the LEDs under each digit one shared color. Rules can change it with the gr key.</w:t>
+      </w:r>
+    </w:p>
+    <w:p>
+      <w:r>
+        <w:rPr>
+          <w:rFonts w:ascii="Arial" w:hAnsi="Arial"/>
+          <w:sz w:val="22"/>
+        </w:rPr>
+        <w:t>Status indication: while the WiFi or NTP connection is lost, the LEDs behind the leftmost character turn off briefly every 2 seconds (see Section 3).</w:t>
       </w:r>
     </w:p>
     <w:p>
       <w:pPr>
         <w:sectPr>
-          <w:headerReference w:type="default" r:id="rId163"/>
-          <w:footerReference w:type="default" r:id="rId164"/>
+          <w:headerReference w:type="default" r:id="rId205"/>
+          <w:footerReference w:type="default" r:id="rId206"/>
           <w:pgSz w:w="12240" w:h="15840"/>
           <w:pgMar w:top="1440" w:right="1800" w:bottom="1440" w:left="1800" w:header="720" w:footer="720" w:gutter="0"/>
           <w:cols w:space="720"/>
@@ -8195,7 +8993,7 @@
           <w:color w:val="C25600"/>
           <w:sz w:val="40"/>
         </w:rPr>
-        <w:t>10. Word and Time Change Effects</w:t>
+        <w:t>10. Word Change Effect</w:t>
       </w:r>
     </w:p>
     <w:p>
@@ -8217,36 +9015,7 @@
           <w:rFonts w:ascii="Arial" w:hAnsi="Arial"/>
           <w:sz w:val="22"/>
         </w:rPr>
-        <w:t>Two independent transition effects animate how new content appears on the display.</w:t>
-      </w:r>
-    </w:p>
-    <w:p>
-      <w:pPr>
-        <w:pStyle w:val="Heading2"/>
-        <w:keepNext/>
-        <w:spacing w:before="280" w:after="120"/>
-        <w:pBdr>
-          <w:top w:val="single" w:sz="8" w:space="4" w:color="000000"/>
-          <w:top w:val="single" w:sz="8" w:space="4" w:color="000000"/>
-        </w:pBdr>
-      </w:pPr>
-      <w:r>
-        <w:rPr>
-          <w:rFonts w:ascii="Arial" w:hAnsi="Arial"/>
-          <w:b/>
-          <w:color w:val="000000"/>
-          <w:sz w:val="26"/>
-        </w:rPr>
-        <w:t>Word Change Effect</w:t>
-      </w:r>
-    </w:p>
-    <w:p>
-      <w:r>
-        <w:rPr>
-          <w:rFonts w:ascii="Arial" w:hAnsi="Arial"/>
-          <w:sz w:val="22"/>
-        </w:rPr>
-        <w:t>Applied each time a new word from the active library replaces the previous word.</w:t>
+        <w:t>Word Change Effect animates how each new word from the active library replaces the previous word.</w:t>
       </w:r>
     </w:p>
     <w:tbl>
@@ -8470,7 +9239,7 @@
                 <w:rFonts w:ascii="Arial" w:hAnsi="Arial"/>
                 <w:sz w:val="20"/>
               </w:rPr>
-              <w:t>Per-segment "energize" sweep — looks particularly good on VFD models</w:t>
+              <w:t>Per-segment "energize" sweep — looks particularly good on VFD models (default)</w:t>
             </w:r>
           </w:p>
         </w:tc>
@@ -8500,275 +9269,27 @@
                 <w:rFonts w:ascii="Arial" w:hAnsi="Arial"/>
                 <w:sz w:val="20"/>
               </w:rPr>
-              <w:t>Picks a random slide direction each time</w:t>
+              <w:t>Picks one of the slide directions or Energize each time</w:t>
             </w:r>
           </w:p>
         </w:tc>
       </w:tr>
     </w:tbl>
     <w:p/>
-    <w:p>
-      <w:pPr>
-        <w:pStyle w:val="Heading2"/>
-        <w:keepNext/>
-        <w:spacing w:before="280" w:after="120"/>
-        <w:pBdr>
-          <w:top w:val="single" w:sz="8" w:space="4" w:color="000000"/>
-          <w:top w:val="single" w:sz="8" w:space="4" w:color="000000"/>
-        </w:pBdr>
-      </w:pPr>
-      <w:r>
-        <w:rPr>
-          <w:rFonts w:ascii="Arial" w:hAnsi="Arial"/>
-          <w:b/>
-          <w:color w:val="000000"/>
-          <w:sz w:val="26"/>
-        </w:rPr>
-        <w:t>Time Change Effect</w:t>
-      </w:r>
-    </w:p>
     <w:p>
       <w:r>
         <w:rPr>
           <w:rFonts w:ascii="Arial" w:hAnsi="Arial"/>
           <w:sz w:val="22"/>
         </w:rPr>
-        <w:t>Applied each time the displayed time updates (controlled by Clock Mode — see Section 7).</w:t>
+        <w:t>The time and date always appear without a transition effect; the Time Change Effect setting of earlier firmware has been removed.</w:t>
       </w:r>
     </w:p>
-    <w:tbl>
-      <w:tblPr>
-        <w:tblStyle w:val="TableGrid"/>
-        <w:tblW w:type="auto" w:w="0"/>
-        <w:tblLook w:firstColumn="1" w:firstRow="1" w:lastColumn="0" w:lastRow="0" w:noHBand="0" w:noVBand="1" w:val="04A0"/>
-      </w:tblPr>
-      <w:tblGrid>
-        <w:gridCol w:w="4320"/>
-        <w:gridCol w:w="4320"/>
-      </w:tblGrid>
-      <w:tr>
-        <w:tc>
-          <w:tcPr>
-            <w:tcW w:type="dxa" w:w="4320"/>
-            <w:shd w:val="clear" w:color="auto" w:fill="C25600"/>
-          </w:tcPr>
-          <w:p>
-            <w:r>
-              <w:rPr>
-                <w:rFonts w:ascii="Arial" w:hAnsi="Arial"/>
-                <w:b/>
-                <w:color w:val="FFFFFF"/>
-                <w:sz w:val="20"/>
-              </w:rPr>
-              <w:t>Effect</w:t>
-            </w:r>
-          </w:p>
-        </w:tc>
-        <w:tc>
-          <w:tcPr>
-            <w:tcW w:type="dxa" w:w="4320"/>
-            <w:shd w:val="clear" w:color="auto" w:fill="C25600"/>
-          </w:tcPr>
-          <w:p>
-            <w:r>
-              <w:rPr>
-                <w:rFonts w:ascii="Arial" w:hAnsi="Arial"/>
-                <w:b/>
-                <w:color w:val="FFFFFF"/>
-                <w:sz w:val="20"/>
-              </w:rPr>
-              <w:t>Description</w:t>
-            </w:r>
-          </w:p>
-        </w:tc>
-      </w:tr>
-      <w:tr>
-        <w:tc>
-          <w:tcPr>
-            <w:tcW w:type="dxa" w:w="4320"/>
-          </w:tcPr>
-          <w:p>
-            <w:r>
-              <w:rPr>
-                <w:rFonts w:ascii="Arial" w:hAnsi="Arial"/>
-                <w:sz w:val="20"/>
-              </w:rPr>
-              <w:t>Off</w:t>
-            </w:r>
-          </w:p>
-        </w:tc>
-        <w:tc>
-          <w:tcPr>
-            <w:tcW w:type="dxa" w:w="4320"/>
-          </w:tcPr>
-          <w:p>
-            <w:r>
-              <w:rPr>
-                <w:rFonts w:ascii="Arial" w:hAnsi="Arial"/>
-                <w:sz w:val="20"/>
-              </w:rPr>
-              <w:t>Instant replacement, no animation</w:t>
-            </w:r>
-          </w:p>
-        </w:tc>
-      </w:tr>
-      <w:tr>
-        <w:tc>
-          <w:tcPr>
-            <w:tcW w:type="dxa" w:w="4320"/>
-          </w:tcPr>
-          <w:p>
-            <w:r>
-              <w:rPr>
-                <w:rFonts w:ascii="Arial" w:hAnsi="Arial"/>
-                <w:sz w:val="20"/>
-              </w:rPr>
-              <w:t>Slide Up</w:t>
-            </w:r>
-          </w:p>
-        </w:tc>
-        <w:tc>
-          <w:tcPr>
-            <w:tcW w:type="dxa" w:w="4320"/>
-          </w:tcPr>
-          <w:p>
-            <w:r>
-              <w:rPr>
-                <w:rFonts w:ascii="Arial" w:hAnsi="Arial"/>
-                <w:sz w:val="20"/>
-              </w:rPr>
-              <w:t>New time slides in from below</w:t>
-            </w:r>
-          </w:p>
-        </w:tc>
-      </w:tr>
-      <w:tr>
-        <w:tc>
-          <w:tcPr>
-            <w:tcW w:type="dxa" w:w="4320"/>
-          </w:tcPr>
-          <w:p>
-            <w:r>
-              <w:rPr>
-                <w:rFonts w:ascii="Arial" w:hAnsi="Arial"/>
-                <w:sz w:val="20"/>
-              </w:rPr>
-              <w:t>Slide Down</w:t>
-            </w:r>
-          </w:p>
-        </w:tc>
-        <w:tc>
-          <w:tcPr>
-            <w:tcW w:type="dxa" w:w="4320"/>
-          </w:tcPr>
-          <w:p>
-            <w:r>
-              <w:rPr>
-                <w:rFonts w:ascii="Arial" w:hAnsi="Arial"/>
-                <w:sz w:val="20"/>
-              </w:rPr>
-              <w:t>New time slides in from above</w:t>
-            </w:r>
-          </w:p>
-        </w:tc>
-      </w:tr>
-      <w:tr>
-        <w:tc>
-          <w:tcPr>
-            <w:tcW w:type="dxa" w:w="4320"/>
-          </w:tcPr>
-          <w:p>
-            <w:r>
-              <w:rPr>
-                <w:rFonts w:ascii="Arial" w:hAnsi="Arial"/>
-                <w:sz w:val="20"/>
-              </w:rPr>
-              <w:t>Slide Left</w:t>
-            </w:r>
-          </w:p>
-        </w:tc>
-        <w:tc>
-          <w:tcPr>
-            <w:tcW w:type="dxa" w:w="4320"/>
-          </w:tcPr>
-          <w:p>
-            <w:r>
-              <w:rPr>
-                <w:rFonts w:ascii="Arial" w:hAnsi="Arial"/>
-                <w:sz w:val="20"/>
-              </w:rPr>
-              <w:t>New time slides in from the right</w:t>
-            </w:r>
-          </w:p>
-        </w:tc>
-      </w:tr>
-      <w:tr>
-        <w:tc>
-          <w:tcPr>
-            <w:tcW w:type="dxa" w:w="4320"/>
-          </w:tcPr>
-          <w:p>
-            <w:r>
-              <w:rPr>
-                <w:rFonts w:ascii="Arial" w:hAnsi="Arial"/>
-                <w:sz w:val="20"/>
-              </w:rPr>
-              <w:t>Slide Right</w:t>
-            </w:r>
-          </w:p>
-        </w:tc>
-        <w:tc>
-          <w:tcPr>
-            <w:tcW w:type="dxa" w:w="4320"/>
-          </w:tcPr>
-          <w:p>
-            <w:r>
-              <w:rPr>
-                <w:rFonts w:ascii="Arial" w:hAnsi="Arial"/>
-                <w:sz w:val="20"/>
-              </w:rPr>
-              <w:t>New time slides in from the left (default)</w:t>
-            </w:r>
-          </w:p>
-        </w:tc>
-      </w:tr>
-      <w:tr>
-        <w:tc>
-          <w:tcPr>
-            <w:tcW w:type="dxa" w:w="4320"/>
-          </w:tcPr>
-          <w:p>
-            <w:r>
-              <w:rPr>
-                <w:rFonts w:ascii="Arial" w:hAnsi="Arial"/>
-                <w:sz w:val="20"/>
-              </w:rPr>
-              <w:t>Random</w:t>
-            </w:r>
-          </w:p>
-        </w:tc>
-        <w:tc>
-          <w:tcPr>
-            <w:tcW w:type="dxa" w:w="4320"/>
-          </w:tcPr>
-          <w:p>
-            <w:r>
-              <w:rPr>
-                <w:rFonts w:ascii="Arial" w:hAnsi="Arial"/>
-                <w:sz w:val="20"/>
-              </w:rPr>
-              <w:t>Picks a random slide direction each time</w:t>
-            </w:r>
-          </w:p>
-        </w:tc>
-      </w:tr>
-    </w:tbl>
-    <w:p/>
     <w:p>
       <w:pPr>
         <w:sectPr>
-          <w:headerReference w:type="default" r:id="rId165"/>
-          <w:footerReference w:type="default" r:id="rId166"/>
+          <w:headerReference w:type="default" r:id="rId207"/>
+          <w:footerReference w:type="default" r:id="rId208"/>
           <w:pgSz w:w="12240" w:h="15840"/>
           <w:pgMar w:top="1440" w:right="1800" w:bottom="1440" w:left="1800" w:header="720" w:footer="720" w:gutter="0"/>
           <w:cols w:space="720"/>
@@ -8798,7 +9319,7 @@
           <w:color w:val="C25600"/>
           <w:sz w:val="40"/>
         </w:rPr>
-        <w:t>11. Info Display Cycle</w:t>
+        <w:t>11. Date, Weather, and Announcements</w:t>
       </w:r>
     </w:p>
     <w:p>
@@ -8820,7 +9341,7 @@
           <w:rFonts w:ascii="Arial" w:hAnsi="Arial"/>
           <w:sz w:val="22"/>
         </w:rPr>
-        <w:t>The clock periodically interrupts the rotating word display to show date, weather, and announcement information. Most info shown depends on the configured Date Display, weather, and announcement settings.</w:t>
+        <w:t>Between words, the clock shows the date, weather, and announcements at set seconds of each minute, according to the Date Display, weather, and announcement settings.</w:t>
       </w:r>
     </w:p>
     <w:p>
@@ -8840,7 +9361,7 @@
           <w:color w:val="000000"/>
           <w:sz w:val="26"/>
         </w:rPr>
-        <w:t>Information Shown (if enabled)</w:t>
+        <w:t>Date</w:t>
       </w:r>
     </w:p>
     <w:p>
@@ -8849,43 +9370,7 @@
           <w:rFonts w:ascii="Arial" w:hAnsi="Arial"/>
           <w:sz w:val="22"/>
         </w:rPr>
-        <w:t>Date: Displayed as MM/DD/YY, DD/MM/YY, YY/MM/DD, or US English Verbose ("April 29, 2026"). Set Date Display to Off to skip the date.</w:t>
-      </w:r>
-    </w:p>
-    <w:p>
-      <w:r>
-        <w:rPr>
-          <w:rFonts w:ascii="Arial" w:hAnsi="Arial"/>
-          <w:sz w:val="22"/>
-        </w:rPr>
-        <w:t>Inside Weather: Read from a BME280 sensor on the I²C bus (auto-detected at addresses 0x76 and 0x77). Temperature alone, or temperature with humidity. The Inside Temperature Offset can be used to correct sensor calibration.</w:t>
-      </w:r>
-    </w:p>
-    <w:p>
-      <w:r>
-        <w:rPr>
-          <w:rFonts w:ascii="Arial" w:hAnsi="Arial"/>
-          <w:sz w:val="22"/>
-        </w:rPr>
-        <w:t>Outside Weather: Fetched from Visual Crossing (https://visualcrossing.com — a free API key is required). Up to five elements can be displayed: temperature, humidity, pressure, wind, and conditions. Wind shows as both speed and 16-point compass direction (N, NNE, NE, ENE, E, ...).</w:t>
-      </w:r>
-    </w:p>
-    <w:p>
-      <w:r>
-        <w:rPr>
-          <w:rFonts w:ascii="Arial" w:hAnsi="Arial"/>
-          <w:sz w:val="22"/>
-        </w:rPr>
-        <w:t>Current Conditions: A short text description (e.g. "PARTLY CLOUDY") appended to the outside weather display when enabled.</w:t>
-      </w:r>
-    </w:p>
-    <w:p>
-      <w:r>
-        <w:rPr>
-          <w:rFonts w:ascii="Arial" w:hAnsi="Arial"/>
-          <w:sz w:val="22"/>
-        </w:rPr>
-        <w:t>Announcements: Day-of-month or month-and-day messages from the Library 1 announcements file (see Section 12). Shown every 30 or 60 seconds when enabled, or on demand at midnight.</w:t>
+        <w:t>Displayed once a minute at the Date Display Start Second (default :10), as MM/DD/YY, DD/MM/YY, YY/MM/DD, or US English Verbose ("April 29, 2026"). Set Date Display to Off to skip the date. The date is not shown while Clock Mode is Always On or during an SW1 wake.</w:t>
       </w:r>
     </w:p>
     <w:p>
@@ -8905,7 +9390,7 @@
           <w:color w:val="000000"/>
           <w:sz w:val="26"/>
         </w:rPr>
-        <w:t>Display Timing</w:t>
+        <w:t>Weather</w:t>
       </w:r>
     </w:p>
     <w:p>
@@ -8914,7 +9399,7 @@
           <w:rFonts w:ascii="Arial" w:hAnsi="Arial"/>
           <w:sz w:val="22"/>
         </w:rPr>
-        <w:t>Info Display Start Second (0–59) controls when in each minute the date / weather / announcement cycle begins. Display Duration (5 s or 10 s) controls how long each weather element is held on the display before transitioning to the next.</w:t>
+        <w:t>Weather appears as a single scrolling line at the weather Start Second (default :35), on the minutes that match the Display Interval (every minute, every 5 or 15 minutes, or once an hour). Display Duration (5, 10, or 20 seconds) sets how long the whole line takes to scroll across the display. Weather is shown only when Clock Mode is 15, 30, or 60 Seconds (it is not shown in Off or Always On).</w:t>
       </w:r>
     </w:p>
     <w:p>
@@ -8923,7 +9408,25 @@
           <w:rFonts w:ascii="Arial" w:hAnsi="Arial"/>
           <w:sz w:val="22"/>
         </w:rPr>
-        <w:t>Labels can be turned Off, Short ("T-72.4F"), or Long ("TEMPERATURE 72.4F") to fit different display widths.</w:t>
+        <w:t>Inside Weather: Read from a BME280 sensor on the I²C bus (auto-detected at addresses 0x76 and 0x77). Temperature, pressure, and humidity can each be turned on separately. The Inside Offset (whole degrees) is added to the inside temperature to correct sensor calibration.</w:t>
+      </w:r>
+    </w:p>
+    <w:p>
+      <w:r>
+        <w:rPr>
+          <w:rFonts w:ascii="Arial" w:hAnsi="Arial"/>
+          <w:sz w:val="22"/>
+        </w:rPr>
+        <w:t>Outside Weather: Fetched from Visual Crossing (https://visualcrossing.com — a free API key is required, together with a postal code or latitude/longitude and a country code). Temperature, pressure, humidity, wind, and current conditions can each be turned on separately. Wind shows as speed plus a 16-point compass direction (N, NNE, NE, ENE, E, ...). Current Conditions adds a short text description (e.g. "PARTLY CLOUDY").</w:t>
+      </w:r>
+    </w:p>
+    <w:p>
+      <w:r>
+        <w:rPr>
+          <w:rFonts w:ascii="Arial" w:hAnsi="Arial"/>
+          <w:sz w:val="22"/>
+        </w:rPr>
+        <w:t>Readings are shown as whole numbers. Fahrenheit shows wind in mph; Celsius and Kelvin show km/h. Pressure is shown in inches of mercury (inHg) or millibars (mb). When both inside and outside readings are shown, they are prefixed IN- and OUT- (INSIDE- and OUTSIDE- with Long labels). Labels can be turned Off, Short ("T-72F"), or Long ("TEMPERATURE 72F") to fit different display widths.</w:t>
       </w:r>
     </w:p>
     <w:p>
@@ -8952,14 +9455,43 @@
           <w:rFonts w:ascii="Arial" w:hAnsi="Arial"/>
           <w:sz w:val="22"/>
         </w:rPr>
-        <w:t>When outside weather is enabled, the clock fetches a fresh forecast every 15 minutes. If the fetch fails, it retries after 5 minutes. Data older than 1 hour is treated as stale and the previous values are cleared until a successful fetch.</w:t>
+        <w:t>When outside weather is enabled, the clock fetches fresh data every 15 minutes. If the fetch fails, it retries after 5 minutes. Data older than 1 hour is treated as stale and the outside values are cleared until a successful fetch occurs. A weather setting changed on the live page takes effect within about a minute.</w:t>
+      </w:r>
+    </w:p>
+    <w:p>
+      <w:pPr>
+        <w:pStyle w:val="Heading2"/>
+        <w:keepNext/>
+        <w:spacing w:before="280" w:after="120"/>
+        <w:pBdr>
+          <w:top w:val="single" w:sz="8" w:space="4" w:color="000000"/>
+          <w:top w:val="single" w:sz="8" w:space="4" w:color="000000"/>
+        </w:pBdr>
+      </w:pPr>
+      <w:r>
+        <w:rPr>
+          <w:rFonts w:ascii="Arial" w:hAnsi="Arial"/>
+          <w:b/>
+          <w:color w:val="000000"/>
+          <w:sz w:val="26"/>
+        </w:rPr>
+        <w:t>Announcements</w:t>
+      </w:r>
+    </w:p>
+    <w:p>
+      <w:r>
+        <w:rPr>
+          <w:rFonts w:ascii="Arial" w:hAnsi="Arial"/>
+          <w:sz w:val="22"/>
+        </w:rPr>
+        <w:t>Announcements are month-and-day messages from the Library 1 announcements file (see Section 12). On a day with a matching entry, the announcement replaces a word at :20 of each minute (Every 60 Seconds) or at :20 and :50 (Every 30 Seconds). The file is checked at startup and at midnight. While Clock Mode is Always On, announcements appear only when Announcement Override is On.</w:t>
       </w:r>
     </w:p>
     <w:p>
       <w:pPr>
         <w:sectPr>
-          <w:headerReference w:type="default" r:id="rId167"/>
-          <w:footerReference w:type="default" r:id="rId168"/>
+          <w:headerReference w:type="default" r:id="rId209"/>
+          <w:footerReference w:type="default" r:id="rId210"/>
           <w:pgSz w:w="12240" w:h="15840"/>
           <w:pgMar w:top="1440" w:right="1800" w:bottom="1440" w:left="1800" w:header="720" w:footer="720" w:gutter="0"/>
           <w:cols w:space="720"/>
@@ -9011,7 +9543,7 @@
           <w:rFonts w:ascii="Arial" w:hAnsi="Arial"/>
           <w:sz w:val="22"/>
         </w:rPr>
-        <w:t>Words, fonts, system messages, expletives, and announcements are all stored on a removable SD card. Each library is a folder at the root of the card, and the files inside share the same base name as the folder. Up to five libraries can be active at once; the SD card may contain up to 25 library folders to choose from.</w:t>
+        <w:t>Words, fonts, system messages, expletives, and announcements are all stored on a removable SD card. Each library is a folder at the root of the card, and the files inside share the same base name as the folder. Up to five libraries can be active at once; the SD card may contain up to 31 library folders to choose from.</w:t>
       </w:r>
     </w:p>
     <w:p>
@@ -9076,7 +9608,7 @@
           <w:rFonts w:ascii="Arial" w:hAnsi="Arial"/>
           <w:sz w:val="22"/>
         </w:rPr>
-        <w:t>/English/English.idx — search index (optional, auto-generated)</w:t>
+        <w:t>/English/English.idx — search index (optional; built by Reindex)</w:t>
       </w:r>
     </w:p>
     <w:p>
@@ -9150,7 +9682,7 @@
           <w:rFonts w:ascii="Arial" w:hAnsi="Arial"/>
           <w:sz w:val="22"/>
         </w:rPr>
-        <w:t>Plain-text files. Each line begins with 16 zeros and ones describing the segment states for one character, in the order: u t s r p n m k h g f e d c b a. ASCII characters from 32 to 255 may be defined within the limits of the display hardware. Comments after the 16-character segment definition are ignored.</w:t>
+        <w:t>Plain-text files. Each line begins with 16 zeros and ones describing the segment states for one character, in the order: u t s r p n m k h g f e d c b a. ASCII characters from 32 to 255 may be defined within the limits of the display hardware. Comments after the 16-character segment definition are ignored. A library without its own font file uses the Library 1 font.</w:t>
       </w:r>
     </w:p>
     <w:p>
@@ -9257,7 +9789,7 @@
           <w:rFonts w:ascii="Arial" w:hAnsi="Arial"/>
           <w:sz w:val="22"/>
         </w:rPr>
-        <w:t>Required only in Library 1. The default message file supplies the strings shown for system events (Wi-Fi, GPS, NTP, AP, expletive level names, weather, etc.). Required entries must appear in the expected order — see the supplied default file for the canonical layout.</w:t>
+        <w:t>Required only in Library 1. The default message file supplies the strings shown for system events (Wi-Fi, NTP, AP, expletive level names, Index / No Idx, etc.). Required entries must appear in the expected order — see the supplied default file for the canonical layout.</w:t>
       </w:r>
     </w:p>
     <w:p>
@@ -9315,7 +9847,7 @@
           <w:rFonts w:ascii="Arial" w:hAnsi="Arial"/>
           <w:sz w:val="22"/>
         </w:rPr>
-        <w:t>Optional, Library 1 only. Each line begins with day and month in DD-MM format followed by the announcement text (up to display-width characters). A month value of 00 fires the announcement on that day of every month.</w:t>
+        <w:t>Optional, Library 1 only. The first line is a header comment. Each following line begins with the month and day in MM-DD format, immediately followed by the announcement text (up to 31 characters; longer text than the display scrolls). For example, 04-13Happy Birthday shows on April 13. A month value of 00 shows the announcement on that day of every month. Up to 50 lines are read. If Library 1 has no .ano file, the clock uses /Announce/Announce.txt when present.</w:t>
       </w:r>
     </w:p>
     <w:p>
@@ -9344,7 +9876,7 @@
           <w:rFonts w:ascii="Arial" w:hAnsi="Arial"/>
           <w:sz w:val="22"/>
         </w:rPr>
-        <w:t>A binary-style index that lets short and long entries be selected with equal probability. Whenever a word file is edited, its index must be rebuilt. There are three ways to do this:</w:t>
+        <w:t>An index lets short and long entries be selected with equal probability. Without one, the clock still works, reading the word file directly, and shows "No Idx" for that library at startup (when Show Index Status at Start is On). Whenever a word file is edited, its index must be rebuilt. There are two ways to do this:</w:t>
       </w:r>
     </w:p>
     <w:p>
@@ -9356,7 +9888,7 @@
           <w:rFonts w:ascii="Arial" w:hAnsi="Arial"/>
           <w:sz w:val="22"/>
         </w:rPr>
-        <w:t>To rebuild every library, hold SW1 while applying power. Release once "Index" appears. The clock indexes each library in turn before continuing the boot sequence.</w:t>
+        <w:t>On the live web interface, press Reindex on the System page. Every library on the card is reindexed, with progress on the display, and the clock restarts.</w:t>
       </w:r>
     </w:p>
     <w:p>
@@ -9368,19 +9900,7 @@
           <w:rFonts w:ascii="Arial" w:hAnsi="Arial"/>
           <w:sz w:val="22"/>
         </w:rPr>
-        <w:t>To rebuild a single library, watch the boot screen — each enabled library name briefly scrolls. Press and hold SW1 while the desired library name is shown, and only that library will be reindexed.</w:t>
-      </w:r>
-    </w:p>
-    <w:p>
-      <w:pPr>
-        <w:pStyle w:val="ListBullet"/>
-      </w:pPr>
-      <w:r>
-        <w:rPr>
-          <w:rFonts w:ascii="Arial" w:hAnsi="Arial"/>
-          <w:sz w:val="22"/>
-        </w:rPr>
-        <w:t>Indexes are automatically generated on first use if missing — the clock displays "No Idx" briefly during the boot sequence to indicate which libraries lack an index.</w:t>
+        <w:t>Hold SW1 while applying power and release it when "Index" appears. The clock then shows each library folder in turn; press and hold SW1 while a library name is shown to rebuild only that library, or wait to rebuild every library. The clock restarts when finished.</w:t>
       </w:r>
     </w:p>
     <w:p>
@@ -9395,8 +9915,8 @@
     <w:p>
       <w:pPr>
         <w:sectPr>
-          <w:headerReference w:type="default" r:id="rId169"/>
-          <w:footerReference w:type="default" r:id="rId170"/>
+          <w:headerReference w:type="default" r:id="rId211"/>
+          <w:footerReference w:type="default" r:id="rId212"/>
           <w:pgSz w:w="12240" w:h="15840"/>
           <w:pgMar w:top="1440" w:right="1800" w:bottom="1440" w:left="1800" w:header="720" w:footer="720" w:gutter="0"/>
           <w:cols w:space="720"/>
@@ -9468,7 +9988,7 @@
           <w:rFonts w:ascii="Arial" w:hAnsi="Arial"/>
           <w:sz w:val="22"/>
         </w:rPr>
-        <w:t>When enabled (Light Sensor = Enabled), the clock continuously samples ambient light and dims both the display and backlight in dim rooms. The Min Display Brightness and Min Backlight Brightness settings prevent the display from going completely dark. With the sensor disabled, the configured brightness values apply at all times.</w:t>
+        <w:t>When Light Sensor is On, the clock continuously samples ambient light and dims both the display and backlight in dim rooms. The Min Display Brightness and Min Backlight Brightness settings prevent the display from going completely dark. With the sensor off, the configured brightness values apply at all times.</w:t>
       </w:r>
     </w:p>
     <w:p>
@@ -9477,7 +9997,7 @@
           <w:rFonts w:ascii="Arial" w:hAnsi="Arial"/>
           <w:sz w:val="22"/>
         </w:rPr>
-        <w:t>Calibration: triple-click SW2 to enter calibration mode. The raw sensor reading (a small number from 0 to 15) is shown on the display for 30 seconds. Use this to confirm the sensor is responding and to set the Min Brightness values appropriately for the room.</w:t>
+        <w:t>Calibration: triple-click SW2 to enter calibration mode. The sensor reading (0 to 15) is shown on the display for 30 seconds. Use this to confirm the sensor is responding and to set the Min Brightness values appropriately for the room.</w:t>
       </w:r>
     </w:p>
     <w:p>
@@ -9506,7 +10026,7 @@
           <w:rFonts w:ascii="Arial" w:hAnsi="Arial"/>
           <w:sz w:val="22"/>
         </w:rPr>
-        <w:t>When the optional PIR motion sensor is installed and a non-Off timeout is configured, the display blanks after the timeout has elapsed with no detected motion. When motion is detected, the display fades back in to the configured brightness; when motion stops and the timeout expires, the display fades out again. Available timeouts: 15 s, 1 min, 5 min, 10 min, 15 min, 30 min, and 1 hour.</w:t>
+        <w:t>When the optional PIR motion sensor is installed and Motion Sensor is set to a timeout, the display blanks after that time has elapsed with no detected motion. When motion is detected, the display fades back in to the configured brightness; when motion stops and the timeout expires, the display fades out again. Available timeouts: 15 seconds, 1, 5, 10, 15, and 30 minutes, and 1 hour.</w:t>
       </w:r>
     </w:p>
     <w:p>
@@ -9515,7 +10035,7 @@
           <w:rFonts w:ascii="Arial" w:hAnsi="Arial"/>
           <w:sz w:val="22"/>
         </w:rPr>
-        <w:t>A 30-second warm-up period applies after every power-on so that the sensor has time to stabilize.</w:t>
+        <w:t>A 30-second warm-up period, during which the display stays blank, applies after every power-on so that the sensor has time to stabilize.</w:t>
       </w:r>
     </w:p>
     <w:p>
@@ -9544,14 +10064,14 @@
           <w:rFonts w:ascii="Arial" w:hAnsi="Arial"/>
           <w:sz w:val="22"/>
         </w:rPr>
-        <w:t>If a four-pin BME280 module is connected to the I²C bus, inside temperature, humidity, and barometric pressure are auto-detected at startup (addresses 0x76 and 0x77). When detected, the Inside Weather Display options become active in the setup and live forms. The Inside Temperature Offset (−15 to +15 in 1° steps) can be used to compensate for sensor self-heating.</w:t>
+        <w:t>If a four-pin BME280 module is connected to the I²C bus, it is detected automatically at startup (addresses 0x76 and 0x77) and provides inside temperature, humidity, and barometric pressure. When it is detected, the inside weather settings appear on the live web interface. The Inside Offset (−15 to +15 in whole degrees) can be used to compensate for sensor self-heating.</w:t>
       </w:r>
     </w:p>
     <w:p>
       <w:pPr>
         <w:sectPr>
-          <w:headerReference w:type="default" r:id="rId171"/>
-          <w:footerReference w:type="default" r:id="rId172"/>
+          <w:headerReference w:type="default" r:id="rId213"/>
+          <w:footerReference w:type="default" r:id="rId214"/>
           <w:pgSz w:w="12240" w:h="15840"/>
           <w:pgMar w:top="1440" w:right="1800" w:bottom="1440" w:left="1800" w:header="720" w:footer="720" w:gutter="0"/>
           <w:cols w:space="720"/>
@@ -9581,7 +10101,7 @@
           <w:color w:val="C25600"/>
           <w:sz w:val="40"/>
         </w:rPr>
-        <w:t>14. Time Source</w:t>
+        <w:t>14. Time Synchronization</w:t>
       </w:r>
     </w:p>
     <w:p>
@@ -9623,7 +10143,7 @@
           <w:rFonts w:ascii="Arial" w:hAnsi="Arial"/>
           <w:sz w:val="22"/>
         </w:rPr>
-        <w:t>The default time source. The clock fetches time from a Network Time Protocol (NTP) server roughly every four hours, with random jitter to avoid synchronized polling. If the primary server (default time.cloudflare.com) is unreachable for more than 30 minutes, the alternate server (default time.google.com) takes over automatically. The clock falls back to the primary as soon as it becomes responsive.</w:t>
+        <w:t>The clock gets its time from a Network Time Protocol (NTP) server over Wi-Fi; GPS time is not supported by this firmware. After the first sync at startup, it re-synchronizes at the NTP Polling Interval (default every four hours). If the server in use (default primary us.pool.ntp.org) has not answered for 30 minutes, the clock switches to the alternate server (default time.google.com), and keeps alternating between the two until one answers.</w:t>
       </w:r>
     </w:p>
     <w:p>
@@ -9632,7 +10152,16 @@
           <w:rFonts w:ascii="Arial" w:hAnsi="Arial"/>
           <w:sz w:val="22"/>
         </w:rPr>
-        <w:t>NTP requires Internet access. Without an Internet connection the clock continues to run on the ESP32's internal oscillator but slowly drifts; use a router-hosted NTP server for offline networks.</w:t>
+        <w:t>Time zone, Daylight Saving Time, and Standard Time are applied automatically from the settings on the setup form's Setup page.</w:t>
+      </w:r>
+    </w:p>
+    <w:p>
+      <w:r>
+        <w:rPr>
+          <w:rFonts w:ascii="Arial" w:hAnsi="Arial"/>
+          <w:sz w:val="22"/>
+        </w:rPr>
+        <w:t>NTP requires Internet access. If the connection is lost, the clock keeps running on the ESP32's internal oscillator, but slowly drifts until the connection returns; use a router-hosted NTP server for networks without Internet access.</w:t>
       </w:r>
     </w:p>
     <w:p>
@@ -9652,7 +10181,7 @@
           <w:color w:val="000000"/>
           <w:sz w:val="26"/>
         </w:rPr>
-        <w:t>GPS</w:t>
+        <w:t>Overnight Restarts</w:t>
       </w:r>
     </w:p>
     <w:p>
@@ -9661,52 +10190,14 @@
           <w:rFonts w:ascii="Arial" w:hAnsi="Arial"/>
           <w:sz w:val="22"/>
         </w:rPr>
-        <w:t>An optional GPS receiver can be connected to the hardware serial port (RX on GPIO 12, GND, and 3.3V or 5V depending on the receiver). When Time Source is set to GPS, the clock derives time directly from satellite fixes and does not require Wi-Fi. The GPS Baud Rate setting must match the receiver — most modern receivers use 9600 (the default).</w:t>
-      </w:r>
-    </w:p>
-    <w:p>
-      <w:r>
-        <w:rPr>
-          <w:rFonts w:ascii="Arial" w:hAnsi="Arial"/>
-          <w:sz w:val="22"/>
-        </w:rPr>
-        <w:t>A clear sky view is needed for the initial fix. The display shows "GPS" while waiting for a valid time message.</w:t>
-      </w:r>
-    </w:p>
-    <w:p>
-      <w:pPr>
-        <w:pStyle w:val="Heading2"/>
-        <w:keepNext/>
-        <w:spacing w:before="280" w:after="120"/>
-        <w:pBdr>
-          <w:top w:val="single" w:sz="8" w:space="4" w:color="000000"/>
-          <w:top w:val="single" w:sz="8" w:space="4" w:color="000000"/>
-        </w:pBdr>
-      </w:pPr>
-      <w:r>
-        <w:rPr>
-          <w:rFonts w:ascii="Arial" w:hAnsi="Arial"/>
-          <w:b/>
-          <w:color w:val="000000"/>
-          <w:sz w:val="26"/>
-        </w:rPr>
-        <w:t>Off</w:t>
-      </w:r>
-    </w:p>
-    <w:p>
-      <w:r>
-        <w:rPr>
-          <w:rFonts w:ascii="Arial" w:hAnsi="Arial"/>
-          <w:sz w:val="22"/>
-        </w:rPr>
-        <w:t>Disables time synchronization entirely. The clock runs purely from the internal oscillator, which drifts on the order of seconds per day. Useful for table-top demonstrations or when no time source is available.</w:t>
+        <w:t>The clock may restart itself quietly in the early morning, with the startup display suppressed: after each weekly automatic update check (Section 15), and, on clocks without PSRAM, once a week (or sooner if memory runs low) between 2:00 and 5:00 AM. Settings and rules are unaffected; Rules Enabled returns to On.</w:t>
       </w:r>
     </w:p>
     <w:p>
       <w:pPr>
         <w:sectPr>
-          <w:headerReference w:type="default" r:id="rId173"/>
-          <w:footerReference w:type="default" r:id="rId174"/>
+          <w:headerReference w:type="default" r:id="rId215"/>
+          <w:footerReference w:type="default" r:id="rId216"/>
           <w:pgSz w:w="12240" w:h="15840"/>
           <w:pgMar w:top="1440" w:right="1800" w:bottom="1440" w:left="1800" w:header="720" w:footer="720" w:gutter="0"/>
           <w:cols w:space="720"/>
@@ -9736,7 +10227,7 @@
           <w:color w:val="C25600"/>
           <w:sz w:val="40"/>
         </w:rPr>
-        <w:t>15. OTA Firmware Update</w:t>
+        <w:t>15. Firmware Updates</w:t>
       </w:r>
     </w:p>
     <w:p>
@@ -9758,7 +10249,63 @@
           <w:rFonts w:ascii="Arial" w:hAnsi="Arial"/>
           <w:sz w:val="22"/>
         </w:rPr>
-        <w:t>The clock can update its own firmware over Wi-Fi. To trigger an update, hold SW1 for 10 seconds during normal operation. The clock checks the configured firmware server, downloads any newer version, and reboots automatically.</w:t>
+        <w:t>The clock can update its own firmware over Wi-Fi from the manufacturer's firmware server. A firmware update always preserves the settings, Wi-Fi credentials, and rules, whatever the version change.</w:t>
+      </w:r>
+    </w:p>
+    <w:p>
+      <w:pPr>
+        <w:pStyle w:val="Heading2"/>
+        <w:keepNext/>
+        <w:spacing w:before="280" w:after="120"/>
+        <w:pBdr>
+          <w:top w:val="single" w:sz="8" w:space="4" w:color="000000"/>
+          <w:top w:val="single" w:sz="8" w:space="4" w:color="000000"/>
+        </w:pBdr>
+      </w:pPr>
+      <w:r>
+        <w:rPr>
+          <w:rFonts w:ascii="Arial" w:hAnsi="Arial"/>
+          <w:b/>
+          <w:color w:val="000000"/>
+          <w:sz w:val="26"/>
+        </w:rPr>
+        <w:t>Starting an Update</w:t>
+      </w:r>
+    </w:p>
+    <w:p>
+      <w:pPr>
+        <w:pStyle w:val="ListBullet"/>
+      </w:pPr>
+      <w:r>
+        <w:rPr>
+          <w:rFonts w:ascii="Arial" w:hAnsi="Arial"/>
+          <w:sz w:val="22"/>
+        </w:rPr>
+        <w:t>Hold SW1 for 10 seconds, then release it, OR</w:t>
+      </w:r>
+    </w:p>
+    <w:p>
+      <w:pPr>
+        <w:pStyle w:val="ListBullet"/>
+      </w:pPr>
+      <w:r>
+        <w:rPr>
+          <w:rFonts w:ascii="Arial" w:hAnsi="Arial"/>
+          <w:sz w:val="22"/>
+        </w:rPr>
+        <w:t>Press Update Firmware on the System page of the live web interface. The page shows "Checking for a firmware update…" while the clock works, OR</w:t>
+      </w:r>
+    </w:p>
+    <w:p>
+      <w:pPr>
+        <w:pStyle w:val="ListBullet"/>
+      </w:pPr>
+      <w:r>
+        <w:rPr>
+          <w:rFonts w:ascii="Arial" w:hAnsi="Arial"/>
+          <w:sz w:val="22"/>
+        </w:rPr>
+        <w:t>Hold SW2 for 20 seconds or longer, then release it, to reinstall the current release even when it is already installed — useful for repairing the firmware.</w:t>
       </w:r>
     </w:p>
     <w:p>
@@ -9767,7 +10314,7 @@
           <w:rFonts w:ascii="Arial" w:hAnsi="Arial"/>
           <w:sz w:val="22"/>
         </w:rPr>
-        <w:t>The firmware can also be updated from the web settings page, without using the button. On the System page, press Update Firmware. The settings form is replaced by a status message while the clock checks the firmware server. When the check completes, the result is shown — either confirmation that the firmware is already current (with its version number) or a brief error — and the page then returns to the home screen automatically. If a newer version is available, it is downloaded and installed and the clock reboots into it. The display shows the same update status described below regardless of whether the update is started from the button or the web page.</w:t>
+        <w:t>A manual check installs the version on the server whenever it differs from the installed version. The display shows the same status whichever way the update is started.</w:t>
       </w:r>
     </w:p>
     <w:p>
@@ -9790,15 +10337,6 @@
         <w:t>Display Feedback</w:t>
       </w:r>
     </w:p>
-    <w:p>
-      <w:r>
-        <w:rPr>
-          <w:rFonts w:ascii="Arial" w:hAnsi="Arial"/>
-          <w:sz w:val="22"/>
-        </w:rPr>
-        <w:t>OTA status messages appear on the full display as scrolling text or short codes. The progression is:</w:t>
-      </w:r>
-    </w:p>
     <w:tbl>
       <w:tblPr>
         <w:tblStyle w:val="TableGrid"/>
@@ -9870,7 +10408,7 @@
                 <w:rFonts w:ascii="Arial" w:hAnsi="Arial"/>
                 <w:sz w:val="20"/>
               </w:rPr>
-              <w:t>Update started. The clock is connecting to Wi-Fi and the firmware server.</w:t>
+              <w:t>Update started. The clock is connecting to the firmware server.</w:t>
             </w:r>
           </w:p>
         </w:tc>
@@ -9886,7 +10424,7 @@
                 <w:rFonts w:ascii="Arial" w:hAnsi="Arial"/>
                 <w:sz w:val="20"/>
               </w:rPr>
-              <w:t>LATEST</w:t>
+              <w:t>v3.7.4 UP TO DATE (scrolls)</w:t>
             </w:r>
           </w:p>
         </w:tc>
@@ -9900,7 +10438,7 @@
                 <w:rFonts w:ascii="Arial" w:hAnsi="Arial"/>
                 <w:sz w:val="20"/>
               </w:rPr>
-              <w:t>The installed firmware already matches the version on the server. The clock displays the version briefly, then returns to normal operation.</w:t>
+              <w:t>The installed firmware already matches the version on the server (the installed version number is shown). The clock then restarts.</w:t>
             </w:r>
           </w:p>
         </w:tc>
@@ -9916,7 +10454,7 @@
                 <w:rFonts w:ascii="Arial" w:hAnsi="Arial"/>
                 <w:sz w:val="20"/>
               </w:rPr>
-              <w:t>(progress)</w:t>
+              <w:t>0% … 100%</w:t>
             </w:r>
           </w:p>
         </w:tc>
@@ -9930,43 +10468,22 @@
                 <w:rFonts w:ascii="Arial" w:hAnsi="Arial"/>
                 <w:sz w:val="20"/>
               </w:rPr>
-              <w:t>A new firmware binary is being downloaded and written to flash.</w:t>
-            </w:r>
-          </w:p>
-        </w:tc>
-      </w:tr>
-      <w:tr>
-        <w:tc>
-          <w:tcPr>
-            <w:tcW w:type="dxa" w:w="4320"/>
-          </w:tcPr>
-          <w:p>
-            <w:r>
-              <w:rPr>
-                <w:rFonts w:ascii="Arial" w:hAnsi="Arial"/>
-                <w:sz w:val="20"/>
-              </w:rPr>
-              <w:t>OK</w:t>
-            </w:r>
-          </w:p>
-        </w:tc>
-        <w:tc>
-          <w:tcPr>
-            <w:tcW w:type="dxa" w:w="4320"/>
-          </w:tcPr>
-          <w:p>
-            <w:r>
-              <w:rPr>
-                <w:rFonts w:ascii="Arial" w:hAnsi="Arial"/>
-                <w:sz w:val="20"/>
-              </w:rPr>
-              <w:t>Update succeeded. The clock reboots automatically after a short delay.</w:t>
+              <w:t>A new firmware binary is being downloaded and written to flash. At 100% the clock restarts into the new firmware.</w:t>
             </w:r>
           </w:p>
         </w:tc>
       </w:tr>
     </w:tbl>
     <w:p/>
+    <w:p>
+      <w:r>
+        <w:rPr>
+          <w:rFonts w:ascii="Arial" w:hAnsi="Arial"/>
+          <w:sz w:val="22"/>
+        </w:rPr>
+        <w:t>Every update check ends with a restart of the clock — after an installation, an "up to date" result, or an error. The live web page loses its connection during the restart; reload it afterwards. The Last Update Check line on the System page then shows the result.</w:t>
+      </w:r>
+    </w:p>
     <w:p>
       <w:pPr>
         <w:pStyle w:val="Heading2"/>
@@ -9993,7 +10510,7 @@
           <w:rFonts w:ascii="Arial" w:hAnsi="Arial"/>
           <w:sz w:val="22"/>
         </w:rPr>
-        <w:t>If the update cannot complete, an error code is shown briefly and the clock returns to normal operation:</w:t>
+        <w:t>If the update cannot complete, an error code is shown for about 3 seconds and the clock restarts with its existing firmware:</w:t>
       </w:r>
     </w:p>
     <w:tbl>
@@ -10157,7 +10674,7 @@
                 <w:rFonts w:ascii="Arial" w:hAnsi="Arial"/>
                 <w:sz w:val="20"/>
               </w:rPr>
-              <w:t>The firmware binary failed to download or could not be written to flash.</w:t>
+              <w:t>The firmware binary failed to download or could not be written to flash (also shown when a beta build is requested but none is published).</w:t>
             </w:r>
           </w:p>
         </w:tc>
@@ -10181,7 +10698,7 @@
           <w:color w:val="000000"/>
           <w:sz w:val="26"/>
         </w:rPr>
-        <w:t>Version Behavior</w:t>
+        <w:t>Automatic Updates</w:t>
       </w:r>
     </w:p>
     <w:p>
@@ -10190,7 +10707,7 @@
           <w:rFonts w:ascii="Arial" w:hAnsi="Arial"/>
           <w:sz w:val="22"/>
         </w:rPr>
-        <w:t>Major version change (e.g. 8.x.x to 9.x.x): all settings are reset to factory defaults after the update. This guarantees clean migration when the configuration format changes between major releases.</w:t>
+        <w:t>With Automatic Updates On (the default, on the System page), the clock checks the firmware server once a week, overnight, at a fixed time between 2:30 and 3:30 AM that differs from clock to clock. The first check runs on the first night after a restart. A release is installed automatically only when the firmware server has approved it for automatic installation, so some releases are available only through a manual update.</w:t>
       </w:r>
     </w:p>
     <w:p>
@@ -10199,7 +10716,36 @@
           <w:rFonts w:ascii="Arial" w:hAnsi="Arial"/>
           <w:sz w:val="22"/>
         </w:rPr>
-        <w:t>Minor or patch change (e.g. 9.0.11 to 9.0.12): all settings are preserved.</w:t>
+        <w:t>An automatic update is silent: the display stays dark while it runs, and the clock restarts without its startup display. Each automatic check ends with a quiet restart, even when nothing is installed. If the network is down at the scheduled time, the clock retries for a few minutes and otherwise waits for the following week. Turn Automatic Updates off to install updates only manually. Changing this setting does not turn Rules off.</w:t>
+      </w:r>
+    </w:p>
+    <w:p>
+      <w:pPr>
+        <w:pStyle w:val="Heading2"/>
+        <w:keepNext/>
+        <w:spacing w:before="280" w:after="120"/>
+        <w:pBdr>
+          <w:top w:val="single" w:sz="8" w:space="4" w:color="000000"/>
+          <w:top w:val="single" w:sz="8" w:space="4" w:color="000000"/>
+        </w:pBdr>
+      </w:pPr>
+      <w:r>
+        <w:rPr>
+          <w:rFonts w:ascii="Arial" w:hAnsi="Arial"/>
+          <w:b/>
+          <w:color w:val="000000"/>
+          <w:sz w:val="26"/>
+        </w:rPr>
+        <w:t>Recovery</w:t>
+      </w:r>
+    </w:p>
+    <w:p>
+      <w:r>
+        <w:rPr>
+          <w:rFonts w:ascii="Arial" w:hAnsi="Arial"/>
+          <w:sz w:val="22"/>
+        </w:rPr>
+        <w:t>If newly installed firmware fails to complete its startup, the clock automatically returns to the previous firmware.</w:t>
       </w:r>
     </w:p>
     <w:p>
@@ -10263,8 +10809,8 @@
     <w:p>
       <w:pPr>
         <w:sectPr>
-          <w:headerReference w:type="default" r:id="rId175"/>
-          <w:footerReference w:type="default" r:id="rId176"/>
+          <w:headerReference w:type="default" r:id="rId217"/>
+          <w:footerReference w:type="default" r:id="rId218"/>
           <w:pgSz w:w="12240" w:h="15840"/>
           <w:pgMar w:top="1440" w:right="1800" w:bottom="1440" w:left="1800" w:header="720" w:footer="720" w:gutter="0"/>
           <w:cols w:space="720"/>
@@ -10352,7 +10898,7 @@
           <w:rFonts w:ascii="Arial" w:hAnsi="Arial"/>
           <w:sz w:val="22"/>
         </w:rPr>
-        <w:t>4.  Continue holding until the display clears (about 5 seconds).</w:t>
+        <w:t>4.  Keep holding for about 2 seconds, then release both buttons.</w:t>
       </w:r>
     </w:p>
     <w:p>
@@ -10361,7 +10907,7 @@
           <w:rFonts w:ascii="Arial" w:hAnsi="Arial"/>
           <w:sz w:val="22"/>
         </w:rPr>
-        <w:t>5.  Release both buttons. The clock restarts in AP configuration mode.</w:t>
+        <w:t>5.  The clock shows its startup display and then starts in AP configuration mode ("AP").</w:t>
       </w:r>
     </w:p>
     <w:p>
@@ -10370,7 +10916,7 @@
           <w:rFonts w:ascii="Arial" w:hAnsi="Arial"/>
           <w:sz w:val="22"/>
         </w:rPr>
-        <w:t>All Wi-Fi credentials, display preferences, period overrides, weather settings, and library selections are erased. The hardware model code (which identifies the unit as a WordClock-1-4, WordClock-3-8, etc.) is preserved.</w:t>
+        <w:t>All Wi-Fi credentials, display preferences, weather settings, and library selections are erased. The hardware model code (which identifies the unit as a WordClock-1-6, WordClock-3-8, etc.) is preserved, and so are the rules in the Rule Editor; delete unwanted rules there.</w:t>
       </w:r>
     </w:p>
     <w:p>
@@ -10379,14 +10925,14 @@
           <w:rFonts w:ascii="Arial" w:hAnsi="Arial"/>
           <w:sz w:val="22"/>
         </w:rPr>
-        <w:t>A factory reset is also performed automatically when an OTA update changes the major version number (see Section 15).</w:t>
+        <w:t>A firmware update never performs a factory reset, whatever the version change (see Section 15).</w:t>
       </w:r>
     </w:p>
     <w:p>
       <w:pPr>
         <w:sectPr>
-          <w:headerReference w:type="default" r:id="rId177"/>
-          <w:footerReference w:type="default" r:id="rId178"/>
+          <w:headerReference w:type="default" r:id="rId219"/>
+          <w:footerReference w:type="default" r:id="rId220"/>
           <w:pgSz w:w="12240" w:h="15840"/>
           <w:pgMar w:top="1440" w:right="1800" w:bottom="1440" w:left="1800" w:header="720" w:footer="720" w:gutter="0"/>
           <w:cols w:space="720"/>
@@ -10516,7 +11062,7 @@
                 <w:rFonts w:ascii="Arial" w:hAnsi="Arial"/>
                 <w:sz w:val="20"/>
               </w:rPr>
-              <w:t>AP</w:t>
+              <w:t>WordClock-X-X rX.X.X (scrolls)</w:t>
             </w:r>
           </w:p>
         </w:tc>
@@ -10530,7 +11076,7 @@
                 <w:rFonts w:ascii="Arial" w:hAnsi="Arial"/>
                 <w:sz w:val="20"/>
               </w:rPr>
-              <w:t>Access Point configuration mode — waiting for setup.</w:t>
+              <w:t>Startup: model and firmware version, after a segment test.</w:t>
             </w:r>
           </w:p>
         </w:tc>
@@ -10544,7 +11090,7 @@
                 <w:rFonts w:ascii="Arial" w:hAnsi="Arial"/>
                 <w:sz w:val="20"/>
               </w:rPr>
-              <w:t>Connect to the WordClock-X-X Wi-Fi and configure at 192.168.4.1.</w:t>
+              <w:t>No action required.</w:t>
             </w:r>
           </w:p>
         </w:tc>
@@ -10560,7 +11106,7 @@
                 <w:rFonts w:ascii="Arial" w:hAnsi="Arial"/>
                 <w:sz w:val="20"/>
               </w:rPr>
-              <w:t>Wi-Fi</w:t>
+              <w:t>AP</w:t>
             </w:r>
           </w:p>
         </w:tc>
@@ -10574,7 +11120,7 @@
                 <w:rFonts w:ascii="Arial" w:hAnsi="Arial"/>
                 <w:sz w:val="20"/>
               </w:rPr>
-              <w:t>Connecting to a Wi-Fi network.</w:t>
+              <w:t>Access Point configuration mode — waiting for setup.</w:t>
             </w:r>
           </w:p>
         </w:tc>
@@ -10588,7 +11134,7 @@
                 <w:rFonts w:ascii="Arial" w:hAnsi="Arial"/>
                 <w:sz w:val="20"/>
               </w:rPr>
-              <w:t>Wait for connection. If it does not complete, verify SSID and password in AP mode.</w:t>
+              <w:t>Connect to the clock's Wi-Fi and configure at 192.168.4.1.</w:t>
             </w:r>
           </w:p>
         </w:tc>
@@ -10604,7 +11150,7 @@
                 <w:rFonts w:ascii="Arial" w:hAnsi="Arial"/>
                 <w:sz w:val="20"/>
               </w:rPr>
-              <w:t>NTP</w:t>
+              <w:t>Wi-Fi</w:t>
             </w:r>
           </w:p>
         </w:tc>
@@ -10618,7 +11164,7 @@
                 <w:rFonts w:ascii="Arial" w:hAnsi="Arial"/>
                 <w:sz w:val="20"/>
               </w:rPr>
-              <w:t>Connecting to the NTP time server.</w:t>
+              <w:t>Connecting to a Wi-Fi network.</w:t>
             </w:r>
           </w:p>
         </w:tc>
@@ -10632,7 +11178,7 @@
                 <w:rFonts w:ascii="Arial" w:hAnsi="Arial"/>
                 <w:sz w:val="20"/>
               </w:rPr>
-              <w:t>Wait for time sync. Check internet connectivity if it stalls.</w:t>
+              <w:t>Wait for connection. If it does not complete, verify SSID and password in AP mode.</w:t>
             </w:r>
           </w:p>
         </w:tc>
@@ -10648,7 +11194,7 @@
                 <w:rFonts w:ascii="Arial" w:hAnsi="Arial"/>
                 <w:sz w:val="20"/>
               </w:rPr>
-              <w:t>GPS</w:t>
+              <w:t>NTP</w:t>
             </w:r>
           </w:p>
         </w:tc>
@@ -10662,7 +11208,7 @@
                 <w:rFonts w:ascii="Arial" w:hAnsi="Arial"/>
                 <w:sz w:val="20"/>
               </w:rPr>
-              <w:t>Waiting for a GPS fix.</w:t>
+              <w:t>Connecting to the NTP time server.</w:t>
             </w:r>
           </w:p>
         </w:tc>
@@ -10676,7 +11222,7 @@
                 <w:rFonts w:ascii="Arial" w:hAnsi="Arial"/>
                 <w:sz w:val="20"/>
               </w:rPr>
-              <w:t>Ensure the receiver has a clear view of the sky.</w:t>
+              <w:t>Wait for time sync. Check internet connectivity if it stalls.</w:t>
             </w:r>
           </w:p>
         </w:tc>
@@ -10692,7 +11238,7 @@
                 <w:rFonts w:ascii="Arial" w:hAnsi="Arial"/>
                 <w:sz w:val="20"/>
               </w:rPr>
-              <w:t>WX</w:t>
+              <w:t>IP address, .local name, RSSI (scroll)</w:t>
             </w:r>
           </w:p>
         </w:tc>
@@ -10706,7 +11252,7 @@
                 <w:rFonts w:ascii="Arial" w:hAnsi="Arial"/>
                 <w:sz w:val="20"/>
               </w:rPr>
-              <w:t>Fetching weather data.</w:t>
+              <w:t>Network details, at startup and after a double-click of SW1.</w:t>
             </w:r>
           </w:p>
         </w:tc>
@@ -10720,7 +11266,7 @@
                 <w:rFonts w:ascii="Arial" w:hAnsi="Arial"/>
                 <w:sz w:val="20"/>
               </w:rPr>
-              <w:t>Wait for the fetch to complete or verify API key and location.</w:t>
+              <w:t>No action required.</w:t>
             </w:r>
           </w:p>
         </w:tc>
@@ -10750,7 +11296,7 @@
                 <w:rFonts w:ascii="Arial" w:hAnsi="Arial"/>
                 <w:sz w:val="20"/>
               </w:rPr>
-              <w:t>A search index exists for the displayed library (boot only).</w:t>
+              <w:t>A search index exists for the displayed library (startup), or index rebuilding has started (power-on with SW1).</w:t>
             </w:r>
           </w:p>
         </w:tc>
@@ -10808,7 +11354,7 @@
                 <w:rFonts w:ascii="Arial" w:hAnsi="Arial"/>
                 <w:sz w:val="20"/>
               </w:rPr>
-              <w:t>Rebuild the index if the library has been edited (see Section 12).</w:t>
+              <w:t>Run Reindex on the System page (see Section 12).</w:t>
             </w:r>
           </w:p>
         </w:tc>
@@ -10824,7 +11370,7 @@
                 <w:rFonts w:ascii="Arial" w:hAnsi="Arial"/>
                 <w:sz w:val="20"/>
               </w:rPr>
-              <w:t>SDcard</w:t>
+              <w:t>Off / Mild / Medium / Strong</w:t>
             </w:r>
           </w:p>
         </w:tc>
@@ -10838,7 +11384,7 @@
                 <w:rFonts w:ascii="Arial" w:hAnsi="Arial"/>
                 <w:sz w:val="20"/>
               </w:rPr>
-              <w:t>The SD card cannot be mounted or is not present.</w:t>
+              <w:t>Expletive level selected with SW2.</w:t>
             </w:r>
           </w:p>
         </w:tc>
@@ -10852,7 +11398,7 @@
                 <w:rFonts w:ascii="Arial" w:hAnsi="Arial"/>
                 <w:sz w:val="20"/>
               </w:rPr>
-              <w:t>Reseat or replace the card. Format as FAT32 if needed.</w:t>
+              <w:t>No action required.</w:t>
             </w:r>
           </w:p>
         </w:tc>
@@ -10868,7 +11414,7 @@
                 <w:rFonts w:ascii="Arial" w:hAnsi="Arial"/>
                 <w:sz w:val="20"/>
               </w:rPr>
-              <w:t>Font X</w:t>
+              <w:t>Two-digit number</w:t>
             </w:r>
           </w:p>
         </w:tc>
@@ -10882,7 +11428,7 @@
                 <w:rFonts w:ascii="Arial" w:hAnsi="Arial"/>
                 <w:sz w:val="20"/>
               </w:rPr>
-              <w:t>The font file for Library X is missing.</w:t>
+              <w:t>Light-sensor reading after a triple-click of SW2 (shown for 30 seconds).</w:t>
             </w:r>
           </w:p>
         </w:tc>
@@ -10896,7 +11442,7 @@
                 <w:rFonts w:ascii="Arial" w:hAnsi="Arial"/>
                 <w:sz w:val="20"/>
               </w:rPr>
-              <w:t>Install the missing .fnt file in the affected library folder.</w:t>
+              <w:t>No action required.</w:t>
             </w:r>
           </w:p>
         </w:tc>
@@ -10912,7 +11458,7 @@
                 <w:rFonts w:ascii="Arial" w:hAnsi="Arial"/>
                 <w:sz w:val="20"/>
               </w:rPr>
-              <w:t>Word X</w:t>
+              <w:t>SDcard</w:t>
             </w:r>
           </w:p>
         </w:tc>
@@ -10926,7 +11472,7 @@
                 <w:rFonts w:ascii="Arial" w:hAnsi="Arial"/>
                 <w:sz w:val="20"/>
               </w:rPr>
-              <w:t>The word file for Library X is missing.</w:t>
+              <w:t>The SD card cannot be mounted or is not present.</w:t>
             </w:r>
           </w:p>
         </w:tc>
@@ -10940,7 +11486,7 @@
                 <w:rFonts w:ascii="Arial" w:hAnsi="Arial"/>
                 <w:sz w:val="20"/>
               </w:rPr>
-              <w:t>Install the missing .wds file in the affected library folder.</w:t>
+              <w:t>Reseat or replace the card. Format as FAT32 if needed.</w:t>
             </w:r>
           </w:p>
         </w:tc>
@@ -10956,7 +11502,7 @@
                 <w:rFonts w:ascii="Arial" w:hAnsi="Arial"/>
                 <w:sz w:val="20"/>
               </w:rPr>
-              <w:t>Mesg 1</w:t>
+              <w:t>Font X</w:t>
             </w:r>
           </w:p>
         </w:tc>
@@ -10970,7 +11516,7 @@
                 <w:rFonts w:ascii="Arial" w:hAnsi="Arial"/>
                 <w:sz w:val="20"/>
               </w:rPr>
-              <w:t>The message file for Library 1 is missing.</w:t>
+              <w:t>The font file for Library X is missing.</w:t>
             </w:r>
           </w:p>
         </w:tc>
@@ -10984,7 +11530,7 @@
                 <w:rFonts w:ascii="Arial" w:hAnsi="Arial"/>
                 <w:sz w:val="20"/>
               </w:rPr>
-              <w:t>Add the required .msg file to Library 1.</w:t>
+              <w:t>Install the missing .fnt file in the affected library folder.</w:t>
             </w:r>
           </w:p>
         </w:tc>
@@ -11000,7 +11546,7 @@
                 <w:rFonts w:ascii="Arial" w:hAnsi="Arial"/>
                 <w:sz w:val="20"/>
               </w:rPr>
-              <w:t>BAD</w:t>
+              <w:t>Word X</w:t>
             </w:r>
           </w:p>
         </w:tc>
@@ -11014,7 +11560,7 @@
                 <w:rFonts w:ascii="Arial" w:hAnsi="Arial"/>
                 <w:sz w:val="20"/>
               </w:rPr>
-              <w:t>Software licensing or hardware-code violation.</w:t>
+              <w:t>The word file for Library X is missing.</w:t>
             </w:r>
           </w:p>
         </w:tc>
@@ -11028,7 +11574,7 @@
                 <w:rFonts w:ascii="Arial" w:hAnsi="Arial"/>
                 <w:sz w:val="20"/>
               </w:rPr>
-              <w:t>Contact the distributor.</w:t>
+              <w:t>Install the missing .wds file in the affected library folder.</w:t>
             </w:r>
           </w:p>
         </w:tc>
@@ -11044,7 +11590,7 @@
                 <w:rFonts w:ascii="Arial" w:hAnsi="Arial"/>
                 <w:sz w:val="20"/>
               </w:rPr>
-              <w:t>UPDATE / OK / ERROR1–4</w:t>
+              <w:t>Mesg 1</w:t>
             </w:r>
           </w:p>
         </w:tc>
@@ -11058,7 +11604,7 @@
                 <w:rFonts w:ascii="Arial" w:hAnsi="Arial"/>
                 <w:sz w:val="20"/>
               </w:rPr>
-              <w:t>OTA firmware update progress (see Section 15).</w:t>
+              <w:t>The message file for Library 1 is missing.</w:t>
             </w:r>
           </w:p>
         </w:tc>
@@ -11072,7 +11618,95 @@
                 <w:rFonts w:ascii="Arial" w:hAnsi="Arial"/>
                 <w:sz w:val="20"/>
               </w:rPr>
-              <w:t>See the OTA section for the appropriate response.</w:t>
+              <w:t>Add the required .msg file to Library 1.</w:t>
+            </w:r>
+          </w:p>
+        </w:tc>
+      </w:tr>
+      <w:tr>
+        <w:tc>
+          <w:tcPr>
+            <w:tcW w:type="dxa" w:w="2880"/>
+          </w:tcPr>
+          <w:p>
+            <w:r>
+              <w:rPr>
+                <w:rFonts w:ascii="Arial" w:hAnsi="Arial"/>
+                <w:sz w:val="20"/>
+              </w:rPr>
+              <w:t>BAD</w:t>
+            </w:r>
+          </w:p>
+        </w:tc>
+        <w:tc>
+          <w:tcPr>
+            <w:tcW w:type="dxa" w:w="2880"/>
+          </w:tcPr>
+          <w:p>
+            <w:r>
+              <w:rPr>
+                <w:rFonts w:ascii="Arial" w:hAnsi="Arial"/>
+                <w:sz w:val="20"/>
+              </w:rPr>
+              <w:t>Software licensing or hardware-code violation.</w:t>
+            </w:r>
+          </w:p>
+        </w:tc>
+        <w:tc>
+          <w:tcPr>
+            <w:tcW w:type="dxa" w:w="2880"/>
+          </w:tcPr>
+          <w:p>
+            <w:r>
+              <w:rPr>
+                <w:rFonts w:ascii="Arial" w:hAnsi="Arial"/>
+                <w:sz w:val="20"/>
+              </w:rPr>
+              <w:t>Contact the distributor.</w:t>
+            </w:r>
+          </w:p>
+        </w:tc>
+      </w:tr>
+      <w:tr>
+        <w:tc>
+          <w:tcPr>
+            <w:tcW w:type="dxa" w:w="2880"/>
+          </w:tcPr>
+          <w:p>
+            <w:r>
+              <w:rPr>
+                <w:rFonts w:ascii="Arial" w:hAnsi="Arial"/>
+                <w:sz w:val="20"/>
+              </w:rPr>
+              <w:t>UPDATE / % / UP TO DATE / ERROR1–4</w:t>
+            </w:r>
+          </w:p>
+        </w:tc>
+        <w:tc>
+          <w:tcPr>
+            <w:tcW w:type="dxa" w:w="2880"/>
+          </w:tcPr>
+          <w:p>
+            <w:r>
+              <w:rPr>
+                <w:rFonts w:ascii="Arial" w:hAnsi="Arial"/>
+                <w:sz w:val="20"/>
+              </w:rPr>
+              <w:t>Firmware update progress (see Section 15).</w:t>
+            </w:r>
+          </w:p>
+        </w:tc>
+        <w:tc>
+          <w:tcPr>
+            <w:tcW w:type="dxa" w:w="2880"/>
+          </w:tcPr>
+          <w:p>
+            <w:r>
+              <w:rPr>
+                <w:rFonts w:ascii="Arial" w:hAnsi="Arial"/>
+                <w:sz w:val="20"/>
+              </w:rPr>
+              <w:t>See Section 15 for the appropriate response.</w:t>
             </w:r>
           </w:p>
         </w:tc>
@@ -11085,14 +11719,14 @@
           <w:rFonts w:ascii="Arial" w:hAnsi="Arial"/>
           <w:sz w:val="22"/>
         </w:rPr>
-        <w:t>Status indicator: the leftmost backlight LED briefly turns off and back on every 1.5 seconds whenever the time source is unavailable. This blink can be hidden during a configured override period if desired.</w:t>
+        <w:t>Status indicator: the backlight LEDs behind the leftmost character turn off briefly every 2 seconds whenever the Wi-Fi or NTP connection is unavailable.</w:t>
       </w:r>
     </w:p>
     <w:p>
       <w:pPr>
         <w:sectPr>
-          <w:headerReference w:type="default" r:id="rId179"/>
-          <w:footerReference w:type="default" r:id="rId180"/>
+          <w:headerReference w:type="default" r:id="rId221"/>
+          <w:footerReference w:type="default" r:id="rId222"/>
           <w:pgSz w:w="12240" w:h="15840"/>
           <w:pgMar w:top="1440" w:right="1800" w:bottom="1440" w:left="1800" w:header="720" w:footer="720" w:gutter="0"/>
           <w:cols w:space="720"/>
@@ -11227,7 +11861,7 @@
                 <w:rFonts w:ascii="Arial" w:hAnsi="Arial"/>
                 <w:sz w:val="20"/>
               </w:rPr>
-              <w:t>Waiting for Wi-Fi association or NTP time sync</w:t>
+              <w:t>Waiting for Wi-Fi association or NTP time sync, or the motion-sensor warm-up</w:t>
             </w:r>
           </w:p>
         </w:tc>
@@ -11241,7 +11875,7 @@
                 <w:rFonts w:ascii="Arial" w:hAnsi="Arial"/>
                 <w:sz w:val="20"/>
               </w:rPr>
-              <w:t>The display shows "Wi-Fi" while connecting and "NTP" while syncing. If neither completes within ~2 minutes the software watchdog reboots the clock and tries again.</w:t>
+              <w:t>The display shows "Wi-Fi" while connecting and "NTP" while syncing. If neither completes within ~2 minutes the clock reboots and tries again. With a Motion Sensor timeout set, the display stays blank for 30 seconds after startup and whenever no motion has been detected.</w:t>
             </w:r>
           </w:p>
         </w:tc>
@@ -11285,7 +11919,7 @@
                 <w:rFonts w:ascii="Arial" w:hAnsi="Arial"/>
                 <w:sz w:val="20"/>
               </w:rPr>
-              <w:t>Connect to the WordClock-X-X Wi-Fi and configure at 192.168.4.1.</w:t>
+              <w:t>Connect to the clock's Wi-Fi and configure at 192.168.4.1, then press Start.</w:t>
             </w:r>
           </w:p>
         </w:tc>
@@ -11301,7 +11935,7 @@
                 <w:rFonts w:ascii="Arial" w:hAnsi="Arial"/>
                 <w:sz w:val="20"/>
               </w:rPr>
-              <w:t>Display shows steady "BAD" and never starts</w:t>
+              <w:t>Clock shows "AP" after a Wi-Fi password change or network rename</w:t>
             </w:r>
           </w:p>
         </w:tc>
@@ -11315,7 +11949,7 @@
                 <w:rFonts w:ascii="Arial" w:hAnsi="Arial"/>
                 <w:sz w:val="20"/>
               </w:rPr>
-              <w:t>Missing or invalid hardware model code</w:t>
+              <w:t>Three boots in a row failed to connect to Wi-Fi and sync the time</w:t>
             </w:r>
           </w:p>
         </w:tc>
@@ -11329,7 +11963,7 @@
                 <w:rFonts w:ascii="Arial" w:hAnsi="Arial"/>
                 <w:sz w:val="20"/>
               </w:rPr>
-              <w:t>Contact the distributor; the unit needs re-provisioning.</w:t>
+              <w:t>Connect to the clock's Wi-Fi, correct the SSID and password at 192.168.4.1, and press Start. If the network was only temporarily down (router reboot or internet outage), power-cycle the clock instead; it retries the saved network.</w:t>
             </w:r>
           </w:p>
         </w:tc>
@@ -11345,7 +11979,7 @@
                 <w:rFonts w:ascii="Arial" w:hAnsi="Arial"/>
                 <w:sz w:val="20"/>
               </w:rPr>
-              <w:t>Display shows "SDcard"</w:t>
+              <w:t>Display shows steady "BAD" and never starts</w:t>
             </w:r>
           </w:p>
         </w:tc>
@@ -11359,7 +11993,7 @@
                 <w:rFonts w:ascii="Arial" w:hAnsi="Arial"/>
                 <w:sz w:val="20"/>
               </w:rPr>
-              <w:t>SD card not present, unreadable, or wrong format</w:t>
+              <w:t>Missing or invalid hardware model code</w:t>
             </w:r>
           </w:p>
         </w:tc>
@@ -11373,7 +12007,7 @@
                 <w:rFonts w:ascii="Arial" w:hAnsi="Arial"/>
                 <w:sz w:val="20"/>
               </w:rPr>
-              <w:t>Reseat the card or reformat as FAT32 with at least Library 1 installed.</w:t>
+              <w:t>Contact the distributor; the unit needs re-provisioning.</w:t>
             </w:r>
           </w:p>
         </w:tc>
@@ -11389,7 +12023,7 @@
                 <w:rFonts w:ascii="Arial" w:hAnsi="Arial"/>
                 <w:sz w:val="20"/>
               </w:rPr>
-              <w:t>Display is dim during the day</w:t>
+              <w:t>Display shows "SDcard"</w:t>
             </w:r>
           </w:p>
         </w:tc>
@@ -11403,7 +12037,7 @@
                 <w:rFonts w:ascii="Arial" w:hAnsi="Arial"/>
                 <w:sz w:val="20"/>
               </w:rPr>
-              <w:t>Light sensor active and ambient light is low</w:t>
+              <w:t>SD card not present, unreadable, or wrong format</w:t>
             </w:r>
           </w:p>
         </w:tc>
@@ -11417,7 +12051,7 @@
                 <w:rFonts w:ascii="Arial" w:hAnsi="Arial"/>
                 <w:sz w:val="20"/>
               </w:rPr>
-              <w:t>Triple-click SW2 to view the raw sensor value. Increase Min Display Brightness or disable the sensor.</w:t>
+              <w:t>Reseat the card or reformat as FAT32 with at least Library 1 installed.</w:t>
             </w:r>
           </w:p>
         </w:tc>
@@ -11433,7 +12067,7 @@
                 <w:rFonts w:ascii="Arial" w:hAnsi="Arial"/>
                 <w:sz w:val="20"/>
               </w:rPr>
-              <w:t>Status LED blinks briefly off</w:t>
+              <w:t>Display is dim during the day</w:t>
             </w:r>
           </w:p>
         </w:tc>
@@ -11447,7 +12081,7 @@
                 <w:rFonts w:ascii="Arial" w:hAnsi="Arial"/>
                 <w:sz w:val="20"/>
               </w:rPr>
-              <w:t>Wi-Fi or NTP/GPS connection lost</w:t>
+              <w:t>Light sensor active and ambient light is low, or a rule is lowering the brightness</w:t>
             </w:r>
           </w:p>
         </w:tc>
@@ -11461,7 +12095,7 @@
                 <w:rFonts w:ascii="Arial" w:hAnsi="Arial"/>
                 <w:sz w:val="20"/>
               </w:rPr>
-              <w:t>The clock is reconnecting automatically. If the blink persists, check the router or re-enter AP mode.</w:t>
+              <w:t>Triple-click SW2 to view the sensor value. Increase Min Display Brightness or turn the sensor off. Check the Rule Editor for a brightness rule.</w:t>
             </w:r>
           </w:p>
         </w:tc>
@@ -11477,7 +12111,7 @@
                 <w:rFonts w:ascii="Arial" w:hAnsi="Arial"/>
                 <w:sz w:val="20"/>
               </w:rPr>
-              <w:t>Wi-Fi will not connect at boot</w:t>
+              <w:t>Display dims or turns off at night</w:t>
             </w:r>
           </w:p>
         </w:tc>
@@ -11491,7 +12125,7 @@
                 <w:rFonts w:ascii="Arial" w:hAnsi="Arial"/>
                 <w:sz w:val="20"/>
               </w:rPr>
-              <w:t>Wrong credentials or out of range</w:t>
+              <w:t>A rule is in effect</w:t>
             </w:r>
           </w:p>
         </w:tc>
@@ -11505,7 +12139,7 @@
                 <w:rFonts w:ascii="Arial" w:hAnsi="Arial"/>
                 <w:sz w:val="20"/>
               </w:rPr>
-              <w:t>Hold SW2 for 5 seconds to enter AP mode and reconfigure Wi-Fi.</w:t>
+              <w:t>Click SW1 to show the time at the saved settings for the Rules Timeout period, turn Rules Enabled off, or edit the rule in the Rule Editor.</w:t>
             </w:r>
           </w:p>
         </w:tc>
@@ -11521,7 +12155,7 @@
                 <w:rFonts w:ascii="Arial" w:hAnsi="Arial"/>
                 <w:sz w:val="20"/>
               </w:rPr>
-              <w:t>Clock shows "AP" after a Wi-Fi password change or network rename</w:t>
+              <w:t>Rules stopped working</w:t>
             </w:r>
           </w:p>
         </w:tc>
@@ -11535,7 +12169,7 @@
                 <w:rFonts w:ascii="Arial" w:hAnsi="Arial"/>
                 <w:sz w:val="20"/>
               </w:rPr>
-              <w:t>Three boots in a row failed to connect to Wi-Fi and sync the time</w:t>
+              <w:t>A settings change (or an SW2 expletive click) while a rule was in effect turned Rules off</w:t>
             </w:r>
           </w:p>
         </w:tc>
@@ -11549,7 +12183,7 @@
                 <w:rFonts w:ascii="Arial" w:hAnsi="Arial"/>
                 <w:sz w:val="20"/>
               </w:rPr>
-              <w:t>Connect to the WordClock-X-X Wi-Fi, correct the SSID and password at 192.168.4.1, and press Start. If the network was only temporarily down (router reboot or internet outage), power-cycle the clock instead; it retries the saved network.</w:t>
+              <w:t>Turn Rules Enabled back on on the Rule Editor page, or restart the clock.</w:t>
             </w:r>
           </w:p>
         </w:tc>
@@ -11565,7 +12199,7 @@
                 <w:rFonts w:ascii="Arial" w:hAnsi="Arial"/>
                 <w:sz w:val="20"/>
               </w:rPr>
-              <w:t>Time is wrong by a whole hour</w:t>
+              <w:t>A rule never takes effect</w:t>
             </w:r>
           </w:p>
         </w:tc>
@@ -11579,7 +12213,7 @@
                 <w:rFonts w:ascii="Arial" w:hAnsi="Arial"/>
                 <w:sz w:val="20"/>
               </w:rPr>
-              <w:t>Incorrect DST or Standard Time configuration</w:t>
+              <w:t>Time zone or DST misconfigured, a day filter excludes today, a higher rule sets the same field, or Rules Enabled is off</w:t>
             </w:r>
           </w:p>
         </w:tc>
@@ -11593,7 +12227,7 @@
                 <w:rFonts w:ascii="Arial" w:hAnsi="Arial"/>
                 <w:sz w:val="20"/>
               </w:rPr>
-              <w:t>Check DST/ST start month, week, day, and offset in AP setup.</w:t>
+              <w:t>Check the time zone and DST settings, the rule's day filter, its position in the Schedule, and Rules Enabled.</w:t>
             </w:r>
           </w:p>
         </w:tc>
@@ -11609,7 +12243,7 @@
                 <w:rFonts w:ascii="Arial" w:hAnsi="Arial"/>
                 <w:sz w:val="20"/>
               </w:rPr>
-              <w:t>Time is briefly wrong, then corrects</w:t>
+              <w:t>Settings revert after a restart</w:t>
             </w:r>
           </w:p>
         </w:tc>
@@ -11623,7 +12257,7 @@
                 <w:rFonts w:ascii="Arial" w:hAnsi="Arial"/>
                 <w:sz w:val="20"/>
               </w:rPr>
-              <w:t>Primary NTP server slow; alternate took over</w:t>
+              <w:t>Live changes were not saved</w:t>
             </w:r>
           </w:p>
         </w:tc>
@@ -11637,7 +12271,7 @@
                 <w:rFonts w:ascii="Arial" w:hAnsi="Arial"/>
                 <w:sz w:val="20"/>
               </w:rPr>
-              <w:t>Normal behavior. The clock falls back to the alternate NTP server after the primary is stale for 30 minutes.</w:t>
+              <w:t>Press Save Settings after making changes on the live web page.</w:t>
             </w:r>
           </w:p>
         </w:tc>
@@ -11653,7 +12287,7 @@
                 <w:rFonts w:ascii="Arial" w:hAnsi="Arial"/>
                 <w:sz w:val="20"/>
               </w:rPr>
-              <w:t>Words look funny / characters missing</w:t>
+              <w:t>Status LED blinks briefly off</w:t>
             </w:r>
           </w:p>
         </w:tc>
@@ -11667,7 +12301,7 @@
                 <w:rFonts w:ascii="Arial" w:hAnsi="Arial"/>
                 <w:sz w:val="20"/>
               </w:rPr>
-              <w:t>Font file for the active library is corrupt</w:t>
+              <w:t>Wi-Fi or NTP connection lost</w:t>
             </w:r>
           </w:p>
         </w:tc>
@@ -11681,7 +12315,7 @@
                 <w:rFonts w:ascii="Arial" w:hAnsi="Arial"/>
                 <w:sz w:val="20"/>
               </w:rPr>
-              <w:t>Reinstall the .fnt file from the distributor's library package.</w:t>
+              <w:t>The clock is reconnecting automatically. If the blink persists, check the router or re-enter AP mode.</w:t>
             </w:r>
           </w:p>
         </w:tc>
@@ -11697,7 +12331,7 @@
                 <w:rFonts w:ascii="Arial" w:hAnsi="Arial"/>
                 <w:sz w:val="20"/>
               </w:rPr>
-              <w:t>Library does not appear in setup form</w:t>
+              <w:t>Wi-Fi will not connect at boot</w:t>
             </w:r>
           </w:p>
         </w:tc>
@@ -11711,7 +12345,7 @@
                 <w:rFonts w:ascii="Arial" w:hAnsi="Arial"/>
                 <w:sz w:val="20"/>
               </w:rPr>
-              <w:t>Library folder name has spaces or is too long</w:t>
+              <w:t>Wrong credentials or out of range</w:t>
             </w:r>
           </w:p>
         </w:tc>
@@ -11725,7 +12359,7 @@
                 <w:rFonts w:ascii="Arial" w:hAnsi="Arial"/>
                 <w:sz w:val="20"/>
               </w:rPr>
-              <w:t>Rename to ≤ 8 characters with no spaces and reseat the SD card.</w:t>
+              <w:t>Hold SW2 for 5 seconds and release to enter AP mode, and reconfigure Wi-Fi.</w:t>
             </w:r>
           </w:p>
         </w:tc>
@@ -11741,7 +12375,7 @@
                 <w:rFonts w:ascii="Arial" w:hAnsi="Arial"/>
                 <w:sz w:val="20"/>
               </w:rPr>
-              <w:t>New words from edited library are not appearing</w:t>
+              <w:t>Time is wrong by a whole hour</w:t>
             </w:r>
           </w:p>
         </w:tc>
@@ -11755,7 +12389,7 @@
                 <w:rFonts w:ascii="Arial" w:hAnsi="Arial"/>
                 <w:sz w:val="20"/>
               </w:rPr>
-              <w:t>Word file edited but index not rebuilt</w:t>
+              <w:t>Incorrect DST or Standard Time configuration</w:t>
             </w:r>
           </w:p>
         </w:tc>
@@ -11769,7 +12403,7 @@
                 <w:rFonts w:ascii="Arial" w:hAnsi="Arial"/>
                 <w:sz w:val="20"/>
               </w:rPr>
-              <w:t>Hold SW1 at power-on (or while the library name scrolls) to rebuild the index.</w:t>
+              <w:t>Check the DST/ST start month, week, day, and offset on the setup form.</w:t>
             </w:r>
           </w:p>
         </w:tc>
@@ -11785,7 +12419,7 @@
                 <w:rFonts w:ascii="Arial" w:hAnsi="Arial"/>
                 <w:sz w:val="20"/>
               </w:rPr>
-              <w:t>Weather "WX" appears repeatedly without succeeding</w:t>
+              <w:t>Clock restarted during the night</w:t>
             </w:r>
           </w:p>
         </w:tc>
@@ -11799,7 +12433,7 @@
                 <w:rFonts w:ascii="Arial" w:hAnsi="Arial"/>
                 <w:sz w:val="20"/>
               </w:rPr>
-              <w:t>Wrong API key, postal code, or country code</w:t>
+              <w:t>Automatic update check or overnight maintenance restart</w:t>
             </w:r>
           </w:p>
         </w:tc>
@@ -11813,7 +12447,7 @@
                 <w:rFonts w:ascii="Arial" w:hAnsi="Arial"/>
                 <w:sz w:val="20"/>
               </w:rPr>
-              <w:t>Re-check the Visual Crossing key and the location format in AP setup.</w:t>
+              <w:t>Normal behavior; settings are unaffected. The System page's Last Update Check shows the result of an update check.</w:t>
             </w:r>
           </w:p>
         </w:tc>
@@ -11829,7 +12463,7 @@
                 <w:rFonts w:ascii="Arial" w:hAnsi="Arial"/>
                 <w:sz w:val="20"/>
               </w:rPr>
-              <w:t>Inside weather options not visible in form</w:t>
+              <w:t>Words look funny / characters missing</w:t>
             </w:r>
           </w:p>
         </w:tc>
@@ -11843,7 +12477,7 @@
                 <w:rFonts w:ascii="Arial" w:hAnsi="Arial"/>
                 <w:sz w:val="20"/>
               </w:rPr>
-              <w:t>BME280 sensor not detected on the I²C bus</w:t>
+              <w:t>Font file for the active library is corrupt</w:t>
             </w:r>
           </w:p>
         </w:tc>
@@ -11857,7 +12491,7 @@
                 <w:rFonts w:ascii="Arial" w:hAnsi="Arial"/>
                 <w:sz w:val="20"/>
               </w:rPr>
-              <w:t>Reseat the sensor; verify wiring; confirm address 0x76 or 0x77.</w:t>
+              <w:t>Reinstall the .fnt file from the distributor's library package.</w:t>
             </w:r>
           </w:p>
         </w:tc>
@@ -11873,7 +12507,7 @@
                 <w:rFonts w:ascii="Arial" w:hAnsi="Arial"/>
                 <w:sz w:val="20"/>
               </w:rPr>
-              <w:t>OTA shows ERROR1</w:t>
+              <w:t>Library does not appear in setup form</w:t>
             </w:r>
           </w:p>
         </w:tc>
@@ -11887,7 +12521,7 @@
                 <w:rFonts w:ascii="Arial" w:hAnsi="Arial"/>
                 <w:sz w:val="20"/>
               </w:rPr>
-              <w:t>No Wi-Fi or missing Firmware URL</w:t>
+              <w:t>Library folder name has spaces or is too long</w:t>
             </w:r>
           </w:p>
         </w:tc>
@@ -11901,7 +12535,7 @@
                 <w:rFonts w:ascii="Arial" w:hAnsi="Arial"/>
                 <w:sz w:val="20"/>
               </w:rPr>
-              <w:t>Reconnect to Wi-Fi and verify the Firmware URL on the Setup page.</w:t>
+              <w:t>Rename to ≤ 8 characters with no spaces and reseat the SD card.</w:t>
             </w:r>
           </w:p>
         </w:tc>
@@ -11917,7 +12551,7 @@
                 <w:rFonts w:ascii="Arial" w:hAnsi="Arial"/>
                 <w:sz w:val="20"/>
               </w:rPr>
-              <w:t>OTA shows ERROR2 / ERROR3</w:t>
+              <w:t>New words from edited library are not appearing</w:t>
             </w:r>
           </w:p>
         </w:tc>
@@ -11931,7 +12565,7 @@
                 <w:rFonts w:ascii="Arial" w:hAnsi="Arial"/>
                 <w:sz w:val="20"/>
               </w:rPr>
-              <w:t>Firmware server unreachable or version file invalid</w:t>
+              <w:t>Word file edited but index not rebuilt</w:t>
             </w:r>
           </w:p>
         </w:tc>
@@ -11945,7 +12579,7 @@
                 <w:rFonts w:ascii="Arial" w:hAnsi="Arial"/>
                 <w:sz w:val="20"/>
               </w:rPr>
-              <w:t>Check internet access; restore the Firmware URL to its default if it has been changed.</w:t>
+              <w:t>Run Reindex on the System page, or hold SW1 at power-on to rebuild the index.</w:t>
             </w:r>
           </w:p>
         </w:tc>
@@ -11961,7 +12595,7 @@
                 <w:rFonts w:ascii="Arial" w:hAnsi="Arial"/>
                 <w:sz w:val="20"/>
               </w:rPr>
-              <w:t>OTA shows ERROR4</w:t>
+              <w:t>Weather never appears</w:t>
             </w:r>
           </w:p>
         </w:tc>
@@ -11975,7 +12609,7 @@
                 <w:rFonts w:ascii="Arial" w:hAnsi="Arial"/>
                 <w:sz w:val="20"/>
               </w:rPr>
-              <w:t>Download or flash write failed</w:t>
+              <w:t>Clock Mode is Off or Always On, no weather reading is turned on, or the weather key, postal code, or country code is wrong</w:t>
             </w:r>
           </w:p>
         </w:tc>
@@ -11989,7 +12623,7 @@
                 <w:rFonts w:ascii="Arial" w:hAnsi="Arial"/>
                 <w:sz w:val="20"/>
               </w:rPr>
-              <w:t>Power-cycle and try again. If it persists, perform a manual reflash via USB.</w:t>
+              <w:t>Set Clock Mode to 15, 30, or 60 Seconds, turn on the wanted readings, and re-check the Visual Crossing key and location on the setup form.</w:t>
             </w:r>
           </w:p>
         </w:tc>
@@ -12005,7 +12639,7 @@
                 <w:rFonts w:ascii="Arial" w:hAnsi="Arial"/>
                 <w:sz w:val="20"/>
               </w:rPr>
-              <w:t>Live web page will not load</w:t>
+              <w:t>Inside weather options not visible on the live page</w:t>
             </w:r>
           </w:p>
         </w:tc>
@@ -12019,7 +12653,7 @@
                 <w:rFonts w:ascii="Arial" w:hAnsi="Arial"/>
                 <w:sz w:val="20"/>
               </w:rPr>
-              <w:t>Live Form disabled or wrong password</w:t>
+              <w:t>BME280 sensor not detected on the I²C bus</w:t>
             </w:r>
           </w:p>
         </w:tc>
@@ -12033,7 +12667,7 @@
                 <w:rFonts w:ascii="Arial" w:hAnsi="Arial"/>
                 <w:sz w:val="20"/>
               </w:rPr>
-              <w:t>Verify Live Form is Enabled in AP setup, and the Live Form Password matches.</w:t>
+              <w:t>Reseat the sensor; verify wiring; confirm address 0x76 or 0x77; restart the clock.</w:t>
             </w:r>
           </w:p>
         </w:tc>
@@ -12049,7 +12683,7 @@
                 <w:rFonts w:ascii="Arial" w:hAnsi="Arial"/>
                 <w:sz w:val="20"/>
               </w:rPr>
-              <w:t>Backlight LEDs not lighting</w:t>
+              <w:t>The .local name does not load</w:t>
             </w:r>
           </w:p>
         </w:tc>
@@ -12063,7 +12697,7 @@
                 <w:rFonts w:ascii="Arial" w:hAnsi="Arial"/>
                 <w:sz w:val="20"/>
               </w:rPr>
-              <w:t>Brightness set to 0, or LEDs disabled by override</w:t>
+              <w:t>Clock without PSRAM, or the network blocks mDNS</w:t>
             </w:r>
           </w:p>
         </w:tc>
@@ -12077,7 +12711,7 @@
                 <w:rFonts w:ascii="Arial" w:hAnsi="Arial"/>
                 <w:sz w:val="20"/>
               </w:rPr>
-              <w:t>Check Backlight Brightness; verify no period override is forcing them off.</w:t>
+              <w:t>Use the IP address (double-click SW1 to display it).</w:t>
             </w:r>
           </w:p>
         </w:tc>
@@ -12093,7 +12727,7 @@
                 <w:rFonts w:ascii="Arial" w:hAnsi="Arial"/>
                 <w:sz w:val="20"/>
               </w:rPr>
-              <w:t>Display dims unexpectedly at night</w:t>
+              <w:t>OTA shows ERROR1</w:t>
             </w:r>
           </w:p>
         </w:tc>
@@ -12107,7 +12741,7 @@
                 <w:rFonts w:ascii="Arial" w:hAnsi="Arial"/>
                 <w:sz w:val="20"/>
               </w:rPr>
-              <w:t>Period override active</w:t>
+              <w:t>No Wi-Fi or missing Firmware URL</w:t>
             </w:r>
           </w:p>
         </w:tc>
@@ -12121,7 +12755,183 @@
                 <w:rFonts w:ascii="Arial" w:hAnsi="Arial"/>
                 <w:sz w:val="20"/>
               </w:rPr>
-              <w:t>Press SW1 to wake the display temporarily, or adjust the override on the Overrides page.</w:t>
+              <w:t>Reconnect to Wi-Fi and verify the Firmware URL on the System page.</w:t>
+            </w:r>
+          </w:p>
+        </w:tc>
+      </w:tr>
+      <w:tr>
+        <w:tc>
+          <w:tcPr>
+            <w:tcW w:type="dxa" w:w="2880"/>
+          </w:tcPr>
+          <w:p>
+            <w:r>
+              <w:rPr>
+                <w:rFonts w:ascii="Arial" w:hAnsi="Arial"/>
+                <w:sz w:val="20"/>
+              </w:rPr>
+              <w:t>OTA shows ERROR2 / ERROR3</w:t>
+            </w:r>
+          </w:p>
+        </w:tc>
+        <w:tc>
+          <w:tcPr>
+            <w:tcW w:type="dxa" w:w="2880"/>
+          </w:tcPr>
+          <w:p>
+            <w:r>
+              <w:rPr>
+                <w:rFonts w:ascii="Arial" w:hAnsi="Arial"/>
+                <w:sz w:val="20"/>
+              </w:rPr>
+              <w:t>Firmware server unreachable or version file invalid</w:t>
+            </w:r>
+          </w:p>
+        </w:tc>
+        <w:tc>
+          <w:tcPr>
+            <w:tcW w:type="dxa" w:w="2880"/>
+          </w:tcPr>
+          <w:p>
+            <w:r>
+              <w:rPr>
+                <w:rFonts w:ascii="Arial" w:hAnsi="Arial"/>
+                <w:sz w:val="20"/>
+              </w:rPr>
+              <w:t>Check internet access; restore the Firmware URL to its default if it has been changed.</w:t>
+            </w:r>
+          </w:p>
+        </w:tc>
+      </w:tr>
+      <w:tr>
+        <w:tc>
+          <w:tcPr>
+            <w:tcW w:type="dxa" w:w="2880"/>
+          </w:tcPr>
+          <w:p>
+            <w:r>
+              <w:rPr>
+                <w:rFonts w:ascii="Arial" w:hAnsi="Arial"/>
+                <w:sz w:val="20"/>
+              </w:rPr>
+              <w:t>OTA shows ERROR4</w:t>
+            </w:r>
+          </w:p>
+        </w:tc>
+        <w:tc>
+          <w:tcPr>
+            <w:tcW w:type="dxa" w:w="2880"/>
+          </w:tcPr>
+          <w:p>
+            <w:r>
+              <w:rPr>
+                <w:rFonts w:ascii="Arial" w:hAnsi="Arial"/>
+                <w:sz w:val="20"/>
+              </w:rPr>
+              <w:t>Download or flash write failed</w:t>
+            </w:r>
+          </w:p>
+        </w:tc>
+        <w:tc>
+          <w:tcPr>
+            <w:tcW w:type="dxa" w:w="2880"/>
+          </w:tcPr>
+          <w:p>
+            <w:r>
+              <w:rPr>
+                <w:rFonts w:ascii="Arial" w:hAnsi="Arial"/>
+                <w:sz w:val="20"/>
+              </w:rPr>
+              <w:t>Try again. If it persists, perform a manual reflash via USB.</w:t>
+            </w:r>
+          </w:p>
+        </w:tc>
+      </w:tr>
+      <w:tr>
+        <w:tc>
+          <w:tcPr>
+            <w:tcW w:type="dxa" w:w="2880"/>
+          </w:tcPr>
+          <w:p>
+            <w:r>
+              <w:rPr>
+                <w:rFonts w:ascii="Arial" w:hAnsi="Arial"/>
+                <w:sz w:val="20"/>
+              </w:rPr>
+              <w:t>Live web page will not load</w:t>
+            </w:r>
+          </w:p>
+        </w:tc>
+        <w:tc>
+          <w:tcPr>
+            <w:tcW w:type="dxa" w:w="2880"/>
+          </w:tcPr>
+          <w:p>
+            <w:r>
+              <w:rPr>
+                <w:rFonts w:ascii="Arial" w:hAnsi="Arial"/>
+                <w:sz w:val="20"/>
+              </w:rPr>
+              <w:t>Live Form turned off or wrong password</w:t>
+            </w:r>
+          </w:p>
+        </w:tc>
+        <w:tc>
+          <w:tcPr>
+            <w:tcW w:type="dxa" w:w="2880"/>
+          </w:tcPr>
+          <w:p>
+            <w:r>
+              <w:rPr>
+                <w:rFonts w:ascii="Arial" w:hAnsi="Arial"/>
+                <w:sz w:val="20"/>
+              </w:rPr>
+              <w:t>Verify Live Form is On in AP setup, and the Live Form Password matches.</w:t>
+            </w:r>
+          </w:p>
+        </w:tc>
+      </w:tr>
+      <w:tr>
+        <w:tc>
+          <w:tcPr>
+            <w:tcW w:type="dxa" w:w="2880"/>
+          </w:tcPr>
+          <w:p>
+            <w:r>
+              <w:rPr>
+                <w:rFonts w:ascii="Arial" w:hAnsi="Arial"/>
+                <w:sz w:val="20"/>
+              </w:rPr>
+              <w:t>Backlight LEDs not lighting</w:t>
+            </w:r>
+          </w:p>
+        </w:tc>
+        <w:tc>
+          <w:tcPr>
+            <w:tcW w:type="dxa" w:w="2880"/>
+          </w:tcPr>
+          <w:p>
+            <w:r>
+              <w:rPr>
+                <w:rFonts w:ascii="Arial" w:hAnsi="Arial"/>
+                <w:sz w:val="20"/>
+              </w:rPr>
+              <w:t>Brightness set to 0, Effect set to Off, or a rule turning them off</w:t>
+            </w:r>
+          </w:p>
+        </w:tc>
+        <w:tc>
+          <w:tcPr>
+            <w:tcW w:type="dxa" w:w="2880"/>
+          </w:tcPr>
+          <w:p>
+            <w:r>
+              <w:rPr>
+                <w:rFonts w:ascii="Arial" w:hAnsi="Arial"/>
+                <w:sz w:val="20"/>
+              </w:rPr>
+              <w:t>Check Backlight Brightness and Backlight Effect; check the Rule Editor for an lb=0, bl=0, or off rule.</w:t>
             </w:r>
           </w:p>
         </w:tc>
@@ -12131,8 +12941,8 @@
     <w:p>
       <w:pPr>
         <w:sectPr>
-          <w:headerReference w:type="default" r:id="rId181"/>
-          <w:footerReference w:type="default" r:id="rId182"/>
+          <w:headerReference w:type="default" r:id="rId223"/>
+          <w:footerReference w:type="default" r:id="rId224"/>
           <w:pgSz w:w="12240" w:h="15840"/>
           <w:pgMar w:top="1440" w:right="1800" w:bottom="1440" w:left="1800" w:header="720" w:footer="720" w:gutter="0"/>
           <w:cols w:space="720"/>
@@ -12211,7 +13021,7 @@
           <w:rFonts w:ascii="Arial" w:hAnsi="Arial"/>
           <w:sz w:val="22"/>
         </w:rPr>
-        <w:t>A good-faith effort has been made to remove offensive content based on race, religion, or sexual orientation from the included libraries. Please report any remaining offensive entries, together with the library name and the specific word or phrase, to the distributor.</w:t>
+        <w:t>A good-faith effort has been made to remove offensive content based on race, religion, or sexual orientation from the included word libraries. Please report any remaining offensive entries, together with the library name and the specific word or phrase, to the distributor.</w:t>
       </w:r>
     </w:p>
     <w:p>
@@ -12224,8 +13034,8 @@
       </w:r>
     </w:p>
     <w:sectPr>
-      <w:headerReference w:type="default" r:id="rId183"/>
-      <w:footerReference w:type="default" r:id="rId184"/>
+      <w:headerReference w:type="default" r:id="rId225"/>
+      <w:footerReference w:type="default" r:id="rId226"/>
       <w:pgSz w:w="12240" w:h="15840"/>
       <w:pgMar w:top="1440" w:right="1800" w:bottom="1440" w:left="1800" w:header="720" w:footer="720" w:gutter="0"/>
       <w:cols w:space="720"/>
@@ -12298,6 +13108,336 @@
 </w:ftr>
 </file>
 
+<file path=word/footer100.xml><?xml version="1.0" encoding="utf-8"?>
+<w:ftr xmlns:m="http://schemas.openxmlformats.org/officeDocument/2006/math" xmlns:mc="http://schemas.openxmlformats.org/markup-compatibility/2006" xmlns:mo="http://schemas.microsoft.com/office/mac/office/2008/main" xmlns:mv="urn:schemas-microsoft-com:mac:vml" xmlns:o="urn:schemas-microsoft-com:office:office" xmlns:r="http://schemas.openxmlformats.org/officeDocument/2006/relationships" xmlns:v="urn:schemas-microsoft-com:vml" xmlns:w10="urn:schemas-microsoft-com:office:word" xmlns:w14="http://schemas.microsoft.com/office/word/2010/wordml" xmlns:w="http://schemas.openxmlformats.org/wordprocessingml/2006/main" xmlns:wne="http://schemas.microsoft.com/office/word/2006/wordml" xmlns:wp14="http://schemas.microsoft.com/office/word/2010/wordprocessingDrawing" xmlns:wp="http://schemas.openxmlformats.org/drawingml/2006/wordprocessingDrawing" xmlns:wpc="http://schemas.microsoft.com/office/word/2010/wordprocessingCanvas" xmlns:wpg="http://schemas.microsoft.com/office/word/2010/wordprocessingGroup" xmlns:wpi="http://schemas.microsoft.com/office/word/2010/wordprocessingInk" xmlns:wps="http://schemas.microsoft.com/office/word/2010/wordprocessingShape" mc:Ignorable="w14 wp14">
+  <w:p>
+    <w:pPr>
+      <w:pStyle w:val="Footer"/>
+      <w:spacing w:before="40"/>
+      <w:jc w:val="left"/>
+      <w:pBdr>
+        <w:top w:val="single" w:sz="4" w:space="2" w:color="808080"/>
+      </w:pBdr>
+    </w:pPr>
+    <w:r/>
+    <w:r>
+      <w:rPr>
+        <w:rFonts w:ascii="Arial" w:hAnsi="Arial"/>
+        <w:color w:val="555555"/>
+        <w:sz w:val="20"/>
+      </w:rPr>
+      <w:t>Revision 3 — October 2026</w:t>
+    </w:r>
+    <w:r>
+      <w:rPr>
+        <w:rFonts w:ascii="Arial" w:hAnsi="Arial"/>
+      </w:rPr>
+      <w:tab/>
+      <w:tab/>
+    </w:r>
+    <w:r>
+      <w:rPr>
+        <w:rFonts w:ascii="Arial" w:hAnsi="Arial"/>
+        <w:color w:val="555555"/>
+        <w:sz w:val="20"/>
+      </w:rPr>
+      <w:t>13-</w:t>
+    </w:r>
+    <w:r>
+      <w:rPr>
+        <w:rFonts w:ascii="Arial" w:hAnsi="Arial"/>
+        <w:color w:val="555555"/>
+        <w:sz w:val="20"/>
+      </w:rPr>
+      <w:fldChar w:fldCharType="begin"/>
+      <w:instrText xml:space="preserve"> PAGE </w:instrText>
+      <w:fldChar w:fldCharType="separate"/>
+      <w:t>1</w:t>
+      <w:fldChar w:fldCharType="end"/>
+    </w:r>
+  </w:p>
+</w:ftr>
+</file>
+
+<file path=word/footer101.xml><?xml version="1.0" encoding="utf-8"?>
+<w:ftr xmlns:m="http://schemas.openxmlformats.org/officeDocument/2006/math" xmlns:mc="http://schemas.openxmlformats.org/markup-compatibility/2006" xmlns:mo="http://schemas.microsoft.com/office/mac/office/2008/main" xmlns:mv="urn:schemas-microsoft-com:mac:vml" xmlns:o="urn:schemas-microsoft-com:office:office" xmlns:r="http://schemas.openxmlformats.org/officeDocument/2006/relationships" xmlns:v="urn:schemas-microsoft-com:vml" xmlns:w10="urn:schemas-microsoft-com:office:word" xmlns:w14="http://schemas.microsoft.com/office/word/2010/wordml" xmlns:w="http://schemas.openxmlformats.org/wordprocessingml/2006/main" xmlns:wne="http://schemas.microsoft.com/office/word/2006/wordml" xmlns:wp14="http://schemas.microsoft.com/office/word/2010/wordprocessingDrawing" xmlns:wp="http://schemas.openxmlformats.org/drawingml/2006/wordprocessingDrawing" xmlns:wpc="http://schemas.microsoft.com/office/word/2010/wordprocessingCanvas" xmlns:wpg="http://schemas.microsoft.com/office/word/2010/wordprocessingGroup" xmlns:wpi="http://schemas.microsoft.com/office/word/2010/wordprocessingInk" xmlns:wps="http://schemas.microsoft.com/office/word/2010/wordprocessingShape" mc:Ignorable="w14 wp14">
+  <w:p>
+    <w:pPr>
+      <w:pStyle w:val="Footer"/>
+      <w:spacing w:before="40"/>
+      <w:jc w:val="left"/>
+      <w:pBdr>
+        <w:top w:val="single" w:sz="4" w:space="2" w:color="808080"/>
+      </w:pBdr>
+    </w:pPr>
+    <w:r/>
+    <w:r>
+      <w:rPr>
+        <w:rFonts w:ascii="Arial" w:hAnsi="Arial"/>
+        <w:color w:val="555555"/>
+        <w:sz w:val="20"/>
+      </w:rPr>
+      <w:t>Revision 3 — October 2026</w:t>
+    </w:r>
+    <w:r>
+      <w:rPr>
+        <w:rFonts w:ascii="Arial" w:hAnsi="Arial"/>
+      </w:rPr>
+      <w:tab/>
+      <w:tab/>
+    </w:r>
+    <w:r>
+      <w:rPr>
+        <w:rFonts w:ascii="Arial" w:hAnsi="Arial"/>
+        <w:color w:val="555555"/>
+        <w:sz w:val="20"/>
+      </w:rPr>
+      <w:t>14-</w:t>
+    </w:r>
+    <w:r>
+      <w:rPr>
+        <w:rFonts w:ascii="Arial" w:hAnsi="Arial"/>
+        <w:color w:val="555555"/>
+        <w:sz w:val="20"/>
+      </w:rPr>
+      <w:fldChar w:fldCharType="begin"/>
+      <w:instrText xml:space="preserve"> PAGE </w:instrText>
+      <w:fldChar w:fldCharType="separate"/>
+      <w:t>1</w:t>
+      <w:fldChar w:fldCharType="end"/>
+    </w:r>
+  </w:p>
+</w:ftr>
+</file>
+
+<file path=word/footer102.xml><?xml version="1.0" encoding="utf-8"?>
+<w:ftr xmlns:m="http://schemas.openxmlformats.org/officeDocument/2006/math" xmlns:mc="http://schemas.openxmlformats.org/markup-compatibility/2006" xmlns:mo="http://schemas.microsoft.com/office/mac/office/2008/main" xmlns:mv="urn:schemas-microsoft-com:mac:vml" xmlns:o="urn:schemas-microsoft-com:office:office" xmlns:r="http://schemas.openxmlformats.org/officeDocument/2006/relationships" xmlns:v="urn:schemas-microsoft-com:vml" xmlns:w10="urn:schemas-microsoft-com:office:word" xmlns:w14="http://schemas.microsoft.com/office/word/2010/wordml" xmlns:w="http://schemas.openxmlformats.org/wordprocessingml/2006/main" xmlns:wne="http://schemas.microsoft.com/office/word/2006/wordml" xmlns:wp14="http://schemas.microsoft.com/office/word/2010/wordprocessingDrawing" xmlns:wp="http://schemas.openxmlformats.org/drawingml/2006/wordprocessingDrawing" xmlns:wpc="http://schemas.microsoft.com/office/word/2010/wordprocessingCanvas" xmlns:wpg="http://schemas.microsoft.com/office/word/2010/wordprocessingGroup" xmlns:wpi="http://schemas.microsoft.com/office/word/2010/wordprocessingInk" xmlns:wps="http://schemas.microsoft.com/office/word/2010/wordprocessingShape" mc:Ignorable="w14 wp14">
+  <w:p>
+    <w:pPr>
+      <w:pStyle w:val="Footer"/>
+      <w:spacing w:before="40"/>
+      <w:jc w:val="left"/>
+      <w:pBdr>
+        <w:top w:val="single" w:sz="4" w:space="2" w:color="808080"/>
+      </w:pBdr>
+    </w:pPr>
+    <w:r/>
+    <w:r>
+      <w:rPr>
+        <w:rFonts w:ascii="Arial" w:hAnsi="Arial"/>
+        <w:color w:val="555555"/>
+        <w:sz w:val="20"/>
+      </w:rPr>
+      <w:t>Revision 3 — October 2026</w:t>
+    </w:r>
+    <w:r>
+      <w:rPr>
+        <w:rFonts w:ascii="Arial" w:hAnsi="Arial"/>
+      </w:rPr>
+      <w:tab/>
+      <w:tab/>
+    </w:r>
+    <w:r>
+      <w:rPr>
+        <w:rFonts w:ascii="Arial" w:hAnsi="Arial"/>
+        <w:color w:val="555555"/>
+        <w:sz w:val="20"/>
+      </w:rPr>
+      <w:t>15-</w:t>
+    </w:r>
+    <w:r>
+      <w:rPr>
+        <w:rFonts w:ascii="Arial" w:hAnsi="Arial"/>
+        <w:color w:val="555555"/>
+        <w:sz w:val="20"/>
+      </w:rPr>
+      <w:fldChar w:fldCharType="begin"/>
+      <w:instrText xml:space="preserve"> PAGE </w:instrText>
+      <w:fldChar w:fldCharType="separate"/>
+      <w:t>1</w:t>
+      <w:fldChar w:fldCharType="end"/>
+    </w:r>
+  </w:p>
+</w:ftr>
+</file>
+
+<file path=word/footer103.xml><?xml version="1.0" encoding="utf-8"?>
+<w:ftr xmlns:m="http://schemas.openxmlformats.org/officeDocument/2006/math" xmlns:mc="http://schemas.openxmlformats.org/markup-compatibility/2006" xmlns:mo="http://schemas.microsoft.com/office/mac/office/2008/main" xmlns:mv="urn:schemas-microsoft-com:mac:vml" xmlns:o="urn:schemas-microsoft-com:office:office" xmlns:r="http://schemas.openxmlformats.org/officeDocument/2006/relationships" xmlns:v="urn:schemas-microsoft-com:vml" xmlns:w10="urn:schemas-microsoft-com:office:word" xmlns:w14="http://schemas.microsoft.com/office/word/2010/wordml" xmlns:w="http://schemas.openxmlformats.org/wordprocessingml/2006/main" xmlns:wne="http://schemas.microsoft.com/office/word/2006/wordml" xmlns:wp14="http://schemas.microsoft.com/office/word/2010/wordprocessingDrawing" xmlns:wp="http://schemas.openxmlformats.org/drawingml/2006/wordprocessingDrawing" xmlns:wpc="http://schemas.microsoft.com/office/word/2010/wordprocessingCanvas" xmlns:wpg="http://schemas.microsoft.com/office/word/2010/wordprocessingGroup" xmlns:wpi="http://schemas.microsoft.com/office/word/2010/wordprocessingInk" xmlns:wps="http://schemas.microsoft.com/office/word/2010/wordprocessingShape" mc:Ignorable="w14 wp14">
+  <w:p>
+    <w:pPr>
+      <w:pStyle w:val="Footer"/>
+      <w:spacing w:before="40"/>
+      <w:jc w:val="left"/>
+      <w:pBdr>
+        <w:top w:val="single" w:sz="4" w:space="2" w:color="808080"/>
+      </w:pBdr>
+    </w:pPr>
+    <w:r/>
+    <w:r>
+      <w:rPr>
+        <w:rFonts w:ascii="Arial" w:hAnsi="Arial"/>
+        <w:color w:val="555555"/>
+        <w:sz w:val="20"/>
+      </w:rPr>
+      <w:t>Revision 3 — October 2026</w:t>
+    </w:r>
+    <w:r>
+      <w:rPr>
+        <w:rFonts w:ascii="Arial" w:hAnsi="Arial"/>
+      </w:rPr>
+      <w:tab/>
+      <w:tab/>
+    </w:r>
+    <w:r>
+      <w:rPr>
+        <w:rFonts w:ascii="Arial" w:hAnsi="Arial"/>
+        <w:color w:val="555555"/>
+        <w:sz w:val="20"/>
+      </w:rPr>
+      <w:t>16-</w:t>
+    </w:r>
+    <w:r>
+      <w:rPr>
+        <w:rFonts w:ascii="Arial" w:hAnsi="Arial"/>
+        <w:color w:val="555555"/>
+        <w:sz w:val="20"/>
+      </w:rPr>
+      <w:fldChar w:fldCharType="begin"/>
+      <w:instrText xml:space="preserve"> PAGE </w:instrText>
+      <w:fldChar w:fldCharType="separate"/>
+      <w:t>1</w:t>
+      <w:fldChar w:fldCharType="end"/>
+    </w:r>
+  </w:p>
+</w:ftr>
+</file>
+
+<file path=word/footer104.xml><?xml version="1.0" encoding="utf-8"?>
+<w:ftr xmlns:m="http://schemas.openxmlformats.org/officeDocument/2006/math" xmlns:mc="http://schemas.openxmlformats.org/markup-compatibility/2006" xmlns:mo="http://schemas.microsoft.com/office/mac/office/2008/main" xmlns:mv="urn:schemas-microsoft-com:mac:vml" xmlns:o="urn:schemas-microsoft-com:office:office" xmlns:r="http://schemas.openxmlformats.org/officeDocument/2006/relationships" xmlns:v="urn:schemas-microsoft-com:vml" xmlns:w10="urn:schemas-microsoft-com:office:word" xmlns:w14="http://schemas.microsoft.com/office/word/2010/wordml" xmlns:w="http://schemas.openxmlformats.org/wordprocessingml/2006/main" xmlns:wne="http://schemas.microsoft.com/office/word/2006/wordml" xmlns:wp14="http://schemas.microsoft.com/office/word/2010/wordprocessingDrawing" xmlns:wp="http://schemas.openxmlformats.org/drawingml/2006/wordprocessingDrawing" xmlns:wpc="http://schemas.microsoft.com/office/word/2010/wordprocessingCanvas" xmlns:wpg="http://schemas.microsoft.com/office/word/2010/wordprocessingGroup" xmlns:wpi="http://schemas.microsoft.com/office/word/2010/wordprocessingInk" xmlns:wps="http://schemas.microsoft.com/office/word/2010/wordprocessingShape" mc:Ignorable="w14 wp14">
+  <w:p>
+    <w:pPr>
+      <w:pStyle w:val="Footer"/>
+      <w:spacing w:before="40"/>
+      <w:jc w:val="left"/>
+      <w:pBdr>
+        <w:top w:val="single" w:sz="4" w:space="2" w:color="808080"/>
+      </w:pBdr>
+    </w:pPr>
+    <w:r/>
+    <w:r>
+      <w:rPr>
+        <w:rFonts w:ascii="Arial" w:hAnsi="Arial"/>
+        <w:color w:val="555555"/>
+        <w:sz w:val="20"/>
+      </w:rPr>
+      <w:t>Revision 3 — October 2026</w:t>
+    </w:r>
+    <w:r>
+      <w:rPr>
+        <w:rFonts w:ascii="Arial" w:hAnsi="Arial"/>
+      </w:rPr>
+      <w:tab/>
+      <w:tab/>
+    </w:r>
+    <w:r>
+      <w:rPr>
+        <w:rFonts w:ascii="Arial" w:hAnsi="Arial"/>
+        <w:color w:val="555555"/>
+        <w:sz w:val="20"/>
+      </w:rPr>
+      <w:t>17-</w:t>
+    </w:r>
+    <w:r>
+      <w:rPr>
+        <w:rFonts w:ascii="Arial" w:hAnsi="Arial"/>
+        <w:color w:val="555555"/>
+        <w:sz w:val="20"/>
+      </w:rPr>
+      <w:fldChar w:fldCharType="begin"/>
+      <w:instrText xml:space="preserve"> PAGE </w:instrText>
+      <w:fldChar w:fldCharType="separate"/>
+      <w:t>1</w:t>
+      <w:fldChar w:fldCharType="end"/>
+    </w:r>
+  </w:p>
+</w:ftr>
+</file>
+
+<file path=word/footer105.xml><?xml version="1.0" encoding="utf-8"?>
+<w:ftr xmlns:m="http://schemas.openxmlformats.org/officeDocument/2006/math" xmlns:mc="http://schemas.openxmlformats.org/markup-compatibility/2006" xmlns:mo="http://schemas.microsoft.com/office/mac/office/2008/main" xmlns:mv="urn:schemas-microsoft-com:mac:vml" xmlns:o="urn:schemas-microsoft-com:office:office" xmlns:r="http://schemas.openxmlformats.org/officeDocument/2006/relationships" xmlns:v="urn:schemas-microsoft-com:vml" xmlns:w10="urn:schemas-microsoft-com:office:word" xmlns:w14="http://schemas.microsoft.com/office/word/2010/wordml" xmlns:w="http://schemas.openxmlformats.org/wordprocessingml/2006/main" xmlns:wne="http://schemas.microsoft.com/office/word/2006/wordml" xmlns:wp14="http://schemas.microsoft.com/office/word/2010/wordprocessingDrawing" xmlns:wp="http://schemas.openxmlformats.org/drawingml/2006/wordprocessingDrawing" xmlns:wpc="http://schemas.microsoft.com/office/word/2010/wordprocessingCanvas" xmlns:wpg="http://schemas.microsoft.com/office/word/2010/wordprocessingGroup" xmlns:wpi="http://schemas.microsoft.com/office/word/2010/wordprocessingInk" xmlns:wps="http://schemas.microsoft.com/office/word/2010/wordprocessingShape" mc:Ignorable="w14 wp14">
+  <w:p>
+    <w:pPr>
+      <w:pStyle w:val="Footer"/>
+      <w:spacing w:before="40"/>
+      <w:jc w:val="left"/>
+      <w:pBdr>
+        <w:top w:val="single" w:sz="4" w:space="2" w:color="808080"/>
+      </w:pBdr>
+    </w:pPr>
+    <w:r/>
+    <w:r>
+      <w:rPr>
+        <w:rFonts w:ascii="Arial" w:hAnsi="Arial"/>
+        <w:color w:val="555555"/>
+        <w:sz w:val="20"/>
+      </w:rPr>
+      <w:t>Revision 3 — October 2026</w:t>
+    </w:r>
+    <w:r>
+      <w:rPr>
+        <w:rFonts w:ascii="Arial" w:hAnsi="Arial"/>
+      </w:rPr>
+      <w:tab/>
+      <w:tab/>
+    </w:r>
+    <w:r>
+      <w:rPr>
+        <w:rFonts w:ascii="Arial" w:hAnsi="Arial"/>
+        <w:color w:val="555555"/>
+        <w:sz w:val="20"/>
+      </w:rPr>
+      <w:t>18-</w:t>
+    </w:r>
+    <w:r>
+      <w:rPr>
+        <w:rFonts w:ascii="Arial" w:hAnsi="Arial"/>
+        <w:color w:val="555555"/>
+        <w:sz w:val="20"/>
+      </w:rPr>
+      <w:fldChar w:fldCharType="begin"/>
+      <w:instrText xml:space="preserve"> PAGE </w:instrText>
+      <w:fldChar w:fldCharType="separate"/>
+      <w:t>1</w:t>
+      <w:fldChar w:fldCharType="end"/>
+    </w:r>
+  </w:p>
+</w:ftr>
+</file>
+
+<file path=word/footer106.xml><?xml version="1.0" encoding="utf-8"?>
+<w:ftr xmlns:m="http://schemas.openxmlformats.org/officeDocument/2006/math" xmlns:mc="http://schemas.openxmlformats.org/markup-compatibility/2006" xmlns:mo="http://schemas.microsoft.com/office/mac/office/2008/main" xmlns:mv="urn:schemas-microsoft-com:mac:vml" xmlns:o="urn:schemas-microsoft-com:office:office" xmlns:r="http://schemas.openxmlformats.org/officeDocument/2006/relationships" xmlns:v="urn:schemas-microsoft-com:vml" xmlns:w10="urn:schemas-microsoft-com:office:word" xmlns:w14="http://schemas.microsoft.com/office/word/2010/wordml" xmlns:w="http://schemas.openxmlformats.org/wordprocessingml/2006/main" xmlns:wne="http://schemas.microsoft.com/office/word/2006/wordml" xmlns:wp14="http://schemas.microsoft.com/office/word/2010/wordprocessingDrawing" xmlns:wp="http://schemas.openxmlformats.org/drawingml/2006/wordprocessingDrawing" xmlns:wpc="http://schemas.microsoft.com/office/word/2010/wordprocessingCanvas" xmlns:wpg="http://schemas.microsoft.com/office/word/2010/wordprocessingGroup" xmlns:wpi="http://schemas.microsoft.com/office/word/2010/wordprocessingInk" xmlns:wps="http://schemas.microsoft.com/office/word/2010/wordprocessingShape" mc:Ignorable="w14 wp14">
+  <w:p>
+    <w:pPr>
+      <w:pStyle w:val="Footer"/>
+      <w:spacing w:before="40"/>
+      <w:jc w:val="left"/>
+      <w:pBdr>
+        <w:top w:val="single" w:sz="4" w:space="2" w:color="808080"/>
+      </w:pBdr>
+    </w:pPr>
+    <w:r/>
+    <w:r>
+      <w:rPr>
+        <w:rFonts w:ascii="Arial" w:hAnsi="Arial"/>
+        <w:color w:val="555555"/>
+        <w:sz w:val="20"/>
+      </w:rPr>
+      <w:t>Revision 3 — October 2026</w:t>
+    </w:r>
+  </w:p>
+</w:ftr>
+</file>
+
 <file path=word/footer11.xml><?xml version="1.0" encoding="utf-8"?>
 <w:ftr xmlns:m="http://schemas.openxmlformats.org/officeDocument/2006/math" xmlns:mc="http://schemas.openxmlformats.org/markup-compatibility/2006" xmlns:mo="http://schemas.microsoft.com/office/mac/office/2008/main" xmlns:mv="urn:schemas-microsoft-com:mac:vml" xmlns:o="urn:schemas-microsoft-com:office:office" xmlns:r="http://schemas.openxmlformats.org/officeDocument/2006/relationships" xmlns:v="urn:schemas-microsoft-com:vml" xmlns:w10="urn:schemas-microsoft-com:office:word" xmlns:w14="http://schemas.microsoft.com/office/word/2010/wordml" xmlns:w="http://schemas.openxmlformats.org/wordprocessingml/2006/main" xmlns:wne="http://schemas.microsoft.com/office/word/2006/wordml" xmlns:wp14="http://schemas.microsoft.com/office/word/2010/wordprocessingDrawing" xmlns:wp="http://schemas.openxmlformats.org/drawingml/2006/wordprocessingDrawing" xmlns:wpc="http://schemas.microsoft.com/office/word/2010/wordprocessingCanvas" xmlns:wpg="http://schemas.microsoft.com/office/word/2010/wordprocessingGroup" xmlns:wpi="http://schemas.microsoft.com/office/word/2010/wordprocessingInk" xmlns:wps="http://schemas.microsoft.com/office/word/2010/wordprocessingShape" mc:Ignorable="w14 wp14">
   <w:p>
@@ -16304,13 +17444,201 @@
       </w:pBdr>
     </w:pPr>
     <w:r/>
+  </w:p>
+</w:ftr>
+</file>
+
+<file path=word/footer86.xml><?xml version="1.0" encoding="utf-8"?>
+<w:ftr xmlns:m="http://schemas.openxmlformats.org/officeDocument/2006/math" xmlns:mc="http://schemas.openxmlformats.org/markup-compatibility/2006" xmlns:mo="http://schemas.microsoft.com/office/mac/office/2008/main" xmlns:mv="urn:schemas-microsoft-com:mac:vml" xmlns:o="urn:schemas-microsoft-com:office:office" xmlns:r="http://schemas.openxmlformats.org/officeDocument/2006/relationships" xmlns:v="urn:schemas-microsoft-com:vml" xmlns:w10="urn:schemas-microsoft-com:office:word" xmlns:w14="http://schemas.microsoft.com/office/word/2010/wordml" xmlns:w="http://schemas.openxmlformats.org/wordprocessingml/2006/main" xmlns:wne="http://schemas.microsoft.com/office/word/2006/wordml" xmlns:wp14="http://schemas.microsoft.com/office/word/2010/wordprocessingDrawing" xmlns:wp="http://schemas.openxmlformats.org/drawingml/2006/wordprocessingDrawing" xmlns:wpc="http://schemas.microsoft.com/office/word/2010/wordprocessingCanvas" xmlns:wpg="http://schemas.microsoft.com/office/word/2010/wordprocessingGroup" xmlns:wpi="http://schemas.microsoft.com/office/word/2010/wordprocessingInk" xmlns:wps="http://schemas.microsoft.com/office/word/2010/wordprocessingShape" mc:Ignorable="w14 wp14">
+  <w:p>
+    <w:pPr>
+      <w:pStyle w:val="Footer"/>
+      <w:spacing w:before="40"/>
+      <w:jc w:val="left"/>
+      <w:pBdr>
+        <w:top w:val="single" w:sz="4" w:space="2" w:color="808080"/>
+      </w:pBdr>
+    </w:pPr>
+    <w:r/>
     <w:r>
       <w:rPr>
         <w:rFonts w:ascii="Arial" w:hAnsi="Arial"/>
         <w:color w:val="555555"/>
         <w:sz w:val="20"/>
       </w:rPr>
-      <w:t>Revision 2 — October 2026</w:t>
+      <w:t>Revision 3 — October 2026</w:t>
+    </w:r>
+    <w:r>
+      <w:rPr>
+        <w:rFonts w:ascii="Arial" w:hAnsi="Arial"/>
+      </w:rPr>
+      <w:tab/>
+      <w:tab/>
+    </w:r>
+    <w:r>
+      <w:rPr>
+        <w:rFonts w:ascii="Arial" w:hAnsi="Arial"/>
+        <w:color w:val="555555"/>
+        <w:sz w:val="20"/>
+      </w:rPr>
+      <w:fldChar w:fldCharType="begin"/>
+      <w:instrText xml:space="preserve"> PAGE </w:instrText>
+      <w:fldChar w:fldCharType="separate"/>
+      <w:t>1</w:t>
+      <w:fldChar w:fldCharType="end"/>
+    </w:r>
+  </w:p>
+</w:ftr>
+</file>
+
+<file path=word/footer87.xml><?xml version="1.0" encoding="utf-8"?>
+<w:ftr xmlns:m="http://schemas.openxmlformats.org/officeDocument/2006/math" xmlns:mc="http://schemas.openxmlformats.org/markup-compatibility/2006" xmlns:mo="http://schemas.microsoft.com/office/mac/office/2008/main" xmlns:mv="urn:schemas-microsoft-com:mac:vml" xmlns:o="urn:schemas-microsoft-com:office:office" xmlns:r="http://schemas.openxmlformats.org/officeDocument/2006/relationships" xmlns:v="urn:schemas-microsoft-com:vml" xmlns:w10="urn:schemas-microsoft-com:office:word" xmlns:w14="http://schemas.microsoft.com/office/word/2010/wordml" xmlns:w="http://schemas.openxmlformats.org/wordprocessingml/2006/main" xmlns:wne="http://schemas.microsoft.com/office/word/2006/wordml" xmlns:wp14="http://schemas.microsoft.com/office/word/2010/wordprocessingDrawing" xmlns:wp="http://schemas.openxmlformats.org/drawingml/2006/wordprocessingDrawing" xmlns:wpc="http://schemas.microsoft.com/office/word/2010/wordprocessingCanvas" xmlns:wpg="http://schemas.microsoft.com/office/word/2010/wordprocessingGroup" xmlns:wpi="http://schemas.microsoft.com/office/word/2010/wordprocessingInk" xmlns:wps="http://schemas.microsoft.com/office/word/2010/wordprocessingShape" mc:Ignorable="w14 wp14">
+  <w:p>
+    <w:pPr>
+      <w:pStyle w:val="Footer"/>
+      <w:spacing w:before="40"/>
+      <w:jc w:val="left"/>
+      <w:pBdr>
+        <w:top w:val="single" w:sz="4" w:space="2" w:color="808080"/>
+      </w:pBdr>
+    </w:pPr>
+    <w:r/>
+    <w:r>
+      <w:rPr>
+        <w:rFonts w:ascii="Arial" w:hAnsi="Arial"/>
+        <w:color w:val="555555"/>
+        <w:sz w:val="20"/>
+      </w:rPr>
+      <w:t>Revision 3 — October 2026</w:t>
+    </w:r>
+    <w:r>
+      <w:rPr>
+        <w:rFonts w:ascii="Arial" w:hAnsi="Arial"/>
+      </w:rPr>
+      <w:tab/>
+      <w:tab/>
+    </w:r>
+    <w:r>
+      <w:rPr>
+        <w:rFonts w:ascii="Arial" w:hAnsi="Arial"/>
+        <w:color w:val="555555"/>
+        <w:sz w:val="20"/>
+      </w:rPr>
+      <w:t>QS-</w:t>
+    </w:r>
+    <w:r>
+      <w:rPr>
+        <w:rFonts w:ascii="Arial" w:hAnsi="Arial"/>
+        <w:color w:val="555555"/>
+        <w:sz w:val="20"/>
+      </w:rPr>
+      <w:fldChar w:fldCharType="begin"/>
+      <w:instrText xml:space="preserve"> PAGE </w:instrText>
+      <w:fldChar w:fldCharType="separate"/>
+      <w:t>1</w:t>
+      <w:fldChar w:fldCharType="end"/>
+    </w:r>
+  </w:p>
+</w:ftr>
+</file>
+
+<file path=word/footer88.xml><?xml version="1.0" encoding="utf-8"?>
+<w:ftr xmlns:m="http://schemas.openxmlformats.org/officeDocument/2006/math" xmlns:mc="http://schemas.openxmlformats.org/markup-compatibility/2006" xmlns:mo="http://schemas.microsoft.com/office/mac/office/2008/main" xmlns:mv="urn:schemas-microsoft-com:mac:vml" xmlns:o="urn:schemas-microsoft-com:office:office" xmlns:r="http://schemas.openxmlformats.org/officeDocument/2006/relationships" xmlns:v="urn:schemas-microsoft-com:vml" xmlns:w10="urn:schemas-microsoft-com:office:word" xmlns:w14="http://schemas.microsoft.com/office/word/2010/wordml" xmlns:w="http://schemas.openxmlformats.org/wordprocessingml/2006/main" xmlns:wne="http://schemas.microsoft.com/office/word/2006/wordml" xmlns:wp14="http://schemas.microsoft.com/office/word/2010/wordprocessingDrawing" xmlns:wp="http://schemas.openxmlformats.org/drawingml/2006/wordprocessingDrawing" xmlns:wpc="http://schemas.microsoft.com/office/word/2010/wordprocessingCanvas" xmlns:wpg="http://schemas.microsoft.com/office/word/2010/wordprocessingGroup" xmlns:wpi="http://schemas.microsoft.com/office/word/2010/wordprocessingInk" xmlns:wps="http://schemas.microsoft.com/office/word/2010/wordprocessingShape" mc:Ignorable="w14 wp14">
+  <w:p>
+    <w:pPr>
+      <w:pStyle w:val="Footer"/>
+      <w:spacing w:before="40"/>
+      <w:jc w:val="left"/>
+      <w:pBdr>
+        <w:top w:val="single" w:sz="4" w:space="2" w:color="808080"/>
+      </w:pBdr>
+    </w:pPr>
+    <w:r/>
+    <w:r>
+      <w:rPr>
+        <w:rFonts w:ascii="Arial" w:hAnsi="Arial"/>
+        <w:color w:val="555555"/>
+        <w:sz w:val="20"/>
+      </w:rPr>
+      <w:t>Revision 3 — October 2026</w:t>
+    </w:r>
+    <w:r>
+      <w:rPr>
+        <w:rFonts w:ascii="Arial" w:hAnsi="Arial"/>
+      </w:rPr>
+      <w:tab/>
+      <w:tab/>
+    </w:r>
+    <w:r>
+      <w:rPr>
+        <w:rFonts w:ascii="Arial" w:hAnsi="Arial"/>
+        <w:color w:val="555555"/>
+        <w:sz w:val="20"/>
+      </w:rPr>
+      <w:t>1-</w:t>
+    </w:r>
+    <w:r>
+      <w:rPr>
+        <w:rFonts w:ascii="Arial" w:hAnsi="Arial"/>
+        <w:color w:val="555555"/>
+        <w:sz w:val="20"/>
+      </w:rPr>
+      <w:fldChar w:fldCharType="begin"/>
+      <w:instrText xml:space="preserve"> PAGE </w:instrText>
+      <w:fldChar w:fldCharType="separate"/>
+      <w:t>1</w:t>
+      <w:fldChar w:fldCharType="end"/>
+    </w:r>
+  </w:p>
+</w:ftr>
+</file>
+
+<file path=word/footer89.xml><?xml version="1.0" encoding="utf-8"?>
+<w:ftr xmlns:m="http://schemas.openxmlformats.org/officeDocument/2006/math" xmlns:mc="http://schemas.openxmlformats.org/markup-compatibility/2006" xmlns:mo="http://schemas.microsoft.com/office/mac/office/2008/main" xmlns:mv="urn:schemas-microsoft-com:mac:vml" xmlns:o="urn:schemas-microsoft-com:office:office" xmlns:r="http://schemas.openxmlformats.org/officeDocument/2006/relationships" xmlns:v="urn:schemas-microsoft-com:vml" xmlns:w10="urn:schemas-microsoft-com:office:word" xmlns:w14="http://schemas.microsoft.com/office/word/2010/wordml" xmlns:w="http://schemas.openxmlformats.org/wordprocessingml/2006/main" xmlns:wne="http://schemas.microsoft.com/office/word/2006/wordml" xmlns:wp14="http://schemas.microsoft.com/office/word/2010/wordprocessingDrawing" xmlns:wp="http://schemas.openxmlformats.org/drawingml/2006/wordprocessingDrawing" xmlns:wpc="http://schemas.microsoft.com/office/word/2010/wordprocessingCanvas" xmlns:wpg="http://schemas.microsoft.com/office/word/2010/wordprocessingGroup" xmlns:wpi="http://schemas.microsoft.com/office/word/2010/wordprocessingInk" xmlns:wps="http://schemas.microsoft.com/office/word/2010/wordprocessingShape" mc:Ignorable="w14 wp14">
+  <w:p>
+    <w:pPr>
+      <w:pStyle w:val="Footer"/>
+      <w:spacing w:before="40"/>
+      <w:jc w:val="left"/>
+      <w:pBdr>
+        <w:top w:val="single" w:sz="4" w:space="2" w:color="808080"/>
+      </w:pBdr>
+    </w:pPr>
+    <w:r/>
+    <w:r>
+      <w:rPr>
+        <w:rFonts w:ascii="Arial" w:hAnsi="Arial"/>
+        <w:color w:val="555555"/>
+        <w:sz w:val="20"/>
+      </w:rPr>
+      <w:t>Revision 3 — October 2026</w:t>
+    </w:r>
+    <w:r>
+      <w:rPr>
+        <w:rFonts w:ascii="Arial" w:hAnsi="Arial"/>
+      </w:rPr>
+      <w:tab/>
+      <w:tab/>
+    </w:r>
+    <w:r>
+      <w:rPr>
+        <w:rFonts w:ascii="Arial" w:hAnsi="Arial"/>
+        <w:color w:val="555555"/>
+        <w:sz w:val="20"/>
+      </w:rPr>
+      <w:t>2-</w:t>
+    </w:r>
+    <w:r>
+      <w:rPr>
+        <w:rFonts w:ascii="Arial" w:hAnsi="Arial"/>
+        <w:color w:val="555555"/>
+        <w:sz w:val="20"/>
+      </w:rPr>
+      <w:fldChar w:fldCharType="begin"/>
+      <w:instrText xml:space="preserve"> PAGE </w:instrText>
+      <w:fldChar w:fldCharType="separate"/>
+      <w:t>1</w:t>
+      <w:fldChar w:fldCharType="end"/>
     </w:r>
   </w:p>
 </w:ftr>
@@ -16350,6 +17678,516 @@
         <w:sz w:val="20"/>
       </w:rPr>
       <w:t>6-</w:t>
+    </w:r>
+    <w:r>
+      <w:rPr>
+        <w:rFonts w:ascii="Arial" w:hAnsi="Arial"/>
+        <w:color w:val="555555"/>
+        <w:sz w:val="20"/>
+      </w:rPr>
+      <w:fldChar w:fldCharType="begin"/>
+      <w:instrText xml:space="preserve"> PAGE </w:instrText>
+      <w:fldChar w:fldCharType="separate"/>
+      <w:t>1</w:t>
+      <w:fldChar w:fldCharType="end"/>
+    </w:r>
+  </w:p>
+</w:ftr>
+</file>
+
+<file path=word/footer90.xml><?xml version="1.0" encoding="utf-8"?>
+<w:ftr xmlns:m="http://schemas.openxmlformats.org/officeDocument/2006/math" xmlns:mc="http://schemas.openxmlformats.org/markup-compatibility/2006" xmlns:mo="http://schemas.microsoft.com/office/mac/office/2008/main" xmlns:mv="urn:schemas-microsoft-com:mac:vml" xmlns:o="urn:schemas-microsoft-com:office:office" xmlns:r="http://schemas.openxmlformats.org/officeDocument/2006/relationships" xmlns:v="urn:schemas-microsoft-com:vml" xmlns:w10="urn:schemas-microsoft-com:office:word" xmlns:w14="http://schemas.microsoft.com/office/word/2010/wordml" xmlns:w="http://schemas.openxmlformats.org/wordprocessingml/2006/main" xmlns:wne="http://schemas.microsoft.com/office/word/2006/wordml" xmlns:wp14="http://schemas.microsoft.com/office/word/2010/wordprocessingDrawing" xmlns:wp="http://schemas.openxmlformats.org/drawingml/2006/wordprocessingDrawing" xmlns:wpc="http://schemas.microsoft.com/office/word/2010/wordprocessingCanvas" xmlns:wpg="http://schemas.microsoft.com/office/word/2010/wordprocessingGroup" xmlns:wpi="http://schemas.microsoft.com/office/word/2010/wordprocessingInk" xmlns:wps="http://schemas.microsoft.com/office/word/2010/wordprocessingShape" mc:Ignorable="w14 wp14">
+  <w:p>
+    <w:pPr>
+      <w:pStyle w:val="Footer"/>
+      <w:spacing w:before="40"/>
+      <w:jc w:val="left"/>
+      <w:pBdr>
+        <w:top w:val="single" w:sz="4" w:space="2" w:color="808080"/>
+      </w:pBdr>
+    </w:pPr>
+    <w:r/>
+    <w:r>
+      <w:rPr>
+        <w:rFonts w:ascii="Arial" w:hAnsi="Arial"/>
+        <w:color w:val="555555"/>
+        <w:sz w:val="20"/>
+      </w:rPr>
+      <w:t>Revision 3 — October 2026</w:t>
+    </w:r>
+    <w:r>
+      <w:rPr>
+        <w:rFonts w:ascii="Arial" w:hAnsi="Arial"/>
+      </w:rPr>
+      <w:tab/>
+      <w:tab/>
+    </w:r>
+    <w:r>
+      <w:rPr>
+        <w:rFonts w:ascii="Arial" w:hAnsi="Arial"/>
+        <w:color w:val="555555"/>
+        <w:sz w:val="20"/>
+      </w:rPr>
+      <w:t>3-</w:t>
+    </w:r>
+    <w:r>
+      <w:rPr>
+        <w:rFonts w:ascii="Arial" w:hAnsi="Arial"/>
+        <w:color w:val="555555"/>
+        <w:sz w:val="20"/>
+      </w:rPr>
+      <w:fldChar w:fldCharType="begin"/>
+      <w:instrText xml:space="preserve"> PAGE </w:instrText>
+      <w:fldChar w:fldCharType="separate"/>
+      <w:t>1</w:t>
+      <w:fldChar w:fldCharType="end"/>
+    </w:r>
+  </w:p>
+</w:ftr>
+</file>
+
+<file path=word/footer91.xml><?xml version="1.0" encoding="utf-8"?>
+<w:ftr xmlns:m="http://schemas.openxmlformats.org/officeDocument/2006/math" xmlns:mc="http://schemas.openxmlformats.org/markup-compatibility/2006" xmlns:mo="http://schemas.microsoft.com/office/mac/office/2008/main" xmlns:mv="urn:schemas-microsoft-com:mac:vml" xmlns:o="urn:schemas-microsoft-com:office:office" xmlns:r="http://schemas.openxmlformats.org/officeDocument/2006/relationships" xmlns:v="urn:schemas-microsoft-com:vml" xmlns:w10="urn:schemas-microsoft-com:office:word" xmlns:w14="http://schemas.microsoft.com/office/word/2010/wordml" xmlns:w="http://schemas.openxmlformats.org/wordprocessingml/2006/main" xmlns:wne="http://schemas.microsoft.com/office/word/2006/wordml" xmlns:wp14="http://schemas.microsoft.com/office/word/2010/wordprocessingDrawing" xmlns:wp="http://schemas.openxmlformats.org/drawingml/2006/wordprocessingDrawing" xmlns:wpc="http://schemas.microsoft.com/office/word/2010/wordprocessingCanvas" xmlns:wpg="http://schemas.microsoft.com/office/word/2010/wordprocessingGroup" xmlns:wpi="http://schemas.microsoft.com/office/word/2010/wordprocessingInk" xmlns:wps="http://schemas.microsoft.com/office/word/2010/wordprocessingShape" mc:Ignorable="w14 wp14">
+  <w:p>
+    <w:pPr>
+      <w:pStyle w:val="Footer"/>
+      <w:spacing w:before="40"/>
+      <w:jc w:val="left"/>
+      <w:pBdr>
+        <w:top w:val="single" w:sz="4" w:space="2" w:color="808080"/>
+      </w:pBdr>
+    </w:pPr>
+    <w:r/>
+    <w:r>
+      <w:rPr>
+        <w:rFonts w:ascii="Arial" w:hAnsi="Arial"/>
+        <w:color w:val="555555"/>
+        <w:sz w:val="20"/>
+      </w:rPr>
+      <w:t>Revision 3 — October 2026</w:t>
+    </w:r>
+    <w:r>
+      <w:rPr>
+        <w:rFonts w:ascii="Arial" w:hAnsi="Arial"/>
+      </w:rPr>
+      <w:tab/>
+      <w:tab/>
+    </w:r>
+    <w:r>
+      <w:rPr>
+        <w:rFonts w:ascii="Arial" w:hAnsi="Arial"/>
+        <w:color w:val="555555"/>
+        <w:sz w:val="20"/>
+      </w:rPr>
+      <w:t>4-</w:t>
+    </w:r>
+    <w:r>
+      <w:rPr>
+        <w:rFonts w:ascii="Arial" w:hAnsi="Arial"/>
+        <w:color w:val="555555"/>
+        <w:sz w:val="20"/>
+      </w:rPr>
+      <w:fldChar w:fldCharType="begin"/>
+      <w:instrText xml:space="preserve"> PAGE </w:instrText>
+      <w:fldChar w:fldCharType="separate"/>
+      <w:t>1</w:t>
+      <w:fldChar w:fldCharType="end"/>
+    </w:r>
+  </w:p>
+</w:ftr>
+</file>
+
+<file path=word/footer92.xml><?xml version="1.0" encoding="utf-8"?>
+<w:ftr xmlns:m="http://schemas.openxmlformats.org/officeDocument/2006/math" xmlns:mc="http://schemas.openxmlformats.org/markup-compatibility/2006" xmlns:mo="http://schemas.microsoft.com/office/mac/office/2008/main" xmlns:mv="urn:schemas-microsoft-com:mac:vml" xmlns:o="urn:schemas-microsoft-com:office:office" xmlns:r="http://schemas.openxmlformats.org/officeDocument/2006/relationships" xmlns:v="urn:schemas-microsoft-com:vml" xmlns:w10="urn:schemas-microsoft-com:office:word" xmlns:w14="http://schemas.microsoft.com/office/word/2010/wordml" xmlns:w="http://schemas.openxmlformats.org/wordprocessingml/2006/main" xmlns:wne="http://schemas.microsoft.com/office/word/2006/wordml" xmlns:wp14="http://schemas.microsoft.com/office/word/2010/wordprocessingDrawing" xmlns:wp="http://schemas.openxmlformats.org/drawingml/2006/wordprocessingDrawing" xmlns:wpc="http://schemas.microsoft.com/office/word/2010/wordprocessingCanvas" xmlns:wpg="http://schemas.microsoft.com/office/word/2010/wordprocessingGroup" xmlns:wpi="http://schemas.microsoft.com/office/word/2010/wordprocessingInk" xmlns:wps="http://schemas.microsoft.com/office/word/2010/wordprocessingShape" mc:Ignorable="w14 wp14">
+  <w:p>
+    <w:pPr>
+      <w:pStyle w:val="Footer"/>
+      <w:spacing w:before="40"/>
+      <w:jc w:val="left"/>
+      <w:pBdr>
+        <w:top w:val="single" w:sz="4" w:space="2" w:color="808080"/>
+      </w:pBdr>
+    </w:pPr>
+    <w:r/>
+    <w:r>
+      <w:rPr>
+        <w:rFonts w:ascii="Arial" w:hAnsi="Arial"/>
+        <w:color w:val="555555"/>
+        <w:sz w:val="20"/>
+      </w:rPr>
+      <w:t>Revision 3 — October 2026</w:t>
+    </w:r>
+    <w:r>
+      <w:rPr>
+        <w:rFonts w:ascii="Arial" w:hAnsi="Arial"/>
+      </w:rPr>
+      <w:tab/>
+      <w:tab/>
+    </w:r>
+    <w:r>
+      <w:rPr>
+        <w:rFonts w:ascii="Arial" w:hAnsi="Arial"/>
+        <w:color w:val="555555"/>
+        <w:sz w:val="20"/>
+      </w:rPr>
+      <w:t>5-</w:t>
+    </w:r>
+    <w:r>
+      <w:rPr>
+        <w:rFonts w:ascii="Arial" w:hAnsi="Arial"/>
+        <w:color w:val="555555"/>
+        <w:sz w:val="20"/>
+      </w:rPr>
+      <w:fldChar w:fldCharType="begin"/>
+      <w:instrText xml:space="preserve"> PAGE </w:instrText>
+      <w:fldChar w:fldCharType="separate"/>
+      <w:t>1</w:t>
+      <w:fldChar w:fldCharType="end"/>
+    </w:r>
+  </w:p>
+</w:ftr>
+</file>
+
+<file path=word/footer93.xml><?xml version="1.0" encoding="utf-8"?>
+<w:ftr xmlns:m="http://schemas.openxmlformats.org/officeDocument/2006/math" xmlns:mc="http://schemas.openxmlformats.org/markup-compatibility/2006" xmlns:mo="http://schemas.microsoft.com/office/mac/office/2008/main" xmlns:mv="urn:schemas-microsoft-com:mac:vml" xmlns:o="urn:schemas-microsoft-com:office:office" xmlns:r="http://schemas.openxmlformats.org/officeDocument/2006/relationships" xmlns:v="urn:schemas-microsoft-com:vml" xmlns:w10="urn:schemas-microsoft-com:office:word" xmlns:w14="http://schemas.microsoft.com/office/word/2010/wordml" xmlns:w="http://schemas.openxmlformats.org/wordprocessingml/2006/main" xmlns:wne="http://schemas.microsoft.com/office/word/2006/wordml" xmlns:wp14="http://schemas.microsoft.com/office/word/2010/wordprocessingDrawing" xmlns:wp="http://schemas.openxmlformats.org/drawingml/2006/wordprocessingDrawing" xmlns:wpc="http://schemas.microsoft.com/office/word/2010/wordprocessingCanvas" xmlns:wpg="http://schemas.microsoft.com/office/word/2010/wordprocessingGroup" xmlns:wpi="http://schemas.microsoft.com/office/word/2010/wordprocessingInk" xmlns:wps="http://schemas.microsoft.com/office/word/2010/wordprocessingShape" mc:Ignorable="w14 wp14">
+  <w:p>
+    <w:pPr>
+      <w:pStyle w:val="Footer"/>
+      <w:spacing w:before="40"/>
+      <w:jc w:val="left"/>
+      <w:pBdr>
+        <w:top w:val="single" w:sz="4" w:space="2" w:color="808080"/>
+      </w:pBdr>
+    </w:pPr>
+    <w:r/>
+    <w:r>
+      <w:rPr>
+        <w:rFonts w:ascii="Arial" w:hAnsi="Arial"/>
+        <w:color w:val="555555"/>
+        <w:sz w:val="20"/>
+      </w:rPr>
+      <w:t>Revision 3 — October 2026</w:t>
+    </w:r>
+    <w:r>
+      <w:rPr>
+        <w:rFonts w:ascii="Arial" w:hAnsi="Arial"/>
+      </w:rPr>
+      <w:tab/>
+      <w:tab/>
+    </w:r>
+    <w:r>
+      <w:rPr>
+        <w:rFonts w:ascii="Arial" w:hAnsi="Arial"/>
+        <w:color w:val="555555"/>
+        <w:sz w:val="20"/>
+      </w:rPr>
+      <w:t>6-</w:t>
+    </w:r>
+    <w:r>
+      <w:rPr>
+        <w:rFonts w:ascii="Arial" w:hAnsi="Arial"/>
+        <w:color w:val="555555"/>
+        <w:sz w:val="20"/>
+      </w:rPr>
+      <w:fldChar w:fldCharType="begin"/>
+      <w:instrText xml:space="preserve"> PAGE </w:instrText>
+      <w:fldChar w:fldCharType="separate"/>
+      <w:t>1</w:t>
+      <w:fldChar w:fldCharType="end"/>
+    </w:r>
+  </w:p>
+</w:ftr>
+</file>
+
+<file path=word/footer94.xml><?xml version="1.0" encoding="utf-8"?>
+<w:ftr xmlns:m="http://schemas.openxmlformats.org/officeDocument/2006/math" xmlns:mc="http://schemas.openxmlformats.org/markup-compatibility/2006" xmlns:mo="http://schemas.microsoft.com/office/mac/office/2008/main" xmlns:mv="urn:schemas-microsoft-com:mac:vml" xmlns:o="urn:schemas-microsoft-com:office:office" xmlns:r="http://schemas.openxmlformats.org/officeDocument/2006/relationships" xmlns:v="urn:schemas-microsoft-com:vml" xmlns:w10="urn:schemas-microsoft-com:office:word" xmlns:w14="http://schemas.microsoft.com/office/word/2010/wordml" xmlns:w="http://schemas.openxmlformats.org/wordprocessingml/2006/main" xmlns:wne="http://schemas.microsoft.com/office/word/2006/wordml" xmlns:wp14="http://schemas.microsoft.com/office/word/2010/wordprocessingDrawing" xmlns:wp="http://schemas.openxmlformats.org/drawingml/2006/wordprocessingDrawing" xmlns:wpc="http://schemas.microsoft.com/office/word/2010/wordprocessingCanvas" xmlns:wpg="http://schemas.microsoft.com/office/word/2010/wordprocessingGroup" xmlns:wpi="http://schemas.microsoft.com/office/word/2010/wordprocessingInk" xmlns:wps="http://schemas.microsoft.com/office/word/2010/wordprocessingShape" mc:Ignorable="w14 wp14">
+  <w:p>
+    <w:pPr>
+      <w:pStyle w:val="Footer"/>
+      <w:spacing w:before="40"/>
+      <w:jc w:val="left"/>
+      <w:pBdr>
+        <w:top w:val="single" w:sz="4" w:space="2" w:color="808080"/>
+      </w:pBdr>
+    </w:pPr>
+    <w:r/>
+    <w:r>
+      <w:rPr>
+        <w:rFonts w:ascii="Arial" w:hAnsi="Arial"/>
+        <w:color w:val="555555"/>
+        <w:sz w:val="20"/>
+      </w:rPr>
+      <w:t>Revision 3 — October 2026</w:t>
+    </w:r>
+    <w:r>
+      <w:rPr>
+        <w:rFonts w:ascii="Arial" w:hAnsi="Arial"/>
+      </w:rPr>
+      <w:tab/>
+      <w:tab/>
+    </w:r>
+    <w:r>
+      <w:rPr>
+        <w:rFonts w:ascii="Arial" w:hAnsi="Arial"/>
+        <w:color w:val="555555"/>
+        <w:sz w:val="20"/>
+      </w:rPr>
+      <w:t>7-</w:t>
+    </w:r>
+    <w:r>
+      <w:rPr>
+        <w:rFonts w:ascii="Arial" w:hAnsi="Arial"/>
+        <w:color w:val="555555"/>
+        <w:sz w:val="20"/>
+      </w:rPr>
+      <w:fldChar w:fldCharType="begin"/>
+      <w:instrText xml:space="preserve"> PAGE </w:instrText>
+      <w:fldChar w:fldCharType="separate"/>
+      <w:t>1</w:t>
+      <w:fldChar w:fldCharType="end"/>
+    </w:r>
+  </w:p>
+</w:ftr>
+</file>
+
+<file path=word/footer95.xml><?xml version="1.0" encoding="utf-8"?>
+<w:ftr xmlns:m="http://schemas.openxmlformats.org/officeDocument/2006/math" xmlns:mc="http://schemas.openxmlformats.org/markup-compatibility/2006" xmlns:mo="http://schemas.microsoft.com/office/mac/office/2008/main" xmlns:mv="urn:schemas-microsoft-com:mac:vml" xmlns:o="urn:schemas-microsoft-com:office:office" xmlns:r="http://schemas.openxmlformats.org/officeDocument/2006/relationships" xmlns:v="urn:schemas-microsoft-com:vml" xmlns:w10="urn:schemas-microsoft-com:office:word" xmlns:w14="http://schemas.microsoft.com/office/word/2010/wordml" xmlns:w="http://schemas.openxmlformats.org/wordprocessingml/2006/main" xmlns:wne="http://schemas.microsoft.com/office/word/2006/wordml" xmlns:wp14="http://schemas.microsoft.com/office/word/2010/wordprocessingDrawing" xmlns:wp="http://schemas.openxmlformats.org/drawingml/2006/wordprocessingDrawing" xmlns:wpc="http://schemas.microsoft.com/office/word/2010/wordprocessingCanvas" xmlns:wpg="http://schemas.microsoft.com/office/word/2010/wordprocessingGroup" xmlns:wpi="http://schemas.microsoft.com/office/word/2010/wordprocessingInk" xmlns:wps="http://schemas.microsoft.com/office/word/2010/wordprocessingShape" mc:Ignorable="w14 wp14">
+  <w:p>
+    <w:pPr>
+      <w:pStyle w:val="Footer"/>
+      <w:spacing w:before="40"/>
+      <w:jc w:val="left"/>
+      <w:pBdr>
+        <w:top w:val="single" w:sz="4" w:space="2" w:color="808080"/>
+      </w:pBdr>
+    </w:pPr>
+    <w:r/>
+    <w:r>
+      <w:rPr>
+        <w:rFonts w:ascii="Arial" w:hAnsi="Arial"/>
+        <w:color w:val="555555"/>
+        <w:sz w:val="20"/>
+      </w:rPr>
+      <w:t>Revision 3 — October 2026</w:t>
+    </w:r>
+    <w:r>
+      <w:rPr>
+        <w:rFonts w:ascii="Arial" w:hAnsi="Arial"/>
+      </w:rPr>
+      <w:tab/>
+      <w:tab/>
+    </w:r>
+    <w:r>
+      <w:rPr>
+        <w:rFonts w:ascii="Arial" w:hAnsi="Arial"/>
+        <w:color w:val="555555"/>
+        <w:sz w:val="20"/>
+      </w:rPr>
+      <w:t>8-</w:t>
+    </w:r>
+    <w:r>
+      <w:rPr>
+        <w:rFonts w:ascii="Arial" w:hAnsi="Arial"/>
+        <w:color w:val="555555"/>
+        <w:sz w:val="20"/>
+      </w:rPr>
+      <w:fldChar w:fldCharType="begin"/>
+      <w:instrText xml:space="preserve"> PAGE </w:instrText>
+      <w:fldChar w:fldCharType="separate"/>
+      <w:t>1</w:t>
+      <w:fldChar w:fldCharType="end"/>
+    </w:r>
+  </w:p>
+</w:ftr>
+</file>
+
+<file path=word/footer96.xml><?xml version="1.0" encoding="utf-8"?>
+<w:ftr xmlns:m="http://schemas.openxmlformats.org/officeDocument/2006/math" xmlns:mc="http://schemas.openxmlformats.org/markup-compatibility/2006" xmlns:mo="http://schemas.microsoft.com/office/mac/office/2008/main" xmlns:mv="urn:schemas-microsoft-com:mac:vml" xmlns:o="urn:schemas-microsoft-com:office:office" xmlns:r="http://schemas.openxmlformats.org/officeDocument/2006/relationships" xmlns:v="urn:schemas-microsoft-com:vml" xmlns:w10="urn:schemas-microsoft-com:office:word" xmlns:w14="http://schemas.microsoft.com/office/word/2010/wordml" xmlns:w="http://schemas.openxmlformats.org/wordprocessingml/2006/main" xmlns:wne="http://schemas.microsoft.com/office/word/2006/wordml" xmlns:wp14="http://schemas.microsoft.com/office/word/2010/wordprocessingDrawing" xmlns:wp="http://schemas.openxmlformats.org/drawingml/2006/wordprocessingDrawing" xmlns:wpc="http://schemas.microsoft.com/office/word/2010/wordprocessingCanvas" xmlns:wpg="http://schemas.microsoft.com/office/word/2010/wordprocessingGroup" xmlns:wpi="http://schemas.microsoft.com/office/word/2010/wordprocessingInk" xmlns:wps="http://schemas.microsoft.com/office/word/2010/wordprocessingShape" mc:Ignorable="w14 wp14">
+  <w:p>
+    <w:pPr>
+      <w:pStyle w:val="Footer"/>
+      <w:spacing w:before="40"/>
+      <w:jc w:val="left"/>
+      <w:pBdr>
+        <w:top w:val="single" w:sz="4" w:space="2" w:color="808080"/>
+      </w:pBdr>
+    </w:pPr>
+    <w:r/>
+    <w:r>
+      <w:rPr>
+        <w:rFonts w:ascii="Arial" w:hAnsi="Arial"/>
+        <w:color w:val="555555"/>
+        <w:sz w:val="20"/>
+      </w:rPr>
+      <w:t>Revision 3 — October 2026</w:t>
+    </w:r>
+    <w:r>
+      <w:rPr>
+        <w:rFonts w:ascii="Arial" w:hAnsi="Arial"/>
+      </w:rPr>
+      <w:tab/>
+      <w:tab/>
+    </w:r>
+    <w:r>
+      <w:rPr>
+        <w:rFonts w:ascii="Arial" w:hAnsi="Arial"/>
+        <w:color w:val="555555"/>
+        <w:sz w:val="20"/>
+      </w:rPr>
+      <w:t>9-</w:t>
+    </w:r>
+    <w:r>
+      <w:rPr>
+        <w:rFonts w:ascii="Arial" w:hAnsi="Arial"/>
+        <w:color w:val="555555"/>
+        <w:sz w:val="20"/>
+      </w:rPr>
+      <w:fldChar w:fldCharType="begin"/>
+      <w:instrText xml:space="preserve"> PAGE </w:instrText>
+      <w:fldChar w:fldCharType="separate"/>
+      <w:t>1</w:t>
+      <w:fldChar w:fldCharType="end"/>
+    </w:r>
+  </w:p>
+</w:ftr>
+</file>
+
+<file path=word/footer97.xml><?xml version="1.0" encoding="utf-8"?>
+<w:ftr xmlns:m="http://schemas.openxmlformats.org/officeDocument/2006/math" xmlns:mc="http://schemas.openxmlformats.org/markup-compatibility/2006" xmlns:mo="http://schemas.microsoft.com/office/mac/office/2008/main" xmlns:mv="urn:schemas-microsoft-com:mac:vml" xmlns:o="urn:schemas-microsoft-com:office:office" xmlns:r="http://schemas.openxmlformats.org/officeDocument/2006/relationships" xmlns:v="urn:schemas-microsoft-com:vml" xmlns:w10="urn:schemas-microsoft-com:office:word" xmlns:w14="http://schemas.microsoft.com/office/word/2010/wordml" xmlns:w="http://schemas.openxmlformats.org/wordprocessingml/2006/main" xmlns:wne="http://schemas.microsoft.com/office/word/2006/wordml" xmlns:wp14="http://schemas.microsoft.com/office/word/2010/wordprocessingDrawing" xmlns:wp="http://schemas.openxmlformats.org/drawingml/2006/wordprocessingDrawing" xmlns:wpc="http://schemas.microsoft.com/office/word/2010/wordprocessingCanvas" xmlns:wpg="http://schemas.microsoft.com/office/word/2010/wordprocessingGroup" xmlns:wpi="http://schemas.microsoft.com/office/word/2010/wordprocessingInk" xmlns:wps="http://schemas.microsoft.com/office/word/2010/wordprocessingShape" mc:Ignorable="w14 wp14">
+  <w:p>
+    <w:pPr>
+      <w:pStyle w:val="Footer"/>
+      <w:spacing w:before="40"/>
+      <w:jc w:val="left"/>
+      <w:pBdr>
+        <w:top w:val="single" w:sz="4" w:space="2" w:color="808080"/>
+      </w:pBdr>
+    </w:pPr>
+    <w:r/>
+    <w:r>
+      <w:rPr>
+        <w:rFonts w:ascii="Arial" w:hAnsi="Arial"/>
+        <w:color w:val="555555"/>
+        <w:sz w:val="20"/>
+      </w:rPr>
+      <w:t>Revision 3 — October 2026</w:t>
+    </w:r>
+    <w:r>
+      <w:rPr>
+        <w:rFonts w:ascii="Arial" w:hAnsi="Arial"/>
+      </w:rPr>
+      <w:tab/>
+      <w:tab/>
+    </w:r>
+    <w:r>
+      <w:rPr>
+        <w:rFonts w:ascii="Arial" w:hAnsi="Arial"/>
+        <w:color w:val="555555"/>
+        <w:sz w:val="20"/>
+      </w:rPr>
+      <w:t>10-</w:t>
+    </w:r>
+    <w:r>
+      <w:rPr>
+        <w:rFonts w:ascii="Arial" w:hAnsi="Arial"/>
+        <w:color w:val="555555"/>
+        <w:sz w:val="20"/>
+      </w:rPr>
+      <w:fldChar w:fldCharType="begin"/>
+      <w:instrText xml:space="preserve"> PAGE </w:instrText>
+      <w:fldChar w:fldCharType="separate"/>
+      <w:t>1</w:t>
+      <w:fldChar w:fldCharType="end"/>
+    </w:r>
+  </w:p>
+</w:ftr>
+</file>
+
+<file path=word/footer98.xml><?xml version="1.0" encoding="utf-8"?>
+<w:ftr xmlns:m="http://schemas.openxmlformats.org/officeDocument/2006/math" xmlns:mc="http://schemas.openxmlformats.org/markup-compatibility/2006" xmlns:mo="http://schemas.microsoft.com/office/mac/office/2008/main" xmlns:mv="urn:schemas-microsoft-com:mac:vml" xmlns:o="urn:schemas-microsoft-com:office:office" xmlns:r="http://schemas.openxmlformats.org/officeDocument/2006/relationships" xmlns:v="urn:schemas-microsoft-com:vml" xmlns:w10="urn:schemas-microsoft-com:office:word" xmlns:w14="http://schemas.microsoft.com/office/word/2010/wordml" xmlns:w="http://schemas.openxmlformats.org/wordprocessingml/2006/main" xmlns:wne="http://schemas.microsoft.com/office/word/2006/wordml" xmlns:wp14="http://schemas.microsoft.com/office/word/2010/wordprocessingDrawing" xmlns:wp="http://schemas.openxmlformats.org/drawingml/2006/wordprocessingDrawing" xmlns:wpc="http://schemas.microsoft.com/office/word/2010/wordprocessingCanvas" xmlns:wpg="http://schemas.microsoft.com/office/word/2010/wordprocessingGroup" xmlns:wpi="http://schemas.microsoft.com/office/word/2010/wordprocessingInk" xmlns:wps="http://schemas.microsoft.com/office/word/2010/wordprocessingShape" mc:Ignorable="w14 wp14">
+  <w:p>
+    <w:pPr>
+      <w:pStyle w:val="Footer"/>
+      <w:spacing w:before="40"/>
+      <w:jc w:val="left"/>
+      <w:pBdr>
+        <w:top w:val="single" w:sz="4" w:space="2" w:color="808080"/>
+      </w:pBdr>
+    </w:pPr>
+    <w:r/>
+    <w:r>
+      <w:rPr>
+        <w:rFonts w:ascii="Arial" w:hAnsi="Arial"/>
+        <w:color w:val="555555"/>
+        <w:sz w:val="20"/>
+      </w:rPr>
+      <w:t>Revision 3 — October 2026</w:t>
+    </w:r>
+    <w:r>
+      <w:rPr>
+        <w:rFonts w:ascii="Arial" w:hAnsi="Arial"/>
+      </w:rPr>
+      <w:tab/>
+      <w:tab/>
+    </w:r>
+    <w:r>
+      <w:rPr>
+        <w:rFonts w:ascii="Arial" w:hAnsi="Arial"/>
+        <w:color w:val="555555"/>
+        <w:sz w:val="20"/>
+      </w:rPr>
+      <w:t>11-</w:t>
+    </w:r>
+    <w:r>
+      <w:rPr>
+        <w:rFonts w:ascii="Arial" w:hAnsi="Arial"/>
+        <w:color w:val="555555"/>
+        <w:sz w:val="20"/>
+      </w:rPr>
+      <w:fldChar w:fldCharType="begin"/>
+      <w:instrText xml:space="preserve"> PAGE </w:instrText>
+      <w:fldChar w:fldCharType="separate"/>
+      <w:t>1</w:t>
+      <w:fldChar w:fldCharType="end"/>
+    </w:r>
+  </w:p>
+</w:ftr>
+</file>
+
+<file path=word/footer99.xml><?xml version="1.0" encoding="utf-8"?>
+<w:ftr xmlns:m="http://schemas.openxmlformats.org/officeDocument/2006/math" xmlns:mc="http://schemas.openxmlformats.org/markup-compatibility/2006" xmlns:mo="http://schemas.microsoft.com/office/mac/office/2008/main" xmlns:mv="urn:schemas-microsoft-com:mac:vml" xmlns:o="urn:schemas-microsoft-com:office:office" xmlns:r="http://schemas.openxmlformats.org/officeDocument/2006/relationships" xmlns:v="urn:schemas-microsoft-com:vml" xmlns:w10="urn:schemas-microsoft-com:office:word" xmlns:w14="http://schemas.microsoft.com/office/word/2010/wordml" xmlns:w="http://schemas.openxmlformats.org/wordprocessingml/2006/main" xmlns:wne="http://schemas.microsoft.com/office/word/2006/wordml" xmlns:wp14="http://schemas.microsoft.com/office/word/2010/wordprocessingDrawing" xmlns:wp="http://schemas.openxmlformats.org/drawingml/2006/wordprocessingDrawing" xmlns:wpc="http://schemas.microsoft.com/office/word/2010/wordprocessingCanvas" xmlns:wpg="http://schemas.microsoft.com/office/word/2010/wordprocessingGroup" xmlns:wpi="http://schemas.microsoft.com/office/word/2010/wordprocessingInk" xmlns:wps="http://schemas.microsoft.com/office/word/2010/wordprocessingShape" mc:Ignorable="w14 wp14">
+  <w:p>
+    <w:pPr>
+      <w:pStyle w:val="Footer"/>
+      <w:spacing w:before="40"/>
+      <w:jc w:val="left"/>
+      <w:pBdr>
+        <w:top w:val="single" w:sz="4" w:space="2" w:color="808080"/>
+      </w:pBdr>
+    </w:pPr>
+    <w:r/>
+    <w:r>
+      <w:rPr>
+        <w:rFonts w:ascii="Arial" w:hAnsi="Arial"/>
+        <w:color w:val="555555"/>
+        <w:sz w:val="20"/>
+      </w:rPr>
+      <w:t>Revision 3 — October 2026</w:t>
+    </w:r>
+    <w:r>
+      <w:rPr>
+        <w:rFonts w:ascii="Arial" w:hAnsi="Arial"/>
+      </w:rPr>
+      <w:tab/>
+      <w:tab/>
+    </w:r>
+    <w:r>
+      <w:rPr>
+        <w:rFonts w:ascii="Arial" w:hAnsi="Arial"/>
+        <w:color w:val="555555"/>
+        <w:sz w:val="20"/>
+      </w:rPr>
+      <w:t>12-</w:t>
     </w:r>
     <w:r>
       <w:rPr>
@@ -16403,6 +18241,181 @@
 </w:hdr>
 </file>
 
+<file path=word/header100.xml><?xml version="1.0" encoding="utf-8"?>
+<w:hdr xmlns:m="http://schemas.openxmlformats.org/officeDocument/2006/math" xmlns:mc="http://schemas.openxmlformats.org/markup-compatibility/2006" xmlns:mo="http://schemas.microsoft.com/office/mac/office/2008/main" xmlns:mv="urn:schemas-microsoft-com:mac:vml" xmlns:o="urn:schemas-microsoft-com:office:office" xmlns:r="http://schemas.openxmlformats.org/officeDocument/2006/relationships" xmlns:v="urn:schemas-microsoft-com:vml" xmlns:w10="urn:schemas-microsoft-com:office:word" xmlns:w14="http://schemas.microsoft.com/office/word/2010/wordml" xmlns:w="http://schemas.openxmlformats.org/wordprocessingml/2006/main" xmlns:wne="http://schemas.microsoft.com/office/word/2006/wordml" xmlns:wp14="http://schemas.microsoft.com/office/word/2010/wordprocessingDrawing" xmlns:wp="http://schemas.openxmlformats.org/drawingml/2006/wordprocessingDrawing" xmlns:wpc="http://schemas.microsoft.com/office/word/2010/wordprocessingCanvas" xmlns:wpg="http://schemas.microsoft.com/office/word/2010/wordprocessingGroup" xmlns:wpi="http://schemas.microsoft.com/office/word/2010/wordprocessingInk" xmlns:wps="http://schemas.microsoft.com/office/word/2010/wordprocessingShape" mc:Ignorable="w14 wp14">
+  <w:p>
+    <w:pPr>
+      <w:pStyle w:val="Header"/>
+      <w:spacing w:after="40"/>
+      <w:jc w:val="right"/>
+      <w:pBdr>
+        <w:bottom w:val="single" w:sz="4" w:space="2" w:color="808080"/>
+      </w:pBdr>
+    </w:pPr>
+    <w:r/>
+    <w:r>
+      <w:rPr>
+        <w:rFonts w:ascii="Arial" w:hAnsi="Arial"/>
+        <w:b/>
+        <w:color w:val="555555"/>
+        <w:sz w:val="20"/>
+      </w:rPr>
+      <w:t>13. Sensors</w:t>
+    </w:r>
+  </w:p>
+</w:hdr>
+</file>
+
+<file path=word/header101.xml><?xml version="1.0" encoding="utf-8"?>
+<w:hdr xmlns:m="http://schemas.openxmlformats.org/officeDocument/2006/math" xmlns:mc="http://schemas.openxmlformats.org/markup-compatibility/2006" xmlns:mo="http://schemas.microsoft.com/office/mac/office/2008/main" xmlns:mv="urn:schemas-microsoft-com:mac:vml" xmlns:o="urn:schemas-microsoft-com:office:office" xmlns:r="http://schemas.openxmlformats.org/officeDocument/2006/relationships" xmlns:v="urn:schemas-microsoft-com:vml" xmlns:w10="urn:schemas-microsoft-com:office:word" xmlns:w14="http://schemas.microsoft.com/office/word/2010/wordml" xmlns:w="http://schemas.openxmlformats.org/wordprocessingml/2006/main" xmlns:wne="http://schemas.microsoft.com/office/word/2006/wordml" xmlns:wp14="http://schemas.microsoft.com/office/word/2010/wordprocessingDrawing" xmlns:wp="http://schemas.openxmlformats.org/drawingml/2006/wordprocessingDrawing" xmlns:wpc="http://schemas.microsoft.com/office/word/2010/wordprocessingCanvas" xmlns:wpg="http://schemas.microsoft.com/office/word/2010/wordprocessingGroup" xmlns:wpi="http://schemas.microsoft.com/office/word/2010/wordprocessingInk" xmlns:wps="http://schemas.microsoft.com/office/word/2010/wordprocessingShape" mc:Ignorable="w14 wp14">
+  <w:p>
+    <w:pPr>
+      <w:pStyle w:val="Header"/>
+      <w:spacing w:after="40"/>
+      <w:jc w:val="right"/>
+      <w:pBdr>
+        <w:bottom w:val="single" w:sz="4" w:space="2" w:color="808080"/>
+      </w:pBdr>
+    </w:pPr>
+    <w:r/>
+    <w:r>
+      <w:rPr>
+        <w:rFonts w:ascii="Arial" w:hAnsi="Arial"/>
+        <w:b/>
+        <w:color w:val="555555"/>
+        <w:sz w:val="20"/>
+      </w:rPr>
+      <w:t>14. Time Synchronization</w:t>
+    </w:r>
+  </w:p>
+</w:hdr>
+</file>
+
+<file path=word/header102.xml><?xml version="1.0" encoding="utf-8"?>
+<w:hdr xmlns:m="http://schemas.openxmlformats.org/officeDocument/2006/math" xmlns:mc="http://schemas.openxmlformats.org/markup-compatibility/2006" xmlns:mo="http://schemas.microsoft.com/office/mac/office/2008/main" xmlns:mv="urn:schemas-microsoft-com:mac:vml" xmlns:o="urn:schemas-microsoft-com:office:office" xmlns:r="http://schemas.openxmlformats.org/officeDocument/2006/relationships" xmlns:v="urn:schemas-microsoft-com:vml" xmlns:w10="urn:schemas-microsoft-com:office:word" xmlns:w14="http://schemas.microsoft.com/office/word/2010/wordml" xmlns:w="http://schemas.openxmlformats.org/wordprocessingml/2006/main" xmlns:wne="http://schemas.microsoft.com/office/word/2006/wordml" xmlns:wp14="http://schemas.microsoft.com/office/word/2010/wordprocessingDrawing" xmlns:wp="http://schemas.openxmlformats.org/drawingml/2006/wordprocessingDrawing" xmlns:wpc="http://schemas.microsoft.com/office/word/2010/wordprocessingCanvas" xmlns:wpg="http://schemas.microsoft.com/office/word/2010/wordprocessingGroup" xmlns:wpi="http://schemas.microsoft.com/office/word/2010/wordprocessingInk" xmlns:wps="http://schemas.microsoft.com/office/word/2010/wordprocessingShape" mc:Ignorable="w14 wp14">
+  <w:p>
+    <w:pPr>
+      <w:pStyle w:val="Header"/>
+      <w:spacing w:after="40"/>
+      <w:jc w:val="right"/>
+      <w:pBdr>
+        <w:bottom w:val="single" w:sz="4" w:space="2" w:color="808080"/>
+      </w:pBdr>
+    </w:pPr>
+    <w:r/>
+    <w:r>
+      <w:rPr>
+        <w:rFonts w:ascii="Arial" w:hAnsi="Arial"/>
+        <w:b/>
+        <w:color w:val="555555"/>
+        <w:sz w:val="20"/>
+      </w:rPr>
+      <w:t>15. Firmware Updates</w:t>
+    </w:r>
+  </w:p>
+</w:hdr>
+</file>
+
+<file path=word/header103.xml><?xml version="1.0" encoding="utf-8"?>
+<w:hdr xmlns:m="http://schemas.openxmlformats.org/officeDocument/2006/math" xmlns:mc="http://schemas.openxmlformats.org/markup-compatibility/2006" xmlns:mo="http://schemas.microsoft.com/office/mac/office/2008/main" xmlns:mv="urn:schemas-microsoft-com:mac:vml" xmlns:o="urn:schemas-microsoft-com:office:office" xmlns:r="http://schemas.openxmlformats.org/officeDocument/2006/relationships" xmlns:v="urn:schemas-microsoft-com:vml" xmlns:w10="urn:schemas-microsoft-com:office:word" xmlns:w14="http://schemas.microsoft.com/office/word/2010/wordml" xmlns:w="http://schemas.openxmlformats.org/wordprocessingml/2006/main" xmlns:wne="http://schemas.microsoft.com/office/word/2006/wordml" xmlns:wp14="http://schemas.microsoft.com/office/word/2010/wordprocessingDrawing" xmlns:wp="http://schemas.openxmlformats.org/drawingml/2006/wordprocessingDrawing" xmlns:wpc="http://schemas.microsoft.com/office/word/2010/wordprocessingCanvas" xmlns:wpg="http://schemas.microsoft.com/office/word/2010/wordprocessingGroup" xmlns:wpi="http://schemas.microsoft.com/office/word/2010/wordprocessingInk" xmlns:wps="http://schemas.microsoft.com/office/word/2010/wordprocessingShape" mc:Ignorable="w14 wp14">
+  <w:p>
+    <w:pPr>
+      <w:pStyle w:val="Header"/>
+      <w:spacing w:after="40"/>
+      <w:jc w:val="right"/>
+      <w:pBdr>
+        <w:bottom w:val="single" w:sz="4" w:space="2" w:color="808080"/>
+      </w:pBdr>
+    </w:pPr>
+    <w:r/>
+    <w:r>
+      <w:rPr>
+        <w:rFonts w:ascii="Arial" w:hAnsi="Arial"/>
+        <w:b/>
+        <w:color w:val="555555"/>
+        <w:sz w:val="20"/>
+      </w:rPr>
+      <w:t>16. Factory Reset</w:t>
+    </w:r>
+  </w:p>
+</w:hdr>
+</file>
+
+<file path=word/header104.xml><?xml version="1.0" encoding="utf-8"?>
+<w:hdr xmlns:m="http://schemas.openxmlformats.org/officeDocument/2006/math" xmlns:mc="http://schemas.openxmlformats.org/markup-compatibility/2006" xmlns:mo="http://schemas.microsoft.com/office/mac/office/2008/main" xmlns:mv="urn:schemas-microsoft-com:mac:vml" xmlns:o="urn:schemas-microsoft-com:office:office" xmlns:r="http://schemas.openxmlformats.org/officeDocument/2006/relationships" xmlns:v="urn:schemas-microsoft-com:vml" xmlns:w10="urn:schemas-microsoft-com:office:word" xmlns:w14="http://schemas.microsoft.com/office/word/2010/wordml" xmlns:w="http://schemas.openxmlformats.org/wordprocessingml/2006/main" xmlns:wne="http://schemas.microsoft.com/office/word/2006/wordml" xmlns:wp14="http://schemas.microsoft.com/office/word/2010/wordprocessingDrawing" xmlns:wp="http://schemas.openxmlformats.org/drawingml/2006/wordprocessingDrawing" xmlns:wpc="http://schemas.microsoft.com/office/word/2010/wordprocessingCanvas" xmlns:wpg="http://schemas.microsoft.com/office/word/2010/wordprocessingGroup" xmlns:wpi="http://schemas.microsoft.com/office/word/2010/wordprocessingInk" xmlns:wps="http://schemas.microsoft.com/office/word/2010/wordprocessingShape" mc:Ignorable="w14 wp14">
+  <w:p>
+    <w:pPr>
+      <w:pStyle w:val="Header"/>
+      <w:spacing w:after="40"/>
+      <w:jc w:val="right"/>
+      <w:pBdr>
+        <w:bottom w:val="single" w:sz="4" w:space="2" w:color="808080"/>
+      </w:pBdr>
+    </w:pPr>
+    <w:r/>
+    <w:r>
+      <w:rPr>
+        <w:rFonts w:ascii="Arial" w:hAnsi="Arial"/>
+        <w:b/>
+        <w:color w:val="555555"/>
+        <w:sz w:val="20"/>
+      </w:rPr>
+      <w:t>17. Display Messages</w:t>
+    </w:r>
+  </w:p>
+</w:hdr>
+</file>
+
+<file path=word/header105.xml><?xml version="1.0" encoding="utf-8"?>
+<w:hdr xmlns:m="http://schemas.openxmlformats.org/officeDocument/2006/math" xmlns:mc="http://schemas.openxmlformats.org/markup-compatibility/2006" xmlns:mo="http://schemas.microsoft.com/office/mac/office/2008/main" xmlns:mv="urn:schemas-microsoft-com:mac:vml" xmlns:o="urn:schemas-microsoft-com:office:office" xmlns:r="http://schemas.openxmlformats.org/officeDocument/2006/relationships" xmlns:v="urn:schemas-microsoft-com:vml" xmlns:w10="urn:schemas-microsoft-com:office:word" xmlns:w14="http://schemas.microsoft.com/office/word/2010/wordml" xmlns:w="http://schemas.openxmlformats.org/wordprocessingml/2006/main" xmlns:wne="http://schemas.microsoft.com/office/word/2006/wordml" xmlns:wp14="http://schemas.microsoft.com/office/word/2010/wordprocessingDrawing" xmlns:wp="http://schemas.openxmlformats.org/drawingml/2006/wordprocessingDrawing" xmlns:wpc="http://schemas.microsoft.com/office/word/2010/wordprocessingCanvas" xmlns:wpg="http://schemas.microsoft.com/office/word/2010/wordprocessingGroup" xmlns:wpi="http://schemas.microsoft.com/office/word/2010/wordprocessingInk" xmlns:wps="http://schemas.microsoft.com/office/word/2010/wordprocessingShape" mc:Ignorable="w14 wp14">
+  <w:p>
+    <w:pPr>
+      <w:pStyle w:val="Header"/>
+      <w:spacing w:after="40"/>
+      <w:jc w:val="right"/>
+      <w:pBdr>
+        <w:bottom w:val="single" w:sz="4" w:space="2" w:color="808080"/>
+      </w:pBdr>
+    </w:pPr>
+    <w:r/>
+    <w:r>
+      <w:rPr>
+        <w:rFonts w:ascii="Arial" w:hAnsi="Arial"/>
+        <w:b/>
+        <w:color w:val="555555"/>
+        <w:sz w:val="20"/>
+      </w:rPr>
+      <w:t>18. Troubleshooting</w:t>
+    </w:r>
+  </w:p>
+</w:hdr>
+</file>
+
+<file path=word/header106.xml><?xml version="1.0" encoding="utf-8"?>
+<w:hdr xmlns:m="http://schemas.openxmlformats.org/officeDocument/2006/math" xmlns:mc="http://schemas.openxmlformats.org/markup-compatibility/2006" xmlns:mo="http://schemas.microsoft.com/office/mac/office/2008/main" xmlns:mv="urn:schemas-microsoft-com:mac:vml" xmlns:o="urn:schemas-microsoft-com:office:office" xmlns:r="http://schemas.openxmlformats.org/officeDocument/2006/relationships" xmlns:v="urn:schemas-microsoft-com:vml" xmlns:w10="urn:schemas-microsoft-com:office:word" xmlns:w14="http://schemas.microsoft.com/office/word/2010/wordml" xmlns:w="http://schemas.openxmlformats.org/wordprocessingml/2006/main" xmlns:wne="http://schemas.microsoft.com/office/word/2006/wordml" xmlns:wp14="http://schemas.microsoft.com/office/word/2010/wordprocessingDrawing" xmlns:wp="http://schemas.openxmlformats.org/drawingml/2006/wordprocessingDrawing" xmlns:wpc="http://schemas.microsoft.com/office/word/2010/wordprocessingCanvas" xmlns:wpg="http://schemas.microsoft.com/office/word/2010/wordprocessingGroup" xmlns:wpi="http://schemas.microsoft.com/office/word/2010/wordprocessingInk" xmlns:wps="http://schemas.microsoft.com/office/word/2010/wordprocessingShape" mc:Ignorable="w14 wp14">
+  <w:p>
+    <w:pPr>
+      <w:pStyle w:val="Header"/>
+      <w:spacing w:after="40"/>
+      <w:jc w:val="right"/>
+      <w:pBdr>
+        <w:bottom w:val="single" w:sz="4" w:space="2" w:color="808080"/>
+      </w:pBdr>
+    </w:pPr>
+    <w:r/>
+    <w:r>
+      <w:rPr>
+        <w:rFonts w:ascii="Arial" w:hAnsi="Arial"/>
+        <w:b/>
+        <w:color w:val="555555"/>
+        <w:sz w:val="20"/>
+      </w:rPr>
+      <w:t>Copyright and Disclaimer</w:t>
+    </w:r>
+  </w:p>
+</w:hdr>
+</file>
+
 <file path=word/header11.xml><?xml version="1.0" encoding="utf-8"?>
 <w:hdr xmlns:m="http://schemas.openxmlformats.org/officeDocument/2006/math" xmlns:mc="http://schemas.openxmlformats.org/markup-compatibility/2006" xmlns:mo="http://schemas.microsoft.com/office/mac/office/2008/main" xmlns:mv="urn:schemas-microsoft-com:mac:vml" xmlns:o="urn:schemas-microsoft-com:office:office" xmlns:r="http://schemas.openxmlformats.org/officeDocument/2006/relationships" xmlns:v="urn:schemas-microsoft-com:vml" xmlns:w10="urn:schemas-microsoft-com:office:word" xmlns:w14="http://schemas.microsoft.com/office/word/2010/wordml" xmlns:w="http://schemas.openxmlformats.org/wordprocessingml/2006/main" xmlns:wne="http://schemas.microsoft.com/office/word/2006/wordml" xmlns:wp14="http://schemas.microsoft.com/office/word/2010/wordprocessingDrawing" xmlns:wp="http://schemas.openxmlformats.org/drawingml/2006/wordprocessingDrawing" xmlns:wpc="http://schemas.microsoft.com/office/word/2010/wordprocessingCanvas" xmlns:wpg="http://schemas.microsoft.com/office/word/2010/wordprocessingGroup" xmlns:wpi="http://schemas.microsoft.com/office/word/2010/wordprocessingInk" xmlns:wps="http://schemas.microsoft.com/office/word/2010/wordprocessingShape" mc:Ignorable="w14 wp14">
   <w:p>
@@ -18413,6 +20426,22 @@
       </w:pBdr>
     </w:pPr>
     <w:r/>
+  </w:p>
+</w:hdr>
+</file>
+
+<file path=word/header86.xml><?xml version="1.0" encoding="utf-8"?>
+<w:hdr xmlns:m="http://schemas.openxmlformats.org/officeDocument/2006/math" xmlns:mc="http://schemas.openxmlformats.org/markup-compatibility/2006" xmlns:mo="http://schemas.microsoft.com/office/mac/office/2008/main" xmlns:mv="urn:schemas-microsoft-com:mac:vml" xmlns:o="urn:schemas-microsoft-com:office:office" xmlns:r="http://schemas.openxmlformats.org/officeDocument/2006/relationships" xmlns:v="urn:schemas-microsoft-com:vml" xmlns:w10="urn:schemas-microsoft-com:office:word" xmlns:w14="http://schemas.microsoft.com/office/word/2010/wordml" xmlns:w="http://schemas.openxmlformats.org/wordprocessingml/2006/main" xmlns:wne="http://schemas.microsoft.com/office/word/2006/wordml" xmlns:wp14="http://schemas.microsoft.com/office/word/2010/wordprocessingDrawing" xmlns:wp="http://schemas.openxmlformats.org/drawingml/2006/wordprocessingDrawing" xmlns:wpc="http://schemas.microsoft.com/office/word/2010/wordprocessingCanvas" xmlns:wpg="http://schemas.microsoft.com/office/word/2010/wordprocessingGroup" xmlns:wpi="http://schemas.microsoft.com/office/word/2010/wordprocessingInk" xmlns:wps="http://schemas.microsoft.com/office/word/2010/wordprocessingShape" mc:Ignorable="w14 wp14">
+  <w:p>
+    <w:pPr>
+      <w:pStyle w:val="Header"/>
+      <w:spacing w:after="40"/>
+      <w:jc w:val="right"/>
+      <w:pBdr>
+        <w:bottom w:val="single" w:sz="4" w:space="2" w:color="808080"/>
+      </w:pBdr>
+    </w:pPr>
+    <w:r/>
     <w:r>
       <w:rPr>
         <w:rFonts w:ascii="Arial" w:hAnsi="Arial"/>
@@ -18420,7 +20449,82 @@
         <w:color w:val="555555"/>
         <w:sz w:val="20"/>
       </w:rPr>
-      <w:t>Copyright and Disclaimer</w:t>
+      <w:t>Table of Contents</w:t>
+    </w:r>
+  </w:p>
+</w:hdr>
+</file>
+
+<file path=word/header87.xml><?xml version="1.0" encoding="utf-8"?>
+<w:hdr xmlns:m="http://schemas.openxmlformats.org/officeDocument/2006/math" xmlns:mc="http://schemas.openxmlformats.org/markup-compatibility/2006" xmlns:mo="http://schemas.microsoft.com/office/mac/office/2008/main" xmlns:mv="urn:schemas-microsoft-com:mac:vml" xmlns:o="urn:schemas-microsoft-com:office:office" xmlns:r="http://schemas.openxmlformats.org/officeDocument/2006/relationships" xmlns:v="urn:schemas-microsoft-com:vml" xmlns:w10="urn:schemas-microsoft-com:office:word" xmlns:w14="http://schemas.microsoft.com/office/word/2010/wordml" xmlns:w="http://schemas.openxmlformats.org/wordprocessingml/2006/main" xmlns:wne="http://schemas.microsoft.com/office/word/2006/wordml" xmlns:wp14="http://schemas.microsoft.com/office/word/2010/wordprocessingDrawing" xmlns:wp="http://schemas.openxmlformats.org/drawingml/2006/wordprocessingDrawing" xmlns:wpc="http://schemas.microsoft.com/office/word/2010/wordprocessingCanvas" xmlns:wpg="http://schemas.microsoft.com/office/word/2010/wordprocessingGroup" xmlns:wpi="http://schemas.microsoft.com/office/word/2010/wordprocessingInk" xmlns:wps="http://schemas.microsoft.com/office/word/2010/wordprocessingShape" mc:Ignorable="w14 wp14">
+  <w:p>
+    <w:pPr>
+      <w:pStyle w:val="Header"/>
+      <w:spacing w:after="40"/>
+      <w:jc w:val="right"/>
+      <w:pBdr>
+        <w:bottom w:val="single" w:sz="4" w:space="2" w:color="808080"/>
+      </w:pBdr>
+    </w:pPr>
+    <w:r/>
+    <w:r>
+      <w:rPr>
+        <w:rFonts w:ascii="Arial" w:hAnsi="Arial"/>
+        <w:b/>
+        <w:color w:val="555555"/>
+        <w:sz w:val="20"/>
+      </w:rPr>
+      <w:t>Quick Start</w:t>
+    </w:r>
+  </w:p>
+</w:hdr>
+</file>
+
+<file path=word/header88.xml><?xml version="1.0" encoding="utf-8"?>
+<w:hdr xmlns:m="http://schemas.openxmlformats.org/officeDocument/2006/math" xmlns:mc="http://schemas.openxmlformats.org/markup-compatibility/2006" xmlns:mo="http://schemas.microsoft.com/office/mac/office/2008/main" xmlns:mv="urn:schemas-microsoft-com:mac:vml" xmlns:o="urn:schemas-microsoft-com:office:office" xmlns:r="http://schemas.openxmlformats.org/officeDocument/2006/relationships" xmlns:v="urn:schemas-microsoft-com:vml" xmlns:w10="urn:schemas-microsoft-com:office:word" xmlns:w14="http://schemas.microsoft.com/office/word/2010/wordml" xmlns:w="http://schemas.openxmlformats.org/wordprocessingml/2006/main" xmlns:wne="http://schemas.microsoft.com/office/word/2006/wordml" xmlns:wp14="http://schemas.microsoft.com/office/word/2010/wordprocessingDrawing" xmlns:wp="http://schemas.openxmlformats.org/drawingml/2006/wordprocessingDrawing" xmlns:wpc="http://schemas.microsoft.com/office/word/2010/wordprocessingCanvas" xmlns:wpg="http://schemas.microsoft.com/office/word/2010/wordprocessingGroup" xmlns:wpi="http://schemas.microsoft.com/office/word/2010/wordprocessingInk" xmlns:wps="http://schemas.microsoft.com/office/word/2010/wordprocessingShape" mc:Ignorable="w14 wp14">
+  <w:p>
+    <w:pPr>
+      <w:pStyle w:val="Header"/>
+      <w:spacing w:after="40"/>
+      <w:jc w:val="right"/>
+      <w:pBdr>
+        <w:bottom w:val="single" w:sz="4" w:space="2" w:color="808080"/>
+      </w:pBdr>
+    </w:pPr>
+    <w:r/>
+    <w:r>
+      <w:rPr>
+        <w:rFonts w:ascii="Arial" w:hAnsi="Arial"/>
+        <w:b/>
+        <w:color w:val="555555"/>
+        <w:sz w:val="20"/>
+      </w:rPr>
+      <w:t>1. Overview</w:t>
+    </w:r>
+  </w:p>
+</w:hdr>
+</file>
+
+<file path=word/header89.xml><?xml version="1.0" encoding="utf-8"?>
+<w:hdr xmlns:m="http://schemas.openxmlformats.org/officeDocument/2006/math" xmlns:mc="http://schemas.openxmlformats.org/markup-compatibility/2006" xmlns:mo="http://schemas.microsoft.com/office/mac/office/2008/main" xmlns:mv="urn:schemas-microsoft-com:mac:vml" xmlns:o="urn:schemas-microsoft-com:office:office" xmlns:r="http://schemas.openxmlformats.org/officeDocument/2006/relationships" xmlns:v="urn:schemas-microsoft-com:vml" xmlns:w10="urn:schemas-microsoft-com:office:word" xmlns:w14="http://schemas.microsoft.com/office/word/2010/wordml" xmlns:w="http://schemas.openxmlformats.org/wordprocessingml/2006/main" xmlns:wne="http://schemas.microsoft.com/office/word/2006/wordml" xmlns:wp14="http://schemas.microsoft.com/office/word/2010/wordprocessingDrawing" xmlns:wp="http://schemas.openxmlformats.org/drawingml/2006/wordprocessingDrawing" xmlns:wpc="http://schemas.microsoft.com/office/word/2010/wordprocessingCanvas" xmlns:wpg="http://schemas.microsoft.com/office/word/2010/wordprocessingGroup" xmlns:wpi="http://schemas.microsoft.com/office/word/2010/wordprocessingInk" xmlns:wps="http://schemas.microsoft.com/office/word/2010/wordprocessingShape" mc:Ignorable="w14 wp14">
+  <w:p>
+    <w:pPr>
+      <w:pStyle w:val="Header"/>
+      <w:spacing w:after="40"/>
+      <w:jc w:val="right"/>
+      <w:pBdr>
+        <w:bottom w:val="single" w:sz="4" w:space="2" w:color="808080"/>
+      </w:pBdr>
+    </w:pPr>
+    <w:r/>
+    <w:r>
+      <w:rPr>
+        <w:rFonts w:ascii="Arial" w:hAnsi="Arial"/>
+        <w:b/>
+        <w:color w:val="555555"/>
+        <w:sz w:val="20"/>
+      </w:rPr>
+      <w:t>2. Models</w:t>
     </w:r>
   </w:p>
 </w:hdr>
@@ -18446,6 +20550,256 @@
         <w:sz w:val="20"/>
       </w:rPr>
       <w:t>6. AP Configuration Mode</w:t>
+    </w:r>
+  </w:p>
+</w:hdr>
+</file>
+
+<file path=word/header90.xml><?xml version="1.0" encoding="utf-8"?>
+<w:hdr xmlns:m="http://schemas.openxmlformats.org/officeDocument/2006/math" xmlns:mc="http://schemas.openxmlformats.org/markup-compatibility/2006" xmlns:mo="http://schemas.microsoft.com/office/mac/office/2008/main" xmlns:mv="urn:schemas-microsoft-com:mac:vml" xmlns:o="urn:schemas-microsoft-com:office:office" xmlns:r="http://schemas.openxmlformats.org/officeDocument/2006/relationships" xmlns:v="urn:schemas-microsoft-com:vml" xmlns:w10="urn:schemas-microsoft-com:office:word" xmlns:w14="http://schemas.microsoft.com/office/word/2010/wordml" xmlns:w="http://schemas.openxmlformats.org/wordprocessingml/2006/main" xmlns:wne="http://schemas.microsoft.com/office/word/2006/wordml" xmlns:wp14="http://schemas.microsoft.com/office/word/2010/wordprocessingDrawing" xmlns:wp="http://schemas.openxmlformats.org/drawingml/2006/wordprocessingDrawing" xmlns:wpc="http://schemas.microsoft.com/office/word/2010/wordprocessingCanvas" xmlns:wpg="http://schemas.microsoft.com/office/word/2010/wordprocessingGroup" xmlns:wpi="http://schemas.microsoft.com/office/word/2010/wordprocessingInk" xmlns:wps="http://schemas.microsoft.com/office/word/2010/wordprocessingShape" mc:Ignorable="w14 wp14">
+  <w:p>
+    <w:pPr>
+      <w:pStyle w:val="Header"/>
+      <w:spacing w:after="40"/>
+      <w:jc w:val="right"/>
+      <w:pBdr>
+        <w:bottom w:val="single" w:sz="4" w:space="2" w:color="808080"/>
+      </w:pBdr>
+    </w:pPr>
+    <w:r/>
+    <w:r>
+      <w:rPr>
+        <w:rFonts w:ascii="Arial" w:hAnsi="Arial"/>
+        <w:b/>
+        <w:color w:val="555555"/>
+        <w:sz w:val="20"/>
+      </w:rPr>
+      <w:t>3. Display</w:t>
+    </w:r>
+  </w:p>
+</w:hdr>
+</file>
+
+<file path=word/header91.xml><?xml version="1.0" encoding="utf-8"?>
+<w:hdr xmlns:m="http://schemas.openxmlformats.org/officeDocument/2006/math" xmlns:mc="http://schemas.openxmlformats.org/markup-compatibility/2006" xmlns:mo="http://schemas.microsoft.com/office/mac/office/2008/main" xmlns:mv="urn:schemas-microsoft-com:mac:vml" xmlns:o="urn:schemas-microsoft-com:office:office" xmlns:r="http://schemas.openxmlformats.org/officeDocument/2006/relationships" xmlns:v="urn:schemas-microsoft-com:vml" xmlns:w10="urn:schemas-microsoft-com:office:word" xmlns:w14="http://schemas.microsoft.com/office/word/2010/wordml" xmlns:w="http://schemas.openxmlformats.org/wordprocessingml/2006/main" xmlns:wne="http://schemas.microsoft.com/office/word/2006/wordml" xmlns:wp14="http://schemas.microsoft.com/office/word/2010/wordprocessingDrawing" xmlns:wp="http://schemas.openxmlformats.org/drawingml/2006/wordprocessingDrawing" xmlns:wpc="http://schemas.microsoft.com/office/word/2010/wordprocessingCanvas" xmlns:wpg="http://schemas.microsoft.com/office/word/2010/wordprocessingGroup" xmlns:wpi="http://schemas.microsoft.com/office/word/2010/wordprocessingInk" xmlns:wps="http://schemas.microsoft.com/office/word/2010/wordprocessingShape" mc:Ignorable="w14 wp14">
+  <w:p>
+    <w:pPr>
+      <w:pStyle w:val="Header"/>
+      <w:spacing w:after="40"/>
+      <w:jc w:val="right"/>
+      <w:pBdr>
+        <w:bottom w:val="single" w:sz="4" w:space="2" w:color="808080"/>
+      </w:pBdr>
+    </w:pPr>
+    <w:r/>
+    <w:r>
+      <w:rPr>
+        <w:rFonts w:ascii="Arial" w:hAnsi="Arial"/>
+        <w:b/>
+        <w:color w:val="555555"/>
+        <w:sz w:val="20"/>
+      </w:rPr>
+      <w:t>4. Buttons</w:t>
+    </w:r>
+  </w:p>
+</w:hdr>
+</file>
+
+<file path=word/header92.xml><?xml version="1.0" encoding="utf-8"?>
+<w:hdr xmlns:m="http://schemas.openxmlformats.org/officeDocument/2006/math" xmlns:mc="http://schemas.openxmlformats.org/markup-compatibility/2006" xmlns:mo="http://schemas.microsoft.com/office/mac/office/2008/main" xmlns:mv="urn:schemas-microsoft-com:mac:vml" xmlns:o="urn:schemas-microsoft-com:office:office" xmlns:r="http://schemas.openxmlformats.org/officeDocument/2006/relationships" xmlns:v="urn:schemas-microsoft-com:vml" xmlns:w10="urn:schemas-microsoft-com:office:word" xmlns:w14="http://schemas.microsoft.com/office/word/2010/wordml" xmlns:w="http://schemas.openxmlformats.org/wordprocessingml/2006/main" xmlns:wne="http://schemas.microsoft.com/office/word/2006/wordml" xmlns:wp14="http://schemas.microsoft.com/office/word/2010/wordprocessingDrawing" xmlns:wp="http://schemas.openxmlformats.org/drawingml/2006/wordprocessingDrawing" xmlns:wpc="http://schemas.microsoft.com/office/word/2010/wordprocessingCanvas" xmlns:wpg="http://schemas.microsoft.com/office/word/2010/wordprocessingGroup" xmlns:wpi="http://schemas.microsoft.com/office/word/2010/wordprocessingInk" xmlns:wps="http://schemas.microsoft.com/office/word/2010/wordprocessingShape" mc:Ignorable="w14 wp14">
+  <w:p>
+    <w:pPr>
+      <w:pStyle w:val="Header"/>
+      <w:spacing w:after="40"/>
+      <w:jc w:val="right"/>
+      <w:pBdr>
+        <w:bottom w:val="single" w:sz="4" w:space="2" w:color="808080"/>
+      </w:pBdr>
+    </w:pPr>
+    <w:r/>
+    <w:r>
+      <w:rPr>
+        <w:rFonts w:ascii="Arial" w:hAnsi="Arial"/>
+        <w:b/>
+        <w:color w:val="555555"/>
+        <w:sz w:val="20"/>
+      </w:rPr>
+      <w:t>5. Power-On Functions</w:t>
+    </w:r>
+  </w:p>
+</w:hdr>
+</file>
+
+<file path=word/header93.xml><?xml version="1.0" encoding="utf-8"?>
+<w:hdr xmlns:m="http://schemas.openxmlformats.org/officeDocument/2006/math" xmlns:mc="http://schemas.openxmlformats.org/markup-compatibility/2006" xmlns:mo="http://schemas.microsoft.com/office/mac/office/2008/main" xmlns:mv="urn:schemas-microsoft-com:mac:vml" xmlns:o="urn:schemas-microsoft-com:office:office" xmlns:r="http://schemas.openxmlformats.org/officeDocument/2006/relationships" xmlns:v="urn:schemas-microsoft-com:vml" xmlns:w10="urn:schemas-microsoft-com:office:word" xmlns:w14="http://schemas.microsoft.com/office/word/2010/wordml" xmlns:w="http://schemas.openxmlformats.org/wordprocessingml/2006/main" xmlns:wne="http://schemas.microsoft.com/office/word/2006/wordml" xmlns:wp14="http://schemas.microsoft.com/office/word/2010/wordprocessingDrawing" xmlns:wp="http://schemas.openxmlformats.org/drawingml/2006/wordprocessingDrawing" xmlns:wpc="http://schemas.microsoft.com/office/word/2010/wordprocessingCanvas" xmlns:wpg="http://schemas.microsoft.com/office/word/2010/wordprocessingGroup" xmlns:wpi="http://schemas.microsoft.com/office/word/2010/wordprocessingInk" xmlns:wps="http://schemas.microsoft.com/office/word/2010/wordprocessingShape" mc:Ignorable="w14 wp14">
+  <w:p>
+    <w:pPr>
+      <w:pStyle w:val="Header"/>
+      <w:spacing w:after="40"/>
+      <w:jc w:val="right"/>
+      <w:pBdr>
+        <w:bottom w:val="single" w:sz="4" w:space="2" w:color="808080"/>
+      </w:pBdr>
+    </w:pPr>
+    <w:r/>
+    <w:r>
+      <w:rPr>
+        <w:rFonts w:ascii="Arial" w:hAnsi="Arial"/>
+        <w:b/>
+        <w:color w:val="555555"/>
+        <w:sz w:val="20"/>
+      </w:rPr>
+      <w:t>6. AP Configuration Mode</w:t>
+    </w:r>
+  </w:p>
+</w:hdr>
+</file>
+
+<file path=word/header94.xml><?xml version="1.0" encoding="utf-8"?>
+<w:hdr xmlns:m="http://schemas.openxmlformats.org/officeDocument/2006/math" xmlns:mc="http://schemas.openxmlformats.org/markup-compatibility/2006" xmlns:mo="http://schemas.microsoft.com/office/mac/office/2008/main" xmlns:mv="urn:schemas-microsoft-com:mac:vml" xmlns:o="urn:schemas-microsoft-com:office:office" xmlns:r="http://schemas.openxmlformats.org/officeDocument/2006/relationships" xmlns:v="urn:schemas-microsoft-com:vml" xmlns:w10="urn:schemas-microsoft-com:office:word" xmlns:w14="http://schemas.microsoft.com/office/word/2010/wordml" xmlns:w="http://schemas.openxmlformats.org/wordprocessingml/2006/main" xmlns:wne="http://schemas.microsoft.com/office/word/2006/wordml" xmlns:wp14="http://schemas.microsoft.com/office/word/2010/wordprocessingDrawing" xmlns:wp="http://schemas.openxmlformats.org/drawingml/2006/wordprocessingDrawing" xmlns:wpc="http://schemas.microsoft.com/office/word/2010/wordprocessingCanvas" xmlns:wpg="http://schemas.microsoft.com/office/word/2010/wordprocessingGroup" xmlns:wpi="http://schemas.microsoft.com/office/word/2010/wordprocessingInk" xmlns:wps="http://schemas.microsoft.com/office/word/2010/wordprocessingShape" mc:Ignorable="w14 wp14">
+  <w:p>
+    <w:pPr>
+      <w:pStyle w:val="Header"/>
+      <w:spacing w:after="40"/>
+      <w:jc w:val="right"/>
+      <w:pBdr>
+        <w:bottom w:val="single" w:sz="4" w:space="2" w:color="808080"/>
+      </w:pBdr>
+    </w:pPr>
+    <w:r/>
+    <w:r>
+      <w:rPr>
+        <w:rFonts w:ascii="Arial" w:hAnsi="Arial"/>
+        <w:b/>
+        <w:color w:val="555555"/>
+        <w:sz w:val="20"/>
+      </w:rPr>
+      <w:t>7. Live Settings Web Interface</w:t>
+    </w:r>
+  </w:p>
+</w:hdr>
+</file>
+
+<file path=word/header95.xml><?xml version="1.0" encoding="utf-8"?>
+<w:hdr xmlns:m="http://schemas.openxmlformats.org/officeDocument/2006/math" xmlns:mc="http://schemas.openxmlformats.org/markup-compatibility/2006" xmlns:mo="http://schemas.microsoft.com/office/mac/office/2008/main" xmlns:mv="urn:schemas-microsoft-com:mac:vml" xmlns:o="urn:schemas-microsoft-com:office:office" xmlns:r="http://schemas.openxmlformats.org/officeDocument/2006/relationships" xmlns:v="urn:schemas-microsoft-com:vml" xmlns:w10="urn:schemas-microsoft-com:office:word" xmlns:w14="http://schemas.microsoft.com/office/word/2010/wordml" xmlns:w="http://schemas.openxmlformats.org/wordprocessingml/2006/main" xmlns:wne="http://schemas.microsoft.com/office/word/2006/wordml" xmlns:wp14="http://schemas.microsoft.com/office/word/2010/wordprocessingDrawing" xmlns:wp="http://schemas.openxmlformats.org/drawingml/2006/wordprocessingDrawing" xmlns:wpc="http://schemas.microsoft.com/office/word/2010/wordprocessingCanvas" xmlns:wpg="http://schemas.microsoft.com/office/word/2010/wordprocessingGroup" xmlns:wpi="http://schemas.microsoft.com/office/word/2010/wordprocessingInk" xmlns:wps="http://schemas.microsoft.com/office/word/2010/wordprocessingShape" mc:Ignorable="w14 wp14">
+  <w:p>
+    <w:pPr>
+      <w:pStyle w:val="Header"/>
+      <w:spacing w:after="40"/>
+      <w:jc w:val="right"/>
+      <w:pBdr>
+        <w:bottom w:val="single" w:sz="4" w:space="2" w:color="808080"/>
+      </w:pBdr>
+    </w:pPr>
+    <w:r/>
+    <w:r>
+      <w:rPr>
+        <w:rFonts w:ascii="Arial" w:hAnsi="Arial"/>
+        <w:b/>
+        <w:color w:val="555555"/>
+        <w:sz w:val="20"/>
+      </w:rPr>
+      <w:t>8. Rule Scheduler</w:t>
+    </w:r>
+  </w:p>
+</w:hdr>
+</file>
+
+<file path=word/header96.xml><?xml version="1.0" encoding="utf-8"?>
+<w:hdr xmlns:m="http://schemas.openxmlformats.org/officeDocument/2006/math" xmlns:mc="http://schemas.openxmlformats.org/markup-compatibility/2006" xmlns:mo="http://schemas.microsoft.com/office/mac/office/2008/main" xmlns:mv="urn:schemas-microsoft-com:mac:vml" xmlns:o="urn:schemas-microsoft-com:office:office" xmlns:r="http://schemas.openxmlformats.org/officeDocument/2006/relationships" xmlns:v="urn:schemas-microsoft-com:vml" xmlns:w10="urn:schemas-microsoft-com:office:word" xmlns:w14="http://schemas.microsoft.com/office/word/2010/wordml" xmlns:w="http://schemas.openxmlformats.org/wordprocessingml/2006/main" xmlns:wne="http://schemas.microsoft.com/office/word/2006/wordml" xmlns:wp14="http://schemas.microsoft.com/office/word/2010/wordprocessingDrawing" xmlns:wp="http://schemas.openxmlformats.org/drawingml/2006/wordprocessingDrawing" xmlns:wpc="http://schemas.microsoft.com/office/word/2010/wordprocessingCanvas" xmlns:wpg="http://schemas.microsoft.com/office/word/2010/wordprocessingGroup" xmlns:wpi="http://schemas.microsoft.com/office/word/2010/wordprocessingInk" xmlns:wps="http://schemas.microsoft.com/office/word/2010/wordprocessingShape" mc:Ignorable="w14 wp14">
+  <w:p>
+    <w:pPr>
+      <w:pStyle w:val="Header"/>
+      <w:spacing w:after="40"/>
+      <w:jc w:val="right"/>
+      <w:pBdr>
+        <w:bottom w:val="single" w:sz="4" w:space="2" w:color="808080"/>
+      </w:pBdr>
+    </w:pPr>
+    <w:r/>
+    <w:r>
+      <w:rPr>
+        <w:rFonts w:ascii="Arial" w:hAnsi="Arial"/>
+        <w:b/>
+        <w:color w:val="555555"/>
+        <w:sz w:val="20"/>
+      </w:rPr>
+      <w:t>9. Backlight (LED) Effects</w:t>
+    </w:r>
+  </w:p>
+</w:hdr>
+</file>
+
+<file path=word/header97.xml><?xml version="1.0" encoding="utf-8"?>
+<w:hdr xmlns:m="http://schemas.openxmlformats.org/officeDocument/2006/math" xmlns:mc="http://schemas.openxmlformats.org/markup-compatibility/2006" xmlns:mo="http://schemas.microsoft.com/office/mac/office/2008/main" xmlns:mv="urn:schemas-microsoft-com:mac:vml" xmlns:o="urn:schemas-microsoft-com:office:office" xmlns:r="http://schemas.openxmlformats.org/officeDocument/2006/relationships" xmlns:v="urn:schemas-microsoft-com:vml" xmlns:w10="urn:schemas-microsoft-com:office:word" xmlns:w14="http://schemas.microsoft.com/office/word/2010/wordml" xmlns:w="http://schemas.openxmlformats.org/wordprocessingml/2006/main" xmlns:wne="http://schemas.microsoft.com/office/word/2006/wordml" xmlns:wp14="http://schemas.microsoft.com/office/word/2010/wordprocessingDrawing" xmlns:wp="http://schemas.openxmlformats.org/drawingml/2006/wordprocessingDrawing" xmlns:wpc="http://schemas.microsoft.com/office/word/2010/wordprocessingCanvas" xmlns:wpg="http://schemas.microsoft.com/office/word/2010/wordprocessingGroup" xmlns:wpi="http://schemas.microsoft.com/office/word/2010/wordprocessingInk" xmlns:wps="http://schemas.microsoft.com/office/word/2010/wordprocessingShape" mc:Ignorable="w14 wp14">
+  <w:p>
+    <w:pPr>
+      <w:pStyle w:val="Header"/>
+      <w:spacing w:after="40"/>
+      <w:jc w:val="right"/>
+      <w:pBdr>
+        <w:bottom w:val="single" w:sz="4" w:space="2" w:color="808080"/>
+      </w:pBdr>
+    </w:pPr>
+    <w:r/>
+    <w:r>
+      <w:rPr>
+        <w:rFonts w:ascii="Arial" w:hAnsi="Arial"/>
+        <w:b/>
+        <w:color w:val="555555"/>
+        <w:sz w:val="20"/>
+      </w:rPr>
+      <w:t>10. Word Change Effect</w:t>
+    </w:r>
+  </w:p>
+</w:hdr>
+</file>
+
+<file path=word/header98.xml><?xml version="1.0" encoding="utf-8"?>
+<w:hdr xmlns:m="http://schemas.openxmlformats.org/officeDocument/2006/math" xmlns:mc="http://schemas.openxmlformats.org/markup-compatibility/2006" xmlns:mo="http://schemas.microsoft.com/office/mac/office/2008/main" xmlns:mv="urn:schemas-microsoft-com:mac:vml" xmlns:o="urn:schemas-microsoft-com:office:office" xmlns:r="http://schemas.openxmlformats.org/officeDocument/2006/relationships" xmlns:v="urn:schemas-microsoft-com:vml" xmlns:w10="urn:schemas-microsoft-com:office:word" xmlns:w14="http://schemas.microsoft.com/office/word/2010/wordml" xmlns:w="http://schemas.openxmlformats.org/wordprocessingml/2006/main" xmlns:wne="http://schemas.microsoft.com/office/word/2006/wordml" xmlns:wp14="http://schemas.microsoft.com/office/word/2010/wordprocessingDrawing" xmlns:wp="http://schemas.openxmlformats.org/drawingml/2006/wordprocessingDrawing" xmlns:wpc="http://schemas.microsoft.com/office/word/2010/wordprocessingCanvas" xmlns:wpg="http://schemas.microsoft.com/office/word/2010/wordprocessingGroup" xmlns:wpi="http://schemas.microsoft.com/office/word/2010/wordprocessingInk" xmlns:wps="http://schemas.microsoft.com/office/word/2010/wordprocessingShape" mc:Ignorable="w14 wp14">
+  <w:p>
+    <w:pPr>
+      <w:pStyle w:val="Header"/>
+      <w:spacing w:after="40"/>
+      <w:jc w:val="right"/>
+      <w:pBdr>
+        <w:bottom w:val="single" w:sz="4" w:space="2" w:color="808080"/>
+      </w:pBdr>
+    </w:pPr>
+    <w:r/>
+    <w:r>
+      <w:rPr>
+        <w:rFonts w:ascii="Arial" w:hAnsi="Arial"/>
+        <w:b/>
+        <w:color w:val="555555"/>
+        <w:sz w:val="20"/>
+      </w:rPr>
+      <w:t>11. Date, Weather, and Announcements</w:t>
+    </w:r>
+  </w:p>
+</w:hdr>
+</file>
+
+<file path=word/header99.xml><?xml version="1.0" encoding="utf-8"?>
+<w:hdr xmlns:m="http://schemas.openxmlformats.org/officeDocument/2006/math" xmlns:mc="http://schemas.openxmlformats.org/markup-compatibility/2006" xmlns:mo="http://schemas.microsoft.com/office/mac/office/2008/main" xmlns:mv="urn:schemas-microsoft-com:mac:vml" xmlns:o="urn:schemas-microsoft-com:office:office" xmlns:r="http://schemas.openxmlformats.org/officeDocument/2006/relationships" xmlns:v="urn:schemas-microsoft-com:vml" xmlns:w10="urn:schemas-microsoft-com:office:word" xmlns:w14="http://schemas.microsoft.com/office/word/2010/wordml" xmlns:w="http://schemas.openxmlformats.org/wordprocessingml/2006/main" xmlns:wne="http://schemas.microsoft.com/office/word/2006/wordml" xmlns:wp14="http://schemas.microsoft.com/office/word/2010/wordprocessingDrawing" xmlns:wp="http://schemas.openxmlformats.org/drawingml/2006/wordprocessingDrawing" xmlns:wpc="http://schemas.microsoft.com/office/word/2010/wordprocessingCanvas" xmlns:wpg="http://schemas.microsoft.com/office/word/2010/wordprocessingGroup" xmlns:wpi="http://schemas.microsoft.com/office/word/2010/wordprocessingInk" xmlns:wps="http://schemas.microsoft.com/office/word/2010/wordprocessingShape" mc:Ignorable="w14 wp14">
+  <w:p>
+    <w:pPr>
+      <w:pStyle w:val="Header"/>
+      <w:spacing w:after="40"/>
+      <w:jc w:val="right"/>
+      <w:pBdr>
+        <w:bottom w:val="single" w:sz="4" w:space="2" w:color="808080"/>
+      </w:pBdr>
+    </w:pPr>
+    <w:r/>
+    <w:r>
+      <w:rPr>
+        <w:rFonts w:ascii="Arial" w:hAnsi="Arial"/>
+        <w:b/>
+        <w:color w:val="555555"/>
+        <w:sz w:val="20"/>
+      </w:rPr>
+      <w:t>12. Word Libraries</w:t>
     </w:r>
   </w:p>
 </w:hdr>

--- a/WordClock 1-4 Operator Manual.docx
+++ b/WordClock 1-4 Operator Manual.docx
@@ -375,7 +375,7 @@
                 <w:rFonts w:ascii="Arial" w:hAnsi="Arial"/>
                 <w:sz w:val="21"/>
               </w:rPr>
-              <w:t>Updated guide (Revision 3)</w:t>
+              <w:t>Updated guide (Revision 4)</w:t>
             </w:r>
           </w:p>
         </w:tc>
@@ -465,8 +465,8 @@
     <w:p>
       <w:pPr>
         <w:sectPr>
-          <w:headerReference w:type="default" r:id="rId183"/>
-          <w:footerReference w:type="default" r:id="rId184"/>
+          <w:headerReference w:type="default" r:id="rId225"/>
+          <w:footerReference w:type="default" r:id="rId226"/>
           <w:pgSz w:w="12240" w:h="15840"/>
           <w:pgMar w:top="1440" w:right="1800" w:bottom="1440" w:left="1800" w:header="720" w:footer="720" w:gutter="0"/>
           <w:cols w:space="720"/>
@@ -1104,8 +1104,8 @@
     <w:p>
       <w:pPr>
         <w:sectPr>
-          <w:headerReference w:type="default" r:id="rId185"/>
-          <w:footerReference w:type="default" r:id="rId186"/>
+          <w:headerReference w:type="default" r:id="rId227"/>
+          <w:footerReference w:type="default" r:id="rId228"/>
           <w:pgSz w:w="12240" w:h="15840"/>
           <w:pgMar w:top="1440" w:right="1800" w:bottom="1440" w:left="1800" w:header="720" w:footer="720" w:gutter="0"/>
           <w:cols w:space="720"/>
@@ -1637,8 +1637,8 @@
     <w:p>
       <w:pPr>
         <w:sectPr>
-          <w:headerReference w:type="default" r:id="rId187"/>
-          <w:footerReference w:type="default" r:id="rId188"/>
+          <w:headerReference w:type="default" r:id="rId229"/>
+          <w:footerReference w:type="default" r:id="rId230"/>
           <w:pgSz w:w="12240" w:h="15840"/>
           <w:pgMar w:top="1440" w:right="1800" w:bottom="1440" w:left="1800" w:header="720" w:footer="720" w:gutter="0"/>
           <w:cols w:space="720"/>
@@ -1732,8 +1732,8 @@
     <w:p>
       <w:pPr>
         <w:sectPr>
-          <w:headerReference w:type="default" r:id="rId189"/>
-          <w:footerReference w:type="default" r:id="rId190"/>
+          <w:headerReference w:type="default" r:id="rId231"/>
+          <w:footerReference w:type="default" r:id="rId232"/>
           <w:pgSz w:w="12240" w:h="15840"/>
           <w:pgMar w:top="1440" w:right="1800" w:bottom="1440" w:left="1800" w:header="720" w:footer="720" w:gutter="0"/>
           <w:cols w:space="720"/>
@@ -2531,8 +2531,8 @@
     <w:p>
       <w:pPr>
         <w:sectPr>
-          <w:headerReference w:type="default" r:id="rId191"/>
-          <w:footerReference w:type="default" r:id="rId192"/>
+          <w:headerReference w:type="default" r:id="rId233"/>
+          <w:footerReference w:type="default" r:id="rId234"/>
           <w:pgSz w:w="12240" w:h="15840"/>
           <w:pgMar w:top="1440" w:right="1800" w:bottom="1440" w:left="1800" w:header="720" w:footer="720" w:gutter="0"/>
           <w:cols w:space="720"/>
@@ -2608,8 +2608,8 @@
     <w:p>
       <w:pPr>
         <w:sectPr>
-          <w:headerReference w:type="default" r:id="rId193"/>
-          <w:footerReference w:type="default" r:id="rId194"/>
+          <w:headerReference w:type="default" r:id="rId235"/>
+          <w:footerReference w:type="default" r:id="rId236"/>
           <w:pgSz w:w="12240" w:h="15840"/>
           <w:pgMar w:top="1440" w:right="1800" w:bottom="1440" w:left="1800" w:header="720" w:footer="720" w:gutter="0"/>
           <w:cols w:space="720"/>
@@ -3102,8 +3102,8 @@
     <w:p>
       <w:pPr>
         <w:sectPr>
-          <w:headerReference w:type="default" r:id="rId195"/>
-          <w:footerReference w:type="default" r:id="rId196"/>
+          <w:headerReference w:type="default" r:id="rId237"/>
+          <w:footerReference w:type="default" r:id="rId238"/>
           <w:pgSz w:w="12240" w:h="15840"/>
           <w:pgMar w:top="1440" w:right="1800" w:bottom="1440" w:left="1800" w:header="720" w:footer="720" w:gutter="0"/>
           <w:cols w:space="720"/>
@@ -3299,8 +3299,8 @@
     <w:p>
       <w:pPr>
         <w:sectPr>
-          <w:headerReference w:type="default" r:id="rId197"/>
-          <w:footerReference w:type="default" r:id="rId198"/>
+          <w:headerReference w:type="default" r:id="rId239"/>
+          <w:footerReference w:type="default" r:id="rId240"/>
           <w:pgSz w:w="12240" w:h="15840"/>
           <w:pgMar w:top="1440" w:right="1800" w:bottom="1440" w:left="1800" w:header="720" w:footer="720" w:gutter="0"/>
           <w:cols w:space="720"/>
@@ -6594,8 +6594,8 @@
     <w:p>
       <w:pPr>
         <w:sectPr>
-          <w:headerReference w:type="default" r:id="rId199"/>
-          <w:footerReference w:type="default" r:id="rId200"/>
+          <w:headerReference w:type="default" r:id="rId241"/>
+          <w:footerReference w:type="default" r:id="rId242"/>
           <w:pgSz w:w="12240" w:h="15840"/>
           <w:pgMar w:top="1440" w:right="1800" w:bottom="1440" w:left="1800" w:header="720" w:footer="720" w:gutter="0"/>
           <w:cols w:space="720"/>
@@ -7173,8 +7173,8 @@
     <w:p>
       <w:pPr>
         <w:sectPr>
-          <w:headerReference w:type="default" r:id="rId201"/>
-          <w:footerReference w:type="default" r:id="rId202"/>
+          <w:headerReference w:type="default" r:id="rId243"/>
+          <w:footerReference w:type="default" r:id="rId244"/>
           <w:pgSz w:w="12240" w:h="15840"/>
           <w:pgMar w:top="1440" w:right="1800" w:bottom="1440" w:left="1800" w:header="720" w:footer="720" w:gutter="0"/>
           <w:cols w:space="720"/>
@@ -7226,7 +7226,7 @@
           <w:rFonts w:ascii="Arial" w:hAnsi="Arial"/>
           <w:sz w:val="22"/>
         </w:rPr>
-        <w:t>The Rule Scheduler changes display settings automatically by time of day and day of the week. It replaces the three Period Overrides and the Override Mode switch of earlier firmware. Up to 32 rules can be stored. Each rule combines a time window, an optional day filter, and one or more settings to apply during that window; settings a rule does not mention keep their saved values. The most common use is to dim or turn off the display during sleeping hours.</w:t>
+        <w:t>The Rule Scheduler changes display settings automatically by time of day and day of the week. It replaces the three Period Overrides and the Override Mode switch of earlier firmware. Up to 58 rules can be stored on a clock with PSRAM, or 6 on a clock without it. If a saved schedule is longer than the limit (for example after a firmware update), only the first rules, at the top of the list, are kept. Each rule combines a time window, an optional day filter, and one or more settings to apply during that window; settings a rule does not mention keep their saved values. The most common use is to dim or turn off the display during sleeping hours.</w:t>
       </w:r>
     </w:p>
     <w:p>
@@ -8150,8 +8150,8 @@
     <w:p>
       <w:pPr>
         <w:sectPr>
-          <w:headerReference w:type="default" r:id="rId203"/>
-          <w:footerReference w:type="default" r:id="rId204"/>
+          <w:headerReference w:type="default" r:id="rId245"/>
+          <w:footerReference w:type="default" r:id="rId246"/>
           <w:pgSz w:w="12240" w:h="15840"/>
           <w:pgMar w:top="1440" w:right="1800" w:bottom="1440" w:left="1800" w:header="720" w:footer="720" w:gutter="0"/>
           <w:cols w:space="720"/>
@@ -8962,8 +8962,8 @@
     <w:p>
       <w:pPr>
         <w:sectPr>
-          <w:headerReference w:type="default" r:id="rId205"/>
-          <w:footerReference w:type="default" r:id="rId206"/>
+          <w:headerReference w:type="default" r:id="rId247"/>
+          <w:footerReference w:type="default" r:id="rId248"/>
           <w:pgSz w:w="12240" w:h="15840"/>
           <w:pgMar w:top="1440" w:right="1800" w:bottom="1440" w:left="1800" w:header="720" w:footer="720" w:gutter="0"/>
           <w:cols w:space="720"/>
@@ -9288,8 +9288,8 @@
     <w:p>
       <w:pPr>
         <w:sectPr>
-          <w:headerReference w:type="default" r:id="rId207"/>
-          <w:footerReference w:type="default" r:id="rId208"/>
+          <w:headerReference w:type="default" r:id="rId249"/>
+          <w:footerReference w:type="default" r:id="rId250"/>
           <w:pgSz w:w="12240" w:h="15840"/>
           <w:pgMar w:top="1440" w:right="1800" w:bottom="1440" w:left="1800" w:header="720" w:footer="720" w:gutter="0"/>
           <w:cols w:space="720"/>
@@ -9490,8 +9490,8 @@
     <w:p>
       <w:pPr>
         <w:sectPr>
-          <w:headerReference w:type="default" r:id="rId209"/>
-          <w:footerReference w:type="default" r:id="rId210"/>
+          <w:headerReference w:type="default" r:id="rId251"/>
+          <w:footerReference w:type="default" r:id="rId252"/>
           <w:pgSz w:w="12240" w:h="15840"/>
           <w:pgMar w:top="1440" w:right="1800" w:bottom="1440" w:left="1800" w:header="720" w:footer="720" w:gutter="0"/>
           <w:cols w:space="720"/>
@@ -9915,8 +9915,8 @@
     <w:p>
       <w:pPr>
         <w:sectPr>
-          <w:headerReference w:type="default" r:id="rId211"/>
-          <w:footerReference w:type="default" r:id="rId212"/>
+          <w:headerReference w:type="default" r:id="rId253"/>
+          <w:footerReference w:type="default" r:id="rId254"/>
           <w:pgSz w:w="12240" w:h="15840"/>
           <w:pgMar w:top="1440" w:right="1800" w:bottom="1440" w:left="1800" w:header="720" w:footer="720" w:gutter="0"/>
           <w:cols w:space="720"/>
@@ -10070,8 +10070,8 @@
     <w:p>
       <w:pPr>
         <w:sectPr>
-          <w:headerReference w:type="default" r:id="rId213"/>
-          <w:footerReference w:type="default" r:id="rId214"/>
+          <w:headerReference w:type="default" r:id="rId255"/>
+          <w:footerReference w:type="default" r:id="rId256"/>
           <w:pgSz w:w="12240" w:h="15840"/>
           <w:pgMar w:top="1440" w:right="1800" w:bottom="1440" w:left="1800" w:header="720" w:footer="720" w:gutter="0"/>
           <w:cols w:space="720"/>
@@ -10196,8 +10196,8 @@
     <w:p>
       <w:pPr>
         <w:sectPr>
-          <w:headerReference w:type="default" r:id="rId215"/>
-          <w:footerReference w:type="default" r:id="rId216"/>
+          <w:headerReference w:type="default" r:id="rId257"/>
+          <w:footerReference w:type="default" r:id="rId258"/>
           <w:pgSz w:w="12240" w:h="15840"/>
           <w:pgMar w:top="1440" w:right="1800" w:bottom="1440" w:left="1800" w:header="720" w:footer="720" w:gutter="0"/>
           <w:cols w:space="720"/>
@@ -10809,8 +10809,8 @@
     <w:p>
       <w:pPr>
         <w:sectPr>
-          <w:headerReference w:type="default" r:id="rId217"/>
-          <w:footerReference w:type="default" r:id="rId218"/>
+          <w:headerReference w:type="default" r:id="rId259"/>
+          <w:footerReference w:type="default" r:id="rId260"/>
           <w:pgSz w:w="12240" w:h="15840"/>
           <w:pgMar w:top="1440" w:right="1800" w:bottom="1440" w:left="1800" w:header="720" w:footer="720" w:gutter="0"/>
           <w:cols w:space="720"/>
@@ -10931,8 +10931,8 @@
     <w:p>
       <w:pPr>
         <w:sectPr>
-          <w:headerReference w:type="default" r:id="rId219"/>
-          <w:footerReference w:type="default" r:id="rId220"/>
+          <w:headerReference w:type="default" r:id="rId261"/>
+          <w:footerReference w:type="default" r:id="rId262"/>
           <w:pgSz w:w="12240" w:h="15840"/>
           <w:pgMar w:top="1440" w:right="1800" w:bottom="1440" w:left="1800" w:header="720" w:footer="720" w:gutter="0"/>
           <w:cols w:space="720"/>
@@ -11725,8 +11725,8 @@
     <w:p>
       <w:pPr>
         <w:sectPr>
-          <w:headerReference w:type="default" r:id="rId221"/>
-          <w:footerReference w:type="default" r:id="rId222"/>
+          <w:headerReference w:type="default" r:id="rId263"/>
+          <w:footerReference w:type="default" r:id="rId264"/>
           <w:pgSz w:w="12240" w:h="15840"/>
           <w:pgMar w:top="1440" w:right="1800" w:bottom="1440" w:left="1800" w:header="720" w:footer="720" w:gutter="0"/>
           <w:cols w:space="720"/>
@@ -12941,8 +12941,8 @@
     <w:p>
       <w:pPr>
         <w:sectPr>
-          <w:headerReference w:type="default" r:id="rId223"/>
-          <w:footerReference w:type="default" r:id="rId224"/>
+          <w:headerReference w:type="default" r:id="rId265"/>
+          <w:footerReference w:type="default" r:id="rId266"/>
           <w:pgSz w:w="12240" w:h="15840"/>
           <w:pgMar w:top="1440" w:right="1800" w:bottom="1440" w:left="1800" w:header="720" w:footer="720" w:gutter="0"/>
           <w:cols w:space="720"/>
@@ -13034,8 +13034,8 @@
       </w:r>
     </w:p>
     <w:sectPr>
-      <w:headerReference w:type="default" r:id="rId225"/>
-      <w:footerReference w:type="default" r:id="rId226"/>
+      <w:headerReference w:type="default" r:id="rId267"/>
+      <w:footerReference w:type="default" r:id="rId268"/>
       <w:pgSz w:w="12240" w:h="15840"/>
       <w:pgMar w:top="1440" w:right="1800" w:bottom="1440" w:left="1800" w:header="720" w:footer="720" w:gutter="0"/>
       <w:cols w:space="720"/>
@@ -13426,13 +13426,150 @@
       </w:pBdr>
     </w:pPr>
     <w:r/>
-    <w:r>
-      <w:rPr>
-        <w:rFonts w:ascii="Arial" w:hAnsi="Arial"/>
-        <w:color w:val="555555"/>
-        <w:sz w:val="20"/>
-      </w:rPr>
-      <w:t>Revision 3 — October 2026</w:t>
+  </w:p>
+</w:ftr>
+</file>
+
+<file path=word/footer107.xml><?xml version="1.0" encoding="utf-8"?>
+<w:ftr xmlns:m="http://schemas.openxmlformats.org/officeDocument/2006/math" xmlns:mc="http://schemas.openxmlformats.org/markup-compatibility/2006" xmlns:mo="http://schemas.microsoft.com/office/mac/office/2008/main" xmlns:mv="urn:schemas-microsoft-com:mac:vml" xmlns:o="urn:schemas-microsoft-com:office:office" xmlns:r="http://schemas.openxmlformats.org/officeDocument/2006/relationships" xmlns:v="urn:schemas-microsoft-com:vml" xmlns:w10="urn:schemas-microsoft-com:office:word" xmlns:w14="http://schemas.microsoft.com/office/word/2010/wordml" xmlns:w="http://schemas.openxmlformats.org/wordprocessingml/2006/main" xmlns:wne="http://schemas.microsoft.com/office/word/2006/wordml" xmlns:wp14="http://schemas.microsoft.com/office/word/2010/wordprocessingDrawing" xmlns:wp="http://schemas.openxmlformats.org/drawingml/2006/wordprocessingDrawing" xmlns:wpc="http://schemas.microsoft.com/office/word/2010/wordprocessingCanvas" xmlns:wpg="http://schemas.microsoft.com/office/word/2010/wordprocessingGroup" xmlns:wpi="http://schemas.microsoft.com/office/word/2010/wordprocessingInk" xmlns:wps="http://schemas.microsoft.com/office/word/2010/wordprocessingShape" mc:Ignorable="w14 wp14">
+  <w:p>
+    <w:pPr>
+      <w:pStyle w:val="Footer"/>
+      <w:spacing w:before="40"/>
+      <w:jc w:val="left"/>
+      <w:pBdr>
+        <w:top w:val="single" w:sz="4" w:space="2" w:color="808080"/>
+      </w:pBdr>
+    </w:pPr>
+    <w:r/>
+    <w:r>
+      <w:rPr>
+        <w:rFonts w:ascii="Arial" w:hAnsi="Arial"/>
+        <w:color w:val="555555"/>
+        <w:sz w:val="20"/>
+      </w:rPr>
+      <w:t>Revision 4 — October 2026</w:t>
+    </w:r>
+    <w:r>
+      <w:rPr>
+        <w:rFonts w:ascii="Arial" w:hAnsi="Arial"/>
+      </w:rPr>
+      <w:tab/>
+      <w:tab/>
+    </w:r>
+    <w:r>
+      <w:rPr>
+        <w:rFonts w:ascii="Arial" w:hAnsi="Arial"/>
+        <w:color w:val="555555"/>
+        <w:sz w:val="20"/>
+      </w:rPr>
+      <w:fldChar w:fldCharType="begin"/>
+      <w:instrText xml:space="preserve"> PAGE </w:instrText>
+      <w:fldChar w:fldCharType="separate"/>
+      <w:t>1</w:t>
+      <w:fldChar w:fldCharType="end"/>
+    </w:r>
+  </w:p>
+</w:ftr>
+</file>
+
+<file path=word/footer108.xml><?xml version="1.0" encoding="utf-8"?>
+<w:ftr xmlns:m="http://schemas.openxmlformats.org/officeDocument/2006/math" xmlns:mc="http://schemas.openxmlformats.org/markup-compatibility/2006" xmlns:mo="http://schemas.microsoft.com/office/mac/office/2008/main" xmlns:mv="urn:schemas-microsoft-com:mac:vml" xmlns:o="urn:schemas-microsoft-com:office:office" xmlns:r="http://schemas.openxmlformats.org/officeDocument/2006/relationships" xmlns:v="urn:schemas-microsoft-com:vml" xmlns:w10="urn:schemas-microsoft-com:office:word" xmlns:w14="http://schemas.microsoft.com/office/word/2010/wordml" xmlns:w="http://schemas.openxmlformats.org/wordprocessingml/2006/main" xmlns:wne="http://schemas.microsoft.com/office/word/2006/wordml" xmlns:wp14="http://schemas.microsoft.com/office/word/2010/wordprocessingDrawing" xmlns:wp="http://schemas.openxmlformats.org/drawingml/2006/wordprocessingDrawing" xmlns:wpc="http://schemas.microsoft.com/office/word/2010/wordprocessingCanvas" xmlns:wpg="http://schemas.microsoft.com/office/word/2010/wordprocessingGroup" xmlns:wpi="http://schemas.microsoft.com/office/word/2010/wordprocessingInk" xmlns:wps="http://schemas.microsoft.com/office/word/2010/wordprocessingShape" mc:Ignorable="w14 wp14">
+  <w:p>
+    <w:pPr>
+      <w:pStyle w:val="Footer"/>
+      <w:spacing w:before="40"/>
+      <w:jc w:val="left"/>
+      <w:pBdr>
+        <w:top w:val="single" w:sz="4" w:space="2" w:color="808080"/>
+      </w:pBdr>
+    </w:pPr>
+    <w:r/>
+    <w:r>
+      <w:rPr>
+        <w:rFonts w:ascii="Arial" w:hAnsi="Arial"/>
+        <w:color w:val="555555"/>
+        <w:sz w:val="20"/>
+      </w:rPr>
+      <w:t>Revision 4 — October 2026</w:t>
+    </w:r>
+    <w:r>
+      <w:rPr>
+        <w:rFonts w:ascii="Arial" w:hAnsi="Arial"/>
+      </w:rPr>
+      <w:tab/>
+      <w:tab/>
+    </w:r>
+    <w:r>
+      <w:rPr>
+        <w:rFonts w:ascii="Arial" w:hAnsi="Arial"/>
+        <w:color w:val="555555"/>
+        <w:sz w:val="20"/>
+      </w:rPr>
+      <w:t>QS-</w:t>
+    </w:r>
+    <w:r>
+      <w:rPr>
+        <w:rFonts w:ascii="Arial" w:hAnsi="Arial"/>
+        <w:color w:val="555555"/>
+        <w:sz w:val="20"/>
+      </w:rPr>
+      <w:fldChar w:fldCharType="begin"/>
+      <w:instrText xml:space="preserve"> PAGE </w:instrText>
+      <w:fldChar w:fldCharType="separate"/>
+      <w:t>1</w:t>
+      <w:fldChar w:fldCharType="end"/>
+    </w:r>
+  </w:p>
+</w:ftr>
+</file>
+
+<file path=word/footer109.xml><?xml version="1.0" encoding="utf-8"?>
+<w:ftr xmlns:m="http://schemas.openxmlformats.org/officeDocument/2006/math" xmlns:mc="http://schemas.openxmlformats.org/markup-compatibility/2006" xmlns:mo="http://schemas.microsoft.com/office/mac/office/2008/main" xmlns:mv="urn:schemas-microsoft-com:mac:vml" xmlns:o="urn:schemas-microsoft-com:office:office" xmlns:r="http://schemas.openxmlformats.org/officeDocument/2006/relationships" xmlns:v="urn:schemas-microsoft-com:vml" xmlns:w10="urn:schemas-microsoft-com:office:word" xmlns:w14="http://schemas.microsoft.com/office/word/2010/wordml" xmlns:w="http://schemas.openxmlformats.org/wordprocessingml/2006/main" xmlns:wne="http://schemas.microsoft.com/office/word/2006/wordml" xmlns:wp14="http://schemas.microsoft.com/office/word/2010/wordprocessingDrawing" xmlns:wp="http://schemas.openxmlformats.org/drawingml/2006/wordprocessingDrawing" xmlns:wpc="http://schemas.microsoft.com/office/word/2010/wordprocessingCanvas" xmlns:wpg="http://schemas.microsoft.com/office/word/2010/wordprocessingGroup" xmlns:wpi="http://schemas.microsoft.com/office/word/2010/wordprocessingInk" xmlns:wps="http://schemas.microsoft.com/office/word/2010/wordprocessingShape" mc:Ignorable="w14 wp14">
+  <w:p>
+    <w:pPr>
+      <w:pStyle w:val="Footer"/>
+      <w:spacing w:before="40"/>
+      <w:jc w:val="left"/>
+      <w:pBdr>
+        <w:top w:val="single" w:sz="4" w:space="2" w:color="808080"/>
+      </w:pBdr>
+    </w:pPr>
+    <w:r/>
+    <w:r>
+      <w:rPr>
+        <w:rFonts w:ascii="Arial" w:hAnsi="Arial"/>
+        <w:color w:val="555555"/>
+        <w:sz w:val="20"/>
+      </w:rPr>
+      <w:t>Revision 4 — October 2026</w:t>
+    </w:r>
+    <w:r>
+      <w:rPr>
+        <w:rFonts w:ascii="Arial" w:hAnsi="Arial"/>
+      </w:rPr>
+      <w:tab/>
+      <w:tab/>
+    </w:r>
+    <w:r>
+      <w:rPr>
+        <w:rFonts w:ascii="Arial" w:hAnsi="Arial"/>
+        <w:color w:val="555555"/>
+        <w:sz w:val="20"/>
+      </w:rPr>
+      <w:t>1-</w:t>
+    </w:r>
+    <w:r>
+      <w:rPr>
+        <w:rFonts w:ascii="Arial" w:hAnsi="Arial"/>
+        <w:color w:val="555555"/>
+        <w:sz w:val="20"/>
+      </w:rPr>
+      <w:fldChar w:fldCharType="begin"/>
+      <w:instrText xml:space="preserve"> PAGE </w:instrText>
+      <w:fldChar w:fldCharType="separate"/>
+      <w:t>1</w:t>
+      <w:fldChar w:fldCharType="end"/>
     </w:r>
   </w:p>
 </w:ftr>
@@ -13489,7 +13626,7 @@
 </w:ftr>
 </file>
 
-<file path=word/footer12.xml><?xml version="1.0" encoding="utf-8"?>
+<file path=word/footer110.xml><?xml version="1.0" encoding="utf-8"?>
 <w:ftr xmlns:m="http://schemas.openxmlformats.org/officeDocument/2006/math" xmlns:mc="http://schemas.openxmlformats.org/markup-compatibility/2006" xmlns:mo="http://schemas.microsoft.com/office/mac/office/2008/main" xmlns:mv="urn:schemas-microsoft-com:mac:vml" xmlns:o="urn:schemas-microsoft-com:office:office" xmlns:r="http://schemas.openxmlformats.org/officeDocument/2006/relationships" xmlns:v="urn:schemas-microsoft-com:vml" xmlns:w10="urn:schemas-microsoft-com:office:word" xmlns:w14="http://schemas.microsoft.com/office/word/2010/wordml" xmlns:w="http://schemas.openxmlformats.org/wordprocessingml/2006/main" xmlns:wne="http://schemas.microsoft.com/office/word/2006/wordml" xmlns:wp14="http://schemas.microsoft.com/office/word/2010/wordprocessingDrawing" xmlns:wp="http://schemas.openxmlformats.org/drawingml/2006/wordprocessingDrawing" xmlns:wpc="http://schemas.microsoft.com/office/word/2010/wordprocessingCanvas" xmlns:wpg="http://schemas.microsoft.com/office/word/2010/wordprocessingGroup" xmlns:wpi="http://schemas.microsoft.com/office/word/2010/wordprocessingInk" xmlns:wps="http://schemas.microsoft.com/office/word/2010/wordprocessingShape" mc:Ignorable="w14 wp14">
   <w:p>
     <w:pPr>
@@ -13507,7 +13644,7 @@
         <w:color w:val="555555"/>
         <w:sz w:val="20"/>
       </w:rPr>
-      <w:t>Revision 1 — April 2026</w:t>
+      <w:t>Revision 4 — October 2026</w:t>
     </w:r>
     <w:r>
       <w:rPr>
@@ -13522,7 +13659,7 @@
         <w:color w:val="555555"/>
         <w:sz w:val="20"/>
       </w:rPr>
-      <w:t>9-</w:t>
+      <w:t>2-</w:t>
     </w:r>
     <w:r>
       <w:rPr>
@@ -13535,6 +13672,897 @@
       <w:fldChar w:fldCharType="separate"/>
       <w:t>1</w:t>
       <w:fldChar w:fldCharType="end"/>
+    </w:r>
+  </w:p>
+</w:ftr>
+</file>
+
+<file path=word/footer111.xml><?xml version="1.0" encoding="utf-8"?>
+<w:ftr xmlns:m="http://schemas.openxmlformats.org/officeDocument/2006/math" xmlns:mc="http://schemas.openxmlformats.org/markup-compatibility/2006" xmlns:mo="http://schemas.microsoft.com/office/mac/office/2008/main" xmlns:mv="urn:schemas-microsoft-com:mac:vml" xmlns:o="urn:schemas-microsoft-com:office:office" xmlns:r="http://schemas.openxmlformats.org/officeDocument/2006/relationships" xmlns:v="urn:schemas-microsoft-com:vml" xmlns:w10="urn:schemas-microsoft-com:office:word" xmlns:w14="http://schemas.microsoft.com/office/word/2010/wordml" xmlns:w="http://schemas.openxmlformats.org/wordprocessingml/2006/main" xmlns:wne="http://schemas.microsoft.com/office/word/2006/wordml" xmlns:wp14="http://schemas.microsoft.com/office/word/2010/wordprocessingDrawing" xmlns:wp="http://schemas.openxmlformats.org/drawingml/2006/wordprocessingDrawing" xmlns:wpc="http://schemas.microsoft.com/office/word/2010/wordprocessingCanvas" xmlns:wpg="http://schemas.microsoft.com/office/word/2010/wordprocessingGroup" xmlns:wpi="http://schemas.microsoft.com/office/word/2010/wordprocessingInk" xmlns:wps="http://schemas.microsoft.com/office/word/2010/wordprocessingShape" mc:Ignorable="w14 wp14">
+  <w:p>
+    <w:pPr>
+      <w:pStyle w:val="Footer"/>
+      <w:spacing w:before="40"/>
+      <w:jc w:val="left"/>
+      <w:pBdr>
+        <w:top w:val="single" w:sz="4" w:space="2" w:color="808080"/>
+      </w:pBdr>
+    </w:pPr>
+    <w:r/>
+    <w:r>
+      <w:rPr>
+        <w:rFonts w:ascii="Arial" w:hAnsi="Arial"/>
+        <w:color w:val="555555"/>
+        <w:sz w:val="20"/>
+      </w:rPr>
+      <w:t>Revision 4 — October 2026</w:t>
+    </w:r>
+    <w:r>
+      <w:rPr>
+        <w:rFonts w:ascii="Arial" w:hAnsi="Arial"/>
+      </w:rPr>
+      <w:tab/>
+      <w:tab/>
+    </w:r>
+    <w:r>
+      <w:rPr>
+        <w:rFonts w:ascii="Arial" w:hAnsi="Arial"/>
+        <w:color w:val="555555"/>
+        <w:sz w:val="20"/>
+      </w:rPr>
+      <w:t>3-</w:t>
+    </w:r>
+    <w:r>
+      <w:rPr>
+        <w:rFonts w:ascii="Arial" w:hAnsi="Arial"/>
+        <w:color w:val="555555"/>
+        <w:sz w:val="20"/>
+      </w:rPr>
+      <w:fldChar w:fldCharType="begin"/>
+      <w:instrText xml:space="preserve"> PAGE </w:instrText>
+      <w:fldChar w:fldCharType="separate"/>
+      <w:t>1</w:t>
+      <w:fldChar w:fldCharType="end"/>
+    </w:r>
+  </w:p>
+</w:ftr>
+</file>
+
+<file path=word/footer112.xml><?xml version="1.0" encoding="utf-8"?>
+<w:ftr xmlns:m="http://schemas.openxmlformats.org/officeDocument/2006/math" xmlns:mc="http://schemas.openxmlformats.org/markup-compatibility/2006" xmlns:mo="http://schemas.microsoft.com/office/mac/office/2008/main" xmlns:mv="urn:schemas-microsoft-com:mac:vml" xmlns:o="urn:schemas-microsoft-com:office:office" xmlns:r="http://schemas.openxmlformats.org/officeDocument/2006/relationships" xmlns:v="urn:schemas-microsoft-com:vml" xmlns:w10="urn:schemas-microsoft-com:office:word" xmlns:w14="http://schemas.microsoft.com/office/word/2010/wordml" xmlns:w="http://schemas.openxmlformats.org/wordprocessingml/2006/main" xmlns:wne="http://schemas.microsoft.com/office/word/2006/wordml" xmlns:wp14="http://schemas.microsoft.com/office/word/2010/wordprocessingDrawing" xmlns:wp="http://schemas.openxmlformats.org/drawingml/2006/wordprocessingDrawing" xmlns:wpc="http://schemas.microsoft.com/office/word/2010/wordprocessingCanvas" xmlns:wpg="http://schemas.microsoft.com/office/word/2010/wordprocessingGroup" xmlns:wpi="http://schemas.microsoft.com/office/word/2010/wordprocessingInk" xmlns:wps="http://schemas.microsoft.com/office/word/2010/wordprocessingShape" mc:Ignorable="w14 wp14">
+  <w:p>
+    <w:pPr>
+      <w:pStyle w:val="Footer"/>
+      <w:spacing w:before="40"/>
+      <w:jc w:val="left"/>
+      <w:pBdr>
+        <w:top w:val="single" w:sz="4" w:space="2" w:color="808080"/>
+      </w:pBdr>
+    </w:pPr>
+    <w:r/>
+    <w:r>
+      <w:rPr>
+        <w:rFonts w:ascii="Arial" w:hAnsi="Arial"/>
+        <w:color w:val="555555"/>
+        <w:sz w:val="20"/>
+      </w:rPr>
+      <w:t>Revision 4 — October 2026</w:t>
+    </w:r>
+    <w:r>
+      <w:rPr>
+        <w:rFonts w:ascii="Arial" w:hAnsi="Arial"/>
+      </w:rPr>
+      <w:tab/>
+      <w:tab/>
+    </w:r>
+    <w:r>
+      <w:rPr>
+        <w:rFonts w:ascii="Arial" w:hAnsi="Arial"/>
+        <w:color w:val="555555"/>
+        <w:sz w:val="20"/>
+      </w:rPr>
+      <w:t>4-</w:t>
+    </w:r>
+    <w:r>
+      <w:rPr>
+        <w:rFonts w:ascii="Arial" w:hAnsi="Arial"/>
+        <w:color w:val="555555"/>
+        <w:sz w:val="20"/>
+      </w:rPr>
+      <w:fldChar w:fldCharType="begin"/>
+      <w:instrText xml:space="preserve"> PAGE </w:instrText>
+      <w:fldChar w:fldCharType="separate"/>
+      <w:t>1</w:t>
+      <w:fldChar w:fldCharType="end"/>
+    </w:r>
+  </w:p>
+</w:ftr>
+</file>
+
+<file path=word/footer113.xml><?xml version="1.0" encoding="utf-8"?>
+<w:ftr xmlns:m="http://schemas.openxmlformats.org/officeDocument/2006/math" xmlns:mc="http://schemas.openxmlformats.org/markup-compatibility/2006" xmlns:mo="http://schemas.microsoft.com/office/mac/office/2008/main" xmlns:mv="urn:schemas-microsoft-com:mac:vml" xmlns:o="urn:schemas-microsoft-com:office:office" xmlns:r="http://schemas.openxmlformats.org/officeDocument/2006/relationships" xmlns:v="urn:schemas-microsoft-com:vml" xmlns:w10="urn:schemas-microsoft-com:office:word" xmlns:w14="http://schemas.microsoft.com/office/word/2010/wordml" xmlns:w="http://schemas.openxmlformats.org/wordprocessingml/2006/main" xmlns:wne="http://schemas.microsoft.com/office/word/2006/wordml" xmlns:wp14="http://schemas.microsoft.com/office/word/2010/wordprocessingDrawing" xmlns:wp="http://schemas.openxmlformats.org/drawingml/2006/wordprocessingDrawing" xmlns:wpc="http://schemas.microsoft.com/office/word/2010/wordprocessingCanvas" xmlns:wpg="http://schemas.microsoft.com/office/word/2010/wordprocessingGroup" xmlns:wpi="http://schemas.microsoft.com/office/word/2010/wordprocessingInk" xmlns:wps="http://schemas.microsoft.com/office/word/2010/wordprocessingShape" mc:Ignorable="w14 wp14">
+  <w:p>
+    <w:pPr>
+      <w:pStyle w:val="Footer"/>
+      <w:spacing w:before="40"/>
+      <w:jc w:val="left"/>
+      <w:pBdr>
+        <w:top w:val="single" w:sz="4" w:space="2" w:color="808080"/>
+      </w:pBdr>
+    </w:pPr>
+    <w:r/>
+    <w:r>
+      <w:rPr>
+        <w:rFonts w:ascii="Arial" w:hAnsi="Arial"/>
+        <w:color w:val="555555"/>
+        <w:sz w:val="20"/>
+      </w:rPr>
+      <w:t>Revision 4 — October 2026</w:t>
+    </w:r>
+    <w:r>
+      <w:rPr>
+        <w:rFonts w:ascii="Arial" w:hAnsi="Arial"/>
+      </w:rPr>
+      <w:tab/>
+      <w:tab/>
+    </w:r>
+    <w:r>
+      <w:rPr>
+        <w:rFonts w:ascii="Arial" w:hAnsi="Arial"/>
+        <w:color w:val="555555"/>
+        <w:sz w:val="20"/>
+      </w:rPr>
+      <w:t>5-</w:t>
+    </w:r>
+    <w:r>
+      <w:rPr>
+        <w:rFonts w:ascii="Arial" w:hAnsi="Arial"/>
+        <w:color w:val="555555"/>
+        <w:sz w:val="20"/>
+      </w:rPr>
+      <w:fldChar w:fldCharType="begin"/>
+      <w:instrText xml:space="preserve"> PAGE </w:instrText>
+      <w:fldChar w:fldCharType="separate"/>
+      <w:t>1</w:t>
+      <w:fldChar w:fldCharType="end"/>
+    </w:r>
+  </w:p>
+</w:ftr>
+</file>
+
+<file path=word/footer114.xml><?xml version="1.0" encoding="utf-8"?>
+<w:ftr xmlns:m="http://schemas.openxmlformats.org/officeDocument/2006/math" xmlns:mc="http://schemas.openxmlformats.org/markup-compatibility/2006" xmlns:mo="http://schemas.microsoft.com/office/mac/office/2008/main" xmlns:mv="urn:schemas-microsoft-com:mac:vml" xmlns:o="urn:schemas-microsoft-com:office:office" xmlns:r="http://schemas.openxmlformats.org/officeDocument/2006/relationships" xmlns:v="urn:schemas-microsoft-com:vml" xmlns:w10="urn:schemas-microsoft-com:office:word" xmlns:w14="http://schemas.microsoft.com/office/word/2010/wordml" xmlns:w="http://schemas.openxmlformats.org/wordprocessingml/2006/main" xmlns:wne="http://schemas.microsoft.com/office/word/2006/wordml" xmlns:wp14="http://schemas.microsoft.com/office/word/2010/wordprocessingDrawing" xmlns:wp="http://schemas.openxmlformats.org/drawingml/2006/wordprocessingDrawing" xmlns:wpc="http://schemas.microsoft.com/office/word/2010/wordprocessingCanvas" xmlns:wpg="http://schemas.microsoft.com/office/word/2010/wordprocessingGroup" xmlns:wpi="http://schemas.microsoft.com/office/word/2010/wordprocessingInk" xmlns:wps="http://schemas.microsoft.com/office/word/2010/wordprocessingShape" mc:Ignorable="w14 wp14">
+  <w:p>
+    <w:pPr>
+      <w:pStyle w:val="Footer"/>
+      <w:spacing w:before="40"/>
+      <w:jc w:val="left"/>
+      <w:pBdr>
+        <w:top w:val="single" w:sz="4" w:space="2" w:color="808080"/>
+      </w:pBdr>
+    </w:pPr>
+    <w:r/>
+    <w:r>
+      <w:rPr>
+        <w:rFonts w:ascii="Arial" w:hAnsi="Arial"/>
+        <w:color w:val="555555"/>
+        <w:sz w:val="20"/>
+      </w:rPr>
+      <w:t>Revision 4 — October 2026</w:t>
+    </w:r>
+    <w:r>
+      <w:rPr>
+        <w:rFonts w:ascii="Arial" w:hAnsi="Arial"/>
+      </w:rPr>
+      <w:tab/>
+      <w:tab/>
+    </w:r>
+    <w:r>
+      <w:rPr>
+        <w:rFonts w:ascii="Arial" w:hAnsi="Arial"/>
+        <w:color w:val="555555"/>
+        <w:sz w:val="20"/>
+      </w:rPr>
+      <w:t>6-</w:t>
+    </w:r>
+    <w:r>
+      <w:rPr>
+        <w:rFonts w:ascii="Arial" w:hAnsi="Arial"/>
+        <w:color w:val="555555"/>
+        <w:sz w:val="20"/>
+      </w:rPr>
+      <w:fldChar w:fldCharType="begin"/>
+      <w:instrText xml:space="preserve"> PAGE </w:instrText>
+      <w:fldChar w:fldCharType="separate"/>
+      <w:t>1</w:t>
+      <w:fldChar w:fldCharType="end"/>
+    </w:r>
+  </w:p>
+</w:ftr>
+</file>
+
+<file path=word/footer115.xml><?xml version="1.0" encoding="utf-8"?>
+<w:ftr xmlns:m="http://schemas.openxmlformats.org/officeDocument/2006/math" xmlns:mc="http://schemas.openxmlformats.org/markup-compatibility/2006" xmlns:mo="http://schemas.microsoft.com/office/mac/office/2008/main" xmlns:mv="urn:schemas-microsoft-com:mac:vml" xmlns:o="urn:schemas-microsoft-com:office:office" xmlns:r="http://schemas.openxmlformats.org/officeDocument/2006/relationships" xmlns:v="urn:schemas-microsoft-com:vml" xmlns:w10="urn:schemas-microsoft-com:office:word" xmlns:w14="http://schemas.microsoft.com/office/word/2010/wordml" xmlns:w="http://schemas.openxmlformats.org/wordprocessingml/2006/main" xmlns:wne="http://schemas.microsoft.com/office/word/2006/wordml" xmlns:wp14="http://schemas.microsoft.com/office/word/2010/wordprocessingDrawing" xmlns:wp="http://schemas.openxmlformats.org/drawingml/2006/wordprocessingDrawing" xmlns:wpc="http://schemas.microsoft.com/office/word/2010/wordprocessingCanvas" xmlns:wpg="http://schemas.microsoft.com/office/word/2010/wordprocessingGroup" xmlns:wpi="http://schemas.microsoft.com/office/word/2010/wordprocessingInk" xmlns:wps="http://schemas.microsoft.com/office/word/2010/wordprocessingShape" mc:Ignorable="w14 wp14">
+  <w:p>
+    <w:pPr>
+      <w:pStyle w:val="Footer"/>
+      <w:spacing w:before="40"/>
+      <w:jc w:val="left"/>
+      <w:pBdr>
+        <w:top w:val="single" w:sz="4" w:space="2" w:color="808080"/>
+      </w:pBdr>
+    </w:pPr>
+    <w:r/>
+    <w:r>
+      <w:rPr>
+        <w:rFonts w:ascii="Arial" w:hAnsi="Arial"/>
+        <w:color w:val="555555"/>
+        <w:sz w:val="20"/>
+      </w:rPr>
+      <w:t>Revision 4 — October 2026</w:t>
+    </w:r>
+    <w:r>
+      <w:rPr>
+        <w:rFonts w:ascii="Arial" w:hAnsi="Arial"/>
+      </w:rPr>
+      <w:tab/>
+      <w:tab/>
+    </w:r>
+    <w:r>
+      <w:rPr>
+        <w:rFonts w:ascii="Arial" w:hAnsi="Arial"/>
+        <w:color w:val="555555"/>
+        <w:sz w:val="20"/>
+      </w:rPr>
+      <w:t>7-</w:t>
+    </w:r>
+    <w:r>
+      <w:rPr>
+        <w:rFonts w:ascii="Arial" w:hAnsi="Arial"/>
+        <w:color w:val="555555"/>
+        <w:sz w:val="20"/>
+      </w:rPr>
+      <w:fldChar w:fldCharType="begin"/>
+      <w:instrText xml:space="preserve"> PAGE </w:instrText>
+      <w:fldChar w:fldCharType="separate"/>
+      <w:t>1</w:t>
+      <w:fldChar w:fldCharType="end"/>
+    </w:r>
+  </w:p>
+</w:ftr>
+</file>
+
+<file path=word/footer116.xml><?xml version="1.0" encoding="utf-8"?>
+<w:ftr xmlns:m="http://schemas.openxmlformats.org/officeDocument/2006/math" xmlns:mc="http://schemas.openxmlformats.org/markup-compatibility/2006" xmlns:mo="http://schemas.microsoft.com/office/mac/office/2008/main" xmlns:mv="urn:schemas-microsoft-com:mac:vml" xmlns:o="urn:schemas-microsoft-com:office:office" xmlns:r="http://schemas.openxmlformats.org/officeDocument/2006/relationships" xmlns:v="urn:schemas-microsoft-com:vml" xmlns:w10="urn:schemas-microsoft-com:office:word" xmlns:w14="http://schemas.microsoft.com/office/word/2010/wordml" xmlns:w="http://schemas.openxmlformats.org/wordprocessingml/2006/main" xmlns:wne="http://schemas.microsoft.com/office/word/2006/wordml" xmlns:wp14="http://schemas.microsoft.com/office/word/2010/wordprocessingDrawing" xmlns:wp="http://schemas.openxmlformats.org/drawingml/2006/wordprocessingDrawing" xmlns:wpc="http://schemas.microsoft.com/office/word/2010/wordprocessingCanvas" xmlns:wpg="http://schemas.microsoft.com/office/word/2010/wordprocessingGroup" xmlns:wpi="http://schemas.microsoft.com/office/word/2010/wordprocessingInk" xmlns:wps="http://schemas.microsoft.com/office/word/2010/wordprocessingShape" mc:Ignorable="w14 wp14">
+  <w:p>
+    <w:pPr>
+      <w:pStyle w:val="Footer"/>
+      <w:spacing w:before="40"/>
+      <w:jc w:val="left"/>
+      <w:pBdr>
+        <w:top w:val="single" w:sz="4" w:space="2" w:color="808080"/>
+      </w:pBdr>
+    </w:pPr>
+    <w:r/>
+    <w:r>
+      <w:rPr>
+        <w:rFonts w:ascii="Arial" w:hAnsi="Arial"/>
+        <w:color w:val="555555"/>
+        <w:sz w:val="20"/>
+      </w:rPr>
+      <w:t>Revision 4 — October 2026</w:t>
+    </w:r>
+    <w:r>
+      <w:rPr>
+        <w:rFonts w:ascii="Arial" w:hAnsi="Arial"/>
+      </w:rPr>
+      <w:tab/>
+      <w:tab/>
+    </w:r>
+    <w:r>
+      <w:rPr>
+        <w:rFonts w:ascii="Arial" w:hAnsi="Arial"/>
+        <w:color w:val="555555"/>
+        <w:sz w:val="20"/>
+      </w:rPr>
+      <w:t>8-</w:t>
+    </w:r>
+    <w:r>
+      <w:rPr>
+        <w:rFonts w:ascii="Arial" w:hAnsi="Arial"/>
+        <w:color w:val="555555"/>
+        <w:sz w:val="20"/>
+      </w:rPr>
+      <w:fldChar w:fldCharType="begin"/>
+      <w:instrText xml:space="preserve"> PAGE </w:instrText>
+      <w:fldChar w:fldCharType="separate"/>
+      <w:t>1</w:t>
+      <w:fldChar w:fldCharType="end"/>
+    </w:r>
+  </w:p>
+</w:ftr>
+</file>
+
+<file path=word/footer117.xml><?xml version="1.0" encoding="utf-8"?>
+<w:ftr xmlns:m="http://schemas.openxmlformats.org/officeDocument/2006/math" xmlns:mc="http://schemas.openxmlformats.org/markup-compatibility/2006" xmlns:mo="http://schemas.microsoft.com/office/mac/office/2008/main" xmlns:mv="urn:schemas-microsoft-com:mac:vml" xmlns:o="urn:schemas-microsoft-com:office:office" xmlns:r="http://schemas.openxmlformats.org/officeDocument/2006/relationships" xmlns:v="urn:schemas-microsoft-com:vml" xmlns:w10="urn:schemas-microsoft-com:office:word" xmlns:w14="http://schemas.microsoft.com/office/word/2010/wordml" xmlns:w="http://schemas.openxmlformats.org/wordprocessingml/2006/main" xmlns:wne="http://schemas.microsoft.com/office/word/2006/wordml" xmlns:wp14="http://schemas.microsoft.com/office/word/2010/wordprocessingDrawing" xmlns:wp="http://schemas.openxmlformats.org/drawingml/2006/wordprocessingDrawing" xmlns:wpc="http://schemas.microsoft.com/office/word/2010/wordprocessingCanvas" xmlns:wpg="http://schemas.microsoft.com/office/word/2010/wordprocessingGroup" xmlns:wpi="http://schemas.microsoft.com/office/word/2010/wordprocessingInk" xmlns:wps="http://schemas.microsoft.com/office/word/2010/wordprocessingShape" mc:Ignorable="w14 wp14">
+  <w:p>
+    <w:pPr>
+      <w:pStyle w:val="Footer"/>
+      <w:spacing w:before="40"/>
+      <w:jc w:val="left"/>
+      <w:pBdr>
+        <w:top w:val="single" w:sz="4" w:space="2" w:color="808080"/>
+      </w:pBdr>
+    </w:pPr>
+    <w:r/>
+    <w:r>
+      <w:rPr>
+        <w:rFonts w:ascii="Arial" w:hAnsi="Arial"/>
+        <w:color w:val="555555"/>
+        <w:sz w:val="20"/>
+      </w:rPr>
+      <w:t>Revision 4 — October 2026</w:t>
+    </w:r>
+    <w:r>
+      <w:rPr>
+        <w:rFonts w:ascii="Arial" w:hAnsi="Arial"/>
+      </w:rPr>
+      <w:tab/>
+      <w:tab/>
+    </w:r>
+    <w:r>
+      <w:rPr>
+        <w:rFonts w:ascii="Arial" w:hAnsi="Arial"/>
+        <w:color w:val="555555"/>
+        <w:sz w:val="20"/>
+      </w:rPr>
+      <w:t>9-</w:t>
+    </w:r>
+    <w:r>
+      <w:rPr>
+        <w:rFonts w:ascii="Arial" w:hAnsi="Arial"/>
+        <w:color w:val="555555"/>
+        <w:sz w:val="20"/>
+      </w:rPr>
+      <w:fldChar w:fldCharType="begin"/>
+      <w:instrText xml:space="preserve"> PAGE </w:instrText>
+      <w:fldChar w:fldCharType="separate"/>
+      <w:t>1</w:t>
+      <w:fldChar w:fldCharType="end"/>
+    </w:r>
+  </w:p>
+</w:ftr>
+</file>
+
+<file path=word/footer118.xml><?xml version="1.0" encoding="utf-8"?>
+<w:ftr xmlns:m="http://schemas.openxmlformats.org/officeDocument/2006/math" xmlns:mc="http://schemas.openxmlformats.org/markup-compatibility/2006" xmlns:mo="http://schemas.microsoft.com/office/mac/office/2008/main" xmlns:mv="urn:schemas-microsoft-com:mac:vml" xmlns:o="urn:schemas-microsoft-com:office:office" xmlns:r="http://schemas.openxmlformats.org/officeDocument/2006/relationships" xmlns:v="urn:schemas-microsoft-com:vml" xmlns:w10="urn:schemas-microsoft-com:office:word" xmlns:w14="http://schemas.microsoft.com/office/word/2010/wordml" xmlns:w="http://schemas.openxmlformats.org/wordprocessingml/2006/main" xmlns:wne="http://schemas.microsoft.com/office/word/2006/wordml" xmlns:wp14="http://schemas.microsoft.com/office/word/2010/wordprocessingDrawing" xmlns:wp="http://schemas.openxmlformats.org/drawingml/2006/wordprocessingDrawing" xmlns:wpc="http://schemas.microsoft.com/office/word/2010/wordprocessingCanvas" xmlns:wpg="http://schemas.microsoft.com/office/word/2010/wordprocessingGroup" xmlns:wpi="http://schemas.microsoft.com/office/word/2010/wordprocessingInk" xmlns:wps="http://schemas.microsoft.com/office/word/2010/wordprocessingShape" mc:Ignorable="w14 wp14">
+  <w:p>
+    <w:pPr>
+      <w:pStyle w:val="Footer"/>
+      <w:spacing w:before="40"/>
+      <w:jc w:val="left"/>
+      <w:pBdr>
+        <w:top w:val="single" w:sz="4" w:space="2" w:color="808080"/>
+      </w:pBdr>
+    </w:pPr>
+    <w:r/>
+    <w:r>
+      <w:rPr>
+        <w:rFonts w:ascii="Arial" w:hAnsi="Arial"/>
+        <w:color w:val="555555"/>
+        <w:sz w:val="20"/>
+      </w:rPr>
+      <w:t>Revision 4 — October 2026</w:t>
+    </w:r>
+    <w:r>
+      <w:rPr>
+        <w:rFonts w:ascii="Arial" w:hAnsi="Arial"/>
+      </w:rPr>
+      <w:tab/>
+      <w:tab/>
+    </w:r>
+    <w:r>
+      <w:rPr>
+        <w:rFonts w:ascii="Arial" w:hAnsi="Arial"/>
+        <w:color w:val="555555"/>
+        <w:sz w:val="20"/>
+      </w:rPr>
+      <w:t>10-</w:t>
+    </w:r>
+    <w:r>
+      <w:rPr>
+        <w:rFonts w:ascii="Arial" w:hAnsi="Arial"/>
+        <w:color w:val="555555"/>
+        <w:sz w:val="20"/>
+      </w:rPr>
+      <w:fldChar w:fldCharType="begin"/>
+      <w:instrText xml:space="preserve"> PAGE </w:instrText>
+      <w:fldChar w:fldCharType="separate"/>
+      <w:t>1</w:t>
+      <w:fldChar w:fldCharType="end"/>
+    </w:r>
+  </w:p>
+</w:ftr>
+</file>
+
+<file path=word/footer119.xml><?xml version="1.0" encoding="utf-8"?>
+<w:ftr xmlns:m="http://schemas.openxmlformats.org/officeDocument/2006/math" xmlns:mc="http://schemas.openxmlformats.org/markup-compatibility/2006" xmlns:mo="http://schemas.microsoft.com/office/mac/office/2008/main" xmlns:mv="urn:schemas-microsoft-com:mac:vml" xmlns:o="urn:schemas-microsoft-com:office:office" xmlns:r="http://schemas.openxmlformats.org/officeDocument/2006/relationships" xmlns:v="urn:schemas-microsoft-com:vml" xmlns:w10="urn:schemas-microsoft-com:office:word" xmlns:w14="http://schemas.microsoft.com/office/word/2010/wordml" xmlns:w="http://schemas.openxmlformats.org/wordprocessingml/2006/main" xmlns:wne="http://schemas.microsoft.com/office/word/2006/wordml" xmlns:wp14="http://schemas.microsoft.com/office/word/2010/wordprocessingDrawing" xmlns:wp="http://schemas.openxmlformats.org/drawingml/2006/wordprocessingDrawing" xmlns:wpc="http://schemas.microsoft.com/office/word/2010/wordprocessingCanvas" xmlns:wpg="http://schemas.microsoft.com/office/word/2010/wordprocessingGroup" xmlns:wpi="http://schemas.microsoft.com/office/word/2010/wordprocessingInk" xmlns:wps="http://schemas.microsoft.com/office/word/2010/wordprocessingShape" mc:Ignorable="w14 wp14">
+  <w:p>
+    <w:pPr>
+      <w:pStyle w:val="Footer"/>
+      <w:spacing w:before="40"/>
+      <w:jc w:val="left"/>
+      <w:pBdr>
+        <w:top w:val="single" w:sz="4" w:space="2" w:color="808080"/>
+      </w:pBdr>
+    </w:pPr>
+    <w:r/>
+    <w:r>
+      <w:rPr>
+        <w:rFonts w:ascii="Arial" w:hAnsi="Arial"/>
+        <w:color w:val="555555"/>
+        <w:sz w:val="20"/>
+      </w:rPr>
+      <w:t>Revision 4 — October 2026</w:t>
+    </w:r>
+    <w:r>
+      <w:rPr>
+        <w:rFonts w:ascii="Arial" w:hAnsi="Arial"/>
+      </w:rPr>
+      <w:tab/>
+      <w:tab/>
+    </w:r>
+    <w:r>
+      <w:rPr>
+        <w:rFonts w:ascii="Arial" w:hAnsi="Arial"/>
+        <w:color w:val="555555"/>
+        <w:sz w:val="20"/>
+      </w:rPr>
+      <w:t>11-</w:t>
+    </w:r>
+    <w:r>
+      <w:rPr>
+        <w:rFonts w:ascii="Arial" w:hAnsi="Arial"/>
+        <w:color w:val="555555"/>
+        <w:sz w:val="20"/>
+      </w:rPr>
+      <w:fldChar w:fldCharType="begin"/>
+      <w:instrText xml:space="preserve"> PAGE </w:instrText>
+      <w:fldChar w:fldCharType="separate"/>
+      <w:t>1</w:t>
+      <w:fldChar w:fldCharType="end"/>
+    </w:r>
+  </w:p>
+</w:ftr>
+</file>
+
+<file path=word/footer12.xml><?xml version="1.0" encoding="utf-8"?>
+<w:ftr xmlns:m="http://schemas.openxmlformats.org/officeDocument/2006/math" xmlns:mc="http://schemas.openxmlformats.org/markup-compatibility/2006" xmlns:mo="http://schemas.microsoft.com/office/mac/office/2008/main" xmlns:mv="urn:schemas-microsoft-com:mac:vml" xmlns:o="urn:schemas-microsoft-com:office:office" xmlns:r="http://schemas.openxmlformats.org/officeDocument/2006/relationships" xmlns:v="urn:schemas-microsoft-com:vml" xmlns:w10="urn:schemas-microsoft-com:office:word" xmlns:w14="http://schemas.microsoft.com/office/word/2010/wordml" xmlns:w="http://schemas.openxmlformats.org/wordprocessingml/2006/main" xmlns:wne="http://schemas.microsoft.com/office/word/2006/wordml" xmlns:wp14="http://schemas.microsoft.com/office/word/2010/wordprocessingDrawing" xmlns:wp="http://schemas.openxmlformats.org/drawingml/2006/wordprocessingDrawing" xmlns:wpc="http://schemas.microsoft.com/office/word/2010/wordprocessingCanvas" xmlns:wpg="http://schemas.microsoft.com/office/word/2010/wordprocessingGroup" xmlns:wpi="http://schemas.microsoft.com/office/word/2010/wordprocessingInk" xmlns:wps="http://schemas.microsoft.com/office/word/2010/wordprocessingShape" mc:Ignorable="w14 wp14">
+  <w:p>
+    <w:pPr>
+      <w:pStyle w:val="Footer"/>
+      <w:spacing w:before="40"/>
+      <w:jc w:val="left"/>
+      <w:pBdr>
+        <w:top w:val="single" w:sz="4" w:space="2" w:color="808080"/>
+      </w:pBdr>
+    </w:pPr>
+    <w:r/>
+    <w:r>
+      <w:rPr>
+        <w:rFonts w:ascii="Arial" w:hAnsi="Arial"/>
+        <w:color w:val="555555"/>
+        <w:sz w:val="20"/>
+      </w:rPr>
+      <w:t>Revision 1 — April 2026</w:t>
+    </w:r>
+    <w:r>
+      <w:rPr>
+        <w:rFonts w:ascii="Arial" w:hAnsi="Arial"/>
+      </w:rPr>
+      <w:tab/>
+      <w:tab/>
+    </w:r>
+    <w:r>
+      <w:rPr>
+        <w:rFonts w:ascii="Arial" w:hAnsi="Arial"/>
+        <w:color w:val="555555"/>
+        <w:sz w:val="20"/>
+      </w:rPr>
+      <w:t>9-</w:t>
+    </w:r>
+    <w:r>
+      <w:rPr>
+        <w:rFonts w:ascii="Arial" w:hAnsi="Arial"/>
+        <w:color w:val="555555"/>
+        <w:sz w:val="20"/>
+      </w:rPr>
+      <w:fldChar w:fldCharType="begin"/>
+      <w:instrText xml:space="preserve"> PAGE </w:instrText>
+      <w:fldChar w:fldCharType="separate"/>
+      <w:t>1</w:t>
+      <w:fldChar w:fldCharType="end"/>
+    </w:r>
+  </w:p>
+</w:ftr>
+</file>
+
+<file path=word/footer120.xml><?xml version="1.0" encoding="utf-8"?>
+<w:ftr xmlns:m="http://schemas.openxmlformats.org/officeDocument/2006/math" xmlns:mc="http://schemas.openxmlformats.org/markup-compatibility/2006" xmlns:mo="http://schemas.microsoft.com/office/mac/office/2008/main" xmlns:mv="urn:schemas-microsoft-com:mac:vml" xmlns:o="urn:schemas-microsoft-com:office:office" xmlns:r="http://schemas.openxmlformats.org/officeDocument/2006/relationships" xmlns:v="urn:schemas-microsoft-com:vml" xmlns:w10="urn:schemas-microsoft-com:office:word" xmlns:w14="http://schemas.microsoft.com/office/word/2010/wordml" xmlns:w="http://schemas.openxmlformats.org/wordprocessingml/2006/main" xmlns:wne="http://schemas.microsoft.com/office/word/2006/wordml" xmlns:wp14="http://schemas.microsoft.com/office/word/2010/wordprocessingDrawing" xmlns:wp="http://schemas.openxmlformats.org/drawingml/2006/wordprocessingDrawing" xmlns:wpc="http://schemas.microsoft.com/office/word/2010/wordprocessingCanvas" xmlns:wpg="http://schemas.microsoft.com/office/word/2010/wordprocessingGroup" xmlns:wpi="http://schemas.microsoft.com/office/word/2010/wordprocessingInk" xmlns:wps="http://schemas.microsoft.com/office/word/2010/wordprocessingShape" mc:Ignorable="w14 wp14">
+  <w:p>
+    <w:pPr>
+      <w:pStyle w:val="Footer"/>
+      <w:spacing w:before="40"/>
+      <w:jc w:val="left"/>
+      <w:pBdr>
+        <w:top w:val="single" w:sz="4" w:space="2" w:color="808080"/>
+      </w:pBdr>
+    </w:pPr>
+    <w:r/>
+    <w:r>
+      <w:rPr>
+        <w:rFonts w:ascii="Arial" w:hAnsi="Arial"/>
+        <w:color w:val="555555"/>
+        <w:sz w:val="20"/>
+      </w:rPr>
+      <w:t>Revision 4 — October 2026</w:t>
+    </w:r>
+    <w:r>
+      <w:rPr>
+        <w:rFonts w:ascii="Arial" w:hAnsi="Arial"/>
+      </w:rPr>
+      <w:tab/>
+      <w:tab/>
+    </w:r>
+    <w:r>
+      <w:rPr>
+        <w:rFonts w:ascii="Arial" w:hAnsi="Arial"/>
+        <w:color w:val="555555"/>
+        <w:sz w:val="20"/>
+      </w:rPr>
+      <w:t>12-</w:t>
+    </w:r>
+    <w:r>
+      <w:rPr>
+        <w:rFonts w:ascii="Arial" w:hAnsi="Arial"/>
+        <w:color w:val="555555"/>
+        <w:sz w:val="20"/>
+      </w:rPr>
+      <w:fldChar w:fldCharType="begin"/>
+      <w:instrText xml:space="preserve"> PAGE </w:instrText>
+      <w:fldChar w:fldCharType="separate"/>
+      <w:t>1</w:t>
+      <w:fldChar w:fldCharType="end"/>
+    </w:r>
+  </w:p>
+</w:ftr>
+</file>
+
+<file path=word/footer121.xml><?xml version="1.0" encoding="utf-8"?>
+<w:ftr xmlns:m="http://schemas.openxmlformats.org/officeDocument/2006/math" xmlns:mc="http://schemas.openxmlformats.org/markup-compatibility/2006" xmlns:mo="http://schemas.microsoft.com/office/mac/office/2008/main" xmlns:mv="urn:schemas-microsoft-com:mac:vml" xmlns:o="urn:schemas-microsoft-com:office:office" xmlns:r="http://schemas.openxmlformats.org/officeDocument/2006/relationships" xmlns:v="urn:schemas-microsoft-com:vml" xmlns:w10="urn:schemas-microsoft-com:office:word" xmlns:w14="http://schemas.microsoft.com/office/word/2010/wordml" xmlns:w="http://schemas.openxmlformats.org/wordprocessingml/2006/main" xmlns:wne="http://schemas.microsoft.com/office/word/2006/wordml" xmlns:wp14="http://schemas.microsoft.com/office/word/2010/wordprocessingDrawing" xmlns:wp="http://schemas.openxmlformats.org/drawingml/2006/wordprocessingDrawing" xmlns:wpc="http://schemas.microsoft.com/office/word/2010/wordprocessingCanvas" xmlns:wpg="http://schemas.microsoft.com/office/word/2010/wordprocessingGroup" xmlns:wpi="http://schemas.microsoft.com/office/word/2010/wordprocessingInk" xmlns:wps="http://schemas.microsoft.com/office/word/2010/wordprocessingShape" mc:Ignorable="w14 wp14">
+  <w:p>
+    <w:pPr>
+      <w:pStyle w:val="Footer"/>
+      <w:spacing w:before="40"/>
+      <w:jc w:val="left"/>
+      <w:pBdr>
+        <w:top w:val="single" w:sz="4" w:space="2" w:color="808080"/>
+      </w:pBdr>
+    </w:pPr>
+    <w:r/>
+    <w:r>
+      <w:rPr>
+        <w:rFonts w:ascii="Arial" w:hAnsi="Arial"/>
+        <w:color w:val="555555"/>
+        <w:sz w:val="20"/>
+      </w:rPr>
+      <w:t>Revision 4 — October 2026</w:t>
+    </w:r>
+    <w:r>
+      <w:rPr>
+        <w:rFonts w:ascii="Arial" w:hAnsi="Arial"/>
+      </w:rPr>
+      <w:tab/>
+      <w:tab/>
+    </w:r>
+    <w:r>
+      <w:rPr>
+        <w:rFonts w:ascii="Arial" w:hAnsi="Arial"/>
+        <w:color w:val="555555"/>
+        <w:sz w:val="20"/>
+      </w:rPr>
+      <w:t>13-</w:t>
+    </w:r>
+    <w:r>
+      <w:rPr>
+        <w:rFonts w:ascii="Arial" w:hAnsi="Arial"/>
+        <w:color w:val="555555"/>
+        <w:sz w:val="20"/>
+      </w:rPr>
+      <w:fldChar w:fldCharType="begin"/>
+      <w:instrText xml:space="preserve"> PAGE </w:instrText>
+      <w:fldChar w:fldCharType="separate"/>
+      <w:t>1</w:t>
+      <w:fldChar w:fldCharType="end"/>
+    </w:r>
+  </w:p>
+</w:ftr>
+</file>
+
+<file path=word/footer122.xml><?xml version="1.0" encoding="utf-8"?>
+<w:ftr xmlns:m="http://schemas.openxmlformats.org/officeDocument/2006/math" xmlns:mc="http://schemas.openxmlformats.org/markup-compatibility/2006" xmlns:mo="http://schemas.microsoft.com/office/mac/office/2008/main" xmlns:mv="urn:schemas-microsoft-com:mac:vml" xmlns:o="urn:schemas-microsoft-com:office:office" xmlns:r="http://schemas.openxmlformats.org/officeDocument/2006/relationships" xmlns:v="urn:schemas-microsoft-com:vml" xmlns:w10="urn:schemas-microsoft-com:office:word" xmlns:w14="http://schemas.microsoft.com/office/word/2010/wordml" xmlns:w="http://schemas.openxmlformats.org/wordprocessingml/2006/main" xmlns:wne="http://schemas.microsoft.com/office/word/2006/wordml" xmlns:wp14="http://schemas.microsoft.com/office/word/2010/wordprocessingDrawing" xmlns:wp="http://schemas.openxmlformats.org/drawingml/2006/wordprocessingDrawing" xmlns:wpc="http://schemas.microsoft.com/office/word/2010/wordprocessingCanvas" xmlns:wpg="http://schemas.microsoft.com/office/word/2010/wordprocessingGroup" xmlns:wpi="http://schemas.microsoft.com/office/word/2010/wordprocessingInk" xmlns:wps="http://schemas.microsoft.com/office/word/2010/wordprocessingShape" mc:Ignorable="w14 wp14">
+  <w:p>
+    <w:pPr>
+      <w:pStyle w:val="Footer"/>
+      <w:spacing w:before="40"/>
+      <w:jc w:val="left"/>
+      <w:pBdr>
+        <w:top w:val="single" w:sz="4" w:space="2" w:color="808080"/>
+      </w:pBdr>
+    </w:pPr>
+    <w:r/>
+    <w:r>
+      <w:rPr>
+        <w:rFonts w:ascii="Arial" w:hAnsi="Arial"/>
+        <w:color w:val="555555"/>
+        <w:sz w:val="20"/>
+      </w:rPr>
+      <w:t>Revision 4 — October 2026</w:t>
+    </w:r>
+    <w:r>
+      <w:rPr>
+        <w:rFonts w:ascii="Arial" w:hAnsi="Arial"/>
+      </w:rPr>
+      <w:tab/>
+      <w:tab/>
+    </w:r>
+    <w:r>
+      <w:rPr>
+        <w:rFonts w:ascii="Arial" w:hAnsi="Arial"/>
+        <w:color w:val="555555"/>
+        <w:sz w:val="20"/>
+      </w:rPr>
+      <w:t>14-</w:t>
+    </w:r>
+    <w:r>
+      <w:rPr>
+        <w:rFonts w:ascii="Arial" w:hAnsi="Arial"/>
+        <w:color w:val="555555"/>
+        <w:sz w:val="20"/>
+      </w:rPr>
+      <w:fldChar w:fldCharType="begin"/>
+      <w:instrText xml:space="preserve"> PAGE </w:instrText>
+      <w:fldChar w:fldCharType="separate"/>
+      <w:t>1</w:t>
+      <w:fldChar w:fldCharType="end"/>
+    </w:r>
+  </w:p>
+</w:ftr>
+</file>
+
+<file path=word/footer123.xml><?xml version="1.0" encoding="utf-8"?>
+<w:ftr xmlns:m="http://schemas.openxmlformats.org/officeDocument/2006/math" xmlns:mc="http://schemas.openxmlformats.org/markup-compatibility/2006" xmlns:mo="http://schemas.microsoft.com/office/mac/office/2008/main" xmlns:mv="urn:schemas-microsoft-com:mac:vml" xmlns:o="urn:schemas-microsoft-com:office:office" xmlns:r="http://schemas.openxmlformats.org/officeDocument/2006/relationships" xmlns:v="urn:schemas-microsoft-com:vml" xmlns:w10="urn:schemas-microsoft-com:office:word" xmlns:w14="http://schemas.microsoft.com/office/word/2010/wordml" xmlns:w="http://schemas.openxmlformats.org/wordprocessingml/2006/main" xmlns:wne="http://schemas.microsoft.com/office/word/2006/wordml" xmlns:wp14="http://schemas.microsoft.com/office/word/2010/wordprocessingDrawing" xmlns:wp="http://schemas.openxmlformats.org/drawingml/2006/wordprocessingDrawing" xmlns:wpc="http://schemas.microsoft.com/office/word/2010/wordprocessingCanvas" xmlns:wpg="http://schemas.microsoft.com/office/word/2010/wordprocessingGroup" xmlns:wpi="http://schemas.microsoft.com/office/word/2010/wordprocessingInk" xmlns:wps="http://schemas.microsoft.com/office/word/2010/wordprocessingShape" mc:Ignorable="w14 wp14">
+  <w:p>
+    <w:pPr>
+      <w:pStyle w:val="Footer"/>
+      <w:spacing w:before="40"/>
+      <w:jc w:val="left"/>
+      <w:pBdr>
+        <w:top w:val="single" w:sz="4" w:space="2" w:color="808080"/>
+      </w:pBdr>
+    </w:pPr>
+    <w:r/>
+    <w:r>
+      <w:rPr>
+        <w:rFonts w:ascii="Arial" w:hAnsi="Arial"/>
+        <w:color w:val="555555"/>
+        <w:sz w:val="20"/>
+      </w:rPr>
+      <w:t>Revision 4 — October 2026</w:t>
+    </w:r>
+    <w:r>
+      <w:rPr>
+        <w:rFonts w:ascii="Arial" w:hAnsi="Arial"/>
+      </w:rPr>
+      <w:tab/>
+      <w:tab/>
+    </w:r>
+    <w:r>
+      <w:rPr>
+        <w:rFonts w:ascii="Arial" w:hAnsi="Arial"/>
+        <w:color w:val="555555"/>
+        <w:sz w:val="20"/>
+      </w:rPr>
+      <w:t>15-</w:t>
+    </w:r>
+    <w:r>
+      <w:rPr>
+        <w:rFonts w:ascii="Arial" w:hAnsi="Arial"/>
+        <w:color w:val="555555"/>
+        <w:sz w:val="20"/>
+      </w:rPr>
+      <w:fldChar w:fldCharType="begin"/>
+      <w:instrText xml:space="preserve"> PAGE </w:instrText>
+      <w:fldChar w:fldCharType="separate"/>
+      <w:t>1</w:t>
+      <w:fldChar w:fldCharType="end"/>
+    </w:r>
+  </w:p>
+</w:ftr>
+</file>
+
+<file path=word/footer124.xml><?xml version="1.0" encoding="utf-8"?>
+<w:ftr xmlns:m="http://schemas.openxmlformats.org/officeDocument/2006/math" xmlns:mc="http://schemas.openxmlformats.org/markup-compatibility/2006" xmlns:mo="http://schemas.microsoft.com/office/mac/office/2008/main" xmlns:mv="urn:schemas-microsoft-com:mac:vml" xmlns:o="urn:schemas-microsoft-com:office:office" xmlns:r="http://schemas.openxmlformats.org/officeDocument/2006/relationships" xmlns:v="urn:schemas-microsoft-com:vml" xmlns:w10="urn:schemas-microsoft-com:office:word" xmlns:w14="http://schemas.microsoft.com/office/word/2010/wordml" xmlns:w="http://schemas.openxmlformats.org/wordprocessingml/2006/main" xmlns:wne="http://schemas.microsoft.com/office/word/2006/wordml" xmlns:wp14="http://schemas.microsoft.com/office/word/2010/wordprocessingDrawing" xmlns:wp="http://schemas.openxmlformats.org/drawingml/2006/wordprocessingDrawing" xmlns:wpc="http://schemas.microsoft.com/office/word/2010/wordprocessingCanvas" xmlns:wpg="http://schemas.microsoft.com/office/word/2010/wordprocessingGroup" xmlns:wpi="http://schemas.microsoft.com/office/word/2010/wordprocessingInk" xmlns:wps="http://schemas.microsoft.com/office/word/2010/wordprocessingShape" mc:Ignorable="w14 wp14">
+  <w:p>
+    <w:pPr>
+      <w:pStyle w:val="Footer"/>
+      <w:spacing w:before="40"/>
+      <w:jc w:val="left"/>
+      <w:pBdr>
+        <w:top w:val="single" w:sz="4" w:space="2" w:color="808080"/>
+      </w:pBdr>
+    </w:pPr>
+    <w:r/>
+    <w:r>
+      <w:rPr>
+        <w:rFonts w:ascii="Arial" w:hAnsi="Arial"/>
+        <w:color w:val="555555"/>
+        <w:sz w:val="20"/>
+      </w:rPr>
+      <w:t>Revision 4 — October 2026</w:t>
+    </w:r>
+    <w:r>
+      <w:rPr>
+        <w:rFonts w:ascii="Arial" w:hAnsi="Arial"/>
+      </w:rPr>
+      <w:tab/>
+      <w:tab/>
+    </w:r>
+    <w:r>
+      <w:rPr>
+        <w:rFonts w:ascii="Arial" w:hAnsi="Arial"/>
+        <w:color w:val="555555"/>
+        <w:sz w:val="20"/>
+      </w:rPr>
+      <w:t>16-</w:t>
+    </w:r>
+    <w:r>
+      <w:rPr>
+        <w:rFonts w:ascii="Arial" w:hAnsi="Arial"/>
+        <w:color w:val="555555"/>
+        <w:sz w:val="20"/>
+      </w:rPr>
+      <w:fldChar w:fldCharType="begin"/>
+      <w:instrText xml:space="preserve"> PAGE </w:instrText>
+      <w:fldChar w:fldCharType="separate"/>
+      <w:t>1</w:t>
+      <w:fldChar w:fldCharType="end"/>
+    </w:r>
+  </w:p>
+</w:ftr>
+</file>
+
+<file path=word/footer125.xml><?xml version="1.0" encoding="utf-8"?>
+<w:ftr xmlns:m="http://schemas.openxmlformats.org/officeDocument/2006/math" xmlns:mc="http://schemas.openxmlformats.org/markup-compatibility/2006" xmlns:mo="http://schemas.microsoft.com/office/mac/office/2008/main" xmlns:mv="urn:schemas-microsoft-com:mac:vml" xmlns:o="urn:schemas-microsoft-com:office:office" xmlns:r="http://schemas.openxmlformats.org/officeDocument/2006/relationships" xmlns:v="urn:schemas-microsoft-com:vml" xmlns:w10="urn:schemas-microsoft-com:office:word" xmlns:w14="http://schemas.microsoft.com/office/word/2010/wordml" xmlns:w="http://schemas.openxmlformats.org/wordprocessingml/2006/main" xmlns:wne="http://schemas.microsoft.com/office/word/2006/wordml" xmlns:wp14="http://schemas.microsoft.com/office/word/2010/wordprocessingDrawing" xmlns:wp="http://schemas.openxmlformats.org/drawingml/2006/wordprocessingDrawing" xmlns:wpc="http://schemas.microsoft.com/office/word/2010/wordprocessingCanvas" xmlns:wpg="http://schemas.microsoft.com/office/word/2010/wordprocessingGroup" xmlns:wpi="http://schemas.microsoft.com/office/word/2010/wordprocessingInk" xmlns:wps="http://schemas.microsoft.com/office/word/2010/wordprocessingShape" mc:Ignorable="w14 wp14">
+  <w:p>
+    <w:pPr>
+      <w:pStyle w:val="Footer"/>
+      <w:spacing w:before="40"/>
+      <w:jc w:val="left"/>
+      <w:pBdr>
+        <w:top w:val="single" w:sz="4" w:space="2" w:color="808080"/>
+      </w:pBdr>
+    </w:pPr>
+    <w:r/>
+    <w:r>
+      <w:rPr>
+        <w:rFonts w:ascii="Arial" w:hAnsi="Arial"/>
+        <w:color w:val="555555"/>
+        <w:sz w:val="20"/>
+      </w:rPr>
+      <w:t>Revision 4 — October 2026</w:t>
+    </w:r>
+    <w:r>
+      <w:rPr>
+        <w:rFonts w:ascii="Arial" w:hAnsi="Arial"/>
+      </w:rPr>
+      <w:tab/>
+      <w:tab/>
+    </w:r>
+    <w:r>
+      <w:rPr>
+        <w:rFonts w:ascii="Arial" w:hAnsi="Arial"/>
+        <w:color w:val="555555"/>
+        <w:sz w:val="20"/>
+      </w:rPr>
+      <w:t>17-</w:t>
+    </w:r>
+    <w:r>
+      <w:rPr>
+        <w:rFonts w:ascii="Arial" w:hAnsi="Arial"/>
+        <w:color w:val="555555"/>
+        <w:sz w:val="20"/>
+      </w:rPr>
+      <w:fldChar w:fldCharType="begin"/>
+      <w:instrText xml:space="preserve"> PAGE </w:instrText>
+      <w:fldChar w:fldCharType="separate"/>
+      <w:t>1</w:t>
+      <w:fldChar w:fldCharType="end"/>
+    </w:r>
+  </w:p>
+</w:ftr>
+</file>
+
+<file path=word/footer126.xml><?xml version="1.0" encoding="utf-8"?>
+<w:ftr xmlns:m="http://schemas.openxmlformats.org/officeDocument/2006/math" xmlns:mc="http://schemas.openxmlformats.org/markup-compatibility/2006" xmlns:mo="http://schemas.microsoft.com/office/mac/office/2008/main" xmlns:mv="urn:schemas-microsoft-com:mac:vml" xmlns:o="urn:schemas-microsoft-com:office:office" xmlns:r="http://schemas.openxmlformats.org/officeDocument/2006/relationships" xmlns:v="urn:schemas-microsoft-com:vml" xmlns:w10="urn:schemas-microsoft-com:office:word" xmlns:w14="http://schemas.microsoft.com/office/word/2010/wordml" xmlns:w="http://schemas.openxmlformats.org/wordprocessingml/2006/main" xmlns:wne="http://schemas.microsoft.com/office/word/2006/wordml" xmlns:wp14="http://schemas.microsoft.com/office/word/2010/wordprocessingDrawing" xmlns:wp="http://schemas.openxmlformats.org/drawingml/2006/wordprocessingDrawing" xmlns:wpc="http://schemas.microsoft.com/office/word/2010/wordprocessingCanvas" xmlns:wpg="http://schemas.microsoft.com/office/word/2010/wordprocessingGroup" xmlns:wpi="http://schemas.microsoft.com/office/word/2010/wordprocessingInk" xmlns:wps="http://schemas.microsoft.com/office/word/2010/wordprocessingShape" mc:Ignorable="w14 wp14">
+  <w:p>
+    <w:pPr>
+      <w:pStyle w:val="Footer"/>
+      <w:spacing w:before="40"/>
+      <w:jc w:val="left"/>
+      <w:pBdr>
+        <w:top w:val="single" w:sz="4" w:space="2" w:color="808080"/>
+      </w:pBdr>
+    </w:pPr>
+    <w:r/>
+    <w:r>
+      <w:rPr>
+        <w:rFonts w:ascii="Arial" w:hAnsi="Arial"/>
+        <w:color w:val="555555"/>
+        <w:sz w:val="20"/>
+      </w:rPr>
+      <w:t>Revision 4 — October 2026</w:t>
+    </w:r>
+    <w:r>
+      <w:rPr>
+        <w:rFonts w:ascii="Arial" w:hAnsi="Arial"/>
+      </w:rPr>
+      <w:tab/>
+      <w:tab/>
+    </w:r>
+    <w:r>
+      <w:rPr>
+        <w:rFonts w:ascii="Arial" w:hAnsi="Arial"/>
+        <w:color w:val="555555"/>
+        <w:sz w:val="20"/>
+      </w:rPr>
+      <w:t>18-</w:t>
+    </w:r>
+    <w:r>
+      <w:rPr>
+        <w:rFonts w:ascii="Arial" w:hAnsi="Arial"/>
+        <w:color w:val="555555"/>
+        <w:sz w:val="20"/>
+      </w:rPr>
+      <w:fldChar w:fldCharType="begin"/>
+      <w:instrText xml:space="preserve"> PAGE </w:instrText>
+      <w:fldChar w:fldCharType="separate"/>
+      <w:t>1</w:t>
+      <w:fldChar w:fldCharType="end"/>
+    </w:r>
+  </w:p>
+</w:ftr>
+</file>
+
+<file path=word/footer127.xml><?xml version="1.0" encoding="utf-8"?>
+<w:ftr xmlns:m="http://schemas.openxmlformats.org/officeDocument/2006/math" xmlns:mc="http://schemas.openxmlformats.org/markup-compatibility/2006" xmlns:mo="http://schemas.microsoft.com/office/mac/office/2008/main" xmlns:mv="urn:schemas-microsoft-com:mac:vml" xmlns:o="urn:schemas-microsoft-com:office:office" xmlns:r="http://schemas.openxmlformats.org/officeDocument/2006/relationships" xmlns:v="urn:schemas-microsoft-com:vml" xmlns:w10="urn:schemas-microsoft-com:office:word" xmlns:w14="http://schemas.microsoft.com/office/word/2010/wordml" xmlns:w="http://schemas.openxmlformats.org/wordprocessingml/2006/main" xmlns:wne="http://schemas.microsoft.com/office/word/2006/wordml" xmlns:wp14="http://schemas.microsoft.com/office/word/2010/wordprocessingDrawing" xmlns:wp="http://schemas.openxmlformats.org/drawingml/2006/wordprocessingDrawing" xmlns:wpc="http://schemas.microsoft.com/office/word/2010/wordprocessingCanvas" xmlns:wpg="http://schemas.microsoft.com/office/word/2010/wordprocessingGroup" xmlns:wpi="http://schemas.microsoft.com/office/word/2010/wordprocessingInk" xmlns:wps="http://schemas.microsoft.com/office/word/2010/wordprocessingShape" mc:Ignorable="w14 wp14">
+  <w:p>
+    <w:pPr>
+      <w:pStyle w:val="Footer"/>
+      <w:spacing w:before="40"/>
+      <w:jc w:val="left"/>
+      <w:pBdr>
+        <w:top w:val="single" w:sz="4" w:space="2" w:color="808080"/>
+      </w:pBdr>
+    </w:pPr>
+    <w:r/>
+    <w:r>
+      <w:rPr>
+        <w:rFonts w:ascii="Arial" w:hAnsi="Arial"/>
+        <w:color w:val="555555"/>
+        <w:sz w:val="20"/>
+      </w:rPr>
+      <w:t>Revision 4 — October 2026</w:t>
     </w:r>
   </w:p>
 </w:ftr>
@@ -18403,14 +19431,80 @@
       </w:pBdr>
     </w:pPr>
     <w:r/>
-    <w:r>
-      <w:rPr>
-        <w:rFonts w:ascii="Arial" w:hAnsi="Arial"/>
-        <w:b/>
-        <w:color w:val="555555"/>
-        <w:sz w:val="20"/>
-      </w:rPr>
-      <w:t>Copyright and Disclaimer</w:t>
+  </w:p>
+</w:hdr>
+</file>
+
+<file path=word/header107.xml><?xml version="1.0" encoding="utf-8"?>
+<w:hdr xmlns:m="http://schemas.openxmlformats.org/officeDocument/2006/math" xmlns:mc="http://schemas.openxmlformats.org/markup-compatibility/2006" xmlns:mo="http://schemas.microsoft.com/office/mac/office/2008/main" xmlns:mv="urn:schemas-microsoft-com:mac:vml" xmlns:o="urn:schemas-microsoft-com:office:office" xmlns:r="http://schemas.openxmlformats.org/officeDocument/2006/relationships" xmlns:v="urn:schemas-microsoft-com:vml" xmlns:w10="urn:schemas-microsoft-com:office:word" xmlns:w14="http://schemas.microsoft.com/office/word/2010/wordml" xmlns:w="http://schemas.openxmlformats.org/wordprocessingml/2006/main" xmlns:wne="http://schemas.microsoft.com/office/word/2006/wordml" xmlns:wp14="http://schemas.microsoft.com/office/word/2010/wordprocessingDrawing" xmlns:wp="http://schemas.openxmlformats.org/drawingml/2006/wordprocessingDrawing" xmlns:wpc="http://schemas.microsoft.com/office/word/2010/wordprocessingCanvas" xmlns:wpg="http://schemas.microsoft.com/office/word/2010/wordprocessingGroup" xmlns:wpi="http://schemas.microsoft.com/office/word/2010/wordprocessingInk" xmlns:wps="http://schemas.microsoft.com/office/word/2010/wordprocessingShape" mc:Ignorable="w14 wp14">
+  <w:p>
+    <w:pPr>
+      <w:pStyle w:val="Header"/>
+      <w:spacing w:after="40"/>
+      <w:jc w:val="right"/>
+      <w:pBdr>
+        <w:bottom w:val="single" w:sz="4" w:space="2" w:color="808080"/>
+      </w:pBdr>
+    </w:pPr>
+    <w:r/>
+    <w:r>
+      <w:rPr>
+        <w:rFonts w:ascii="Arial" w:hAnsi="Arial"/>
+        <w:b/>
+        <w:color w:val="555555"/>
+        <w:sz w:val="20"/>
+      </w:rPr>
+      <w:t>Table of Contents</w:t>
+    </w:r>
+  </w:p>
+</w:hdr>
+</file>
+
+<file path=word/header108.xml><?xml version="1.0" encoding="utf-8"?>
+<w:hdr xmlns:m="http://schemas.openxmlformats.org/officeDocument/2006/math" xmlns:mc="http://schemas.openxmlformats.org/markup-compatibility/2006" xmlns:mo="http://schemas.microsoft.com/office/mac/office/2008/main" xmlns:mv="urn:schemas-microsoft-com:mac:vml" xmlns:o="urn:schemas-microsoft-com:office:office" xmlns:r="http://schemas.openxmlformats.org/officeDocument/2006/relationships" xmlns:v="urn:schemas-microsoft-com:vml" xmlns:w10="urn:schemas-microsoft-com:office:word" xmlns:w14="http://schemas.microsoft.com/office/word/2010/wordml" xmlns:w="http://schemas.openxmlformats.org/wordprocessingml/2006/main" xmlns:wne="http://schemas.microsoft.com/office/word/2006/wordml" xmlns:wp14="http://schemas.microsoft.com/office/word/2010/wordprocessingDrawing" xmlns:wp="http://schemas.openxmlformats.org/drawingml/2006/wordprocessingDrawing" xmlns:wpc="http://schemas.microsoft.com/office/word/2010/wordprocessingCanvas" xmlns:wpg="http://schemas.microsoft.com/office/word/2010/wordprocessingGroup" xmlns:wpi="http://schemas.microsoft.com/office/word/2010/wordprocessingInk" xmlns:wps="http://schemas.microsoft.com/office/word/2010/wordprocessingShape" mc:Ignorable="w14 wp14">
+  <w:p>
+    <w:pPr>
+      <w:pStyle w:val="Header"/>
+      <w:spacing w:after="40"/>
+      <w:jc w:val="right"/>
+      <w:pBdr>
+        <w:bottom w:val="single" w:sz="4" w:space="2" w:color="808080"/>
+      </w:pBdr>
+    </w:pPr>
+    <w:r/>
+    <w:r>
+      <w:rPr>
+        <w:rFonts w:ascii="Arial" w:hAnsi="Arial"/>
+        <w:b/>
+        <w:color w:val="555555"/>
+        <w:sz w:val="20"/>
+      </w:rPr>
+      <w:t>Quick Start</w:t>
+    </w:r>
+  </w:p>
+</w:hdr>
+</file>
+
+<file path=word/header109.xml><?xml version="1.0" encoding="utf-8"?>
+<w:hdr xmlns:m="http://schemas.openxmlformats.org/officeDocument/2006/math" xmlns:mc="http://schemas.openxmlformats.org/markup-compatibility/2006" xmlns:mo="http://schemas.microsoft.com/office/mac/office/2008/main" xmlns:mv="urn:schemas-microsoft-com:mac:vml" xmlns:o="urn:schemas-microsoft-com:office:office" xmlns:r="http://schemas.openxmlformats.org/officeDocument/2006/relationships" xmlns:v="urn:schemas-microsoft-com:vml" xmlns:w10="urn:schemas-microsoft-com:office:word" xmlns:w14="http://schemas.microsoft.com/office/word/2010/wordml" xmlns:w="http://schemas.openxmlformats.org/wordprocessingml/2006/main" xmlns:wne="http://schemas.microsoft.com/office/word/2006/wordml" xmlns:wp14="http://schemas.microsoft.com/office/word/2010/wordprocessingDrawing" xmlns:wp="http://schemas.openxmlformats.org/drawingml/2006/wordprocessingDrawing" xmlns:wpc="http://schemas.microsoft.com/office/word/2010/wordprocessingCanvas" xmlns:wpg="http://schemas.microsoft.com/office/word/2010/wordprocessingGroup" xmlns:wpi="http://schemas.microsoft.com/office/word/2010/wordprocessingInk" xmlns:wps="http://schemas.microsoft.com/office/word/2010/wordprocessingShape" mc:Ignorable="w14 wp14">
+  <w:p>
+    <w:pPr>
+      <w:pStyle w:val="Header"/>
+      <w:spacing w:after="40"/>
+      <w:jc w:val="right"/>
+      <w:pBdr>
+        <w:bottom w:val="single" w:sz="4" w:space="2" w:color="808080"/>
+      </w:pBdr>
+    </w:pPr>
+    <w:r/>
+    <w:r>
+      <w:rPr>
+        <w:rFonts w:ascii="Arial" w:hAnsi="Arial"/>
+        <w:b/>
+        <w:color w:val="555555"/>
+        <w:sz w:val="20"/>
+      </w:rPr>
+      <w:t>1. Overview</w:t>
     </w:r>
   </w:p>
 </w:hdr>
@@ -18441,7 +19535,7 @@
 </w:hdr>
 </file>
 
-<file path=word/header12.xml><?xml version="1.0" encoding="utf-8"?>
+<file path=word/header110.xml><?xml version="1.0" encoding="utf-8"?>
 <w:hdr xmlns:m="http://schemas.openxmlformats.org/officeDocument/2006/math" xmlns:mc="http://schemas.openxmlformats.org/markup-compatibility/2006" xmlns:mo="http://schemas.microsoft.com/office/mac/office/2008/main" xmlns:mv="urn:schemas-microsoft-com:mac:vml" xmlns:o="urn:schemas-microsoft-com:office:office" xmlns:r="http://schemas.openxmlformats.org/officeDocument/2006/relationships" xmlns:v="urn:schemas-microsoft-com:vml" xmlns:w10="urn:schemas-microsoft-com:office:word" xmlns:w14="http://schemas.microsoft.com/office/word/2010/wordml" xmlns:w="http://schemas.openxmlformats.org/wordprocessingml/2006/main" xmlns:wne="http://schemas.microsoft.com/office/word/2006/wordml" xmlns:wp14="http://schemas.microsoft.com/office/word/2010/wordprocessingDrawing" xmlns:wp="http://schemas.openxmlformats.org/drawingml/2006/wordprocessingDrawing" xmlns:wpc="http://schemas.microsoft.com/office/word/2010/wordprocessingCanvas" xmlns:wpg="http://schemas.microsoft.com/office/word/2010/wordprocessingGroup" xmlns:wpi="http://schemas.microsoft.com/office/word/2010/wordprocessingInk" xmlns:wps="http://schemas.microsoft.com/office/word/2010/wordprocessingShape" mc:Ignorable="w14 wp14">
   <w:p>
     <w:pPr>
@@ -18460,7 +19554,457 @@
         <w:color w:val="555555"/>
         <w:sz w:val="20"/>
       </w:rPr>
+      <w:t>2. Models</w:t>
+    </w:r>
+  </w:p>
+</w:hdr>
+</file>
+
+<file path=word/header111.xml><?xml version="1.0" encoding="utf-8"?>
+<w:hdr xmlns:m="http://schemas.openxmlformats.org/officeDocument/2006/math" xmlns:mc="http://schemas.openxmlformats.org/markup-compatibility/2006" xmlns:mo="http://schemas.microsoft.com/office/mac/office/2008/main" xmlns:mv="urn:schemas-microsoft-com:mac:vml" xmlns:o="urn:schemas-microsoft-com:office:office" xmlns:r="http://schemas.openxmlformats.org/officeDocument/2006/relationships" xmlns:v="urn:schemas-microsoft-com:vml" xmlns:w10="urn:schemas-microsoft-com:office:word" xmlns:w14="http://schemas.microsoft.com/office/word/2010/wordml" xmlns:w="http://schemas.openxmlformats.org/wordprocessingml/2006/main" xmlns:wne="http://schemas.microsoft.com/office/word/2006/wordml" xmlns:wp14="http://schemas.microsoft.com/office/word/2010/wordprocessingDrawing" xmlns:wp="http://schemas.openxmlformats.org/drawingml/2006/wordprocessingDrawing" xmlns:wpc="http://schemas.microsoft.com/office/word/2010/wordprocessingCanvas" xmlns:wpg="http://schemas.microsoft.com/office/word/2010/wordprocessingGroup" xmlns:wpi="http://schemas.microsoft.com/office/word/2010/wordprocessingInk" xmlns:wps="http://schemas.microsoft.com/office/word/2010/wordprocessingShape" mc:Ignorable="w14 wp14">
+  <w:p>
+    <w:pPr>
+      <w:pStyle w:val="Header"/>
+      <w:spacing w:after="40"/>
+      <w:jc w:val="right"/>
+      <w:pBdr>
+        <w:bottom w:val="single" w:sz="4" w:space="2" w:color="808080"/>
+      </w:pBdr>
+    </w:pPr>
+    <w:r/>
+    <w:r>
+      <w:rPr>
+        <w:rFonts w:ascii="Arial" w:hAnsi="Arial"/>
+        <w:b/>
+        <w:color w:val="555555"/>
+        <w:sz w:val="20"/>
+      </w:rPr>
+      <w:t>3. Display</w:t>
+    </w:r>
+  </w:p>
+</w:hdr>
+</file>
+
+<file path=word/header112.xml><?xml version="1.0" encoding="utf-8"?>
+<w:hdr xmlns:m="http://schemas.openxmlformats.org/officeDocument/2006/math" xmlns:mc="http://schemas.openxmlformats.org/markup-compatibility/2006" xmlns:mo="http://schemas.microsoft.com/office/mac/office/2008/main" xmlns:mv="urn:schemas-microsoft-com:mac:vml" xmlns:o="urn:schemas-microsoft-com:office:office" xmlns:r="http://schemas.openxmlformats.org/officeDocument/2006/relationships" xmlns:v="urn:schemas-microsoft-com:vml" xmlns:w10="urn:schemas-microsoft-com:office:word" xmlns:w14="http://schemas.microsoft.com/office/word/2010/wordml" xmlns:w="http://schemas.openxmlformats.org/wordprocessingml/2006/main" xmlns:wne="http://schemas.microsoft.com/office/word/2006/wordml" xmlns:wp14="http://schemas.microsoft.com/office/word/2010/wordprocessingDrawing" xmlns:wp="http://schemas.openxmlformats.org/drawingml/2006/wordprocessingDrawing" xmlns:wpc="http://schemas.microsoft.com/office/word/2010/wordprocessingCanvas" xmlns:wpg="http://schemas.microsoft.com/office/word/2010/wordprocessingGroup" xmlns:wpi="http://schemas.microsoft.com/office/word/2010/wordprocessingInk" xmlns:wps="http://schemas.microsoft.com/office/word/2010/wordprocessingShape" mc:Ignorable="w14 wp14">
+  <w:p>
+    <w:pPr>
+      <w:pStyle w:val="Header"/>
+      <w:spacing w:after="40"/>
+      <w:jc w:val="right"/>
+      <w:pBdr>
+        <w:bottom w:val="single" w:sz="4" w:space="2" w:color="808080"/>
+      </w:pBdr>
+    </w:pPr>
+    <w:r/>
+    <w:r>
+      <w:rPr>
+        <w:rFonts w:ascii="Arial" w:hAnsi="Arial"/>
+        <w:b/>
+        <w:color w:val="555555"/>
+        <w:sz w:val="20"/>
+      </w:rPr>
+      <w:t>4. Buttons</w:t>
+    </w:r>
+  </w:p>
+</w:hdr>
+</file>
+
+<file path=word/header113.xml><?xml version="1.0" encoding="utf-8"?>
+<w:hdr xmlns:m="http://schemas.openxmlformats.org/officeDocument/2006/math" xmlns:mc="http://schemas.openxmlformats.org/markup-compatibility/2006" xmlns:mo="http://schemas.microsoft.com/office/mac/office/2008/main" xmlns:mv="urn:schemas-microsoft-com:mac:vml" xmlns:o="urn:schemas-microsoft-com:office:office" xmlns:r="http://schemas.openxmlformats.org/officeDocument/2006/relationships" xmlns:v="urn:schemas-microsoft-com:vml" xmlns:w10="urn:schemas-microsoft-com:office:word" xmlns:w14="http://schemas.microsoft.com/office/word/2010/wordml" xmlns:w="http://schemas.openxmlformats.org/wordprocessingml/2006/main" xmlns:wne="http://schemas.microsoft.com/office/word/2006/wordml" xmlns:wp14="http://schemas.microsoft.com/office/word/2010/wordprocessingDrawing" xmlns:wp="http://schemas.openxmlformats.org/drawingml/2006/wordprocessingDrawing" xmlns:wpc="http://schemas.microsoft.com/office/word/2010/wordprocessingCanvas" xmlns:wpg="http://schemas.microsoft.com/office/word/2010/wordprocessingGroup" xmlns:wpi="http://schemas.microsoft.com/office/word/2010/wordprocessingInk" xmlns:wps="http://schemas.microsoft.com/office/word/2010/wordprocessingShape" mc:Ignorable="w14 wp14">
+  <w:p>
+    <w:pPr>
+      <w:pStyle w:val="Header"/>
+      <w:spacing w:after="40"/>
+      <w:jc w:val="right"/>
+      <w:pBdr>
+        <w:bottom w:val="single" w:sz="4" w:space="2" w:color="808080"/>
+      </w:pBdr>
+    </w:pPr>
+    <w:r/>
+    <w:r>
+      <w:rPr>
+        <w:rFonts w:ascii="Arial" w:hAnsi="Arial"/>
+        <w:b/>
+        <w:color w:val="555555"/>
+        <w:sz w:val="20"/>
+      </w:rPr>
+      <w:t>5. Power-On Functions</w:t>
+    </w:r>
+  </w:p>
+</w:hdr>
+</file>
+
+<file path=word/header114.xml><?xml version="1.0" encoding="utf-8"?>
+<w:hdr xmlns:m="http://schemas.openxmlformats.org/officeDocument/2006/math" xmlns:mc="http://schemas.openxmlformats.org/markup-compatibility/2006" xmlns:mo="http://schemas.microsoft.com/office/mac/office/2008/main" xmlns:mv="urn:schemas-microsoft-com:mac:vml" xmlns:o="urn:schemas-microsoft-com:office:office" xmlns:r="http://schemas.openxmlformats.org/officeDocument/2006/relationships" xmlns:v="urn:schemas-microsoft-com:vml" xmlns:w10="urn:schemas-microsoft-com:office:word" xmlns:w14="http://schemas.microsoft.com/office/word/2010/wordml" xmlns:w="http://schemas.openxmlformats.org/wordprocessingml/2006/main" xmlns:wne="http://schemas.microsoft.com/office/word/2006/wordml" xmlns:wp14="http://schemas.microsoft.com/office/word/2010/wordprocessingDrawing" xmlns:wp="http://schemas.openxmlformats.org/drawingml/2006/wordprocessingDrawing" xmlns:wpc="http://schemas.microsoft.com/office/word/2010/wordprocessingCanvas" xmlns:wpg="http://schemas.microsoft.com/office/word/2010/wordprocessingGroup" xmlns:wpi="http://schemas.microsoft.com/office/word/2010/wordprocessingInk" xmlns:wps="http://schemas.microsoft.com/office/word/2010/wordprocessingShape" mc:Ignorable="w14 wp14">
+  <w:p>
+    <w:pPr>
+      <w:pStyle w:val="Header"/>
+      <w:spacing w:after="40"/>
+      <w:jc w:val="right"/>
+      <w:pBdr>
+        <w:bottom w:val="single" w:sz="4" w:space="2" w:color="808080"/>
+      </w:pBdr>
+    </w:pPr>
+    <w:r/>
+    <w:r>
+      <w:rPr>
+        <w:rFonts w:ascii="Arial" w:hAnsi="Arial"/>
+        <w:b/>
+        <w:color w:val="555555"/>
+        <w:sz w:val="20"/>
+      </w:rPr>
+      <w:t>6. AP Configuration Mode</w:t>
+    </w:r>
+  </w:p>
+</w:hdr>
+</file>
+
+<file path=word/header115.xml><?xml version="1.0" encoding="utf-8"?>
+<w:hdr xmlns:m="http://schemas.openxmlformats.org/officeDocument/2006/math" xmlns:mc="http://schemas.openxmlformats.org/markup-compatibility/2006" xmlns:mo="http://schemas.microsoft.com/office/mac/office/2008/main" xmlns:mv="urn:schemas-microsoft-com:mac:vml" xmlns:o="urn:schemas-microsoft-com:office:office" xmlns:r="http://schemas.openxmlformats.org/officeDocument/2006/relationships" xmlns:v="urn:schemas-microsoft-com:vml" xmlns:w10="urn:schemas-microsoft-com:office:word" xmlns:w14="http://schemas.microsoft.com/office/word/2010/wordml" xmlns:w="http://schemas.openxmlformats.org/wordprocessingml/2006/main" xmlns:wne="http://schemas.microsoft.com/office/word/2006/wordml" xmlns:wp14="http://schemas.microsoft.com/office/word/2010/wordprocessingDrawing" xmlns:wp="http://schemas.openxmlformats.org/drawingml/2006/wordprocessingDrawing" xmlns:wpc="http://schemas.microsoft.com/office/word/2010/wordprocessingCanvas" xmlns:wpg="http://schemas.microsoft.com/office/word/2010/wordprocessingGroup" xmlns:wpi="http://schemas.microsoft.com/office/word/2010/wordprocessingInk" xmlns:wps="http://schemas.microsoft.com/office/word/2010/wordprocessingShape" mc:Ignorable="w14 wp14">
+  <w:p>
+    <w:pPr>
+      <w:pStyle w:val="Header"/>
+      <w:spacing w:after="40"/>
+      <w:jc w:val="right"/>
+      <w:pBdr>
+        <w:bottom w:val="single" w:sz="4" w:space="2" w:color="808080"/>
+      </w:pBdr>
+    </w:pPr>
+    <w:r/>
+    <w:r>
+      <w:rPr>
+        <w:rFonts w:ascii="Arial" w:hAnsi="Arial"/>
+        <w:b/>
+        <w:color w:val="555555"/>
+        <w:sz w:val="20"/>
+      </w:rPr>
+      <w:t>7. Live Settings Web Interface</w:t>
+    </w:r>
+  </w:p>
+</w:hdr>
+</file>
+
+<file path=word/header116.xml><?xml version="1.0" encoding="utf-8"?>
+<w:hdr xmlns:m="http://schemas.openxmlformats.org/officeDocument/2006/math" xmlns:mc="http://schemas.openxmlformats.org/markup-compatibility/2006" xmlns:mo="http://schemas.microsoft.com/office/mac/office/2008/main" xmlns:mv="urn:schemas-microsoft-com:mac:vml" xmlns:o="urn:schemas-microsoft-com:office:office" xmlns:r="http://schemas.openxmlformats.org/officeDocument/2006/relationships" xmlns:v="urn:schemas-microsoft-com:vml" xmlns:w10="urn:schemas-microsoft-com:office:word" xmlns:w14="http://schemas.microsoft.com/office/word/2010/wordml" xmlns:w="http://schemas.openxmlformats.org/wordprocessingml/2006/main" xmlns:wne="http://schemas.microsoft.com/office/word/2006/wordml" xmlns:wp14="http://schemas.microsoft.com/office/word/2010/wordprocessingDrawing" xmlns:wp="http://schemas.openxmlformats.org/drawingml/2006/wordprocessingDrawing" xmlns:wpc="http://schemas.microsoft.com/office/word/2010/wordprocessingCanvas" xmlns:wpg="http://schemas.microsoft.com/office/word/2010/wordprocessingGroup" xmlns:wpi="http://schemas.microsoft.com/office/word/2010/wordprocessingInk" xmlns:wps="http://schemas.microsoft.com/office/word/2010/wordprocessingShape" mc:Ignorable="w14 wp14">
+  <w:p>
+    <w:pPr>
+      <w:pStyle w:val="Header"/>
+      <w:spacing w:after="40"/>
+      <w:jc w:val="right"/>
+      <w:pBdr>
+        <w:bottom w:val="single" w:sz="4" w:space="2" w:color="808080"/>
+      </w:pBdr>
+    </w:pPr>
+    <w:r/>
+    <w:r>
+      <w:rPr>
+        <w:rFonts w:ascii="Arial" w:hAnsi="Arial"/>
+        <w:b/>
+        <w:color w:val="555555"/>
+        <w:sz w:val="20"/>
+      </w:rPr>
+      <w:t>8. Rule Scheduler</w:t>
+    </w:r>
+  </w:p>
+</w:hdr>
+</file>
+
+<file path=word/header117.xml><?xml version="1.0" encoding="utf-8"?>
+<w:hdr xmlns:m="http://schemas.openxmlformats.org/officeDocument/2006/math" xmlns:mc="http://schemas.openxmlformats.org/markup-compatibility/2006" xmlns:mo="http://schemas.microsoft.com/office/mac/office/2008/main" xmlns:mv="urn:schemas-microsoft-com:mac:vml" xmlns:o="urn:schemas-microsoft-com:office:office" xmlns:r="http://schemas.openxmlformats.org/officeDocument/2006/relationships" xmlns:v="urn:schemas-microsoft-com:vml" xmlns:w10="urn:schemas-microsoft-com:office:word" xmlns:w14="http://schemas.microsoft.com/office/word/2010/wordml" xmlns:w="http://schemas.openxmlformats.org/wordprocessingml/2006/main" xmlns:wne="http://schemas.microsoft.com/office/word/2006/wordml" xmlns:wp14="http://schemas.microsoft.com/office/word/2010/wordprocessingDrawing" xmlns:wp="http://schemas.openxmlformats.org/drawingml/2006/wordprocessingDrawing" xmlns:wpc="http://schemas.microsoft.com/office/word/2010/wordprocessingCanvas" xmlns:wpg="http://schemas.microsoft.com/office/word/2010/wordprocessingGroup" xmlns:wpi="http://schemas.microsoft.com/office/word/2010/wordprocessingInk" xmlns:wps="http://schemas.microsoft.com/office/word/2010/wordprocessingShape" mc:Ignorable="w14 wp14">
+  <w:p>
+    <w:pPr>
+      <w:pStyle w:val="Header"/>
+      <w:spacing w:after="40"/>
+      <w:jc w:val="right"/>
+      <w:pBdr>
+        <w:bottom w:val="single" w:sz="4" w:space="2" w:color="808080"/>
+      </w:pBdr>
+    </w:pPr>
+    <w:r/>
+    <w:r>
+      <w:rPr>
+        <w:rFonts w:ascii="Arial" w:hAnsi="Arial"/>
+        <w:b/>
+        <w:color w:val="555555"/>
+        <w:sz w:val="20"/>
+      </w:rPr>
       <w:t>9. Backlight (LED) Effects</w:t>
+    </w:r>
+  </w:p>
+</w:hdr>
+</file>
+
+<file path=word/header118.xml><?xml version="1.0" encoding="utf-8"?>
+<w:hdr xmlns:m="http://schemas.openxmlformats.org/officeDocument/2006/math" xmlns:mc="http://schemas.openxmlformats.org/markup-compatibility/2006" xmlns:mo="http://schemas.microsoft.com/office/mac/office/2008/main" xmlns:mv="urn:schemas-microsoft-com:mac:vml" xmlns:o="urn:schemas-microsoft-com:office:office" xmlns:r="http://schemas.openxmlformats.org/officeDocument/2006/relationships" xmlns:v="urn:schemas-microsoft-com:vml" xmlns:w10="urn:schemas-microsoft-com:office:word" xmlns:w14="http://schemas.microsoft.com/office/word/2010/wordml" xmlns:w="http://schemas.openxmlformats.org/wordprocessingml/2006/main" xmlns:wne="http://schemas.microsoft.com/office/word/2006/wordml" xmlns:wp14="http://schemas.microsoft.com/office/word/2010/wordprocessingDrawing" xmlns:wp="http://schemas.openxmlformats.org/drawingml/2006/wordprocessingDrawing" xmlns:wpc="http://schemas.microsoft.com/office/word/2010/wordprocessingCanvas" xmlns:wpg="http://schemas.microsoft.com/office/word/2010/wordprocessingGroup" xmlns:wpi="http://schemas.microsoft.com/office/word/2010/wordprocessingInk" xmlns:wps="http://schemas.microsoft.com/office/word/2010/wordprocessingShape" mc:Ignorable="w14 wp14">
+  <w:p>
+    <w:pPr>
+      <w:pStyle w:val="Header"/>
+      <w:spacing w:after="40"/>
+      <w:jc w:val="right"/>
+      <w:pBdr>
+        <w:bottom w:val="single" w:sz="4" w:space="2" w:color="808080"/>
+      </w:pBdr>
+    </w:pPr>
+    <w:r/>
+    <w:r>
+      <w:rPr>
+        <w:rFonts w:ascii="Arial" w:hAnsi="Arial"/>
+        <w:b/>
+        <w:color w:val="555555"/>
+        <w:sz w:val="20"/>
+      </w:rPr>
+      <w:t>10. Word Change Effect</w:t>
+    </w:r>
+  </w:p>
+</w:hdr>
+</file>
+
+<file path=word/header119.xml><?xml version="1.0" encoding="utf-8"?>
+<w:hdr xmlns:m="http://schemas.openxmlformats.org/officeDocument/2006/math" xmlns:mc="http://schemas.openxmlformats.org/markup-compatibility/2006" xmlns:mo="http://schemas.microsoft.com/office/mac/office/2008/main" xmlns:mv="urn:schemas-microsoft-com:mac:vml" xmlns:o="urn:schemas-microsoft-com:office:office" xmlns:r="http://schemas.openxmlformats.org/officeDocument/2006/relationships" xmlns:v="urn:schemas-microsoft-com:vml" xmlns:w10="urn:schemas-microsoft-com:office:word" xmlns:w14="http://schemas.microsoft.com/office/word/2010/wordml" xmlns:w="http://schemas.openxmlformats.org/wordprocessingml/2006/main" xmlns:wne="http://schemas.microsoft.com/office/word/2006/wordml" xmlns:wp14="http://schemas.microsoft.com/office/word/2010/wordprocessingDrawing" xmlns:wp="http://schemas.openxmlformats.org/drawingml/2006/wordprocessingDrawing" xmlns:wpc="http://schemas.microsoft.com/office/word/2010/wordprocessingCanvas" xmlns:wpg="http://schemas.microsoft.com/office/word/2010/wordprocessingGroup" xmlns:wpi="http://schemas.microsoft.com/office/word/2010/wordprocessingInk" xmlns:wps="http://schemas.microsoft.com/office/word/2010/wordprocessingShape" mc:Ignorable="w14 wp14">
+  <w:p>
+    <w:pPr>
+      <w:pStyle w:val="Header"/>
+      <w:spacing w:after="40"/>
+      <w:jc w:val="right"/>
+      <w:pBdr>
+        <w:bottom w:val="single" w:sz="4" w:space="2" w:color="808080"/>
+      </w:pBdr>
+    </w:pPr>
+    <w:r/>
+    <w:r>
+      <w:rPr>
+        <w:rFonts w:ascii="Arial" w:hAnsi="Arial"/>
+        <w:b/>
+        <w:color w:val="555555"/>
+        <w:sz w:val="20"/>
+      </w:rPr>
+      <w:t>11. Date, Weather, and Announcements</w:t>
+    </w:r>
+  </w:p>
+</w:hdr>
+</file>
+
+<file path=word/header12.xml><?xml version="1.0" encoding="utf-8"?>
+<w:hdr xmlns:m="http://schemas.openxmlformats.org/officeDocument/2006/math" xmlns:mc="http://schemas.openxmlformats.org/markup-compatibility/2006" xmlns:mo="http://schemas.microsoft.com/office/mac/office/2008/main" xmlns:mv="urn:schemas-microsoft-com:mac:vml" xmlns:o="urn:schemas-microsoft-com:office:office" xmlns:r="http://schemas.openxmlformats.org/officeDocument/2006/relationships" xmlns:v="urn:schemas-microsoft-com:vml" xmlns:w10="urn:schemas-microsoft-com:office:word" xmlns:w14="http://schemas.microsoft.com/office/word/2010/wordml" xmlns:w="http://schemas.openxmlformats.org/wordprocessingml/2006/main" xmlns:wne="http://schemas.microsoft.com/office/word/2006/wordml" xmlns:wp14="http://schemas.microsoft.com/office/word/2010/wordprocessingDrawing" xmlns:wp="http://schemas.openxmlformats.org/drawingml/2006/wordprocessingDrawing" xmlns:wpc="http://schemas.microsoft.com/office/word/2010/wordprocessingCanvas" xmlns:wpg="http://schemas.microsoft.com/office/word/2010/wordprocessingGroup" xmlns:wpi="http://schemas.microsoft.com/office/word/2010/wordprocessingInk" xmlns:wps="http://schemas.microsoft.com/office/word/2010/wordprocessingShape" mc:Ignorable="w14 wp14">
+  <w:p>
+    <w:pPr>
+      <w:pStyle w:val="Header"/>
+      <w:spacing w:after="40"/>
+      <w:jc w:val="right"/>
+      <w:pBdr>
+        <w:bottom w:val="single" w:sz="4" w:space="2" w:color="808080"/>
+      </w:pBdr>
+    </w:pPr>
+    <w:r/>
+    <w:r>
+      <w:rPr>
+        <w:rFonts w:ascii="Arial" w:hAnsi="Arial"/>
+        <w:b/>
+        <w:color w:val="555555"/>
+        <w:sz w:val="20"/>
+      </w:rPr>
+      <w:t>9. Backlight (LED) Effects</w:t>
+    </w:r>
+  </w:p>
+</w:hdr>
+</file>
+
+<file path=word/header120.xml><?xml version="1.0" encoding="utf-8"?>
+<w:hdr xmlns:m="http://schemas.openxmlformats.org/officeDocument/2006/math" xmlns:mc="http://schemas.openxmlformats.org/markup-compatibility/2006" xmlns:mo="http://schemas.microsoft.com/office/mac/office/2008/main" xmlns:mv="urn:schemas-microsoft-com:mac:vml" xmlns:o="urn:schemas-microsoft-com:office:office" xmlns:r="http://schemas.openxmlformats.org/officeDocument/2006/relationships" xmlns:v="urn:schemas-microsoft-com:vml" xmlns:w10="urn:schemas-microsoft-com:office:word" xmlns:w14="http://schemas.microsoft.com/office/word/2010/wordml" xmlns:w="http://schemas.openxmlformats.org/wordprocessingml/2006/main" xmlns:wne="http://schemas.microsoft.com/office/word/2006/wordml" xmlns:wp14="http://schemas.microsoft.com/office/word/2010/wordprocessingDrawing" xmlns:wp="http://schemas.openxmlformats.org/drawingml/2006/wordprocessingDrawing" xmlns:wpc="http://schemas.microsoft.com/office/word/2010/wordprocessingCanvas" xmlns:wpg="http://schemas.microsoft.com/office/word/2010/wordprocessingGroup" xmlns:wpi="http://schemas.microsoft.com/office/word/2010/wordprocessingInk" xmlns:wps="http://schemas.microsoft.com/office/word/2010/wordprocessingShape" mc:Ignorable="w14 wp14">
+  <w:p>
+    <w:pPr>
+      <w:pStyle w:val="Header"/>
+      <w:spacing w:after="40"/>
+      <w:jc w:val="right"/>
+      <w:pBdr>
+        <w:bottom w:val="single" w:sz="4" w:space="2" w:color="808080"/>
+      </w:pBdr>
+    </w:pPr>
+    <w:r/>
+    <w:r>
+      <w:rPr>
+        <w:rFonts w:ascii="Arial" w:hAnsi="Arial"/>
+        <w:b/>
+        <w:color w:val="555555"/>
+        <w:sz w:val="20"/>
+      </w:rPr>
+      <w:t>12. Word Libraries</w:t>
+    </w:r>
+  </w:p>
+</w:hdr>
+</file>
+
+<file path=word/header121.xml><?xml version="1.0" encoding="utf-8"?>
+<w:hdr xmlns:m="http://schemas.openxmlformats.org/officeDocument/2006/math" xmlns:mc="http://schemas.openxmlformats.org/markup-compatibility/2006" xmlns:mo="http://schemas.microsoft.com/office/mac/office/2008/main" xmlns:mv="urn:schemas-microsoft-com:mac:vml" xmlns:o="urn:schemas-microsoft-com:office:office" xmlns:r="http://schemas.openxmlformats.org/officeDocument/2006/relationships" xmlns:v="urn:schemas-microsoft-com:vml" xmlns:w10="urn:schemas-microsoft-com:office:word" xmlns:w14="http://schemas.microsoft.com/office/word/2010/wordml" xmlns:w="http://schemas.openxmlformats.org/wordprocessingml/2006/main" xmlns:wne="http://schemas.microsoft.com/office/word/2006/wordml" xmlns:wp14="http://schemas.microsoft.com/office/word/2010/wordprocessingDrawing" xmlns:wp="http://schemas.openxmlformats.org/drawingml/2006/wordprocessingDrawing" xmlns:wpc="http://schemas.microsoft.com/office/word/2010/wordprocessingCanvas" xmlns:wpg="http://schemas.microsoft.com/office/word/2010/wordprocessingGroup" xmlns:wpi="http://schemas.microsoft.com/office/word/2010/wordprocessingInk" xmlns:wps="http://schemas.microsoft.com/office/word/2010/wordprocessingShape" mc:Ignorable="w14 wp14">
+  <w:p>
+    <w:pPr>
+      <w:pStyle w:val="Header"/>
+      <w:spacing w:after="40"/>
+      <w:jc w:val="right"/>
+      <w:pBdr>
+        <w:bottom w:val="single" w:sz="4" w:space="2" w:color="808080"/>
+      </w:pBdr>
+    </w:pPr>
+    <w:r/>
+    <w:r>
+      <w:rPr>
+        <w:rFonts w:ascii="Arial" w:hAnsi="Arial"/>
+        <w:b/>
+        <w:color w:val="555555"/>
+        <w:sz w:val="20"/>
+      </w:rPr>
+      <w:t>13. Sensors</w:t>
+    </w:r>
+  </w:p>
+</w:hdr>
+</file>
+
+<file path=word/header122.xml><?xml version="1.0" encoding="utf-8"?>
+<w:hdr xmlns:m="http://schemas.openxmlformats.org/officeDocument/2006/math" xmlns:mc="http://schemas.openxmlformats.org/markup-compatibility/2006" xmlns:mo="http://schemas.microsoft.com/office/mac/office/2008/main" xmlns:mv="urn:schemas-microsoft-com:mac:vml" xmlns:o="urn:schemas-microsoft-com:office:office" xmlns:r="http://schemas.openxmlformats.org/officeDocument/2006/relationships" xmlns:v="urn:schemas-microsoft-com:vml" xmlns:w10="urn:schemas-microsoft-com:office:word" xmlns:w14="http://schemas.microsoft.com/office/word/2010/wordml" xmlns:w="http://schemas.openxmlformats.org/wordprocessingml/2006/main" xmlns:wne="http://schemas.microsoft.com/office/word/2006/wordml" xmlns:wp14="http://schemas.microsoft.com/office/word/2010/wordprocessingDrawing" xmlns:wp="http://schemas.openxmlformats.org/drawingml/2006/wordprocessingDrawing" xmlns:wpc="http://schemas.microsoft.com/office/word/2010/wordprocessingCanvas" xmlns:wpg="http://schemas.microsoft.com/office/word/2010/wordprocessingGroup" xmlns:wpi="http://schemas.microsoft.com/office/word/2010/wordprocessingInk" xmlns:wps="http://schemas.microsoft.com/office/word/2010/wordprocessingShape" mc:Ignorable="w14 wp14">
+  <w:p>
+    <w:pPr>
+      <w:pStyle w:val="Header"/>
+      <w:spacing w:after="40"/>
+      <w:jc w:val="right"/>
+      <w:pBdr>
+        <w:bottom w:val="single" w:sz="4" w:space="2" w:color="808080"/>
+      </w:pBdr>
+    </w:pPr>
+    <w:r/>
+    <w:r>
+      <w:rPr>
+        <w:rFonts w:ascii="Arial" w:hAnsi="Arial"/>
+        <w:b/>
+        <w:color w:val="555555"/>
+        <w:sz w:val="20"/>
+      </w:rPr>
+      <w:t>14. Time Synchronization</w:t>
+    </w:r>
+  </w:p>
+</w:hdr>
+</file>
+
+<file path=word/header123.xml><?xml version="1.0" encoding="utf-8"?>
+<w:hdr xmlns:m="http://schemas.openxmlformats.org/officeDocument/2006/math" xmlns:mc="http://schemas.openxmlformats.org/markup-compatibility/2006" xmlns:mo="http://schemas.microsoft.com/office/mac/office/2008/main" xmlns:mv="urn:schemas-microsoft-com:mac:vml" xmlns:o="urn:schemas-microsoft-com:office:office" xmlns:r="http://schemas.openxmlformats.org/officeDocument/2006/relationships" xmlns:v="urn:schemas-microsoft-com:vml" xmlns:w10="urn:schemas-microsoft-com:office:word" xmlns:w14="http://schemas.microsoft.com/office/word/2010/wordml" xmlns:w="http://schemas.openxmlformats.org/wordprocessingml/2006/main" xmlns:wne="http://schemas.microsoft.com/office/word/2006/wordml" xmlns:wp14="http://schemas.microsoft.com/office/word/2010/wordprocessingDrawing" xmlns:wp="http://schemas.openxmlformats.org/drawingml/2006/wordprocessingDrawing" xmlns:wpc="http://schemas.microsoft.com/office/word/2010/wordprocessingCanvas" xmlns:wpg="http://schemas.microsoft.com/office/word/2010/wordprocessingGroup" xmlns:wpi="http://schemas.microsoft.com/office/word/2010/wordprocessingInk" xmlns:wps="http://schemas.microsoft.com/office/word/2010/wordprocessingShape" mc:Ignorable="w14 wp14">
+  <w:p>
+    <w:pPr>
+      <w:pStyle w:val="Header"/>
+      <w:spacing w:after="40"/>
+      <w:jc w:val="right"/>
+      <w:pBdr>
+        <w:bottom w:val="single" w:sz="4" w:space="2" w:color="808080"/>
+      </w:pBdr>
+    </w:pPr>
+    <w:r/>
+    <w:r>
+      <w:rPr>
+        <w:rFonts w:ascii="Arial" w:hAnsi="Arial"/>
+        <w:b/>
+        <w:color w:val="555555"/>
+        <w:sz w:val="20"/>
+      </w:rPr>
+      <w:t>15. Firmware Updates</w:t>
+    </w:r>
+  </w:p>
+</w:hdr>
+</file>
+
+<file path=word/header124.xml><?xml version="1.0" encoding="utf-8"?>
+<w:hdr xmlns:m="http://schemas.openxmlformats.org/officeDocument/2006/math" xmlns:mc="http://schemas.openxmlformats.org/markup-compatibility/2006" xmlns:mo="http://schemas.microsoft.com/office/mac/office/2008/main" xmlns:mv="urn:schemas-microsoft-com:mac:vml" xmlns:o="urn:schemas-microsoft-com:office:office" xmlns:r="http://schemas.openxmlformats.org/officeDocument/2006/relationships" xmlns:v="urn:schemas-microsoft-com:vml" xmlns:w10="urn:schemas-microsoft-com:office:word" xmlns:w14="http://schemas.microsoft.com/office/word/2010/wordml" xmlns:w="http://schemas.openxmlformats.org/wordprocessingml/2006/main" xmlns:wne="http://schemas.microsoft.com/office/word/2006/wordml" xmlns:wp14="http://schemas.microsoft.com/office/word/2010/wordprocessingDrawing" xmlns:wp="http://schemas.openxmlformats.org/drawingml/2006/wordprocessingDrawing" xmlns:wpc="http://schemas.microsoft.com/office/word/2010/wordprocessingCanvas" xmlns:wpg="http://schemas.microsoft.com/office/word/2010/wordprocessingGroup" xmlns:wpi="http://schemas.microsoft.com/office/word/2010/wordprocessingInk" xmlns:wps="http://schemas.microsoft.com/office/word/2010/wordprocessingShape" mc:Ignorable="w14 wp14">
+  <w:p>
+    <w:pPr>
+      <w:pStyle w:val="Header"/>
+      <w:spacing w:after="40"/>
+      <w:jc w:val="right"/>
+      <w:pBdr>
+        <w:bottom w:val="single" w:sz="4" w:space="2" w:color="808080"/>
+      </w:pBdr>
+    </w:pPr>
+    <w:r/>
+    <w:r>
+      <w:rPr>
+        <w:rFonts w:ascii="Arial" w:hAnsi="Arial"/>
+        <w:b/>
+        <w:color w:val="555555"/>
+        <w:sz w:val="20"/>
+      </w:rPr>
+      <w:t>16. Factory Reset</w:t>
+    </w:r>
+  </w:p>
+</w:hdr>
+</file>
+
+<file path=word/header125.xml><?xml version="1.0" encoding="utf-8"?>
+<w:hdr xmlns:m="http://schemas.openxmlformats.org/officeDocument/2006/math" xmlns:mc="http://schemas.openxmlformats.org/markup-compatibility/2006" xmlns:mo="http://schemas.microsoft.com/office/mac/office/2008/main" xmlns:mv="urn:schemas-microsoft-com:mac:vml" xmlns:o="urn:schemas-microsoft-com:office:office" xmlns:r="http://schemas.openxmlformats.org/officeDocument/2006/relationships" xmlns:v="urn:schemas-microsoft-com:vml" xmlns:w10="urn:schemas-microsoft-com:office:word" xmlns:w14="http://schemas.microsoft.com/office/word/2010/wordml" xmlns:w="http://schemas.openxmlformats.org/wordprocessingml/2006/main" xmlns:wne="http://schemas.microsoft.com/office/word/2006/wordml" xmlns:wp14="http://schemas.microsoft.com/office/word/2010/wordprocessingDrawing" xmlns:wp="http://schemas.openxmlformats.org/drawingml/2006/wordprocessingDrawing" xmlns:wpc="http://schemas.microsoft.com/office/word/2010/wordprocessingCanvas" xmlns:wpg="http://schemas.microsoft.com/office/word/2010/wordprocessingGroup" xmlns:wpi="http://schemas.microsoft.com/office/word/2010/wordprocessingInk" xmlns:wps="http://schemas.microsoft.com/office/word/2010/wordprocessingShape" mc:Ignorable="w14 wp14">
+  <w:p>
+    <w:pPr>
+      <w:pStyle w:val="Header"/>
+      <w:spacing w:after="40"/>
+      <w:jc w:val="right"/>
+      <w:pBdr>
+        <w:bottom w:val="single" w:sz="4" w:space="2" w:color="808080"/>
+      </w:pBdr>
+    </w:pPr>
+    <w:r/>
+    <w:r>
+      <w:rPr>
+        <w:rFonts w:ascii="Arial" w:hAnsi="Arial"/>
+        <w:b/>
+        <w:color w:val="555555"/>
+        <w:sz w:val="20"/>
+      </w:rPr>
+      <w:t>17. Display Messages</w:t>
+    </w:r>
+  </w:p>
+</w:hdr>
+</file>
+
+<file path=word/header126.xml><?xml version="1.0" encoding="utf-8"?>
+<w:hdr xmlns:m="http://schemas.openxmlformats.org/officeDocument/2006/math" xmlns:mc="http://schemas.openxmlformats.org/markup-compatibility/2006" xmlns:mo="http://schemas.microsoft.com/office/mac/office/2008/main" xmlns:mv="urn:schemas-microsoft-com:mac:vml" xmlns:o="urn:schemas-microsoft-com:office:office" xmlns:r="http://schemas.openxmlformats.org/officeDocument/2006/relationships" xmlns:v="urn:schemas-microsoft-com:vml" xmlns:w10="urn:schemas-microsoft-com:office:word" xmlns:w14="http://schemas.microsoft.com/office/word/2010/wordml" xmlns:w="http://schemas.openxmlformats.org/wordprocessingml/2006/main" xmlns:wne="http://schemas.microsoft.com/office/word/2006/wordml" xmlns:wp14="http://schemas.microsoft.com/office/word/2010/wordprocessingDrawing" xmlns:wp="http://schemas.openxmlformats.org/drawingml/2006/wordprocessingDrawing" xmlns:wpc="http://schemas.microsoft.com/office/word/2010/wordprocessingCanvas" xmlns:wpg="http://schemas.microsoft.com/office/word/2010/wordprocessingGroup" xmlns:wpi="http://schemas.microsoft.com/office/word/2010/wordprocessingInk" xmlns:wps="http://schemas.microsoft.com/office/word/2010/wordprocessingShape" mc:Ignorable="w14 wp14">
+  <w:p>
+    <w:pPr>
+      <w:pStyle w:val="Header"/>
+      <w:spacing w:after="40"/>
+      <w:jc w:val="right"/>
+      <w:pBdr>
+        <w:bottom w:val="single" w:sz="4" w:space="2" w:color="808080"/>
+      </w:pBdr>
+    </w:pPr>
+    <w:r/>
+    <w:r>
+      <w:rPr>
+        <w:rFonts w:ascii="Arial" w:hAnsi="Arial"/>
+        <w:b/>
+        <w:color w:val="555555"/>
+        <w:sz w:val="20"/>
+      </w:rPr>
+      <w:t>18. Troubleshooting</w:t>
+    </w:r>
+  </w:p>
+</w:hdr>
+</file>
+
+<file path=word/header127.xml><?xml version="1.0" encoding="utf-8"?>
+<w:hdr xmlns:m="http://schemas.openxmlformats.org/officeDocument/2006/math" xmlns:mc="http://schemas.openxmlformats.org/markup-compatibility/2006" xmlns:mo="http://schemas.microsoft.com/office/mac/office/2008/main" xmlns:mv="urn:schemas-microsoft-com:mac:vml" xmlns:o="urn:schemas-microsoft-com:office:office" xmlns:r="http://schemas.openxmlformats.org/officeDocument/2006/relationships" xmlns:v="urn:schemas-microsoft-com:vml" xmlns:w10="urn:schemas-microsoft-com:office:word" xmlns:w14="http://schemas.microsoft.com/office/word/2010/wordml" xmlns:w="http://schemas.openxmlformats.org/wordprocessingml/2006/main" xmlns:wne="http://schemas.microsoft.com/office/word/2006/wordml" xmlns:wp14="http://schemas.microsoft.com/office/word/2010/wordprocessingDrawing" xmlns:wp="http://schemas.openxmlformats.org/drawingml/2006/wordprocessingDrawing" xmlns:wpc="http://schemas.microsoft.com/office/word/2010/wordprocessingCanvas" xmlns:wpg="http://schemas.microsoft.com/office/word/2010/wordprocessingGroup" xmlns:wpi="http://schemas.microsoft.com/office/word/2010/wordprocessingInk" xmlns:wps="http://schemas.microsoft.com/office/word/2010/wordprocessingShape" mc:Ignorable="w14 wp14">
+  <w:p>
+    <w:pPr>
+      <w:pStyle w:val="Header"/>
+      <w:spacing w:after="40"/>
+      <w:jc w:val="right"/>
+      <w:pBdr>
+        <w:bottom w:val="single" w:sz="4" w:space="2" w:color="808080"/>
+      </w:pBdr>
+    </w:pPr>
+    <w:r/>
+    <w:r>
+      <w:rPr>
+        <w:rFonts w:ascii="Arial" w:hAnsi="Arial"/>
+        <w:b/>
+        <w:color w:val="555555"/>
+        <w:sz w:val="20"/>
+      </w:rPr>
+      <w:t>Copyright and Disclaimer</w:t>
     </w:r>
   </w:p>
 </w:hdr>

--- a/WordClock 1-4 Operator Manual.docx
+++ b/WordClock 1-4 Operator Manual.docx
@@ -375,7 +375,7 @@
                 <w:rFonts w:ascii="Arial" w:hAnsi="Arial"/>
                 <w:sz w:val="21"/>
               </w:rPr>
-              <w:t>Updated guide (Revision 4)</w:t>
+              <w:t>Updated guide (Revision 5)</w:t>
             </w:r>
           </w:p>
         </w:tc>
@@ -465,8 +465,8 @@
     <w:p>
       <w:pPr>
         <w:sectPr>
-          <w:headerReference w:type="default" r:id="rId225"/>
-          <w:footerReference w:type="default" r:id="rId226"/>
+          <w:headerReference w:type="default" r:id="rId267"/>
+          <w:footerReference w:type="default" r:id="rId268"/>
           <w:pgSz w:w="12240" w:h="15840"/>
           <w:pgMar w:top="1440" w:right="1800" w:bottom="1440" w:left="1800" w:header="720" w:footer="720" w:gutter="0"/>
           <w:cols w:space="720"/>
@@ -1104,8 +1104,8 @@
     <w:p>
       <w:pPr>
         <w:sectPr>
-          <w:headerReference w:type="default" r:id="rId227"/>
-          <w:footerReference w:type="default" r:id="rId228"/>
+          <w:headerReference w:type="default" r:id="rId269"/>
+          <w:footerReference w:type="default" r:id="rId270"/>
           <w:pgSz w:w="12240" w:h="15840"/>
           <w:pgMar w:top="1440" w:right="1800" w:bottom="1440" w:left="1800" w:header="720" w:footer="720" w:gutter="0"/>
           <w:cols w:space="720"/>
@@ -1637,8 +1637,8 @@
     <w:p>
       <w:pPr>
         <w:sectPr>
-          <w:headerReference w:type="default" r:id="rId229"/>
-          <w:footerReference w:type="default" r:id="rId230"/>
+          <w:headerReference w:type="default" r:id="rId271"/>
+          <w:footerReference w:type="default" r:id="rId272"/>
           <w:pgSz w:w="12240" w:h="15840"/>
           <w:pgMar w:top="1440" w:right="1800" w:bottom="1440" w:left="1800" w:header="720" w:footer="720" w:gutter="0"/>
           <w:cols w:space="720"/>
@@ -1732,8 +1732,8 @@
     <w:p>
       <w:pPr>
         <w:sectPr>
-          <w:headerReference w:type="default" r:id="rId231"/>
-          <w:footerReference w:type="default" r:id="rId232"/>
+          <w:headerReference w:type="default" r:id="rId273"/>
+          <w:footerReference w:type="default" r:id="rId274"/>
           <w:pgSz w:w="12240" w:h="15840"/>
           <w:pgMar w:top="1440" w:right="1800" w:bottom="1440" w:left="1800" w:header="720" w:footer="720" w:gutter="0"/>
           <w:cols w:space="720"/>
@@ -2531,8 +2531,8 @@
     <w:p>
       <w:pPr>
         <w:sectPr>
-          <w:headerReference w:type="default" r:id="rId233"/>
-          <w:footerReference w:type="default" r:id="rId234"/>
+          <w:headerReference w:type="default" r:id="rId275"/>
+          <w:footerReference w:type="default" r:id="rId276"/>
           <w:pgSz w:w="12240" w:h="15840"/>
           <w:pgMar w:top="1440" w:right="1800" w:bottom="1440" w:left="1800" w:header="720" w:footer="720" w:gutter="0"/>
           <w:cols w:space="720"/>
@@ -2608,8 +2608,8 @@
     <w:p>
       <w:pPr>
         <w:sectPr>
-          <w:headerReference w:type="default" r:id="rId235"/>
-          <w:footerReference w:type="default" r:id="rId236"/>
+          <w:headerReference w:type="default" r:id="rId277"/>
+          <w:footerReference w:type="default" r:id="rId278"/>
           <w:pgSz w:w="12240" w:h="15840"/>
           <w:pgMar w:top="1440" w:right="1800" w:bottom="1440" w:left="1800" w:header="720" w:footer="720" w:gutter="0"/>
           <w:cols w:space="720"/>
@@ -3102,8 +3102,8 @@
     <w:p>
       <w:pPr>
         <w:sectPr>
-          <w:headerReference w:type="default" r:id="rId237"/>
-          <w:footerReference w:type="default" r:id="rId238"/>
+          <w:headerReference w:type="default" r:id="rId279"/>
+          <w:footerReference w:type="default" r:id="rId280"/>
           <w:pgSz w:w="12240" w:h="15840"/>
           <w:pgMar w:top="1440" w:right="1800" w:bottom="1440" w:left="1800" w:header="720" w:footer="720" w:gutter="0"/>
           <w:cols w:space="720"/>
@@ -3299,8 +3299,8 @@
     <w:p>
       <w:pPr>
         <w:sectPr>
-          <w:headerReference w:type="default" r:id="rId239"/>
-          <w:footerReference w:type="default" r:id="rId240"/>
+          <w:headerReference w:type="default" r:id="rId281"/>
+          <w:footerReference w:type="default" r:id="rId282"/>
           <w:pgSz w:w="12240" w:h="15840"/>
           <w:pgMar w:top="1440" w:right="1800" w:bottom="1440" w:left="1800" w:header="720" w:footer="720" w:gutter="0"/>
           <w:cols w:space="720"/>
@@ -6594,8 +6594,8 @@
     <w:p>
       <w:pPr>
         <w:sectPr>
-          <w:headerReference w:type="default" r:id="rId241"/>
-          <w:footerReference w:type="default" r:id="rId242"/>
+          <w:headerReference w:type="default" r:id="rId283"/>
+          <w:footerReference w:type="default" r:id="rId284"/>
           <w:pgSz w:w="12240" w:h="15840"/>
           <w:pgMar w:top="1440" w:right="1800" w:bottom="1440" w:left="1800" w:header="720" w:footer="720" w:gutter="0"/>
           <w:cols w:space="720"/>
@@ -7173,8 +7173,8 @@
     <w:p>
       <w:pPr>
         <w:sectPr>
-          <w:headerReference w:type="default" r:id="rId243"/>
-          <w:footerReference w:type="default" r:id="rId244"/>
+          <w:headerReference w:type="default" r:id="rId285"/>
+          <w:footerReference w:type="default" r:id="rId286"/>
           <w:pgSz w:w="12240" w:h="15840"/>
           <w:pgMar w:top="1440" w:right="1800" w:bottom="1440" w:left="1800" w:header="720" w:footer="720" w:gutter="0"/>
           <w:cols w:space="720"/>
@@ -7226,7 +7226,7 @@
           <w:rFonts w:ascii="Arial" w:hAnsi="Arial"/>
           <w:sz w:val="22"/>
         </w:rPr>
-        <w:t>The Rule Scheduler changes display settings automatically by time of day and day of the week. It replaces the three Period Overrides and the Override Mode switch of earlier firmware. Up to 58 rules can be stored on a clock with PSRAM, or 6 on a clock without it. If a saved schedule is longer than the limit (for example after a firmware update), only the first rules, at the top of the list, are kept. Each rule combines a time window, an optional day filter, and one or more settings to apply during that window; settings a rule does not mention keep their saved values. The most common use is to dim or turn off the display during sleeping hours.</w:t>
+        <w:t>The Rule Scheduler changes display settings automatically by time of day and day of the week. It replaces the three Period Overrides and the Override Mode switch of earlier firmware. The maximum number of rules depends on the model and firmware version. When the list is full, the Rule Editor refuses a new rule. If a saved schedule is longer than the limit (for example after a firmware update), only the rules at the top of the list are kept. Each rule combines a time window, an optional day filter, and one or more settings to apply during that window; settings a rule does not mention keep their saved values. The most common use is to dim or turn off the display during sleeping hours.</w:t>
       </w:r>
     </w:p>
     <w:p>
@@ -8150,8 +8150,8 @@
     <w:p>
       <w:pPr>
         <w:sectPr>
-          <w:headerReference w:type="default" r:id="rId245"/>
-          <w:footerReference w:type="default" r:id="rId246"/>
+          <w:headerReference w:type="default" r:id="rId287"/>
+          <w:footerReference w:type="default" r:id="rId288"/>
           <w:pgSz w:w="12240" w:h="15840"/>
           <w:pgMar w:top="1440" w:right="1800" w:bottom="1440" w:left="1800" w:header="720" w:footer="720" w:gutter="0"/>
           <w:cols w:space="720"/>
@@ -8962,8 +8962,8 @@
     <w:p>
       <w:pPr>
         <w:sectPr>
-          <w:headerReference w:type="default" r:id="rId247"/>
-          <w:footerReference w:type="default" r:id="rId248"/>
+          <w:headerReference w:type="default" r:id="rId289"/>
+          <w:footerReference w:type="default" r:id="rId290"/>
           <w:pgSz w:w="12240" w:h="15840"/>
           <w:pgMar w:top="1440" w:right="1800" w:bottom="1440" w:left="1800" w:header="720" w:footer="720" w:gutter="0"/>
           <w:cols w:space="720"/>
@@ -9288,8 +9288,8 @@
     <w:p>
       <w:pPr>
         <w:sectPr>
-          <w:headerReference w:type="default" r:id="rId249"/>
-          <w:footerReference w:type="default" r:id="rId250"/>
+          <w:headerReference w:type="default" r:id="rId291"/>
+          <w:footerReference w:type="default" r:id="rId292"/>
           <w:pgSz w:w="12240" w:h="15840"/>
           <w:pgMar w:top="1440" w:right="1800" w:bottom="1440" w:left="1800" w:header="720" w:footer="720" w:gutter="0"/>
           <w:cols w:space="720"/>
@@ -9490,8 +9490,8 @@
     <w:p>
       <w:pPr>
         <w:sectPr>
-          <w:headerReference w:type="default" r:id="rId251"/>
-          <w:footerReference w:type="default" r:id="rId252"/>
+          <w:headerReference w:type="default" r:id="rId293"/>
+          <w:footerReference w:type="default" r:id="rId294"/>
           <w:pgSz w:w="12240" w:h="15840"/>
           <w:pgMar w:top="1440" w:right="1800" w:bottom="1440" w:left="1800" w:header="720" w:footer="720" w:gutter="0"/>
           <w:cols w:space="720"/>
@@ -9915,8 +9915,8 @@
     <w:p>
       <w:pPr>
         <w:sectPr>
-          <w:headerReference w:type="default" r:id="rId253"/>
-          <w:footerReference w:type="default" r:id="rId254"/>
+          <w:headerReference w:type="default" r:id="rId295"/>
+          <w:footerReference w:type="default" r:id="rId296"/>
           <w:pgSz w:w="12240" w:h="15840"/>
           <w:pgMar w:top="1440" w:right="1800" w:bottom="1440" w:left="1800" w:header="720" w:footer="720" w:gutter="0"/>
           <w:cols w:space="720"/>
@@ -10070,8 +10070,8 @@
     <w:p>
       <w:pPr>
         <w:sectPr>
-          <w:headerReference w:type="default" r:id="rId255"/>
-          <w:footerReference w:type="default" r:id="rId256"/>
+          <w:headerReference w:type="default" r:id="rId297"/>
+          <w:footerReference w:type="default" r:id="rId298"/>
           <w:pgSz w:w="12240" w:h="15840"/>
           <w:pgMar w:top="1440" w:right="1800" w:bottom="1440" w:left="1800" w:header="720" w:footer="720" w:gutter="0"/>
           <w:cols w:space="720"/>
@@ -10196,8 +10196,8 @@
     <w:p>
       <w:pPr>
         <w:sectPr>
-          <w:headerReference w:type="default" r:id="rId257"/>
-          <w:footerReference w:type="default" r:id="rId258"/>
+          <w:headerReference w:type="default" r:id="rId299"/>
+          <w:footerReference w:type="default" r:id="rId300"/>
           <w:pgSz w:w="12240" w:h="15840"/>
           <w:pgMar w:top="1440" w:right="1800" w:bottom="1440" w:left="1800" w:header="720" w:footer="720" w:gutter="0"/>
           <w:cols w:space="720"/>
@@ -10809,8 +10809,8 @@
     <w:p>
       <w:pPr>
         <w:sectPr>
-          <w:headerReference w:type="default" r:id="rId259"/>
-          <w:footerReference w:type="default" r:id="rId260"/>
+          <w:headerReference w:type="default" r:id="rId301"/>
+          <w:footerReference w:type="default" r:id="rId302"/>
           <w:pgSz w:w="12240" w:h="15840"/>
           <w:pgMar w:top="1440" w:right="1800" w:bottom="1440" w:left="1800" w:header="720" w:footer="720" w:gutter="0"/>
           <w:cols w:space="720"/>
@@ -10931,8 +10931,8 @@
     <w:p>
       <w:pPr>
         <w:sectPr>
-          <w:headerReference w:type="default" r:id="rId261"/>
-          <w:footerReference w:type="default" r:id="rId262"/>
+          <w:headerReference w:type="default" r:id="rId303"/>
+          <w:footerReference w:type="default" r:id="rId304"/>
           <w:pgSz w:w="12240" w:h="15840"/>
           <w:pgMar w:top="1440" w:right="1800" w:bottom="1440" w:left="1800" w:header="720" w:footer="720" w:gutter="0"/>
           <w:cols w:space="720"/>
@@ -11725,8 +11725,8 @@
     <w:p>
       <w:pPr>
         <w:sectPr>
-          <w:headerReference w:type="default" r:id="rId263"/>
-          <w:footerReference w:type="default" r:id="rId264"/>
+          <w:headerReference w:type="default" r:id="rId305"/>
+          <w:footerReference w:type="default" r:id="rId306"/>
           <w:pgSz w:w="12240" w:h="15840"/>
           <w:pgMar w:top="1440" w:right="1800" w:bottom="1440" w:left="1800" w:header="720" w:footer="720" w:gutter="0"/>
           <w:cols w:space="720"/>
@@ -12941,8 +12941,8 @@
     <w:p>
       <w:pPr>
         <w:sectPr>
-          <w:headerReference w:type="default" r:id="rId265"/>
-          <w:footerReference w:type="default" r:id="rId266"/>
+          <w:headerReference w:type="default" r:id="rId307"/>
+          <w:footerReference w:type="default" r:id="rId308"/>
           <w:pgSz w:w="12240" w:h="15840"/>
           <w:pgMar w:top="1440" w:right="1800" w:bottom="1440" w:left="1800" w:header="720" w:footer="720" w:gutter="0"/>
           <w:cols w:space="720"/>
@@ -13034,8 +13034,8 @@
       </w:r>
     </w:p>
     <w:sectPr>
-      <w:headerReference w:type="default" r:id="rId267"/>
-      <w:footerReference w:type="default" r:id="rId268"/>
+      <w:headerReference w:type="default" r:id="rId309"/>
+      <w:footerReference w:type="default" r:id="rId310"/>
       <w:pgSz w:w="12240" w:h="15840"/>
       <w:pgMar w:top="1440" w:right="1800" w:bottom="1440" w:left="1800" w:header="720" w:footer="720" w:gutter="0"/>
       <w:cols w:space="720"/>
@@ -14556,13 +14556,99 @@
       </w:pBdr>
     </w:pPr>
     <w:r/>
-    <w:r>
-      <w:rPr>
-        <w:rFonts w:ascii="Arial" w:hAnsi="Arial"/>
-        <w:color w:val="555555"/>
-        <w:sz w:val="20"/>
-      </w:rPr>
-      <w:t>Revision 4 — October 2026</w:t>
+  </w:p>
+</w:ftr>
+</file>
+
+<file path=word/footer128.xml><?xml version="1.0" encoding="utf-8"?>
+<w:ftr xmlns:m="http://schemas.openxmlformats.org/officeDocument/2006/math" xmlns:mc="http://schemas.openxmlformats.org/markup-compatibility/2006" xmlns:mo="http://schemas.microsoft.com/office/mac/office/2008/main" xmlns:mv="urn:schemas-microsoft-com:mac:vml" xmlns:o="urn:schemas-microsoft-com:office:office" xmlns:r="http://schemas.openxmlformats.org/officeDocument/2006/relationships" xmlns:v="urn:schemas-microsoft-com:vml" xmlns:w10="urn:schemas-microsoft-com:office:word" xmlns:w14="http://schemas.microsoft.com/office/word/2010/wordml" xmlns:w="http://schemas.openxmlformats.org/wordprocessingml/2006/main" xmlns:wne="http://schemas.microsoft.com/office/word/2006/wordml" xmlns:wp14="http://schemas.microsoft.com/office/word/2010/wordprocessingDrawing" xmlns:wp="http://schemas.openxmlformats.org/drawingml/2006/wordprocessingDrawing" xmlns:wpc="http://schemas.microsoft.com/office/word/2010/wordprocessingCanvas" xmlns:wpg="http://schemas.microsoft.com/office/word/2010/wordprocessingGroup" xmlns:wpi="http://schemas.microsoft.com/office/word/2010/wordprocessingInk" xmlns:wps="http://schemas.microsoft.com/office/word/2010/wordprocessingShape" mc:Ignorable="w14 wp14">
+  <w:p>
+    <w:pPr>
+      <w:pStyle w:val="Footer"/>
+      <w:spacing w:before="40"/>
+      <w:jc w:val="left"/>
+      <w:pBdr>
+        <w:top w:val="single" w:sz="4" w:space="2" w:color="808080"/>
+      </w:pBdr>
+    </w:pPr>
+    <w:r/>
+    <w:r>
+      <w:rPr>
+        <w:rFonts w:ascii="Arial" w:hAnsi="Arial"/>
+        <w:color w:val="555555"/>
+        <w:sz w:val="20"/>
+      </w:rPr>
+      <w:t>Revision 5 — October 2026</w:t>
+    </w:r>
+    <w:r>
+      <w:rPr>
+        <w:rFonts w:ascii="Arial" w:hAnsi="Arial"/>
+      </w:rPr>
+      <w:tab/>
+      <w:tab/>
+    </w:r>
+    <w:r>
+      <w:rPr>
+        <w:rFonts w:ascii="Arial" w:hAnsi="Arial"/>
+        <w:color w:val="555555"/>
+        <w:sz w:val="20"/>
+      </w:rPr>
+      <w:fldChar w:fldCharType="begin"/>
+      <w:instrText xml:space="preserve"> PAGE </w:instrText>
+      <w:fldChar w:fldCharType="separate"/>
+      <w:t>1</w:t>
+      <w:fldChar w:fldCharType="end"/>
+    </w:r>
+  </w:p>
+</w:ftr>
+</file>
+
+<file path=word/footer129.xml><?xml version="1.0" encoding="utf-8"?>
+<w:ftr xmlns:m="http://schemas.openxmlformats.org/officeDocument/2006/math" xmlns:mc="http://schemas.openxmlformats.org/markup-compatibility/2006" xmlns:mo="http://schemas.microsoft.com/office/mac/office/2008/main" xmlns:mv="urn:schemas-microsoft-com:mac:vml" xmlns:o="urn:schemas-microsoft-com:office:office" xmlns:r="http://schemas.openxmlformats.org/officeDocument/2006/relationships" xmlns:v="urn:schemas-microsoft-com:vml" xmlns:w10="urn:schemas-microsoft-com:office:word" xmlns:w14="http://schemas.microsoft.com/office/word/2010/wordml" xmlns:w="http://schemas.openxmlformats.org/wordprocessingml/2006/main" xmlns:wne="http://schemas.microsoft.com/office/word/2006/wordml" xmlns:wp14="http://schemas.microsoft.com/office/word/2010/wordprocessingDrawing" xmlns:wp="http://schemas.openxmlformats.org/drawingml/2006/wordprocessingDrawing" xmlns:wpc="http://schemas.microsoft.com/office/word/2010/wordprocessingCanvas" xmlns:wpg="http://schemas.microsoft.com/office/word/2010/wordprocessingGroup" xmlns:wpi="http://schemas.microsoft.com/office/word/2010/wordprocessingInk" xmlns:wps="http://schemas.microsoft.com/office/word/2010/wordprocessingShape" mc:Ignorable="w14 wp14">
+  <w:p>
+    <w:pPr>
+      <w:pStyle w:val="Footer"/>
+      <w:spacing w:before="40"/>
+      <w:jc w:val="left"/>
+      <w:pBdr>
+        <w:top w:val="single" w:sz="4" w:space="2" w:color="808080"/>
+      </w:pBdr>
+    </w:pPr>
+    <w:r/>
+    <w:r>
+      <w:rPr>
+        <w:rFonts w:ascii="Arial" w:hAnsi="Arial"/>
+        <w:color w:val="555555"/>
+        <w:sz w:val="20"/>
+      </w:rPr>
+      <w:t>Revision 5 — October 2026</w:t>
+    </w:r>
+    <w:r>
+      <w:rPr>
+        <w:rFonts w:ascii="Arial" w:hAnsi="Arial"/>
+      </w:rPr>
+      <w:tab/>
+      <w:tab/>
+    </w:r>
+    <w:r>
+      <w:rPr>
+        <w:rFonts w:ascii="Arial" w:hAnsi="Arial"/>
+        <w:color w:val="555555"/>
+        <w:sz w:val="20"/>
+      </w:rPr>
+      <w:t>QS-</w:t>
+    </w:r>
+    <w:r>
+      <w:rPr>
+        <w:rFonts w:ascii="Arial" w:hAnsi="Arial"/>
+        <w:color w:val="555555"/>
+        <w:sz w:val="20"/>
+      </w:rPr>
+      <w:fldChar w:fldCharType="begin"/>
+      <w:instrText xml:space="preserve"> PAGE </w:instrText>
+      <w:fldChar w:fldCharType="separate"/>
+      <w:t>1</w:t>
+      <w:fldChar w:fldCharType="end"/>
     </w:r>
   </w:p>
 </w:ftr>
@@ -14619,7 +14705,7 @@
 </w:ftr>
 </file>
 
-<file path=word/footer14.xml><?xml version="1.0" encoding="utf-8"?>
+<file path=word/footer130.xml><?xml version="1.0" encoding="utf-8"?>
 <w:ftr xmlns:m="http://schemas.openxmlformats.org/officeDocument/2006/math" xmlns:mc="http://schemas.openxmlformats.org/markup-compatibility/2006" xmlns:mo="http://schemas.microsoft.com/office/mac/office/2008/main" xmlns:mv="urn:schemas-microsoft-com:mac:vml" xmlns:o="urn:schemas-microsoft-com:office:office" xmlns:r="http://schemas.openxmlformats.org/officeDocument/2006/relationships" xmlns:v="urn:schemas-microsoft-com:vml" xmlns:w10="urn:schemas-microsoft-com:office:word" xmlns:w14="http://schemas.microsoft.com/office/word/2010/wordml" xmlns:w="http://schemas.openxmlformats.org/wordprocessingml/2006/main" xmlns:wne="http://schemas.microsoft.com/office/word/2006/wordml" xmlns:wp14="http://schemas.microsoft.com/office/word/2010/wordprocessingDrawing" xmlns:wp="http://schemas.openxmlformats.org/drawingml/2006/wordprocessingDrawing" xmlns:wpc="http://schemas.microsoft.com/office/word/2010/wordprocessingCanvas" xmlns:wpg="http://schemas.microsoft.com/office/word/2010/wordprocessingGroup" xmlns:wpi="http://schemas.microsoft.com/office/word/2010/wordprocessingInk" xmlns:wps="http://schemas.microsoft.com/office/word/2010/wordprocessingShape" mc:Ignorable="w14 wp14">
   <w:p>
     <w:pPr>
@@ -14637,7 +14723,7 @@
         <w:color w:val="555555"/>
         <w:sz w:val="20"/>
       </w:rPr>
-      <w:t>Revision 1 — April 2026</w:t>
+      <w:t>Revision 5 — October 2026</w:t>
     </w:r>
     <w:r>
       <w:rPr>
@@ -14652,7 +14738,7 @@
         <w:color w:val="555555"/>
         <w:sz w:val="20"/>
       </w:rPr>
-      <w:t>11-</w:t>
+      <w:t>1-</w:t>
     </w:r>
     <w:r>
       <w:rPr>
@@ -14665,6 +14751,948 @@
       <w:fldChar w:fldCharType="separate"/>
       <w:t>1</w:t>
       <w:fldChar w:fldCharType="end"/>
+    </w:r>
+  </w:p>
+</w:ftr>
+</file>
+
+<file path=word/footer131.xml><?xml version="1.0" encoding="utf-8"?>
+<w:ftr xmlns:m="http://schemas.openxmlformats.org/officeDocument/2006/math" xmlns:mc="http://schemas.openxmlformats.org/markup-compatibility/2006" xmlns:mo="http://schemas.microsoft.com/office/mac/office/2008/main" xmlns:mv="urn:schemas-microsoft-com:mac:vml" xmlns:o="urn:schemas-microsoft-com:office:office" xmlns:r="http://schemas.openxmlformats.org/officeDocument/2006/relationships" xmlns:v="urn:schemas-microsoft-com:vml" xmlns:w10="urn:schemas-microsoft-com:office:word" xmlns:w14="http://schemas.microsoft.com/office/word/2010/wordml" xmlns:w="http://schemas.openxmlformats.org/wordprocessingml/2006/main" xmlns:wne="http://schemas.microsoft.com/office/word/2006/wordml" xmlns:wp14="http://schemas.microsoft.com/office/word/2010/wordprocessingDrawing" xmlns:wp="http://schemas.openxmlformats.org/drawingml/2006/wordprocessingDrawing" xmlns:wpc="http://schemas.microsoft.com/office/word/2010/wordprocessingCanvas" xmlns:wpg="http://schemas.microsoft.com/office/word/2010/wordprocessingGroup" xmlns:wpi="http://schemas.microsoft.com/office/word/2010/wordprocessingInk" xmlns:wps="http://schemas.microsoft.com/office/word/2010/wordprocessingShape" mc:Ignorable="w14 wp14">
+  <w:p>
+    <w:pPr>
+      <w:pStyle w:val="Footer"/>
+      <w:spacing w:before="40"/>
+      <w:jc w:val="left"/>
+      <w:pBdr>
+        <w:top w:val="single" w:sz="4" w:space="2" w:color="808080"/>
+      </w:pBdr>
+    </w:pPr>
+    <w:r/>
+    <w:r>
+      <w:rPr>
+        <w:rFonts w:ascii="Arial" w:hAnsi="Arial"/>
+        <w:color w:val="555555"/>
+        <w:sz w:val="20"/>
+      </w:rPr>
+      <w:t>Revision 5 — October 2026</w:t>
+    </w:r>
+    <w:r>
+      <w:rPr>
+        <w:rFonts w:ascii="Arial" w:hAnsi="Arial"/>
+      </w:rPr>
+      <w:tab/>
+      <w:tab/>
+    </w:r>
+    <w:r>
+      <w:rPr>
+        <w:rFonts w:ascii="Arial" w:hAnsi="Arial"/>
+        <w:color w:val="555555"/>
+        <w:sz w:val="20"/>
+      </w:rPr>
+      <w:t>2-</w:t>
+    </w:r>
+    <w:r>
+      <w:rPr>
+        <w:rFonts w:ascii="Arial" w:hAnsi="Arial"/>
+        <w:color w:val="555555"/>
+        <w:sz w:val="20"/>
+      </w:rPr>
+      <w:fldChar w:fldCharType="begin"/>
+      <w:instrText xml:space="preserve"> PAGE </w:instrText>
+      <w:fldChar w:fldCharType="separate"/>
+      <w:t>1</w:t>
+      <w:fldChar w:fldCharType="end"/>
+    </w:r>
+  </w:p>
+</w:ftr>
+</file>
+
+<file path=word/footer132.xml><?xml version="1.0" encoding="utf-8"?>
+<w:ftr xmlns:m="http://schemas.openxmlformats.org/officeDocument/2006/math" xmlns:mc="http://schemas.openxmlformats.org/markup-compatibility/2006" xmlns:mo="http://schemas.microsoft.com/office/mac/office/2008/main" xmlns:mv="urn:schemas-microsoft-com:mac:vml" xmlns:o="urn:schemas-microsoft-com:office:office" xmlns:r="http://schemas.openxmlformats.org/officeDocument/2006/relationships" xmlns:v="urn:schemas-microsoft-com:vml" xmlns:w10="urn:schemas-microsoft-com:office:word" xmlns:w14="http://schemas.microsoft.com/office/word/2010/wordml" xmlns:w="http://schemas.openxmlformats.org/wordprocessingml/2006/main" xmlns:wne="http://schemas.microsoft.com/office/word/2006/wordml" xmlns:wp14="http://schemas.microsoft.com/office/word/2010/wordprocessingDrawing" xmlns:wp="http://schemas.openxmlformats.org/drawingml/2006/wordprocessingDrawing" xmlns:wpc="http://schemas.microsoft.com/office/word/2010/wordprocessingCanvas" xmlns:wpg="http://schemas.microsoft.com/office/word/2010/wordprocessingGroup" xmlns:wpi="http://schemas.microsoft.com/office/word/2010/wordprocessingInk" xmlns:wps="http://schemas.microsoft.com/office/word/2010/wordprocessingShape" mc:Ignorable="w14 wp14">
+  <w:p>
+    <w:pPr>
+      <w:pStyle w:val="Footer"/>
+      <w:spacing w:before="40"/>
+      <w:jc w:val="left"/>
+      <w:pBdr>
+        <w:top w:val="single" w:sz="4" w:space="2" w:color="808080"/>
+      </w:pBdr>
+    </w:pPr>
+    <w:r/>
+    <w:r>
+      <w:rPr>
+        <w:rFonts w:ascii="Arial" w:hAnsi="Arial"/>
+        <w:color w:val="555555"/>
+        <w:sz w:val="20"/>
+      </w:rPr>
+      <w:t>Revision 5 — October 2026</w:t>
+    </w:r>
+    <w:r>
+      <w:rPr>
+        <w:rFonts w:ascii="Arial" w:hAnsi="Arial"/>
+      </w:rPr>
+      <w:tab/>
+      <w:tab/>
+    </w:r>
+    <w:r>
+      <w:rPr>
+        <w:rFonts w:ascii="Arial" w:hAnsi="Arial"/>
+        <w:color w:val="555555"/>
+        <w:sz w:val="20"/>
+      </w:rPr>
+      <w:t>3-</w:t>
+    </w:r>
+    <w:r>
+      <w:rPr>
+        <w:rFonts w:ascii="Arial" w:hAnsi="Arial"/>
+        <w:color w:val="555555"/>
+        <w:sz w:val="20"/>
+      </w:rPr>
+      <w:fldChar w:fldCharType="begin"/>
+      <w:instrText xml:space="preserve"> PAGE </w:instrText>
+      <w:fldChar w:fldCharType="separate"/>
+      <w:t>1</w:t>
+      <w:fldChar w:fldCharType="end"/>
+    </w:r>
+  </w:p>
+</w:ftr>
+</file>
+
+<file path=word/footer133.xml><?xml version="1.0" encoding="utf-8"?>
+<w:ftr xmlns:m="http://schemas.openxmlformats.org/officeDocument/2006/math" xmlns:mc="http://schemas.openxmlformats.org/markup-compatibility/2006" xmlns:mo="http://schemas.microsoft.com/office/mac/office/2008/main" xmlns:mv="urn:schemas-microsoft-com:mac:vml" xmlns:o="urn:schemas-microsoft-com:office:office" xmlns:r="http://schemas.openxmlformats.org/officeDocument/2006/relationships" xmlns:v="urn:schemas-microsoft-com:vml" xmlns:w10="urn:schemas-microsoft-com:office:word" xmlns:w14="http://schemas.microsoft.com/office/word/2010/wordml" xmlns:w="http://schemas.openxmlformats.org/wordprocessingml/2006/main" xmlns:wne="http://schemas.microsoft.com/office/word/2006/wordml" xmlns:wp14="http://schemas.microsoft.com/office/word/2010/wordprocessingDrawing" xmlns:wp="http://schemas.openxmlformats.org/drawingml/2006/wordprocessingDrawing" xmlns:wpc="http://schemas.microsoft.com/office/word/2010/wordprocessingCanvas" xmlns:wpg="http://schemas.microsoft.com/office/word/2010/wordprocessingGroup" xmlns:wpi="http://schemas.microsoft.com/office/word/2010/wordprocessingInk" xmlns:wps="http://schemas.microsoft.com/office/word/2010/wordprocessingShape" mc:Ignorable="w14 wp14">
+  <w:p>
+    <w:pPr>
+      <w:pStyle w:val="Footer"/>
+      <w:spacing w:before="40"/>
+      <w:jc w:val="left"/>
+      <w:pBdr>
+        <w:top w:val="single" w:sz="4" w:space="2" w:color="808080"/>
+      </w:pBdr>
+    </w:pPr>
+    <w:r/>
+    <w:r>
+      <w:rPr>
+        <w:rFonts w:ascii="Arial" w:hAnsi="Arial"/>
+        <w:color w:val="555555"/>
+        <w:sz w:val="20"/>
+      </w:rPr>
+      <w:t>Revision 5 — October 2026</w:t>
+    </w:r>
+    <w:r>
+      <w:rPr>
+        <w:rFonts w:ascii="Arial" w:hAnsi="Arial"/>
+      </w:rPr>
+      <w:tab/>
+      <w:tab/>
+    </w:r>
+    <w:r>
+      <w:rPr>
+        <w:rFonts w:ascii="Arial" w:hAnsi="Arial"/>
+        <w:color w:val="555555"/>
+        <w:sz w:val="20"/>
+      </w:rPr>
+      <w:t>4-</w:t>
+    </w:r>
+    <w:r>
+      <w:rPr>
+        <w:rFonts w:ascii="Arial" w:hAnsi="Arial"/>
+        <w:color w:val="555555"/>
+        <w:sz w:val="20"/>
+      </w:rPr>
+      <w:fldChar w:fldCharType="begin"/>
+      <w:instrText xml:space="preserve"> PAGE </w:instrText>
+      <w:fldChar w:fldCharType="separate"/>
+      <w:t>1</w:t>
+      <w:fldChar w:fldCharType="end"/>
+    </w:r>
+  </w:p>
+</w:ftr>
+</file>
+
+<file path=word/footer134.xml><?xml version="1.0" encoding="utf-8"?>
+<w:ftr xmlns:m="http://schemas.openxmlformats.org/officeDocument/2006/math" xmlns:mc="http://schemas.openxmlformats.org/markup-compatibility/2006" xmlns:mo="http://schemas.microsoft.com/office/mac/office/2008/main" xmlns:mv="urn:schemas-microsoft-com:mac:vml" xmlns:o="urn:schemas-microsoft-com:office:office" xmlns:r="http://schemas.openxmlformats.org/officeDocument/2006/relationships" xmlns:v="urn:schemas-microsoft-com:vml" xmlns:w10="urn:schemas-microsoft-com:office:word" xmlns:w14="http://schemas.microsoft.com/office/word/2010/wordml" xmlns:w="http://schemas.openxmlformats.org/wordprocessingml/2006/main" xmlns:wne="http://schemas.microsoft.com/office/word/2006/wordml" xmlns:wp14="http://schemas.microsoft.com/office/word/2010/wordprocessingDrawing" xmlns:wp="http://schemas.openxmlformats.org/drawingml/2006/wordprocessingDrawing" xmlns:wpc="http://schemas.microsoft.com/office/word/2010/wordprocessingCanvas" xmlns:wpg="http://schemas.microsoft.com/office/word/2010/wordprocessingGroup" xmlns:wpi="http://schemas.microsoft.com/office/word/2010/wordprocessingInk" xmlns:wps="http://schemas.microsoft.com/office/word/2010/wordprocessingShape" mc:Ignorable="w14 wp14">
+  <w:p>
+    <w:pPr>
+      <w:pStyle w:val="Footer"/>
+      <w:spacing w:before="40"/>
+      <w:jc w:val="left"/>
+      <w:pBdr>
+        <w:top w:val="single" w:sz="4" w:space="2" w:color="808080"/>
+      </w:pBdr>
+    </w:pPr>
+    <w:r/>
+    <w:r>
+      <w:rPr>
+        <w:rFonts w:ascii="Arial" w:hAnsi="Arial"/>
+        <w:color w:val="555555"/>
+        <w:sz w:val="20"/>
+      </w:rPr>
+      <w:t>Revision 5 — October 2026</w:t>
+    </w:r>
+    <w:r>
+      <w:rPr>
+        <w:rFonts w:ascii="Arial" w:hAnsi="Arial"/>
+      </w:rPr>
+      <w:tab/>
+      <w:tab/>
+    </w:r>
+    <w:r>
+      <w:rPr>
+        <w:rFonts w:ascii="Arial" w:hAnsi="Arial"/>
+        <w:color w:val="555555"/>
+        <w:sz w:val="20"/>
+      </w:rPr>
+      <w:t>5-</w:t>
+    </w:r>
+    <w:r>
+      <w:rPr>
+        <w:rFonts w:ascii="Arial" w:hAnsi="Arial"/>
+        <w:color w:val="555555"/>
+        <w:sz w:val="20"/>
+      </w:rPr>
+      <w:fldChar w:fldCharType="begin"/>
+      <w:instrText xml:space="preserve"> PAGE </w:instrText>
+      <w:fldChar w:fldCharType="separate"/>
+      <w:t>1</w:t>
+      <w:fldChar w:fldCharType="end"/>
+    </w:r>
+  </w:p>
+</w:ftr>
+</file>
+
+<file path=word/footer135.xml><?xml version="1.0" encoding="utf-8"?>
+<w:ftr xmlns:m="http://schemas.openxmlformats.org/officeDocument/2006/math" xmlns:mc="http://schemas.openxmlformats.org/markup-compatibility/2006" xmlns:mo="http://schemas.microsoft.com/office/mac/office/2008/main" xmlns:mv="urn:schemas-microsoft-com:mac:vml" xmlns:o="urn:schemas-microsoft-com:office:office" xmlns:r="http://schemas.openxmlformats.org/officeDocument/2006/relationships" xmlns:v="urn:schemas-microsoft-com:vml" xmlns:w10="urn:schemas-microsoft-com:office:word" xmlns:w14="http://schemas.microsoft.com/office/word/2010/wordml" xmlns:w="http://schemas.openxmlformats.org/wordprocessingml/2006/main" xmlns:wne="http://schemas.microsoft.com/office/word/2006/wordml" xmlns:wp14="http://schemas.microsoft.com/office/word/2010/wordprocessingDrawing" xmlns:wp="http://schemas.openxmlformats.org/drawingml/2006/wordprocessingDrawing" xmlns:wpc="http://schemas.microsoft.com/office/word/2010/wordprocessingCanvas" xmlns:wpg="http://schemas.microsoft.com/office/word/2010/wordprocessingGroup" xmlns:wpi="http://schemas.microsoft.com/office/word/2010/wordprocessingInk" xmlns:wps="http://schemas.microsoft.com/office/word/2010/wordprocessingShape" mc:Ignorable="w14 wp14">
+  <w:p>
+    <w:pPr>
+      <w:pStyle w:val="Footer"/>
+      <w:spacing w:before="40"/>
+      <w:jc w:val="left"/>
+      <w:pBdr>
+        <w:top w:val="single" w:sz="4" w:space="2" w:color="808080"/>
+      </w:pBdr>
+    </w:pPr>
+    <w:r/>
+    <w:r>
+      <w:rPr>
+        <w:rFonts w:ascii="Arial" w:hAnsi="Arial"/>
+        <w:color w:val="555555"/>
+        <w:sz w:val="20"/>
+      </w:rPr>
+      <w:t>Revision 5 — October 2026</w:t>
+    </w:r>
+    <w:r>
+      <w:rPr>
+        <w:rFonts w:ascii="Arial" w:hAnsi="Arial"/>
+      </w:rPr>
+      <w:tab/>
+      <w:tab/>
+    </w:r>
+    <w:r>
+      <w:rPr>
+        <w:rFonts w:ascii="Arial" w:hAnsi="Arial"/>
+        <w:color w:val="555555"/>
+        <w:sz w:val="20"/>
+      </w:rPr>
+      <w:t>6-</w:t>
+    </w:r>
+    <w:r>
+      <w:rPr>
+        <w:rFonts w:ascii="Arial" w:hAnsi="Arial"/>
+        <w:color w:val="555555"/>
+        <w:sz w:val="20"/>
+      </w:rPr>
+      <w:fldChar w:fldCharType="begin"/>
+      <w:instrText xml:space="preserve"> PAGE </w:instrText>
+      <w:fldChar w:fldCharType="separate"/>
+      <w:t>1</w:t>
+      <w:fldChar w:fldCharType="end"/>
+    </w:r>
+  </w:p>
+</w:ftr>
+</file>
+
+<file path=word/footer136.xml><?xml version="1.0" encoding="utf-8"?>
+<w:ftr xmlns:m="http://schemas.openxmlformats.org/officeDocument/2006/math" xmlns:mc="http://schemas.openxmlformats.org/markup-compatibility/2006" xmlns:mo="http://schemas.microsoft.com/office/mac/office/2008/main" xmlns:mv="urn:schemas-microsoft-com:mac:vml" xmlns:o="urn:schemas-microsoft-com:office:office" xmlns:r="http://schemas.openxmlformats.org/officeDocument/2006/relationships" xmlns:v="urn:schemas-microsoft-com:vml" xmlns:w10="urn:schemas-microsoft-com:office:word" xmlns:w14="http://schemas.microsoft.com/office/word/2010/wordml" xmlns:w="http://schemas.openxmlformats.org/wordprocessingml/2006/main" xmlns:wne="http://schemas.microsoft.com/office/word/2006/wordml" xmlns:wp14="http://schemas.microsoft.com/office/word/2010/wordprocessingDrawing" xmlns:wp="http://schemas.openxmlformats.org/drawingml/2006/wordprocessingDrawing" xmlns:wpc="http://schemas.microsoft.com/office/word/2010/wordprocessingCanvas" xmlns:wpg="http://schemas.microsoft.com/office/word/2010/wordprocessingGroup" xmlns:wpi="http://schemas.microsoft.com/office/word/2010/wordprocessingInk" xmlns:wps="http://schemas.microsoft.com/office/word/2010/wordprocessingShape" mc:Ignorable="w14 wp14">
+  <w:p>
+    <w:pPr>
+      <w:pStyle w:val="Footer"/>
+      <w:spacing w:before="40"/>
+      <w:jc w:val="left"/>
+      <w:pBdr>
+        <w:top w:val="single" w:sz="4" w:space="2" w:color="808080"/>
+      </w:pBdr>
+    </w:pPr>
+    <w:r/>
+    <w:r>
+      <w:rPr>
+        <w:rFonts w:ascii="Arial" w:hAnsi="Arial"/>
+        <w:color w:val="555555"/>
+        <w:sz w:val="20"/>
+      </w:rPr>
+      <w:t>Revision 5 — October 2026</w:t>
+    </w:r>
+    <w:r>
+      <w:rPr>
+        <w:rFonts w:ascii="Arial" w:hAnsi="Arial"/>
+      </w:rPr>
+      <w:tab/>
+      <w:tab/>
+    </w:r>
+    <w:r>
+      <w:rPr>
+        <w:rFonts w:ascii="Arial" w:hAnsi="Arial"/>
+        <w:color w:val="555555"/>
+        <w:sz w:val="20"/>
+      </w:rPr>
+      <w:t>7-</w:t>
+    </w:r>
+    <w:r>
+      <w:rPr>
+        <w:rFonts w:ascii="Arial" w:hAnsi="Arial"/>
+        <w:color w:val="555555"/>
+        <w:sz w:val="20"/>
+      </w:rPr>
+      <w:fldChar w:fldCharType="begin"/>
+      <w:instrText xml:space="preserve"> PAGE </w:instrText>
+      <w:fldChar w:fldCharType="separate"/>
+      <w:t>1</w:t>
+      <w:fldChar w:fldCharType="end"/>
+    </w:r>
+  </w:p>
+</w:ftr>
+</file>
+
+<file path=word/footer137.xml><?xml version="1.0" encoding="utf-8"?>
+<w:ftr xmlns:m="http://schemas.openxmlformats.org/officeDocument/2006/math" xmlns:mc="http://schemas.openxmlformats.org/markup-compatibility/2006" xmlns:mo="http://schemas.microsoft.com/office/mac/office/2008/main" xmlns:mv="urn:schemas-microsoft-com:mac:vml" xmlns:o="urn:schemas-microsoft-com:office:office" xmlns:r="http://schemas.openxmlformats.org/officeDocument/2006/relationships" xmlns:v="urn:schemas-microsoft-com:vml" xmlns:w10="urn:schemas-microsoft-com:office:word" xmlns:w14="http://schemas.microsoft.com/office/word/2010/wordml" xmlns:w="http://schemas.openxmlformats.org/wordprocessingml/2006/main" xmlns:wne="http://schemas.microsoft.com/office/word/2006/wordml" xmlns:wp14="http://schemas.microsoft.com/office/word/2010/wordprocessingDrawing" xmlns:wp="http://schemas.openxmlformats.org/drawingml/2006/wordprocessingDrawing" xmlns:wpc="http://schemas.microsoft.com/office/word/2010/wordprocessingCanvas" xmlns:wpg="http://schemas.microsoft.com/office/word/2010/wordprocessingGroup" xmlns:wpi="http://schemas.microsoft.com/office/word/2010/wordprocessingInk" xmlns:wps="http://schemas.microsoft.com/office/word/2010/wordprocessingShape" mc:Ignorable="w14 wp14">
+  <w:p>
+    <w:pPr>
+      <w:pStyle w:val="Footer"/>
+      <w:spacing w:before="40"/>
+      <w:jc w:val="left"/>
+      <w:pBdr>
+        <w:top w:val="single" w:sz="4" w:space="2" w:color="808080"/>
+      </w:pBdr>
+    </w:pPr>
+    <w:r/>
+    <w:r>
+      <w:rPr>
+        <w:rFonts w:ascii="Arial" w:hAnsi="Arial"/>
+        <w:color w:val="555555"/>
+        <w:sz w:val="20"/>
+      </w:rPr>
+      <w:t>Revision 5 — October 2026</w:t>
+    </w:r>
+    <w:r>
+      <w:rPr>
+        <w:rFonts w:ascii="Arial" w:hAnsi="Arial"/>
+      </w:rPr>
+      <w:tab/>
+      <w:tab/>
+    </w:r>
+    <w:r>
+      <w:rPr>
+        <w:rFonts w:ascii="Arial" w:hAnsi="Arial"/>
+        <w:color w:val="555555"/>
+        <w:sz w:val="20"/>
+      </w:rPr>
+      <w:t>8-</w:t>
+    </w:r>
+    <w:r>
+      <w:rPr>
+        <w:rFonts w:ascii="Arial" w:hAnsi="Arial"/>
+        <w:color w:val="555555"/>
+        <w:sz w:val="20"/>
+      </w:rPr>
+      <w:fldChar w:fldCharType="begin"/>
+      <w:instrText xml:space="preserve"> PAGE </w:instrText>
+      <w:fldChar w:fldCharType="separate"/>
+      <w:t>1</w:t>
+      <w:fldChar w:fldCharType="end"/>
+    </w:r>
+  </w:p>
+</w:ftr>
+</file>
+
+<file path=word/footer138.xml><?xml version="1.0" encoding="utf-8"?>
+<w:ftr xmlns:m="http://schemas.openxmlformats.org/officeDocument/2006/math" xmlns:mc="http://schemas.openxmlformats.org/markup-compatibility/2006" xmlns:mo="http://schemas.microsoft.com/office/mac/office/2008/main" xmlns:mv="urn:schemas-microsoft-com:mac:vml" xmlns:o="urn:schemas-microsoft-com:office:office" xmlns:r="http://schemas.openxmlformats.org/officeDocument/2006/relationships" xmlns:v="urn:schemas-microsoft-com:vml" xmlns:w10="urn:schemas-microsoft-com:office:word" xmlns:w14="http://schemas.microsoft.com/office/word/2010/wordml" xmlns:w="http://schemas.openxmlformats.org/wordprocessingml/2006/main" xmlns:wne="http://schemas.microsoft.com/office/word/2006/wordml" xmlns:wp14="http://schemas.microsoft.com/office/word/2010/wordprocessingDrawing" xmlns:wp="http://schemas.openxmlformats.org/drawingml/2006/wordprocessingDrawing" xmlns:wpc="http://schemas.microsoft.com/office/word/2010/wordprocessingCanvas" xmlns:wpg="http://schemas.microsoft.com/office/word/2010/wordprocessingGroup" xmlns:wpi="http://schemas.microsoft.com/office/word/2010/wordprocessingInk" xmlns:wps="http://schemas.microsoft.com/office/word/2010/wordprocessingShape" mc:Ignorable="w14 wp14">
+  <w:p>
+    <w:pPr>
+      <w:pStyle w:val="Footer"/>
+      <w:spacing w:before="40"/>
+      <w:jc w:val="left"/>
+      <w:pBdr>
+        <w:top w:val="single" w:sz="4" w:space="2" w:color="808080"/>
+      </w:pBdr>
+    </w:pPr>
+    <w:r/>
+    <w:r>
+      <w:rPr>
+        <w:rFonts w:ascii="Arial" w:hAnsi="Arial"/>
+        <w:color w:val="555555"/>
+        <w:sz w:val="20"/>
+      </w:rPr>
+      <w:t>Revision 5 — October 2026</w:t>
+    </w:r>
+    <w:r>
+      <w:rPr>
+        <w:rFonts w:ascii="Arial" w:hAnsi="Arial"/>
+      </w:rPr>
+      <w:tab/>
+      <w:tab/>
+    </w:r>
+    <w:r>
+      <w:rPr>
+        <w:rFonts w:ascii="Arial" w:hAnsi="Arial"/>
+        <w:color w:val="555555"/>
+        <w:sz w:val="20"/>
+      </w:rPr>
+      <w:t>9-</w:t>
+    </w:r>
+    <w:r>
+      <w:rPr>
+        <w:rFonts w:ascii="Arial" w:hAnsi="Arial"/>
+        <w:color w:val="555555"/>
+        <w:sz w:val="20"/>
+      </w:rPr>
+      <w:fldChar w:fldCharType="begin"/>
+      <w:instrText xml:space="preserve"> PAGE </w:instrText>
+      <w:fldChar w:fldCharType="separate"/>
+      <w:t>1</w:t>
+      <w:fldChar w:fldCharType="end"/>
+    </w:r>
+  </w:p>
+</w:ftr>
+</file>
+
+<file path=word/footer139.xml><?xml version="1.0" encoding="utf-8"?>
+<w:ftr xmlns:m="http://schemas.openxmlformats.org/officeDocument/2006/math" xmlns:mc="http://schemas.openxmlformats.org/markup-compatibility/2006" xmlns:mo="http://schemas.microsoft.com/office/mac/office/2008/main" xmlns:mv="urn:schemas-microsoft-com:mac:vml" xmlns:o="urn:schemas-microsoft-com:office:office" xmlns:r="http://schemas.openxmlformats.org/officeDocument/2006/relationships" xmlns:v="urn:schemas-microsoft-com:vml" xmlns:w10="urn:schemas-microsoft-com:office:word" xmlns:w14="http://schemas.microsoft.com/office/word/2010/wordml" xmlns:w="http://schemas.openxmlformats.org/wordprocessingml/2006/main" xmlns:wne="http://schemas.microsoft.com/office/word/2006/wordml" xmlns:wp14="http://schemas.microsoft.com/office/word/2010/wordprocessingDrawing" xmlns:wp="http://schemas.openxmlformats.org/drawingml/2006/wordprocessingDrawing" xmlns:wpc="http://schemas.microsoft.com/office/word/2010/wordprocessingCanvas" xmlns:wpg="http://schemas.microsoft.com/office/word/2010/wordprocessingGroup" xmlns:wpi="http://schemas.microsoft.com/office/word/2010/wordprocessingInk" xmlns:wps="http://schemas.microsoft.com/office/word/2010/wordprocessingShape" mc:Ignorable="w14 wp14">
+  <w:p>
+    <w:pPr>
+      <w:pStyle w:val="Footer"/>
+      <w:spacing w:before="40"/>
+      <w:jc w:val="left"/>
+      <w:pBdr>
+        <w:top w:val="single" w:sz="4" w:space="2" w:color="808080"/>
+      </w:pBdr>
+    </w:pPr>
+    <w:r/>
+    <w:r>
+      <w:rPr>
+        <w:rFonts w:ascii="Arial" w:hAnsi="Arial"/>
+        <w:color w:val="555555"/>
+        <w:sz w:val="20"/>
+      </w:rPr>
+      <w:t>Revision 5 — October 2026</w:t>
+    </w:r>
+    <w:r>
+      <w:rPr>
+        <w:rFonts w:ascii="Arial" w:hAnsi="Arial"/>
+      </w:rPr>
+      <w:tab/>
+      <w:tab/>
+    </w:r>
+    <w:r>
+      <w:rPr>
+        <w:rFonts w:ascii="Arial" w:hAnsi="Arial"/>
+        <w:color w:val="555555"/>
+        <w:sz w:val="20"/>
+      </w:rPr>
+      <w:t>10-</w:t>
+    </w:r>
+    <w:r>
+      <w:rPr>
+        <w:rFonts w:ascii="Arial" w:hAnsi="Arial"/>
+        <w:color w:val="555555"/>
+        <w:sz w:val="20"/>
+      </w:rPr>
+      <w:fldChar w:fldCharType="begin"/>
+      <w:instrText xml:space="preserve"> PAGE </w:instrText>
+      <w:fldChar w:fldCharType="separate"/>
+      <w:t>1</w:t>
+      <w:fldChar w:fldCharType="end"/>
+    </w:r>
+  </w:p>
+</w:ftr>
+</file>
+
+<file path=word/footer14.xml><?xml version="1.0" encoding="utf-8"?>
+<w:ftr xmlns:m="http://schemas.openxmlformats.org/officeDocument/2006/math" xmlns:mc="http://schemas.openxmlformats.org/markup-compatibility/2006" xmlns:mo="http://schemas.microsoft.com/office/mac/office/2008/main" xmlns:mv="urn:schemas-microsoft-com:mac:vml" xmlns:o="urn:schemas-microsoft-com:office:office" xmlns:r="http://schemas.openxmlformats.org/officeDocument/2006/relationships" xmlns:v="urn:schemas-microsoft-com:vml" xmlns:w10="urn:schemas-microsoft-com:office:word" xmlns:w14="http://schemas.microsoft.com/office/word/2010/wordml" xmlns:w="http://schemas.openxmlformats.org/wordprocessingml/2006/main" xmlns:wne="http://schemas.microsoft.com/office/word/2006/wordml" xmlns:wp14="http://schemas.microsoft.com/office/word/2010/wordprocessingDrawing" xmlns:wp="http://schemas.openxmlformats.org/drawingml/2006/wordprocessingDrawing" xmlns:wpc="http://schemas.microsoft.com/office/word/2010/wordprocessingCanvas" xmlns:wpg="http://schemas.microsoft.com/office/word/2010/wordprocessingGroup" xmlns:wpi="http://schemas.microsoft.com/office/word/2010/wordprocessingInk" xmlns:wps="http://schemas.microsoft.com/office/word/2010/wordprocessingShape" mc:Ignorable="w14 wp14">
+  <w:p>
+    <w:pPr>
+      <w:pStyle w:val="Footer"/>
+      <w:spacing w:before="40"/>
+      <w:jc w:val="left"/>
+      <w:pBdr>
+        <w:top w:val="single" w:sz="4" w:space="2" w:color="808080"/>
+      </w:pBdr>
+    </w:pPr>
+    <w:r/>
+    <w:r>
+      <w:rPr>
+        <w:rFonts w:ascii="Arial" w:hAnsi="Arial"/>
+        <w:color w:val="555555"/>
+        <w:sz w:val="20"/>
+      </w:rPr>
+      <w:t>Revision 1 — April 2026</w:t>
+    </w:r>
+    <w:r>
+      <w:rPr>
+        <w:rFonts w:ascii="Arial" w:hAnsi="Arial"/>
+      </w:rPr>
+      <w:tab/>
+      <w:tab/>
+    </w:r>
+    <w:r>
+      <w:rPr>
+        <w:rFonts w:ascii="Arial" w:hAnsi="Arial"/>
+        <w:color w:val="555555"/>
+        <w:sz w:val="20"/>
+      </w:rPr>
+      <w:t>11-</w:t>
+    </w:r>
+    <w:r>
+      <w:rPr>
+        <w:rFonts w:ascii="Arial" w:hAnsi="Arial"/>
+        <w:color w:val="555555"/>
+        <w:sz w:val="20"/>
+      </w:rPr>
+      <w:fldChar w:fldCharType="begin"/>
+      <w:instrText xml:space="preserve"> PAGE </w:instrText>
+      <w:fldChar w:fldCharType="separate"/>
+      <w:t>1</w:t>
+      <w:fldChar w:fldCharType="end"/>
+    </w:r>
+  </w:p>
+</w:ftr>
+</file>
+
+<file path=word/footer140.xml><?xml version="1.0" encoding="utf-8"?>
+<w:ftr xmlns:m="http://schemas.openxmlformats.org/officeDocument/2006/math" xmlns:mc="http://schemas.openxmlformats.org/markup-compatibility/2006" xmlns:mo="http://schemas.microsoft.com/office/mac/office/2008/main" xmlns:mv="urn:schemas-microsoft-com:mac:vml" xmlns:o="urn:schemas-microsoft-com:office:office" xmlns:r="http://schemas.openxmlformats.org/officeDocument/2006/relationships" xmlns:v="urn:schemas-microsoft-com:vml" xmlns:w10="urn:schemas-microsoft-com:office:word" xmlns:w14="http://schemas.microsoft.com/office/word/2010/wordml" xmlns:w="http://schemas.openxmlformats.org/wordprocessingml/2006/main" xmlns:wne="http://schemas.microsoft.com/office/word/2006/wordml" xmlns:wp14="http://schemas.microsoft.com/office/word/2010/wordprocessingDrawing" xmlns:wp="http://schemas.openxmlformats.org/drawingml/2006/wordprocessingDrawing" xmlns:wpc="http://schemas.microsoft.com/office/word/2010/wordprocessingCanvas" xmlns:wpg="http://schemas.microsoft.com/office/word/2010/wordprocessingGroup" xmlns:wpi="http://schemas.microsoft.com/office/word/2010/wordprocessingInk" xmlns:wps="http://schemas.microsoft.com/office/word/2010/wordprocessingShape" mc:Ignorable="w14 wp14">
+  <w:p>
+    <w:pPr>
+      <w:pStyle w:val="Footer"/>
+      <w:spacing w:before="40"/>
+      <w:jc w:val="left"/>
+      <w:pBdr>
+        <w:top w:val="single" w:sz="4" w:space="2" w:color="808080"/>
+      </w:pBdr>
+    </w:pPr>
+    <w:r/>
+    <w:r>
+      <w:rPr>
+        <w:rFonts w:ascii="Arial" w:hAnsi="Arial"/>
+        <w:color w:val="555555"/>
+        <w:sz w:val="20"/>
+      </w:rPr>
+      <w:t>Revision 5 — October 2026</w:t>
+    </w:r>
+    <w:r>
+      <w:rPr>
+        <w:rFonts w:ascii="Arial" w:hAnsi="Arial"/>
+      </w:rPr>
+      <w:tab/>
+      <w:tab/>
+    </w:r>
+    <w:r>
+      <w:rPr>
+        <w:rFonts w:ascii="Arial" w:hAnsi="Arial"/>
+        <w:color w:val="555555"/>
+        <w:sz w:val="20"/>
+      </w:rPr>
+      <w:t>11-</w:t>
+    </w:r>
+    <w:r>
+      <w:rPr>
+        <w:rFonts w:ascii="Arial" w:hAnsi="Arial"/>
+        <w:color w:val="555555"/>
+        <w:sz w:val="20"/>
+      </w:rPr>
+      <w:fldChar w:fldCharType="begin"/>
+      <w:instrText xml:space="preserve"> PAGE </w:instrText>
+      <w:fldChar w:fldCharType="separate"/>
+      <w:t>1</w:t>
+      <w:fldChar w:fldCharType="end"/>
+    </w:r>
+  </w:p>
+</w:ftr>
+</file>
+
+<file path=word/footer141.xml><?xml version="1.0" encoding="utf-8"?>
+<w:ftr xmlns:m="http://schemas.openxmlformats.org/officeDocument/2006/math" xmlns:mc="http://schemas.openxmlformats.org/markup-compatibility/2006" xmlns:mo="http://schemas.microsoft.com/office/mac/office/2008/main" xmlns:mv="urn:schemas-microsoft-com:mac:vml" xmlns:o="urn:schemas-microsoft-com:office:office" xmlns:r="http://schemas.openxmlformats.org/officeDocument/2006/relationships" xmlns:v="urn:schemas-microsoft-com:vml" xmlns:w10="urn:schemas-microsoft-com:office:word" xmlns:w14="http://schemas.microsoft.com/office/word/2010/wordml" xmlns:w="http://schemas.openxmlformats.org/wordprocessingml/2006/main" xmlns:wne="http://schemas.microsoft.com/office/word/2006/wordml" xmlns:wp14="http://schemas.microsoft.com/office/word/2010/wordprocessingDrawing" xmlns:wp="http://schemas.openxmlformats.org/drawingml/2006/wordprocessingDrawing" xmlns:wpc="http://schemas.microsoft.com/office/word/2010/wordprocessingCanvas" xmlns:wpg="http://schemas.microsoft.com/office/word/2010/wordprocessingGroup" xmlns:wpi="http://schemas.microsoft.com/office/word/2010/wordprocessingInk" xmlns:wps="http://schemas.microsoft.com/office/word/2010/wordprocessingShape" mc:Ignorable="w14 wp14">
+  <w:p>
+    <w:pPr>
+      <w:pStyle w:val="Footer"/>
+      <w:spacing w:before="40"/>
+      <w:jc w:val="left"/>
+      <w:pBdr>
+        <w:top w:val="single" w:sz="4" w:space="2" w:color="808080"/>
+      </w:pBdr>
+    </w:pPr>
+    <w:r/>
+    <w:r>
+      <w:rPr>
+        <w:rFonts w:ascii="Arial" w:hAnsi="Arial"/>
+        <w:color w:val="555555"/>
+        <w:sz w:val="20"/>
+      </w:rPr>
+      <w:t>Revision 5 — October 2026</w:t>
+    </w:r>
+    <w:r>
+      <w:rPr>
+        <w:rFonts w:ascii="Arial" w:hAnsi="Arial"/>
+      </w:rPr>
+      <w:tab/>
+      <w:tab/>
+    </w:r>
+    <w:r>
+      <w:rPr>
+        <w:rFonts w:ascii="Arial" w:hAnsi="Arial"/>
+        <w:color w:val="555555"/>
+        <w:sz w:val="20"/>
+      </w:rPr>
+      <w:t>12-</w:t>
+    </w:r>
+    <w:r>
+      <w:rPr>
+        <w:rFonts w:ascii="Arial" w:hAnsi="Arial"/>
+        <w:color w:val="555555"/>
+        <w:sz w:val="20"/>
+      </w:rPr>
+      <w:fldChar w:fldCharType="begin"/>
+      <w:instrText xml:space="preserve"> PAGE </w:instrText>
+      <w:fldChar w:fldCharType="separate"/>
+      <w:t>1</w:t>
+      <w:fldChar w:fldCharType="end"/>
+    </w:r>
+  </w:p>
+</w:ftr>
+</file>
+
+<file path=word/footer142.xml><?xml version="1.0" encoding="utf-8"?>
+<w:ftr xmlns:m="http://schemas.openxmlformats.org/officeDocument/2006/math" xmlns:mc="http://schemas.openxmlformats.org/markup-compatibility/2006" xmlns:mo="http://schemas.microsoft.com/office/mac/office/2008/main" xmlns:mv="urn:schemas-microsoft-com:mac:vml" xmlns:o="urn:schemas-microsoft-com:office:office" xmlns:r="http://schemas.openxmlformats.org/officeDocument/2006/relationships" xmlns:v="urn:schemas-microsoft-com:vml" xmlns:w10="urn:schemas-microsoft-com:office:word" xmlns:w14="http://schemas.microsoft.com/office/word/2010/wordml" xmlns:w="http://schemas.openxmlformats.org/wordprocessingml/2006/main" xmlns:wne="http://schemas.microsoft.com/office/word/2006/wordml" xmlns:wp14="http://schemas.microsoft.com/office/word/2010/wordprocessingDrawing" xmlns:wp="http://schemas.openxmlformats.org/drawingml/2006/wordprocessingDrawing" xmlns:wpc="http://schemas.microsoft.com/office/word/2010/wordprocessingCanvas" xmlns:wpg="http://schemas.microsoft.com/office/word/2010/wordprocessingGroup" xmlns:wpi="http://schemas.microsoft.com/office/word/2010/wordprocessingInk" xmlns:wps="http://schemas.microsoft.com/office/word/2010/wordprocessingShape" mc:Ignorable="w14 wp14">
+  <w:p>
+    <w:pPr>
+      <w:pStyle w:val="Footer"/>
+      <w:spacing w:before="40"/>
+      <w:jc w:val="left"/>
+      <w:pBdr>
+        <w:top w:val="single" w:sz="4" w:space="2" w:color="808080"/>
+      </w:pBdr>
+    </w:pPr>
+    <w:r/>
+    <w:r>
+      <w:rPr>
+        <w:rFonts w:ascii="Arial" w:hAnsi="Arial"/>
+        <w:color w:val="555555"/>
+        <w:sz w:val="20"/>
+      </w:rPr>
+      <w:t>Revision 5 — October 2026</w:t>
+    </w:r>
+    <w:r>
+      <w:rPr>
+        <w:rFonts w:ascii="Arial" w:hAnsi="Arial"/>
+      </w:rPr>
+      <w:tab/>
+      <w:tab/>
+    </w:r>
+    <w:r>
+      <w:rPr>
+        <w:rFonts w:ascii="Arial" w:hAnsi="Arial"/>
+        <w:color w:val="555555"/>
+        <w:sz w:val="20"/>
+      </w:rPr>
+      <w:t>13-</w:t>
+    </w:r>
+    <w:r>
+      <w:rPr>
+        <w:rFonts w:ascii="Arial" w:hAnsi="Arial"/>
+        <w:color w:val="555555"/>
+        <w:sz w:val="20"/>
+      </w:rPr>
+      <w:fldChar w:fldCharType="begin"/>
+      <w:instrText xml:space="preserve"> PAGE </w:instrText>
+      <w:fldChar w:fldCharType="separate"/>
+      <w:t>1</w:t>
+      <w:fldChar w:fldCharType="end"/>
+    </w:r>
+  </w:p>
+</w:ftr>
+</file>
+
+<file path=word/footer143.xml><?xml version="1.0" encoding="utf-8"?>
+<w:ftr xmlns:m="http://schemas.openxmlformats.org/officeDocument/2006/math" xmlns:mc="http://schemas.openxmlformats.org/markup-compatibility/2006" xmlns:mo="http://schemas.microsoft.com/office/mac/office/2008/main" xmlns:mv="urn:schemas-microsoft-com:mac:vml" xmlns:o="urn:schemas-microsoft-com:office:office" xmlns:r="http://schemas.openxmlformats.org/officeDocument/2006/relationships" xmlns:v="urn:schemas-microsoft-com:vml" xmlns:w10="urn:schemas-microsoft-com:office:word" xmlns:w14="http://schemas.microsoft.com/office/word/2010/wordml" xmlns:w="http://schemas.openxmlformats.org/wordprocessingml/2006/main" xmlns:wne="http://schemas.microsoft.com/office/word/2006/wordml" xmlns:wp14="http://schemas.microsoft.com/office/word/2010/wordprocessingDrawing" xmlns:wp="http://schemas.openxmlformats.org/drawingml/2006/wordprocessingDrawing" xmlns:wpc="http://schemas.microsoft.com/office/word/2010/wordprocessingCanvas" xmlns:wpg="http://schemas.microsoft.com/office/word/2010/wordprocessingGroup" xmlns:wpi="http://schemas.microsoft.com/office/word/2010/wordprocessingInk" xmlns:wps="http://schemas.microsoft.com/office/word/2010/wordprocessingShape" mc:Ignorable="w14 wp14">
+  <w:p>
+    <w:pPr>
+      <w:pStyle w:val="Footer"/>
+      <w:spacing w:before="40"/>
+      <w:jc w:val="left"/>
+      <w:pBdr>
+        <w:top w:val="single" w:sz="4" w:space="2" w:color="808080"/>
+      </w:pBdr>
+    </w:pPr>
+    <w:r/>
+    <w:r>
+      <w:rPr>
+        <w:rFonts w:ascii="Arial" w:hAnsi="Arial"/>
+        <w:color w:val="555555"/>
+        <w:sz w:val="20"/>
+      </w:rPr>
+      <w:t>Revision 5 — October 2026</w:t>
+    </w:r>
+    <w:r>
+      <w:rPr>
+        <w:rFonts w:ascii="Arial" w:hAnsi="Arial"/>
+      </w:rPr>
+      <w:tab/>
+      <w:tab/>
+    </w:r>
+    <w:r>
+      <w:rPr>
+        <w:rFonts w:ascii="Arial" w:hAnsi="Arial"/>
+        <w:color w:val="555555"/>
+        <w:sz w:val="20"/>
+      </w:rPr>
+      <w:t>14-</w:t>
+    </w:r>
+    <w:r>
+      <w:rPr>
+        <w:rFonts w:ascii="Arial" w:hAnsi="Arial"/>
+        <w:color w:val="555555"/>
+        <w:sz w:val="20"/>
+      </w:rPr>
+      <w:fldChar w:fldCharType="begin"/>
+      <w:instrText xml:space="preserve"> PAGE </w:instrText>
+      <w:fldChar w:fldCharType="separate"/>
+      <w:t>1</w:t>
+      <w:fldChar w:fldCharType="end"/>
+    </w:r>
+  </w:p>
+</w:ftr>
+</file>
+
+<file path=word/footer144.xml><?xml version="1.0" encoding="utf-8"?>
+<w:ftr xmlns:m="http://schemas.openxmlformats.org/officeDocument/2006/math" xmlns:mc="http://schemas.openxmlformats.org/markup-compatibility/2006" xmlns:mo="http://schemas.microsoft.com/office/mac/office/2008/main" xmlns:mv="urn:schemas-microsoft-com:mac:vml" xmlns:o="urn:schemas-microsoft-com:office:office" xmlns:r="http://schemas.openxmlformats.org/officeDocument/2006/relationships" xmlns:v="urn:schemas-microsoft-com:vml" xmlns:w10="urn:schemas-microsoft-com:office:word" xmlns:w14="http://schemas.microsoft.com/office/word/2010/wordml" xmlns:w="http://schemas.openxmlformats.org/wordprocessingml/2006/main" xmlns:wne="http://schemas.microsoft.com/office/word/2006/wordml" xmlns:wp14="http://schemas.microsoft.com/office/word/2010/wordprocessingDrawing" xmlns:wp="http://schemas.openxmlformats.org/drawingml/2006/wordprocessingDrawing" xmlns:wpc="http://schemas.microsoft.com/office/word/2010/wordprocessingCanvas" xmlns:wpg="http://schemas.microsoft.com/office/word/2010/wordprocessingGroup" xmlns:wpi="http://schemas.microsoft.com/office/word/2010/wordprocessingInk" xmlns:wps="http://schemas.microsoft.com/office/word/2010/wordprocessingShape" mc:Ignorable="w14 wp14">
+  <w:p>
+    <w:pPr>
+      <w:pStyle w:val="Footer"/>
+      <w:spacing w:before="40"/>
+      <w:jc w:val="left"/>
+      <w:pBdr>
+        <w:top w:val="single" w:sz="4" w:space="2" w:color="808080"/>
+      </w:pBdr>
+    </w:pPr>
+    <w:r/>
+    <w:r>
+      <w:rPr>
+        <w:rFonts w:ascii="Arial" w:hAnsi="Arial"/>
+        <w:color w:val="555555"/>
+        <w:sz w:val="20"/>
+      </w:rPr>
+      <w:t>Revision 5 — October 2026</w:t>
+    </w:r>
+    <w:r>
+      <w:rPr>
+        <w:rFonts w:ascii="Arial" w:hAnsi="Arial"/>
+      </w:rPr>
+      <w:tab/>
+      <w:tab/>
+    </w:r>
+    <w:r>
+      <w:rPr>
+        <w:rFonts w:ascii="Arial" w:hAnsi="Arial"/>
+        <w:color w:val="555555"/>
+        <w:sz w:val="20"/>
+      </w:rPr>
+      <w:t>15-</w:t>
+    </w:r>
+    <w:r>
+      <w:rPr>
+        <w:rFonts w:ascii="Arial" w:hAnsi="Arial"/>
+        <w:color w:val="555555"/>
+        <w:sz w:val="20"/>
+      </w:rPr>
+      <w:fldChar w:fldCharType="begin"/>
+      <w:instrText xml:space="preserve"> PAGE </w:instrText>
+      <w:fldChar w:fldCharType="separate"/>
+      <w:t>1</w:t>
+      <w:fldChar w:fldCharType="end"/>
+    </w:r>
+  </w:p>
+</w:ftr>
+</file>
+
+<file path=word/footer145.xml><?xml version="1.0" encoding="utf-8"?>
+<w:ftr xmlns:m="http://schemas.openxmlformats.org/officeDocument/2006/math" xmlns:mc="http://schemas.openxmlformats.org/markup-compatibility/2006" xmlns:mo="http://schemas.microsoft.com/office/mac/office/2008/main" xmlns:mv="urn:schemas-microsoft-com:mac:vml" xmlns:o="urn:schemas-microsoft-com:office:office" xmlns:r="http://schemas.openxmlformats.org/officeDocument/2006/relationships" xmlns:v="urn:schemas-microsoft-com:vml" xmlns:w10="urn:schemas-microsoft-com:office:word" xmlns:w14="http://schemas.microsoft.com/office/word/2010/wordml" xmlns:w="http://schemas.openxmlformats.org/wordprocessingml/2006/main" xmlns:wne="http://schemas.microsoft.com/office/word/2006/wordml" xmlns:wp14="http://schemas.microsoft.com/office/word/2010/wordprocessingDrawing" xmlns:wp="http://schemas.openxmlformats.org/drawingml/2006/wordprocessingDrawing" xmlns:wpc="http://schemas.microsoft.com/office/word/2010/wordprocessingCanvas" xmlns:wpg="http://schemas.microsoft.com/office/word/2010/wordprocessingGroup" xmlns:wpi="http://schemas.microsoft.com/office/word/2010/wordprocessingInk" xmlns:wps="http://schemas.microsoft.com/office/word/2010/wordprocessingShape" mc:Ignorable="w14 wp14">
+  <w:p>
+    <w:pPr>
+      <w:pStyle w:val="Footer"/>
+      <w:spacing w:before="40"/>
+      <w:jc w:val="left"/>
+      <w:pBdr>
+        <w:top w:val="single" w:sz="4" w:space="2" w:color="808080"/>
+      </w:pBdr>
+    </w:pPr>
+    <w:r/>
+    <w:r>
+      <w:rPr>
+        <w:rFonts w:ascii="Arial" w:hAnsi="Arial"/>
+        <w:color w:val="555555"/>
+        <w:sz w:val="20"/>
+      </w:rPr>
+      <w:t>Revision 5 — October 2026</w:t>
+    </w:r>
+    <w:r>
+      <w:rPr>
+        <w:rFonts w:ascii="Arial" w:hAnsi="Arial"/>
+      </w:rPr>
+      <w:tab/>
+      <w:tab/>
+    </w:r>
+    <w:r>
+      <w:rPr>
+        <w:rFonts w:ascii="Arial" w:hAnsi="Arial"/>
+        <w:color w:val="555555"/>
+        <w:sz w:val="20"/>
+      </w:rPr>
+      <w:t>16-</w:t>
+    </w:r>
+    <w:r>
+      <w:rPr>
+        <w:rFonts w:ascii="Arial" w:hAnsi="Arial"/>
+        <w:color w:val="555555"/>
+        <w:sz w:val="20"/>
+      </w:rPr>
+      <w:fldChar w:fldCharType="begin"/>
+      <w:instrText xml:space="preserve"> PAGE </w:instrText>
+      <w:fldChar w:fldCharType="separate"/>
+      <w:t>1</w:t>
+      <w:fldChar w:fldCharType="end"/>
+    </w:r>
+  </w:p>
+</w:ftr>
+</file>
+
+<file path=word/footer146.xml><?xml version="1.0" encoding="utf-8"?>
+<w:ftr xmlns:m="http://schemas.openxmlformats.org/officeDocument/2006/math" xmlns:mc="http://schemas.openxmlformats.org/markup-compatibility/2006" xmlns:mo="http://schemas.microsoft.com/office/mac/office/2008/main" xmlns:mv="urn:schemas-microsoft-com:mac:vml" xmlns:o="urn:schemas-microsoft-com:office:office" xmlns:r="http://schemas.openxmlformats.org/officeDocument/2006/relationships" xmlns:v="urn:schemas-microsoft-com:vml" xmlns:w10="urn:schemas-microsoft-com:office:word" xmlns:w14="http://schemas.microsoft.com/office/word/2010/wordml" xmlns:w="http://schemas.openxmlformats.org/wordprocessingml/2006/main" xmlns:wne="http://schemas.microsoft.com/office/word/2006/wordml" xmlns:wp14="http://schemas.microsoft.com/office/word/2010/wordprocessingDrawing" xmlns:wp="http://schemas.openxmlformats.org/drawingml/2006/wordprocessingDrawing" xmlns:wpc="http://schemas.microsoft.com/office/word/2010/wordprocessingCanvas" xmlns:wpg="http://schemas.microsoft.com/office/word/2010/wordprocessingGroup" xmlns:wpi="http://schemas.microsoft.com/office/word/2010/wordprocessingInk" xmlns:wps="http://schemas.microsoft.com/office/word/2010/wordprocessingShape" mc:Ignorable="w14 wp14">
+  <w:p>
+    <w:pPr>
+      <w:pStyle w:val="Footer"/>
+      <w:spacing w:before="40"/>
+      <w:jc w:val="left"/>
+      <w:pBdr>
+        <w:top w:val="single" w:sz="4" w:space="2" w:color="808080"/>
+      </w:pBdr>
+    </w:pPr>
+    <w:r/>
+    <w:r>
+      <w:rPr>
+        <w:rFonts w:ascii="Arial" w:hAnsi="Arial"/>
+        <w:color w:val="555555"/>
+        <w:sz w:val="20"/>
+      </w:rPr>
+      <w:t>Revision 5 — October 2026</w:t>
+    </w:r>
+    <w:r>
+      <w:rPr>
+        <w:rFonts w:ascii="Arial" w:hAnsi="Arial"/>
+      </w:rPr>
+      <w:tab/>
+      <w:tab/>
+    </w:r>
+    <w:r>
+      <w:rPr>
+        <w:rFonts w:ascii="Arial" w:hAnsi="Arial"/>
+        <w:color w:val="555555"/>
+        <w:sz w:val="20"/>
+      </w:rPr>
+      <w:t>17-</w:t>
+    </w:r>
+    <w:r>
+      <w:rPr>
+        <w:rFonts w:ascii="Arial" w:hAnsi="Arial"/>
+        <w:color w:val="555555"/>
+        <w:sz w:val="20"/>
+      </w:rPr>
+      <w:fldChar w:fldCharType="begin"/>
+      <w:instrText xml:space="preserve"> PAGE </w:instrText>
+      <w:fldChar w:fldCharType="separate"/>
+      <w:t>1</w:t>
+      <w:fldChar w:fldCharType="end"/>
+    </w:r>
+  </w:p>
+</w:ftr>
+</file>
+
+<file path=word/footer147.xml><?xml version="1.0" encoding="utf-8"?>
+<w:ftr xmlns:m="http://schemas.openxmlformats.org/officeDocument/2006/math" xmlns:mc="http://schemas.openxmlformats.org/markup-compatibility/2006" xmlns:mo="http://schemas.microsoft.com/office/mac/office/2008/main" xmlns:mv="urn:schemas-microsoft-com:mac:vml" xmlns:o="urn:schemas-microsoft-com:office:office" xmlns:r="http://schemas.openxmlformats.org/officeDocument/2006/relationships" xmlns:v="urn:schemas-microsoft-com:vml" xmlns:w10="urn:schemas-microsoft-com:office:word" xmlns:w14="http://schemas.microsoft.com/office/word/2010/wordml" xmlns:w="http://schemas.openxmlformats.org/wordprocessingml/2006/main" xmlns:wne="http://schemas.microsoft.com/office/word/2006/wordml" xmlns:wp14="http://schemas.microsoft.com/office/word/2010/wordprocessingDrawing" xmlns:wp="http://schemas.openxmlformats.org/drawingml/2006/wordprocessingDrawing" xmlns:wpc="http://schemas.microsoft.com/office/word/2010/wordprocessingCanvas" xmlns:wpg="http://schemas.microsoft.com/office/word/2010/wordprocessingGroup" xmlns:wpi="http://schemas.microsoft.com/office/word/2010/wordprocessingInk" xmlns:wps="http://schemas.microsoft.com/office/word/2010/wordprocessingShape" mc:Ignorable="w14 wp14">
+  <w:p>
+    <w:pPr>
+      <w:pStyle w:val="Footer"/>
+      <w:spacing w:before="40"/>
+      <w:jc w:val="left"/>
+      <w:pBdr>
+        <w:top w:val="single" w:sz="4" w:space="2" w:color="808080"/>
+      </w:pBdr>
+    </w:pPr>
+    <w:r/>
+    <w:r>
+      <w:rPr>
+        <w:rFonts w:ascii="Arial" w:hAnsi="Arial"/>
+        <w:color w:val="555555"/>
+        <w:sz w:val="20"/>
+      </w:rPr>
+      <w:t>Revision 5 — October 2026</w:t>
+    </w:r>
+    <w:r>
+      <w:rPr>
+        <w:rFonts w:ascii="Arial" w:hAnsi="Arial"/>
+      </w:rPr>
+      <w:tab/>
+      <w:tab/>
+    </w:r>
+    <w:r>
+      <w:rPr>
+        <w:rFonts w:ascii="Arial" w:hAnsi="Arial"/>
+        <w:color w:val="555555"/>
+        <w:sz w:val="20"/>
+      </w:rPr>
+      <w:t>18-</w:t>
+    </w:r>
+    <w:r>
+      <w:rPr>
+        <w:rFonts w:ascii="Arial" w:hAnsi="Arial"/>
+        <w:color w:val="555555"/>
+        <w:sz w:val="20"/>
+      </w:rPr>
+      <w:fldChar w:fldCharType="begin"/>
+      <w:instrText xml:space="preserve"> PAGE </w:instrText>
+      <w:fldChar w:fldCharType="separate"/>
+      <w:t>1</w:t>
+      <w:fldChar w:fldCharType="end"/>
+    </w:r>
+  </w:p>
+</w:ftr>
+</file>
+
+<file path=word/footer148.xml><?xml version="1.0" encoding="utf-8"?>
+<w:ftr xmlns:m="http://schemas.openxmlformats.org/officeDocument/2006/math" xmlns:mc="http://schemas.openxmlformats.org/markup-compatibility/2006" xmlns:mo="http://schemas.microsoft.com/office/mac/office/2008/main" xmlns:mv="urn:schemas-microsoft-com:mac:vml" xmlns:o="urn:schemas-microsoft-com:office:office" xmlns:r="http://schemas.openxmlformats.org/officeDocument/2006/relationships" xmlns:v="urn:schemas-microsoft-com:vml" xmlns:w10="urn:schemas-microsoft-com:office:word" xmlns:w14="http://schemas.microsoft.com/office/word/2010/wordml" xmlns:w="http://schemas.openxmlformats.org/wordprocessingml/2006/main" xmlns:wne="http://schemas.microsoft.com/office/word/2006/wordml" xmlns:wp14="http://schemas.microsoft.com/office/word/2010/wordprocessingDrawing" xmlns:wp="http://schemas.openxmlformats.org/drawingml/2006/wordprocessingDrawing" xmlns:wpc="http://schemas.microsoft.com/office/word/2010/wordprocessingCanvas" xmlns:wpg="http://schemas.microsoft.com/office/word/2010/wordprocessingGroup" xmlns:wpi="http://schemas.microsoft.com/office/word/2010/wordprocessingInk" xmlns:wps="http://schemas.microsoft.com/office/word/2010/wordprocessingShape" mc:Ignorable="w14 wp14">
+  <w:p>
+    <w:pPr>
+      <w:pStyle w:val="Footer"/>
+      <w:spacing w:before="40"/>
+      <w:jc w:val="left"/>
+      <w:pBdr>
+        <w:top w:val="single" w:sz="4" w:space="2" w:color="808080"/>
+      </w:pBdr>
+    </w:pPr>
+    <w:r/>
+    <w:r>
+      <w:rPr>
+        <w:rFonts w:ascii="Arial" w:hAnsi="Arial"/>
+        <w:color w:val="555555"/>
+        <w:sz w:val="20"/>
+      </w:rPr>
+      <w:t>Revision 5 — October 2026</w:t>
     </w:r>
   </w:p>
 </w:ftr>
@@ -19997,14 +21025,55 @@
       </w:pBdr>
     </w:pPr>
     <w:r/>
-    <w:r>
-      <w:rPr>
-        <w:rFonts w:ascii="Arial" w:hAnsi="Arial"/>
-        <w:b/>
-        <w:color w:val="555555"/>
-        <w:sz w:val="20"/>
-      </w:rPr>
-      <w:t>Copyright and Disclaimer</w:t>
+  </w:p>
+</w:hdr>
+</file>
+
+<file path=word/header128.xml><?xml version="1.0" encoding="utf-8"?>
+<w:hdr xmlns:m="http://schemas.openxmlformats.org/officeDocument/2006/math" xmlns:mc="http://schemas.openxmlformats.org/markup-compatibility/2006" xmlns:mo="http://schemas.microsoft.com/office/mac/office/2008/main" xmlns:mv="urn:schemas-microsoft-com:mac:vml" xmlns:o="urn:schemas-microsoft-com:office:office" xmlns:r="http://schemas.openxmlformats.org/officeDocument/2006/relationships" xmlns:v="urn:schemas-microsoft-com:vml" xmlns:w10="urn:schemas-microsoft-com:office:word" xmlns:w14="http://schemas.microsoft.com/office/word/2010/wordml" xmlns:w="http://schemas.openxmlformats.org/wordprocessingml/2006/main" xmlns:wne="http://schemas.microsoft.com/office/word/2006/wordml" xmlns:wp14="http://schemas.microsoft.com/office/word/2010/wordprocessingDrawing" xmlns:wp="http://schemas.openxmlformats.org/drawingml/2006/wordprocessingDrawing" xmlns:wpc="http://schemas.microsoft.com/office/word/2010/wordprocessingCanvas" xmlns:wpg="http://schemas.microsoft.com/office/word/2010/wordprocessingGroup" xmlns:wpi="http://schemas.microsoft.com/office/word/2010/wordprocessingInk" xmlns:wps="http://schemas.microsoft.com/office/word/2010/wordprocessingShape" mc:Ignorable="w14 wp14">
+  <w:p>
+    <w:pPr>
+      <w:pStyle w:val="Header"/>
+      <w:spacing w:after="40"/>
+      <w:jc w:val="right"/>
+      <w:pBdr>
+        <w:bottom w:val="single" w:sz="4" w:space="2" w:color="808080"/>
+      </w:pBdr>
+    </w:pPr>
+    <w:r/>
+    <w:r>
+      <w:rPr>
+        <w:rFonts w:ascii="Arial" w:hAnsi="Arial"/>
+        <w:b/>
+        <w:color w:val="555555"/>
+        <w:sz w:val="20"/>
+      </w:rPr>
+      <w:t>Table of Contents</w:t>
+    </w:r>
+  </w:p>
+</w:hdr>
+</file>
+
+<file path=word/header129.xml><?xml version="1.0" encoding="utf-8"?>
+<w:hdr xmlns:m="http://schemas.openxmlformats.org/officeDocument/2006/math" xmlns:mc="http://schemas.openxmlformats.org/markup-compatibility/2006" xmlns:mo="http://schemas.microsoft.com/office/mac/office/2008/main" xmlns:mv="urn:schemas-microsoft-com:mac:vml" xmlns:o="urn:schemas-microsoft-com:office:office" xmlns:r="http://schemas.openxmlformats.org/officeDocument/2006/relationships" xmlns:v="urn:schemas-microsoft-com:vml" xmlns:w10="urn:schemas-microsoft-com:office:word" xmlns:w14="http://schemas.microsoft.com/office/word/2010/wordml" xmlns:w="http://schemas.openxmlformats.org/wordprocessingml/2006/main" xmlns:wne="http://schemas.microsoft.com/office/word/2006/wordml" xmlns:wp14="http://schemas.microsoft.com/office/word/2010/wordprocessingDrawing" xmlns:wp="http://schemas.openxmlformats.org/drawingml/2006/wordprocessingDrawing" xmlns:wpc="http://schemas.microsoft.com/office/word/2010/wordprocessingCanvas" xmlns:wpg="http://schemas.microsoft.com/office/word/2010/wordprocessingGroup" xmlns:wpi="http://schemas.microsoft.com/office/word/2010/wordprocessingInk" xmlns:wps="http://schemas.microsoft.com/office/word/2010/wordprocessingShape" mc:Ignorable="w14 wp14">
+  <w:p>
+    <w:pPr>
+      <w:pStyle w:val="Header"/>
+      <w:spacing w:after="40"/>
+      <w:jc w:val="right"/>
+      <w:pBdr>
+        <w:bottom w:val="single" w:sz="4" w:space="2" w:color="808080"/>
+      </w:pBdr>
+    </w:pPr>
+    <w:r/>
+    <w:r>
+      <w:rPr>
+        <w:rFonts w:ascii="Arial" w:hAnsi="Arial"/>
+        <w:b/>
+        <w:color w:val="555555"/>
+        <w:sz w:val="20"/>
+      </w:rPr>
+      <w:t>Quick Start</w:t>
     </w:r>
   </w:p>
 </w:hdr>
@@ -20035,7 +21104,7 @@
 </w:hdr>
 </file>
 
-<file path=word/header14.xml><?xml version="1.0" encoding="utf-8"?>
+<file path=word/header130.xml><?xml version="1.0" encoding="utf-8"?>
 <w:hdr xmlns:m="http://schemas.openxmlformats.org/officeDocument/2006/math" xmlns:mc="http://schemas.openxmlformats.org/markup-compatibility/2006" xmlns:mo="http://schemas.microsoft.com/office/mac/office/2008/main" xmlns:mv="urn:schemas-microsoft-com:mac:vml" xmlns:o="urn:schemas-microsoft-com:office:office" xmlns:r="http://schemas.openxmlformats.org/officeDocument/2006/relationships" xmlns:v="urn:schemas-microsoft-com:vml" xmlns:w10="urn:schemas-microsoft-com:office:word" xmlns:w14="http://schemas.microsoft.com/office/word/2010/wordml" xmlns:w="http://schemas.openxmlformats.org/wordprocessingml/2006/main" xmlns:wne="http://schemas.microsoft.com/office/word/2006/wordml" xmlns:wp14="http://schemas.microsoft.com/office/word/2010/wordprocessingDrawing" xmlns:wp="http://schemas.openxmlformats.org/drawingml/2006/wordprocessingDrawing" xmlns:wpc="http://schemas.microsoft.com/office/word/2010/wordprocessingCanvas" xmlns:wpg="http://schemas.microsoft.com/office/word/2010/wordprocessingGroup" xmlns:wpi="http://schemas.microsoft.com/office/word/2010/wordprocessingInk" xmlns:wps="http://schemas.microsoft.com/office/word/2010/wordprocessingShape" mc:Ignorable="w14 wp14">
   <w:p>
     <w:pPr>
@@ -20054,7 +21123,482 @@
         <w:color w:val="555555"/>
         <w:sz w:val="20"/>
       </w:rPr>
+      <w:t>1. Overview</w:t>
+    </w:r>
+  </w:p>
+</w:hdr>
+</file>
+
+<file path=word/header131.xml><?xml version="1.0" encoding="utf-8"?>
+<w:hdr xmlns:m="http://schemas.openxmlformats.org/officeDocument/2006/math" xmlns:mc="http://schemas.openxmlformats.org/markup-compatibility/2006" xmlns:mo="http://schemas.microsoft.com/office/mac/office/2008/main" xmlns:mv="urn:schemas-microsoft-com:mac:vml" xmlns:o="urn:schemas-microsoft-com:office:office" xmlns:r="http://schemas.openxmlformats.org/officeDocument/2006/relationships" xmlns:v="urn:schemas-microsoft-com:vml" xmlns:w10="urn:schemas-microsoft-com:office:word" xmlns:w14="http://schemas.microsoft.com/office/word/2010/wordml" xmlns:w="http://schemas.openxmlformats.org/wordprocessingml/2006/main" xmlns:wne="http://schemas.microsoft.com/office/word/2006/wordml" xmlns:wp14="http://schemas.microsoft.com/office/word/2010/wordprocessingDrawing" xmlns:wp="http://schemas.openxmlformats.org/drawingml/2006/wordprocessingDrawing" xmlns:wpc="http://schemas.microsoft.com/office/word/2010/wordprocessingCanvas" xmlns:wpg="http://schemas.microsoft.com/office/word/2010/wordprocessingGroup" xmlns:wpi="http://schemas.microsoft.com/office/word/2010/wordprocessingInk" xmlns:wps="http://schemas.microsoft.com/office/word/2010/wordprocessingShape" mc:Ignorable="w14 wp14">
+  <w:p>
+    <w:pPr>
+      <w:pStyle w:val="Header"/>
+      <w:spacing w:after="40"/>
+      <w:jc w:val="right"/>
+      <w:pBdr>
+        <w:bottom w:val="single" w:sz="4" w:space="2" w:color="808080"/>
+      </w:pBdr>
+    </w:pPr>
+    <w:r/>
+    <w:r>
+      <w:rPr>
+        <w:rFonts w:ascii="Arial" w:hAnsi="Arial"/>
+        <w:b/>
+        <w:color w:val="555555"/>
+        <w:sz w:val="20"/>
+      </w:rPr>
+      <w:t>2. Models</w:t>
+    </w:r>
+  </w:p>
+</w:hdr>
+</file>
+
+<file path=word/header132.xml><?xml version="1.0" encoding="utf-8"?>
+<w:hdr xmlns:m="http://schemas.openxmlformats.org/officeDocument/2006/math" xmlns:mc="http://schemas.openxmlformats.org/markup-compatibility/2006" xmlns:mo="http://schemas.microsoft.com/office/mac/office/2008/main" xmlns:mv="urn:schemas-microsoft-com:mac:vml" xmlns:o="urn:schemas-microsoft-com:office:office" xmlns:r="http://schemas.openxmlformats.org/officeDocument/2006/relationships" xmlns:v="urn:schemas-microsoft-com:vml" xmlns:w10="urn:schemas-microsoft-com:office:word" xmlns:w14="http://schemas.microsoft.com/office/word/2010/wordml" xmlns:w="http://schemas.openxmlformats.org/wordprocessingml/2006/main" xmlns:wne="http://schemas.microsoft.com/office/word/2006/wordml" xmlns:wp14="http://schemas.microsoft.com/office/word/2010/wordprocessingDrawing" xmlns:wp="http://schemas.openxmlformats.org/drawingml/2006/wordprocessingDrawing" xmlns:wpc="http://schemas.microsoft.com/office/word/2010/wordprocessingCanvas" xmlns:wpg="http://schemas.microsoft.com/office/word/2010/wordprocessingGroup" xmlns:wpi="http://schemas.microsoft.com/office/word/2010/wordprocessingInk" xmlns:wps="http://schemas.microsoft.com/office/word/2010/wordprocessingShape" mc:Ignorable="w14 wp14">
+  <w:p>
+    <w:pPr>
+      <w:pStyle w:val="Header"/>
+      <w:spacing w:after="40"/>
+      <w:jc w:val="right"/>
+      <w:pBdr>
+        <w:bottom w:val="single" w:sz="4" w:space="2" w:color="808080"/>
+      </w:pBdr>
+    </w:pPr>
+    <w:r/>
+    <w:r>
+      <w:rPr>
+        <w:rFonts w:ascii="Arial" w:hAnsi="Arial"/>
+        <w:b/>
+        <w:color w:val="555555"/>
+        <w:sz w:val="20"/>
+      </w:rPr>
+      <w:t>3. Display</w:t>
+    </w:r>
+  </w:p>
+</w:hdr>
+</file>
+
+<file path=word/header133.xml><?xml version="1.0" encoding="utf-8"?>
+<w:hdr xmlns:m="http://schemas.openxmlformats.org/officeDocument/2006/math" xmlns:mc="http://schemas.openxmlformats.org/markup-compatibility/2006" xmlns:mo="http://schemas.microsoft.com/office/mac/office/2008/main" xmlns:mv="urn:schemas-microsoft-com:mac:vml" xmlns:o="urn:schemas-microsoft-com:office:office" xmlns:r="http://schemas.openxmlformats.org/officeDocument/2006/relationships" xmlns:v="urn:schemas-microsoft-com:vml" xmlns:w10="urn:schemas-microsoft-com:office:word" xmlns:w14="http://schemas.microsoft.com/office/word/2010/wordml" xmlns:w="http://schemas.openxmlformats.org/wordprocessingml/2006/main" xmlns:wne="http://schemas.microsoft.com/office/word/2006/wordml" xmlns:wp14="http://schemas.microsoft.com/office/word/2010/wordprocessingDrawing" xmlns:wp="http://schemas.openxmlformats.org/drawingml/2006/wordprocessingDrawing" xmlns:wpc="http://schemas.microsoft.com/office/word/2010/wordprocessingCanvas" xmlns:wpg="http://schemas.microsoft.com/office/word/2010/wordprocessingGroup" xmlns:wpi="http://schemas.microsoft.com/office/word/2010/wordprocessingInk" xmlns:wps="http://schemas.microsoft.com/office/word/2010/wordprocessingShape" mc:Ignorable="w14 wp14">
+  <w:p>
+    <w:pPr>
+      <w:pStyle w:val="Header"/>
+      <w:spacing w:after="40"/>
+      <w:jc w:val="right"/>
+      <w:pBdr>
+        <w:bottom w:val="single" w:sz="4" w:space="2" w:color="808080"/>
+      </w:pBdr>
+    </w:pPr>
+    <w:r/>
+    <w:r>
+      <w:rPr>
+        <w:rFonts w:ascii="Arial" w:hAnsi="Arial"/>
+        <w:b/>
+        <w:color w:val="555555"/>
+        <w:sz w:val="20"/>
+      </w:rPr>
+      <w:t>4. Buttons</w:t>
+    </w:r>
+  </w:p>
+</w:hdr>
+</file>
+
+<file path=word/header134.xml><?xml version="1.0" encoding="utf-8"?>
+<w:hdr xmlns:m="http://schemas.openxmlformats.org/officeDocument/2006/math" xmlns:mc="http://schemas.openxmlformats.org/markup-compatibility/2006" xmlns:mo="http://schemas.microsoft.com/office/mac/office/2008/main" xmlns:mv="urn:schemas-microsoft-com:mac:vml" xmlns:o="urn:schemas-microsoft-com:office:office" xmlns:r="http://schemas.openxmlformats.org/officeDocument/2006/relationships" xmlns:v="urn:schemas-microsoft-com:vml" xmlns:w10="urn:schemas-microsoft-com:office:word" xmlns:w14="http://schemas.microsoft.com/office/word/2010/wordml" xmlns:w="http://schemas.openxmlformats.org/wordprocessingml/2006/main" xmlns:wne="http://schemas.microsoft.com/office/word/2006/wordml" xmlns:wp14="http://schemas.microsoft.com/office/word/2010/wordprocessingDrawing" xmlns:wp="http://schemas.openxmlformats.org/drawingml/2006/wordprocessingDrawing" xmlns:wpc="http://schemas.microsoft.com/office/word/2010/wordprocessingCanvas" xmlns:wpg="http://schemas.microsoft.com/office/word/2010/wordprocessingGroup" xmlns:wpi="http://schemas.microsoft.com/office/word/2010/wordprocessingInk" xmlns:wps="http://schemas.microsoft.com/office/word/2010/wordprocessingShape" mc:Ignorable="w14 wp14">
+  <w:p>
+    <w:pPr>
+      <w:pStyle w:val="Header"/>
+      <w:spacing w:after="40"/>
+      <w:jc w:val="right"/>
+      <w:pBdr>
+        <w:bottom w:val="single" w:sz="4" w:space="2" w:color="808080"/>
+      </w:pBdr>
+    </w:pPr>
+    <w:r/>
+    <w:r>
+      <w:rPr>
+        <w:rFonts w:ascii="Arial" w:hAnsi="Arial"/>
+        <w:b/>
+        <w:color w:val="555555"/>
+        <w:sz w:val="20"/>
+      </w:rPr>
+      <w:t>5. Power-On Functions</w:t>
+    </w:r>
+  </w:p>
+</w:hdr>
+</file>
+
+<file path=word/header135.xml><?xml version="1.0" encoding="utf-8"?>
+<w:hdr xmlns:m="http://schemas.openxmlformats.org/officeDocument/2006/math" xmlns:mc="http://schemas.openxmlformats.org/markup-compatibility/2006" xmlns:mo="http://schemas.microsoft.com/office/mac/office/2008/main" xmlns:mv="urn:schemas-microsoft-com:mac:vml" xmlns:o="urn:schemas-microsoft-com:office:office" xmlns:r="http://schemas.openxmlformats.org/officeDocument/2006/relationships" xmlns:v="urn:schemas-microsoft-com:vml" xmlns:w10="urn:schemas-microsoft-com:office:word" xmlns:w14="http://schemas.microsoft.com/office/word/2010/wordml" xmlns:w="http://schemas.openxmlformats.org/wordprocessingml/2006/main" xmlns:wne="http://schemas.microsoft.com/office/word/2006/wordml" xmlns:wp14="http://schemas.microsoft.com/office/word/2010/wordprocessingDrawing" xmlns:wp="http://schemas.openxmlformats.org/drawingml/2006/wordprocessingDrawing" xmlns:wpc="http://schemas.microsoft.com/office/word/2010/wordprocessingCanvas" xmlns:wpg="http://schemas.microsoft.com/office/word/2010/wordprocessingGroup" xmlns:wpi="http://schemas.microsoft.com/office/word/2010/wordprocessingInk" xmlns:wps="http://schemas.microsoft.com/office/word/2010/wordprocessingShape" mc:Ignorable="w14 wp14">
+  <w:p>
+    <w:pPr>
+      <w:pStyle w:val="Header"/>
+      <w:spacing w:after="40"/>
+      <w:jc w:val="right"/>
+      <w:pBdr>
+        <w:bottom w:val="single" w:sz="4" w:space="2" w:color="808080"/>
+      </w:pBdr>
+    </w:pPr>
+    <w:r/>
+    <w:r>
+      <w:rPr>
+        <w:rFonts w:ascii="Arial" w:hAnsi="Arial"/>
+        <w:b/>
+        <w:color w:val="555555"/>
+        <w:sz w:val="20"/>
+      </w:rPr>
+      <w:t>6. AP Configuration Mode</w:t>
+    </w:r>
+  </w:p>
+</w:hdr>
+</file>
+
+<file path=word/header136.xml><?xml version="1.0" encoding="utf-8"?>
+<w:hdr xmlns:m="http://schemas.openxmlformats.org/officeDocument/2006/math" xmlns:mc="http://schemas.openxmlformats.org/markup-compatibility/2006" xmlns:mo="http://schemas.microsoft.com/office/mac/office/2008/main" xmlns:mv="urn:schemas-microsoft-com:mac:vml" xmlns:o="urn:schemas-microsoft-com:office:office" xmlns:r="http://schemas.openxmlformats.org/officeDocument/2006/relationships" xmlns:v="urn:schemas-microsoft-com:vml" xmlns:w10="urn:schemas-microsoft-com:office:word" xmlns:w14="http://schemas.microsoft.com/office/word/2010/wordml" xmlns:w="http://schemas.openxmlformats.org/wordprocessingml/2006/main" xmlns:wne="http://schemas.microsoft.com/office/word/2006/wordml" xmlns:wp14="http://schemas.microsoft.com/office/word/2010/wordprocessingDrawing" xmlns:wp="http://schemas.openxmlformats.org/drawingml/2006/wordprocessingDrawing" xmlns:wpc="http://schemas.microsoft.com/office/word/2010/wordprocessingCanvas" xmlns:wpg="http://schemas.microsoft.com/office/word/2010/wordprocessingGroup" xmlns:wpi="http://schemas.microsoft.com/office/word/2010/wordprocessingInk" xmlns:wps="http://schemas.microsoft.com/office/word/2010/wordprocessingShape" mc:Ignorable="w14 wp14">
+  <w:p>
+    <w:pPr>
+      <w:pStyle w:val="Header"/>
+      <w:spacing w:after="40"/>
+      <w:jc w:val="right"/>
+      <w:pBdr>
+        <w:bottom w:val="single" w:sz="4" w:space="2" w:color="808080"/>
+      </w:pBdr>
+    </w:pPr>
+    <w:r/>
+    <w:r>
+      <w:rPr>
+        <w:rFonts w:ascii="Arial" w:hAnsi="Arial"/>
+        <w:b/>
+        <w:color w:val="555555"/>
+        <w:sz w:val="20"/>
+      </w:rPr>
+      <w:t>7. Live Settings Web Interface</w:t>
+    </w:r>
+  </w:p>
+</w:hdr>
+</file>
+
+<file path=word/header137.xml><?xml version="1.0" encoding="utf-8"?>
+<w:hdr xmlns:m="http://schemas.openxmlformats.org/officeDocument/2006/math" xmlns:mc="http://schemas.openxmlformats.org/markup-compatibility/2006" xmlns:mo="http://schemas.microsoft.com/office/mac/office/2008/main" xmlns:mv="urn:schemas-microsoft-com:mac:vml" xmlns:o="urn:schemas-microsoft-com:office:office" xmlns:r="http://schemas.openxmlformats.org/officeDocument/2006/relationships" xmlns:v="urn:schemas-microsoft-com:vml" xmlns:w10="urn:schemas-microsoft-com:office:word" xmlns:w14="http://schemas.microsoft.com/office/word/2010/wordml" xmlns:w="http://schemas.openxmlformats.org/wordprocessingml/2006/main" xmlns:wne="http://schemas.microsoft.com/office/word/2006/wordml" xmlns:wp14="http://schemas.microsoft.com/office/word/2010/wordprocessingDrawing" xmlns:wp="http://schemas.openxmlformats.org/drawingml/2006/wordprocessingDrawing" xmlns:wpc="http://schemas.microsoft.com/office/word/2010/wordprocessingCanvas" xmlns:wpg="http://schemas.microsoft.com/office/word/2010/wordprocessingGroup" xmlns:wpi="http://schemas.microsoft.com/office/word/2010/wordprocessingInk" xmlns:wps="http://schemas.microsoft.com/office/word/2010/wordprocessingShape" mc:Ignorable="w14 wp14">
+  <w:p>
+    <w:pPr>
+      <w:pStyle w:val="Header"/>
+      <w:spacing w:after="40"/>
+      <w:jc w:val="right"/>
+      <w:pBdr>
+        <w:bottom w:val="single" w:sz="4" w:space="2" w:color="808080"/>
+      </w:pBdr>
+    </w:pPr>
+    <w:r/>
+    <w:r>
+      <w:rPr>
+        <w:rFonts w:ascii="Arial" w:hAnsi="Arial"/>
+        <w:b/>
+        <w:color w:val="555555"/>
+        <w:sz w:val="20"/>
+      </w:rPr>
+      <w:t>8. Rule Scheduler</w:t>
+    </w:r>
+  </w:p>
+</w:hdr>
+</file>
+
+<file path=word/header138.xml><?xml version="1.0" encoding="utf-8"?>
+<w:hdr xmlns:m="http://schemas.openxmlformats.org/officeDocument/2006/math" xmlns:mc="http://schemas.openxmlformats.org/markup-compatibility/2006" xmlns:mo="http://schemas.microsoft.com/office/mac/office/2008/main" xmlns:mv="urn:schemas-microsoft-com:mac:vml" xmlns:o="urn:schemas-microsoft-com:office:office" xmlns:r="http://schemas.openxmlformats.org/officeDocument/2006/relationships" xmlns:v="urn:schemas-microsoft-com:vml" xmlns:w10="urn:schemas-microsoft-com:office:word" xmlns:w14="http://schemas.microsoft.com/office/word/2010/wordml" xmlns:w="http://schemas.openxmlformats.org/wordprocessingml/2006/main" xmlns:wne="http://schemas.microsoft.com/office/word/2006/wordml" xmlns:wp14="http://schemas.microsoft.com/office/word/2010/wordprocessingDrawing" xmlns:wp="http://schemas.openxmlformats.org/drawingml/2006/wordprocessingDrawing" xmlns:wpc="http://schemas.microsoft.com/office/word/2010/wordprocessingCanvas" xmlns:wpg="http://schemas.microsoft.com/office/word/2010/wordprocessingGroup" xmlns:wpi="http://schemas.microsoft.com/office/word/2010/wordprocessingInk" xmlns:wps="http://schemas.microsoft.com/office/word/2010/wordprocessingShape" mc:Ignorable="w14 wp14">
+  <w:p>
+    <w:pPr>
+      <w:pStyle w:val="Header"/>
+      <w:spacing w:after="40"/>
+      <w:jc w:val="right"/>
+      <w:pBdr>
+        <w:bottom w:val="single" w:sz="4" w:space="2" w:color="808080"/>
+      </w:pBdr>
+    </w:pPr>
+    <w:r/>
+    <w:r>
+      <w:rPr>
+        <w:rFonts w:ascii="Arial" w:hAnsi="Arial"/>
+        <w:b/>
+        <w:color w:val="555555"/>
+        <w:sz w:val="20"/>
+      </w:rPr>
+      <w:t>9. Backlight (LED) Effects</w:t>
+    </w:r>
+  </w:p>
+</w:hdr>
+</file>
+
+<file path=word/header139.xml><?xml version="1.0" encoding="utf-8"?>
+<w:hdr xmlns:m="http://schemas.openxmlformats.org/officeDocument/2006/math" xmlns:mc="http://schemas.openxmlformats.org/markup-compatibility/2006" xmlns:mo="http://schemas.microsoft.com/office/mac/office/2008/main" xmlns:mv="urn:schemas-microsoft-com:mac:vml" xmlns:o="urn:schemas-microsoft-com:office:office" xmlns:r="http://schemas.openxmlformats.org/officeDocument/2006/relationships" xmlns:v="urn:schemas-microsoft-com:vml" xmlns:w10="urn:schemas-microsoft-com:office:word" xmlns:w14="http://schemas.microsoft.com/office/word/2010/wordml" xmlns:w="http://schemas.openxmlformats.org/wordprocessingml/2006/main" xmlns:wne="http://schemas.microsoft.com/office/word/2006/wordml" xmlns:wp14="http://schemas.microsoft.com/office/word/2010/wordprocessingDrawing" xmlns:wp="http://schemas.openxmlformats.org/drawingml/2006/wordprocessingDrawing" xmlns:wpc="http://schemas.microsoft.com/office/word/2010/wordprocessingCanvas" xmlns:wpg="http://schemas.microsoft.com/office/word/2010/wordprocessingGroup" xmlns:wpi="http://schemas.microsoft.com/office/word/2010/wordprocessingInk" xmlns:wps="http://schemas.microsoft.com/office/word/2010/wordprocessingShape" mc:Ignorable="w14 wp14">
+  <w:p>
+    <w:pPr>
+      <w:pStyle w:val="Header"/>
+      <w:spacing w:after="40"/>
+      <w:jc w:val="right"/>
+      <w:pBdr>
+        <w:bottom w:val="single" w:sz="4" w:space="2" w:color="808080"/>
+      </w:pBdr>
+    </w:pPr>
+    <w:r/>
+    <w:r>
+      <w:rPr>
+        <w:rFonts w:ascii="Arial" w:hAnsi="Arial"/>
+        <w:b/>
+        <w:color w:val="555555"/>
+        <w:sz w:val="20"/>
+      </w:rPr>
+      <w:t>10. Word Change Effect</w:t>
+    </w:r>
+  </w:p>
+</w:hdr>
+</file>
+
+<file path=word/header14.xml><?xml version="1.0" encoding="utf-8"?>
+<w:hdr xmlns:m="http://schemas.openxmlformats.org/officeDocument/2006/math" xmlns:mc="http://schemas.openxmlformats.org/markup-compatibility/2006" xmlns:mo="http://schemas.microsoft.com/office/mac/office/2008/main" xmlns:mv="urn:schemas-microsoft-com:mac:vml" xmlns:o="urn:schemas-microsoft-com:office:office" xmlns:r="http://schemas.openxmlformats.org/officeDocument/2006/relationships" xmlns:v="urn:schemas-microsoft-com:vml" xmlns:w10="urn:schemas-microsoft-com:office:word" xmlns:w14="http://schemas.microsoft.com/office/word/2010/wordml" xmlns:w="http://schemas.openxmlformats.org/wordprocessingml/2006/main" xmlns:wne="http://schemas.microsoft.com/office/word/2006/wordml" xmlns:wp14="http://schemas.microsoft.com/office/word/2010/wordprocessingDrawing" xmlns:wp="http://schemas.openxmlformats.org/drawingml/2006/wordprocessingDrawing" xmlns:wpc="http://schemas.microsoft.com/office/word/2010/wordprocessingCanvas" xmlns:wpg="http://schemas.microsoft.com/office/word/2010/wordprocessingGroup" xmlns:wpi="http://schemas.microsoft.com/office/word/2010/wordprocessingInk" xmlns:wps="http://schemas.microsoft.com/office/word/2010/wordprocessingShape" mc:Ignorable="w14 wp14">
+  <w:p>
+    <w:pPr>
+      <w:pStyle w:val="Header"/>
+      <w:spacing w:after="40"/>
+      <w:jc w:val="right"/>
+      <w:pBdr>
+        <w:bottom w:val="single" w:sz="4" w:space="2" w:color="808080"/>
+      </w:pBdr>
+    </w:pPr>
+    <w:r/>
+    <w:r>
+      <w:rPr>
+        <w:rFonts w:ascii="Arial" w:hAnsi="Arial"/>
+        <w:b/>
+        <w:color w:val="555555"/>
+        <w:sz w:val="20"/>
+      </w:rPr>
       <w:t>11. Info Display Cycle</w:t>
+    </w:r>
+  </w:p>
+</w:hdr>
+</file>
+
+<file path=word/header140.xml><?xml version="1.0" encoding="utf-8"?>
+<w:hdr xmlns:m="http://schemas.openxmlformats.org/officeDocument/2006/math" xmlns:mc="http://schemas.openxmlformats.org/markup-compatibility/2006" xmlns:mo="http://schemas.microsoft.com/office/mac/office/2008/main" xmlns:mv="urn:schemas-microsoft-com:mac:vml" xmlns:o="urn:schemas-microsoft-com:office:office" xmlns:r="http://schemas.openxmlformats.org/officeDocument/2006/relationships" xmlns:v="urn:schemas-microsoft-com:vml" xmlns:w10="urn:schemas-microsoft-com:office:word" xmlns:w14="http://schemas.microsoft.com/office/word/2010/wordml" xmlns:w="http://schemas.openxmlformats.org/wordprocessingml/2006/main" xmlns:wne="http://schemas.microsoft.com/office/word/2006/wordml" xmlns:wp14="http://schemas.microsoft.com/office/word/2010/wordprocessingDrawing" xmlns:wp="http://schemas.openxmlformats.org/drawingml/2006/wordprocessingDrawing" xmlns:wpc="http://schemas.microsoft.com/office/word/2010/wordprocessingCanvas" xmlns:wpg="http://schemas.microsoft.com/office/word/2010/wordprocessingGroup" xmlns:wpi="http://schemas.microsoft.com/office/word/2010/wordprocessingInk" xmlns:wps="http://schemas.microsoft.com/office/word/2010/wordprocessingShape" mc:Ignorable="w14 wp14">
+  <w:p>
+    <w:pPr>
+      <w:pStyle w:val="Header"/>
+      <w:spacing w:after="40"/>
+      <w:jc w:val="right"/>
+      <w:pBdr>
+        <w:bottom w:val="single" w:sz="4" w:space="2" w:color="808080"/>
+      </w:pBdr>
+    </w:pPr>
+    <w:r/>
+    <w:r>
+      <w:rPr>
+        <w:rFonts w:ascii="Arial" w:hAnsi="Arial"/>
+        <w:b/>
+        <w:color w:val="555555"/>
+        <w:sz w:val="20"/>
+      </w:rPr>
+      <w:t>11. Date, Weather, and Announcements</w:t>
+    </w:r>
+  </w:p>
+</w:hdr>
+</file>
+
+<file path=word/header141.xml><?xml version="1.0" encoding="utf-8"?>
+<w:hdr xmlns:m="http://schemas.openxmlformats.org/officeDocument/2006/math" xmlns:mc="http://schemas.openxmlformats.org/markup-compatibility/2006" xmlns:mo="http://schemas.microsoft.com/office/mac/office/2008/main" xmlns:mv="urn:schemas-microsoft-com:mac:vml" xmlns:o="urn:schemas-microsoft-com:office:office" xmlns:r="http://schemas.openxmlformats.org/officeDocument/2006/relationships" xmlns:v="urn:schemas-microsoft-com:vml" xmlns:w10="urn:schemas-microsoft-com:office:word" xmlns:w14="http://schemas.microsoft.com/office/word/2010/wordml" xmlns:w="http://schemas.openxmlformats.org/wordprocessingml/2006/main" xmlns:wne="http://schemas.microsoft.com/office/word/2006/wordml" xmlns:wp14="http://schemas.microsoft.com/office/word/2010/wordprocessingDrawing" xmlns:wp="http://schemas.openxmlformats.org/drawingml/2006/wordprocessingDrawing" xmlns:wpc="http://schemas.microsoft.com/office/word/2010/wordprocessingCanvas" xmlns:wpg="http://schemas.microsoft.com/office/word/2010/wordprocessingGroup" xmlns:wpi="http://schemas.microsoft.com/office/word/2010/wordprocessingInk" xmlns:wps="http://schemas.microsoft.com/office/word/2010/wordprocessingShape" mc:Ignorable="w14 wp14">
+  <w:p>
+    <w:pPr>
+      <w:pStyle w:val="Header"/>
+      <w:spacing w:after="40"/>
+      <w:jc w:val="right"/>
+      <w:pBdr>
+        <w:bottom w:val="single" w:sz="4" w:space="2" w:color="808080"/>
+      </w:pBdr>
+    </w:pPr>
+    <w:r/>
+    <w:r>
+      <w:rPr>
+        <w:rFonts w:ascii="Arial" w:hAnsi="Arial"/>
+        <w:b/>
+        <w:color w:val="555555"/>
+        <w:sz w:val="20"/>
+      </w:rPr>
+      <w:t>12. Word Libraries</w:t>
+    </w:r>
+  </w:p>
+</w:hdr>
+</file>
+
+<file path=word/header142.xml><?xml version="1.0" encoding="utf-8"?>
+<w:hdr xmlns:m="http://schemas.openxmlformats.org/officeDocument/2006/math" xmlns:mc="http://schemas.openxmlformats.org/markup-compatibility/2006" xmlns:mo="http://schemas.microsoft.com/office/mac/office/2008/main" xmlns:mv="urn:schemas-microsoft-com:mac:vml" xmlns:o="urn:schemas-microsoft-com:office:office" xmlns:r="http://schemas.openxmlformats.org/officeDocument/2006/relationships" xmlns:v="urn:schemas-microsoft-com:vml" xmlns:w10="urn:schemas-microsoft-com:office:word" xmlns:w14="http://schemas.microsoft.com/office/word/2010/wordml" xmlns:w="http://schemas.openxmlformats.org/wordprocessingml/2006/main" xmlns:wne="http://schemas.microsoft.com/office/word/2006/wordml" xmlns:wp14="http://schemas.microsoft.com/office/word/2010/wordprocessingDrawing" xmlns:wp="http://schemas.openxmlformats.org/drawingml/2006/wordprocessingDrawing" xmlns:wpc="http://schemas.microsoft.com/office/word/2010/wordprocessingCanvas" xmlns:wpg="http://schemas.microsoft.com/office/word/2010/wordprocessingGroup" xmlns:wpi="http://schemas.microsoft.com/office/word/2010/wordprocessingInk" xmlns:wps="http://schemas.microsoft.com/office/word/2010/wordprocessingShape" mc:Ignorable="w14 wp14">
+  <w:p>
+    <w:pPr>
+      <w:pStyle w:val="Header"/>
+      <w:spacing w:after="40"/>
+      <w:jc w:val="right"/>
+      <w:pBdr>
+        <w:bottom w:val="single" w:sz="4" w:space="2" w:color="808080"/>
+      </w:pBdr>
+    </w:pPr>
+    <w:r/>
+    <w:r>
+      <w:rPr>
+        <w:rFonts w:ascii="Arial" w:hAnsi="Arial"/>
+        <w:b/>
+        <w:color w:val="555555"/>
+        <w:sz w:val="20"/>
+      </w:rPr>
+      <w:t>13. Sensors</w:t>
+    </w:r>
+  </w:p>
+</w:hdr>
+</file>
+
+<file path=word/header143.xml><?xml version="1.0" encoding="utf-8"?>
+<w:hdr xmlns:m="http://schemas.openxmlformats.org/officeDocument/2006/math" xmlns:mc="http://schemas.openxmlformats.org/markup-compatibility/2006" xmlns:mo="http://schemas.microsoft.com/office/mac/office/2008/main" xmlns:mv="urn:schemas-microsoft-com:mac:vml" xmlns:o="urn:schemas-microsoft-com:office:office" xmlns:r="http://schemas.openxmlformats.org/officeDocument/2006/relationships" xmlns:v="urn:schemas-microsoft-com:vml" xmlns:w10="urn:schemas-microsoft-com:office:word" xmlns:w14="http://schemas.microsoft.com/office/word/2010/wordml" xmlns:w="http://schemas.openxmlformats.org/wordprocessingml/2006/main" xmlns:wne="http://schemas.microsoft.com/office/word/2006/wordml" xmlns:wp14="http://schemas.microsoft.com/office/word/2010/wordprocessingDrawing" xmlns:wp="http://schemas.openxmlformats.org/drawingml/2006/wordprocessingDrawing" xmlns:wpc="http://schemas.microsoft.com/office/word/2010/wordprocessingCanvas" xmlns:wpg="http://schemas.microsoft.com/office/word/2010/wordprocessingGroup" xmlns:wpi="http://schemas.microsoft.com/office/word/2010/wordprocessingInk" xmlns:wps="http://schemas.microsoft.com/office/word/2010/wordprocessingShape" mc:Ignorable="w14 wp14">
+  <w:p>
+    <w:pPr>
+      <w:pStyle w:val="Header"/>
+      <w:spacing w:after="40"/>
+      <w:jc w:val="right"/>
+      <w:pBdr>
+        <w:bottom w:val="single" w:sz="4" w:space="2" w:color="808080"/>
+      </w:pBdr>
+    </w:pPr>
+    <w:r/>
+    <w:r>
+      <w:rPr>
+        <w:rFonts w:ascii="Arial" w:hAnsi="Arial"/>
+        <w:b/>
+        <w:color w:val="555555"/>
+        <w:sz w:val="20"/>
+      </w:rPr>
+      <w:t>14. Time Synchronization</w:t>
+    </w:r>
+  </w:p>
+</w:hdr>
+</file>
+
+<file path=word/header144.xml><?xml version="1.0" encoding="utf-8"?>
+<w:hdr xmlns:m="http://schemas.openxmlformats.org/officeDocument/2006/math" xmlns:mc="http://schemas.openxmlformats.org/markup-compatibility/2006" xmlns:mo="http://schemas.microsoft.com/office/mac/office/2008/main" xmlns:mv="urn:schemas-microsoft-com:mac:vml" xmlns:o="urn:schemas-microsoft-com:office:office" xmlns:r="http://schemas.openxmlformats.org/officeDocument/2006/relationships" xmlns:v="urn:schemas-microsoft-com:vml" xmlns:w10="urn:schemas-microsoft-com:office:word" xmlns:w14="http://schemas.microsoft.com/office/word/2010/wordml" xmlns:w="http://schemas.openxmlformats.org/wordprocessingml/2006/main" xmlns:wne="http://schemas.microsoft.com/office/word/2006/wordml" xmlns:wp14="http://schemas.microsoft.com/office/word/2010/wordprocessingDrawing" xmlns:wp="http://schemas.openxmlformats.org/drawingml/2006/wordprocessingDrawing" xmlns:wpc="http://schemas.microsoft.com/office/word/2010/wordprocessingCanvas" xmlns:wpg="http://schemas.microsoft.com/office/word/2010/wordprocessingGroup" xmlns:wpi="http://schemas.microsoft.com/office/word/2010/wordprocessingInk" xmlns:wps="http://schemas.microsoft.com/office/word/2010/wordprocessingShape" mc:Ignorable="w14 wp14">
+  <w:p>
+    <w:pPr>
+      <w:pStyle w:val="Header"/>
+      <w:spacing w:after="40"/>
+      <w:jc w:val="right"/>
+      <w:pBdr>
+        <w:bottom w:val="single" w:sz="4" w:space="2" w:color="808080"/>
+      </w:pBdr>
+    </w:pPr>
+    <w:r/>
+    <w:r>
+      <w:rPr>
+        <w:rFonts w:ascii="Arial" w:hAnsi="Arial"/>
+        <w:b/>
+        <w:color w:val="555555"/>
+        <w:sz w:val="20"/>
+      </w:rPr>
+      <w:t>15. Firmware Updates</w:t>
+    </w:r>
+  </w:p>
+</w:hdr>
+</file>
+
+<file path=word/header145.xml><?xml version="1.0" encoding="utf-8"?>
+<w:hdr xmlns:m="http://schemas.openxmlformats.org/officeDocument/2006/math" xmlns:mc="http://schemas.openxmlformats.org/markup-compatibility/2006" xmlns:mo="http://schemas.microsoft.com/office/mac/office/2008/main" xmlns:mv="urn:schemas-microsoft-com:mac:vml" xmlns:o="urn:schemas-microsoft-com:office:office" xmlns:r="http://schemas.openxmlformats.org/officeDocument/2006/relationships" xmlns:v="urn:schemas-microsoft-com:vml" xmlns:w10="urn:schemas-microsoft-com:office:word" xmlns:w14="http://schemas.microsoft.com/office/word/2010/wordml" xmlns:w="http://schemas.openxmlformats.org/wordprocessingml/2006/main" xmlns:wne="http://schemas.microsoft.com/office/word/2006/wordml" xmlns:wp14="http://schemas.microsoft.com/office/word/2010/wordprocessingDrawing" xmlns:wp="http://schemas.openxmlformats.org/drawingml/2006/wordprocessingDrawing" xmlns:wpc="http://schemas.microsoft.com/office/word/2010/wordprocessingCanvas" xmlns:wpg="http://schemas.microsoft.com/office/word/2010/wordprocessingGroup" xmlns:wpi="http://schemas.microsoft.com/office/word/2010/wordprocessingInk" xmlns:wps="http://schemas.microsoft.com/office/word/2010/wordprocessingShape" mc:Ignorable="w14 wp14">
+  <w:p>
+    <w:pPr>
+      <w:pStyle w:val="Header"/>
+      <w:spacing w:after="40"/>
+      <w:jc w:val="right"/>
+      <w:pBdr>
+        <w:bottom w:val="single" w:sz="4" w:space="2" w:color="808080"/>
+      </w:pBdr>
+    </w:pPr>
+    <w:r/>
+    <w:r>
+      <w:rPr>
+        <w:rFonts w:ascii="Arial" w:hAnsi="Arial"/>
+        <w:b/>
+        <w:color w:val="555555"/>
+        <w:sz w:val="20"/>
+      </w:rPr>
+      <w:t>16. Factory Reset</w:t>
+    </w:r>
+  </w:p>
+</w:hdr>
+</file>
+
+<file path=word/header146.xml><?xml version="1.0" encoding="utf-8"?>
+<w:hdr xmlns:m="http://schemas.openxmlformats.org/officeDocument/2006/math" xmlns:mc="http://schemas.openxmlformats.org/markup-compatibility/2006" xmlns:mo="http://schemas.microsoft.com/office/mac/office/2008/main" xmlns:mv="urn:schemas-microsoft-com:mac:vml" xmlns:o="urn:schemas-microsoft-com:office:office" xmlns:r="http://schemas.openxmlformats.org/officeDocument/2006/relationships" xmlns:v="urn:schemas-microsoft-com:vml" xmlns:w10="urn:schemas-microsoft-com:office:word" xmlns:w14="http://schemas.microsoft.com/office/word/2010/wordml" xmlns:w="http://schemas.openxmlformats.org/wordprocessingml/2006/main" xmlns:wne="http://schemas.microsoft.com/office/word/2006/wordml" xmlns:wp14="http://schemas.microsoft.com/office/word/2010/wordprocessingDrawing" xmlns:wp="http://schemas.openxmlformats.org/drawingml/2006/wordprocessingDrawing" xmlns:wpc="http://schemas.microsoft.com/office/word/2010/wordprocessingCanvas" xmlns:wpg="http://schemas.microsoft.com/office/word/2010/wordprocessingGroup" xmlns:wpi="http://schemas.microsoft.com/office/word/2010/wordprocessingInk" xmlns:wps="http://schemas.microsoft.com/office/word/2010/wordprocessingShape" mc:Ignorable="w14 wp14">
+  <w:p>
+    <w:pPr>
+      <w:pStyle w:val="Header"/>
+      <w:spacing w:after="40"/>
+      <w:jc w:val="right"/>
+      <w:pBdr>
+        <w:bottom w:val="single" w:sz="4" w:space="2" w:color="808080"/>
+      </w:pBdr>
+    </w:pPr>
+    <w:r/>
+    <w:r>
+      <w:rPr>
+        <w:rFonts w:ascii="Arial" w:hAnsi="Arial"/>
+        <w:b/>
+        <w:color w:val="555555"/>
+        <w:sz w:val="20"/>
+      </w:rPr>
+      <w:t>17. Display Messages</w:t>
+    </w:r>
+  </w:p>
+</w:hdr>
+</file>
+
+<file path=word/header147.xml><?xml version="1.0" encoding="utf-8"?>
+<w:hdr xmlns:m="http://schemas.openxmlformats.org/officeDocument/2006/math" xmlns:mc="http://schemas.openxmlformats.org/markup-compatibility/2006" xmlns:mo="http://schemas.microsoft.com/office/mac/office/2008/main" xmlns:mv="urn:schemas-microsoft-com:mac:vml" xmlns:o="urn:schemas-microsoft-com:office:office" xmlns:r="http://schemas.openxmlformats.org/officeDocument/2006/relationships" xmlns:v="urn:schemas-microsoft-com:vml" xmlns:w10="urn:schemas-microsoft-com:office:word" xmlns:w14="http://schemas.microsoft.com/office/word/2010/wordml" xmlns:w="http://schemas.openxmlformats.org/wordprocessingml/2006/main" xmlns:wne="http://schemas.microsoft.com/office/word/2006/wordml" xmlns:wp14="http://schemas.microsoft.com/office/word/2010/wordprocessingDrawing" xmlns:wp="http://schemas.openxmlformats.org/drawingml/2006/wordprocessingDrawing" xmlns:wpc="http://schemas.microsoft.com/office/word/2010/wordprocessingCanvas" xmlns:wpg="http://schemas.microsoft.com/office/word/2010/wordprocessingGroup" xmlns:wpi="http://schemas.microsoft.com/office/word/2010/wordprocessingInk" xmlns:wps="http://schemas.microsoft.com/office/word/2010/wordprocessingShape" mc:Ignorable="w14 wp14">
+  <w:p>
+    <w:pPr>
+      <w:pStyle w:val="Header"/>
+      <w:spacing w:after="40"/>
+      <w:jc w:val="right"/>
+      <w:pBdr>
+        <w:bottom w:val="single" w:sz="4" w:space="2" w:color="808080"/>
+      </w:pBdr>
+    </w:pPr>
+    <w:r/>
+    <w:r>
+      <w:rPr>
+        <w:rFonts w:ascii="Arial" w:hAnsi="Arial"/>
+        <w:b/>
+        <w:color w:val="555555"/>
+        <w:sz w:val="20"/>
+      </w:rPr>
+      <w:t>18. Troubleshooting</w:t>
+    </w:r>
+  </w:p>
+</w:hdr>
+</file>
+
+<file path=word/header148.xml><?xml version="1.0" encoding="utf-8"?>
+<w:hdr xmlns:m="http://schemas.openxmlformats.org/officeDocument/2006/math" xmlns:mc="http://schemas.openxmlformats.org/markup-compatibility/2006" xmlns:mo="http://schemas.microsoft.com/office/mac/office/2008/main" xmlns:mv="urn:schemas-microsoft-com:mac:vml" xmlns:o="urn:schemas-microsoft-com:office:office" xmlns:r="http://schemas.openxmlformats.org/officeDocument/2006/relationships" xmlns:v="urn:schemas-microsoft-com:vml" xmlns:w10="urn:schemas-microsoft-com:office:word" xmlns:w14="http://schemas.microsoft.com/office/word/2010/wordml" xmlns:w="http://schemas.openxmlformats.org/wordprocessingml/2006/main" xmlns:wne="http://schemas.microsoft.com/office/word/2006/wordml" xmlns:wp14="http://schemas.microsoft.com/office/word/2010/wordprocessingDrawing" xmlns:wp="http://schemas.openxmlformats.org/drawingml/2006/wordprocessingDrawing" xmlns:wpc="http://schemas.microsoft.com/office/word/2010/wordprocessingCanvas" xmlns:wpg="http://schemas.microsoft.com/office/word/2010/wordprocessingGroup" xmlns:wpi="http://schemas.microsoft.com/office/word/2010/wordprocessingInk" xmlns:wps="http://schemas.microsoft.com/office/word/2010/wordprocessingShape" mc:Ignorable="w14 wp14">
+  <w:p>
+    <w:pPr>
+      <w:pStyle w:val="Header"/>
+      <w:spacing w:after="40"/>
+      <w:jc w:val="right"/>
+      <w:pBdr>
+        <w:bottom w:val="single" w:sz="4" w:space="2" w:color="808080"/>
+      </w:pBdr>
+    </w:pPr>
+    <w:r/>
+    <w:r>
+      <w:rPr>
+        <w:rFonts w:ascii="Arial" w:hAnsi="Arial"/>
+        <w:b/>
+        <w:color w:val="555555"/>
+        <w:sz w:val="20"/>
+      </w:rPr>
+      <w:t>Copyright and Disclaimer</w:t>
     </w:r>
   </w:p>
 </w:hdr>
